--- a/public/docs/Rabbit_AI_Report_2025.docx
+++ b/public/docs/Rabbit_AI_Report_2025.docx
@@ -84,8 +84,8 @@
           <w:noProof/>
         </w:rPr>
         <w:drawing>
-          <wp:inline distT="0" distB="0" distL="0" distR="0" wp14:anchorId="433F0676" wp14:editId="6A397A7B">
-            <wp:extent cx="2095500" cy="2643505"/>
+          <wp:inline distT="0" distB="0" distL="0" distR="0" wp14:anchorId="433F0676" wp14:editId="36598EC9">
+            <wp:extent cx="2495550" cy="2643505"/>
             <wp:effectExtent l="0" t="0" r="0" b="4445"/>
             <wp:docPr id="1485546044" name="Picture 2"/>
             <wp:cNvGraphicFramePr>
@@ -116,7 +116,7 @@
                   <pic:spPr bwMode="auto">
                     <a:xfrm>
                       <a:off x="0" y="0"/>
-                      <a:ext cx="2109183" cy="2660766"/>
+                      <a:ext cx="2511846" cy="2660767"/>
                     </a:xfrm>
                     <a:prstGeom prst="rect">
                       <a:avLst/>
@@ -1526,7 +1526,7 @@
           <w:noProof/>
         </w:rPr>
         <w:drawing>
-          <wp:inline distT="0" distB="0" distL="0" distR="0" wp14:anchorId="39C01D6A" wp14:editId="4EC2ADA6">
+          <wp:inline distT="0" distB="0" distL="0" distR="0" wp14:anchorId="39C01D6A" wp14:editId="6C31320A">
             <wp:extent cx="5943600" cy="3964305"/>
             <wp:effectExtent l="0" t="0" r="0" b="0"/>
             <wp:docPr id="637956809" name="Picture 18"/>
@@ -4321,6 +4321,7 @@
   <w:style w:type="character" w:default="1" w:styleId="DefaultParagraphFont">
     <w:name w:val="Default Paragraph Font"/>
     <w:uiPriority w:val="1"/>
+    <w:semiHidden/>
     <w:unhideWhenUsed/>
   </w:style>
   <w:style w:type="table" w:default="1" w:styleId="TableNormal">

--- a/public/docs/Rabbit_AI_Report_2025.docx
+++ b/public/docs/Rabbit_AI_Report_2025.docx
@@ -1,6 +1,6 @@
 
 <file path=word/document.xml><?xml version="1.0" encoding="utf-8"?>
-<w:document xmlns:wpc="http://schemas.microsoft.com/office/word/2010/wordprocessingCanvas" xmlns:cx="http://schemas.microsoft.com/office/drawing/2014/chartex" xmlns:cx1="http://schemas.microsoft.com/office/drawing/2015/9/8/chartex" xmlns:cx2="http://schemas.microsoft.com/office/drawing/2015/10/21/chartex" xmlns:cx3="http://schemas.microsoft.com/office/drawing/2016/5/9/chartex" xmlns:cx4="http://schemas.microsoft.com/office/drawing/2016/5/10/chartex" xmlns:cx5="http://schemas.microsoft.com/office/drawing/2016/5/11/chartex" xmlns:cx6="http://schemas.microsoft.com/office/drawing/2016/5/12/chartex" xmlns:cx7="http://schemas.microsoft.com/office/drawing/2016/5/13/chartex" xmlns:cx8="http://schemas.microsoft.com/office/drawing/2016/5/14/chartex" xmlns:mc="http://schemas.openxmlformats.org/markup-compatibility/2006" xmlns:aink="http://schemas.microsoft.com/office/drawing/2016/ink" xmlns:am3d="http://schemas.microsoft.com/office/drawing/2017/model3d" xmlns:o="urn:schemas-microsoft-com:office:office" xmlns:oel="http://schemas.microsoft.com/office/2019/extlst" xmlns:r="http://schemas.openxmlformats.org/officeDocument/2006/relationships" xmlns:m="http://schemas.openxmlformats.org/officeDocument/2006/math" xmlns:v="urn:schemas-microsoft-com:vml" xmlns:wp14="http://schemas.microsoft.com/office/word/2010/wordprocessingDrawing" xmlns:wp="http://schemas.openxmlformats.org/drawingml/2006/wordprocessingDrawing" xmlns:w10="urn:schemas-microsoft-com:office:word" xmlns:w="http://schemas.openxmlformats.org/wordprocessingml/2006/main" xmlns:w14="http://schemas.microsoft.com/office/word/2010/wordml" xmlns:w15="http://schemas.microsoft.com/office/word/2012/wordml" xmlns:w16cex="http://schemas.microsoft.com/office/word/2018/wordml/cex" xmlns:w16cid="http://schemas.microsoft.com/office/word/2016/wordml/cid" xmlns:w16="http://schemas.microsoft.com/office/word/2018/wordml" xmlns:w16du="http://schemas.microsoft.com/office/word/2023/wordml/word16du" xmlns:w16sdtdh="http://schemas.microsoft.com/office/word/2020/wordml/sdtdatahash" xmlns:w16sdtfl="http://schemas.microsoft.com/office/word/2024/wordml/sdtformatlock" xmlns:w16se="http://schemas.microsoft.com/office/word/2015/wordml/symex" xmlns:wpg="http://schemas.microsoft.com/office/word/2010/wordprocessingGroup" xmlns:wpi="http://schemas.microsoft.com/office/word/2010/wordprocessingInk" xmlns:wne="http://schemas.microsoft.com/office/word/2006/wordml" xmlns:wps="http://schemas.microsoft.com/office/word/2010/wordprocessingShape" mc:Ignorable="w14 w15 w16se w16cid w16 w16cex w16sdtdh w16sdtfl w16du wp14">
+<w:document xmlns:wpc="http://schemas.microsoft.com/office/word/2010/wordprocessingCanvas" xmlns:mc="http://schemas.openxmlformats.org/markup-compatibility/2006" xmlns:o="urn:schemas-microsoft-com:office:office" xmlns:r="http://schemas.openxmlformats.org/officeDocument/2006/relationships" xmlns:m="http://schemas.openxmlformats.org/officeDocument/2006/math" xmlns:v="urn:schemas-microsoft-com:vml" xmlns:wp14="http://schemas.microsoft.com/office/word/2010/wordprocessingDrawing" xmlns:wp="http://schemas.openxmlformats.org/drawingml/2006/wordprocessingDrawing" xmlns:w="http://schemas.openxmlformats.org/wordprocessingml/2006/main" xmlns:w14="http://schemas.microsoft.com/office/word/2010/wordml" xmlns:w10="urn:schemas-microsoft-com:office:word" xmlns:w15="http://schemas.microsoft.com/office/word/2012/wordml" xmlns:wpg="http://schemas.microsoft.com/office/word/2010/wordprocessingGroup" xmlns:wpi="http://schemas.microsoft.com/office/word/2010/wordprocessingInk" xmlns:wne="http://schemas.microsoft.com/office/word/2006/wordml" xmlns:wps="http://schemas.microsoft.com/office/word/2010/wordprocessingShape" xmlns:wpsCustomData="http://www.wps.cn/officeDocument/2013/wpsCustomData" mc:Ignorable="w14 w15 wp14">
   <w:body>
     <w:p>
       <w:pPr>
@@ -9,7 +9,7 @@
         <w:rPr>
           <w:b/>
           <w:bCs/>
-          <w:color w:val="2F5496" w:themeColor="accent1" w:themeShade="BF"/>
+          <w:color w:val="2F5597" w:themeColor="accent1" w:themeShade="BF"/>
           <w:sz w:val="40"/>
           <w:szCs w:val="40"/>
         </w:rPr>
@@ -18,75 +18,23 @@
         <w:rPr>
           <w:b/>
           <w:bCs/>
-          <w:color w:val="2F5496" w:themeColor="accent1" w:themeShade="BF"/>
+          <w:color w:val="2F5597" w:themeColor="accent1" w:themeShade="BF"/>
           <w:sz w:val="40"/>
           <w:szCs w:val="40"/>
         </w:rPr>
-        <w:t xml:space="preserve">Pilot Implementation of Rabbit Artificial Insemination </w:t>
-      </w:r>
-      <w:r>
-        <w:rPr>
-          <w:b/>
-          <w:bCs/>
-          <w:color w:val="2F5496" w:themeColor="accent1" w:themeShade="BF"/>
-          <w:sz w:val="40"/>
-          <w:szCs w:val="40"/>
-        </w:rPr>
-        <w:t xml:space="preserve">                                                   </w:t>
-      </w:r>
-      <w:proofErr w:type="gramStart"/>
-      <w:r>
-        <w:rPr>
-          <w:b/>
-          <w:bCs/>
-          <w:color w:val="2F5496" w:themeColor="accent1" w:themeShade="BF"/>
-          <w:sz w:val="40"/>
-          <w:szCs w:val="40"/>
-        </w:rPr>
-        <w:t xml:space="preserve">   </w:t>
-      </w:r>
-      <w:r>
-        <w:rPr>
-          <w:b/>
-          <w:bCs/>
-          <w:color w:val="2F5496" w:themeColor="accent1" w:themeShade="BF"/>
-          <w:sz w:val="40"/>
-          <w:szCs w:val="40"/>
-        </w:rPr>
-        <w:t>(</w:t>
-      </w:r>
-      <w:proofErr w:type="gramEnd"/>
-      <w:r>
-        <w:rPr>
-          <w:b/>
-          <w:bCs/>
-          <w:color w:val="2F5496" w:themeColor="accent1" w:themeShade="BF"/>
-          <w:sz w:val="40"/>
-          <w:szCs w:val="40"/>
-        </w:rPr>
-        <w:t>AI) System in Rwanda</w:t>
+        <w:t>Pilot Implementation of Rabbit Artificial Insemination                                                       (AI) System in Rwanda</w:t>
       </w:r>
     </w:p>
     <w:p>
       <w:pPr>
         <w:spacing w:after="160" w:line="278" w:lineRule="auto"/>
         <w:jc w:val="center"/>
-        <w:rPr>
-          <w:b/>
-          <w:bCs/>
-          <w:color w:val="2F5496" w:themeColor="accent1" w:themeShade="BF"/>
-          <w:sz w:val="40"/>
-          <w:szCs w:val="40"/>
-        </w:rPr>
-      </w:pPr>
-      <w:r>
-        <w:rPr>
-          <w:noProof/>
-        </w:rPr>
+      </w:pPr>
+      <w:r>
         <w:drawing>
-          <wp:inline distT="0" distB="0" distL="0" distR="0" wp14:anchorId="433F0676" wp14:editId="36598EC9">
-            <wp:extent cx="2495550" cy="2643505"/>
-            <wp:effectExtent l="0" t="0" r="0" b="4445"/>
+          <wp:inline distT="0" distB="0" distL="0" distR="0">
+            <wp:extent cx="2975610" cy="2643505"/>
+            <wp:effectExtent l="0" t="0" r="8890" b="10795"/>
             <wp:docPr id="1485546044" name="Picture 2"/>
             <wp:cNvGraphicFramePr>
               <a:graphicFrameLocks xmlns:a="http://schemas.openxmlformats.org/drawingml/2006/main" noChangeAspect="1"/>
@@ -95,13 +43,13 @@
               <a:graphicData uri="http://schemas.openxmlformats.org/drawingml/2006/picture">
                 <pic:pic xmlns:pic="http://schemas.openxmlformats.org/drawingml/2006/picture">
                   <pic:nvPicPr>
-                    <pic:cNvPr id="0" name="Picture 111"/>
+                    <pic:cNvPr id="1485546044" name="Picture 2"/>
                     <pic:cNvPicPr>
                       <a:picLocks noChangeAspect="1" noChangeArrowheads="1"/>
                     </pic:cNvPicPr>
                   </pic:nvPicPr>
                   <pic:blipFill>
-                    <a:blip r:embed="rId5" cstate="print">
+                    <a:blip r:embed="rId6" cstate="print">
                       <a:extLst>
                         <a:ext uri="{28A0092B-C50C-407E-A947-70E740481C1C}">
                           <a14:useLocalDpi xmlns:a14="http://schemas.microsoft.com/office/drawing/2010/main" val="0"/>
@@ -113,10 +61,10 @@
                       <a:fillRect/>
                     </a:stretch>
                   </pic:blipFill>
-                  <pic:spPr bwMode="auto">
+                  <pic:spPr>
                     <a:xfrm>
                       <a:off x="0" y="0"/>
-                      <a:ext cx="2511846" cy="2660767"/>
+                      <a:ext cx="2975610" cy="2660767"/>
                     </a:xfrm>
                     <a:prstGeom prst="rect">
                       <a:avLst/>
@@ -132,12 +80,24 @@
           </wp:inline>
         </w:drawing>
       </w:r>
-      <w:r>
+      <w:bookmarkStart w:id="0" w:name="_GoBack"/>
+      <w:bookmarkEnd w:id="0"/>
+    </w:p>
+    <w:p>
+      <w:pPr>
+        <w:spacing w:after="160" w:line="278" w:lineRule="auto"/>
+        <w:jc w:val="center"/>
         <w:rPr>
-          <w:noProof/>
+          <w:b/>
+          <w:bCs/>
+          <w:color w:val="2F5597" w:themeColor="accent1" w:themeShade="BF"/>
+          <w:sz w:val="40"/>
+          <w:szCs w:val="40"/>
         </w:rPr>
+      </w:pPr>
+      <w:r>
         <w:drawing>
-          <wp:inline distT="0" distB="0" distL="0" distR="0" wp14:anchorId="53DF210E" wp14:editId="7E73046F">
+          <wp:inline distT="0" distB="0" distL="0" distR="0">
             <wp:extent cx="5384165" cy="3860800"/>
             <wp:effectExtent l="0" t="0" r="6985" b="6350"/>
             <wp:docPr id="1889216554" name="Picture 14"/>
@@ -148,13 +108,13 @@
               <a:graphicData uri="http://schemas.openxmlformats.org/drawingml/2006/picture">
                 <pic:pic xmlns:pic="http://schemas.openxmlformats.org/drawingml/2006/picture">
                   <pic:nvPicPr>
-                    <pic:cNvPr id="0" name="Picture 130"/>
+                    <pic:cNvPr id="1889216554" name="Picture 14"/>
                     <pic:cNvPicPr>
                       <a:picLocks noChangeAspect="1" noChangeArrowheads="1"/>
                     </pic:cNvPicPr>
                   </pic:nvPicPr>
                   <pic:blipFill>
-                    <a:blip r:embed="rId6">
+                    <a:blip r:embed="rId7">
                       <a:extLst>
                         <a:ext uri="{28A0092B-C50C-407E-A947-70E740481C1C}">
                           <a14:useLocalDpi xmlns:a14="http://schemas.microsoft.com/office/drawing/2010/main" val="0"/>
@@ -166,7 +126,7 @@
                       <a:fillRect/>
                     </a:stretch>
                   </pic:blipFill>
-                  <pic:spPr bwMode="auto">
+                  <pic:spPr>
                     <a:xfrm>
                       <a:off x="0" y="0"/>
                       <a:ext cx="5404212" cy="3875175"/>
@@ -206,17 +166,10 @@
           <w:b/>
           <w:bCs/>
         </w:rPr>
-        <w:t>Implementing Organization:</w:t>
-      </w:r>
-      <w:r>
-        <w:rPr>
-          <w:b/>
-          <w:bCs/>
-        </w:rPr>
-        <w:t xml:space="preserve"> KIGALI RABBIT FARM LTD</w:t>
-      </w:r>
-      <w:r>
-        <w:br/>
+        <w:t>Implementing Organization: KIGALI RABBIT FARM LTD</w:t>
+      </w:r>
+      <w:r>
+        <w:br w:type="textWrapping"/>
       </w:r>
       <w:r>
         <w:rPr>
@@ -226,13 +179,10 @@
         <w:t>Report Date:</w:t>
       </w:r>
       <w:r>
-        <w:t xml:space="preserve"> </w:t>
-      </w:r>
-      <w:r>
-        <w:t>15 June 2025</w:t>
-      </w:r>
-      <w:r>
-        <w:br/>
+        <w:t xml:space="preserve"> 15 June 2025</w:t>
+      </w:r>
+      <w:r>
+        <w:br w:type="textWrapping"/>
       </w:r>
       <w:r>
         <w:rPr>
@@ -245,7 +195,7 @@
         <w:t xml:space="preserve"> January 2024 – June 2024</w:t>
       </w:r>
       <w:r>
-        <w:br/>
+        <w:br w:type="textWrapping"/>
       </w:r>
       <w:r>
         <w:rPr>
@@ -255,21 +205,7 @@
         <w:t>Location:</w:t>
       </w:r>
       <w:r>
-        <w:t xml:space="preserve"> </w:t>
-      </w:r>
-      <w:r>
-        <w:t>Nyarugenge</w:t>
-      </w:r>
-      <w:r>
-        <w:t xml:space="preserve">, </w:t>
-      </w:r>
-      <w:proofErr w:type="spellStart"/>
-      <w:r>
-        <w:t>Nyamirambo</w:t>
-      </w:r>
-      <w:proofErr w:type="spellEnd"/>
-      <w:r>
-        <w:t>, Rwanda]</w:t>
+        <w:t xml:space="preserve"> Nyarugenge, Nyamirambo, Rwanda]</w:t>
       </w:r>
     </w:p>
     <w:p>
@@ -306,12 +242,9 @@
         <w:spacing w:after="160" w:line="278" w:lineRule="auto"/>
       </w:pPr>
       <w:r>
-        <w:rPr>
-          <w:noProof/>
-        </w:rPr>
         <w:drawing>
-          <wp:inline distT="0" distB="0" distL="0" distR="0" wp14:anchorId="1200062C" wp14:editId="3E78CFD0">
-            <wp:extent cx="4165600" cy="3954458"/>
+          <wp:inline distT="0" distB="0" distL="0" distR="0">
+            <wp:extent cx="4165600" cy="3954145"/>
             <wp:effectExtent l="0" t="0" r="6350" b="8255"/>
             <wp:docPr id="1795804634" name="Picture 8"/>
             <wp:cNvGraphicFramePr>
@@ -321,13 +254,13 @@
               <a:graphicData uri="http://schemas.openxmlformats.org/drawingml/2006/picture">
                 <pic:pic xmlns:pic="http://schemas.openxmlformats.org/drawingml/2006/picture">
                   <pic:nvPicPr>
-                    <pic:cNvPr id="0" name="Picture 122"/>
+                    <pic:cNvPr id="1795804634" name="Picture 8"/>
                     <pic:cNvPicPr>
                       <a:picLocks noChangeAspect="1" noChangeArrowheads="1"/>
                     </pic:cNvPicPr>
                   </pic:nvPicPr>
                   <pic:blipFill>
-                    <a:blip r:embed="rId7">
+                    <a:blip r:embed="rId8">
                       <a:extLst>
                         <a:ext uri="{28A0092B-C50C-407E-A947-70E740481C1C}">
                           <a14:useLocalDpi xmlns:a14="http://schemas.microsoft.com/office/drawing/2010/main" val="0"/>
@@ -339,7 +272,7 @@
                       <a:fillRect/>
                     </a:stretch>
                   </pic:blipFill>
-                  <pic:spPr bwMode="auto">
+                  <pic:spPr>
                     <a:xfrm>
                       <a:off x="0" y="0"/>
                       <a:ext cx="4207959" cy="3994670"/>
@@ -456,15 +389,17 @@
     </w:p>
     <w:tbl>
       <w:tblPr>
+        <w:tblStyle w:val="12"/>
         <w:tblW w:w="0" w:type="auto"/>
         <w:tblCellSpacing w:w="15" w:type="dxa"/>
+        <w:tblInd w:w="0" w:type="dxa"/>
+        <w:tblLayout w:type="autofit"/>
         <w:tblCellMar>
           <w:top w:w="15" w:type="dxa"/>
           <w:left w:w="15" w:type="dxa"/>
           <w:bottom w:w="15" w:type="dxa"/>
           <w:right w:w="15" w:type="dxa"/>
         </w:tblCellMar>
-        <w:tblLook w:val="04A0" w:firstRow="1" w:lastRow="0" w:firstColumn="1" w:lastColumn="0" w:noHBand="0" w:noVBand="1"/>
       </w:tblPr>
       <w:tblGrid>
         <w:gridCol w:w="3082"/>
@@ -480,7 +415,6 @@
           <w:tcPr>
             <w:tcW w:w="0" w:type="auto"/>
             <w:vAlign w:val="center"/>
-            <w:hideMark/>
           </w:tcPr>
           <w:p>
             <w:pPr>
@@ -495,7 +429,6 @@
                 <w:b/>
                 <w:bCs/>
               </w:rPr>
-              <w:lastRenderedPageBreak/>
               <w:t>Activity</w:t>
             </w:r>
           </w:p>
@@ -504,7 +437,6 @@
           <w:tcPr>
             <w:tcW w:w="0" w:type="auto"/>
             <w:vAlign w:val="center"/>
-            <w:hideMark/>
           </w:tcPr>
           <w:p>
             <w:pPr>
@@ -519,14 +451,7 @@
                 <w:b/>
                 <w:bCs/>
               </w:rPr>
-              <w:t xml:space="preserve">      </w:t>
-            </w:r>
-            <w:r>
-              <w:rPr>
-                <w:b/>
-                <w:bCs/>
-              </w:rPr>
-              <w:t>Date</w:t>
+              <w:t xml:space="preserve">      Date</w:t>
             </w:r>
           </w:p>
         </w:tc>
@@ -534,7 +459,6 @@
           <w:tcPr>
             <w:tcW w:w="0" w:type="auto"/>
             <w:vAlign w:val="center"/>
-            <w:hideMark/>
           </w:tcPr>
           <w:p>
             <w:pPr>
@@ -549,19 +473,20 @@
                 <w:b/>
                 <w:bCs/>
               </w:rPr>
-              <w:t xml:space="preserve">          </w:t>
-            </w:r>
-            <w:r>
-              <w:rPr>
-                <w:b/>
-                <w:bCs/>
-              </w:rPr>
-              <w:t>Details</w:t>
+              <w:t xml:space="preserve">          Details</w:t>
             </w:r>
           </w:p>
         </w:tc>
       </w:tr>
       <w:tr>
+        <w:tblPrEx>
+          <w:tblCellMar>
+            <w:top w:w="15" w:type="dxa"/>
+            <w:left w:w="15" w:type="dxa"/>
+            <w:bottom w:w="15" w:type="dxa"/>
+            <w:right w:w="15" w:type="dxa"/>
+          </w:tblCellMar>
+        </w:tblPrEx>
         <w:trPr>
           <w:tblCellSpacing w:w="15" w:type="dxa"/>
         </w:trPr>
@@ -569,7 +494,6 @@
           <w:tcPr>
             <w:tcW w:w="0" w:type="auto"/>
             <w:vAlign w:val="center"/>
-            <w:hideMark/>
           </w:tcPr>
           <w:p>
             <w:pPr>
@@ -584,20 +508,13 @@
           <w:tcPr>
             <w:tcW w:w="0" w:type="auto"/>
             <w:vAlign w:val="center"/>
-            <w:hideMark/>
           </w:tcPr>
           <w:p>
             <w:pPr>
               <w:spacing w:after="160" w:line="278" w:lineRule="auto"/>
             </w:pPr>
             <w:r>
-              <w:t xml:space="preserve">     </w:t>
-            </w:r>
-            <w:r>
-              <w:t>January 2024</w:t>
-            </w:r>
-            <w:r>
-              <w:t xml:space="preserve">           </w:t>
+              <w:t xml:space="preserve">     January 2024           </w:t>
             </w:r>
           </w:p>
         </w:tc>
@@ -605,22 +522,26 @@
           <w:tcPr>
             <w:tcW w:w="0" w:type="auto"/>
             <w:vAlign w:val="center"/>
-            <w:hideMark/>
           </w:tcPr>
           <w:p>
             <w:pPr>
               <w:spacing w:after="160" w:line="278" w:lineRule="auto"/>
             </w:pPr>
             <w:r>
-              <w:t xml:space="preserve">       </w:t>
-            </w:r>
-            <w:r>
-              <w:t>5 pilot farms in 2 districts selected</w:t>
+              <w:t xml:space="preserve">       5 pilot farms in 2 districts selected</w:t>
             </w:r>
           </w:p>
         </w:tc>
       </w:tr>
       <w:tr>
+        <w:tblPrEx>
+          <w:tblCellMar>
+            <w:top w:w="15" w:type="dxa"/>
+            <w:left w:w="15" w:type="dxa"/>
+            <w:bottom w:w="15" w:type="dxa"/>
+            <w:right w:w="15" w:type="dxa"/>
+          </w:tblCellMar>
+        </w:tblPrEx>
         <w:trPr>
           <w:tblCellSpacing w:w="15" w:type="dxa"/>
         </w:trPr>
@@ -628,7 +549,6 @@
           <w:tcPr>
             <w:tcW w:w="0" w:type="auto"/>
             <w:vAlign w:val="center"/>
-            <w:hideMark/>
           </w:tcPr>
           <w:p>
             <w:pPr>
@@ -643,17 +563,13 @@
           <w:tcPr>
             <w:tcW w:w="0" w:type="auto"/>
             <w:vAlign w:val="center"/>
-            <w:hideMark/>
           </w:tcPr>
           <w:p>
             <w:pPr>
               <w:spacing w:after="160" w:line="278" w:lineRule="auto"/>
             </w:pPr>
             <w:r>
-              <w:t xml:space="preserve">     </w:t>
-            </w:r>
-            <w:r>
-              <w:t>January–February</w:t>
+              <w:t xml:space="preserve">     January–February</w:t>
             </w:r>
           </w:p>
         </w:tc>
@@ -661,22 +577,26 @@
           <w:tcPr>
             <w:tcW w:w="0" w:type="auto"/>
             <w:vAlign w:val="center"/>
-            <w:hideMark/>
           </w:tcPr>
           <w:p>
             <w:pPr>
               <w:spacing w:after="160" w:line="278" w:lineRule="auto"/>
             </w:pPr>
             <w:r>
-              <w:t xml:space="preserve">        </w:t>
-            </w:r>
-            <w:r>
-              <w:t>AI kits, semen collection tools, storage units</w:t>
+              <w:t xml:space="preserve">        AI kits, semen collection tools, storage units</w:t>
             </w:r>
           </w:p>
         </w:tc>
       </w:tr>
       <w:tr>
+        <w:tblPrEx>
+          <w:tblCellMar>
+            <w:top w:w="15" w:type="dxa"/>
+            <w:left w:w="15" w:type="dxa"/>
+            <w:bottom w:w="15" w:type="dxa"/>
+            <w:right w:w="15" w:type="dxa"/>
+          </w:tblCellMar>
+        </w:tblPrEx>
         <w:trPr>
           <w:tblCellSpacing w:w="15" w:type="dxa"/>
         </w:trPr>
@@ -684,7 +604,6 @@
           <w:tcPr>
             <w:tcW w:w="0" w:type="auto"/>
             <w:vAlign w:val="center"/>
-            <w:hideMark/>
           </w:tcPr>
           <w:p>
             <w:pPr>
@@ -699,17 +618,13 @@
           <w:tcPr>
             <w:tcW w:w="0" w:type="auto"/>
             <w:vAlign w:val="center"/>
-            <w:hideMark/>
           </w:tcPr>
           <w:p>
             <w:pPr>
               <w:spacing w:after="160" w:line="278" w:lineRule="auto"/>
             </w:pPr>
             <w:r>
-              <w:t xml:space="preserve">     </w:t>
-            </w:r>
-            <w:r>
-              <w:t>February 2024</w:t>
+              <w:t xml:space="preserve">     February 2024</w:t>
             </w:r>
           </w:p>
         </w:tc>
@@ -717,25 +632,26 @@
           <w:tcPr>
             <w:tcW w:w="0" w:type="auto"/>
             <w:vAlign w:val="center"/>
-            <w:hideMark/>
           </w:tcPr>
           <w:p>
             <w:pPr>
               <w:spacing w:after="160" w:line="278" w:lineRule="auto"/>
             </w:pPr>
             <w:r>
-              <w:t xml:space="preserve">          </w:t>
-            </w:r>
-            <w:r>
-              <w:t>2</w:t>
-            </w:r>
-            <w:r>
-              <w:t xml:space="preserve"> technicians &amp; 5 farmers trained</w:t>
+              <w:t xml:space="preserve">          2 technicians &amp; 5 farmers trained</w:t>
             </w:r>
           </w:p>
         </w:tc>
       </w:tr>
       <w:tr>
+        <w:tblPrEx>
+          <w:tblCellMar>
+            <w:top w:w="15" w:type="dxa"/>
+            <w:left w:w="15" w:type="dxa"/>
+            <w:bottom w:w="15" w:type="dxa"/>
+            <w:right w:w="15" w:type="dxa"/>
+          </w:tblCellMar>
+        </w:tblPrEx>
         <w:trPr>
           <w:tblCellSpacing w:w="15" w:type="dxa"/>
         </w:trPr>
@@ -743,7 +659,6 @@
           <w:tcPr>
             <w:tcW w:w="0" w:type="auto"/>
             <w:vAlign w:val="center"/>
-            <w:hideMark/>
           </w:tcPr>
           <w:p>
             <w:pPr>
@@ -758,17 +673,13 @@
           <w:tcPr>
             <w:tcW w:w="0" w:type="auto"/>
             <w:vAlign w:val="center"/>
-            <w:hideMark/>
           </w:tcPr>
           <w:p>
             <w:pPr>
               <w:spacing w:after="160" w:line="278" w:lineRule="auto"/>
             </w:pPr>
             <w:r>
-              <w:t xml:space="preserve">     </w:t>
-            </w:r>
-            <w:r>
-              <w:t>March 2024</w:t>
+              <w:t xml:space="preserve">     March 2024</w:t>
             </w:r>
           </w:p>
         </w:tc>
@@ -776,22 +687,26 @@
           <w:tcPr>
             <w:tcW w:w="0" w:type="auto"/>
             <w:vAlign w:val="center"/>
-            <w:hideMark/>
           </w:tcPr>
           <w:p>
             <w:pPr>
               <w:spacing w:after="160" w:line="278" w:lineRule="auto"/>
             </w:pPr>
             <w:r>
-              <w:t xml:space="preserve">         </w:t>
-            </w:r>
-            <w:r>
-              <w:t>4 high-genetic-value bucks used</w:t>
+              <w:t xml:space="preserve">         4 high-genetic-value bucks used</w:t>
             </w:r>
           </w:p>
         </w:tc>
       </w:tr>
       <w:tr>
+        <w:tblPrEx>
+          <w:tblCellMar>
+            <w:top w:w="15" w:type="dxa"/>
+            <w:left w:w="15" w:type="dxa"/>
+            <w:bottom w:w="15" w:type="dxa"/>
+            <w:right w:w="15" w:type="dxa"/>
+          </w:tblCellMar>
+        </w:tblPrEx>
         <w:trPr>
           <w:tblCellSpacing w:w="15" w:type="dxa"/>
         </w:trPr>
@@ -799,7 +714,6 @@
           <w:tcPr>
             <w:tcW w:w="0" w:type="auto"/>
             <w:vAlign w:val="center"/>
-            <w:hideMark/>
           </w:tcPr>
           <w:p>
             <w:pPr>
@@ -814,17 +728,13 @@
           <w:tcPr>
             <w:tcW w:w="0" w:type="auto"/>
             <w:vAlign w:val="center"/>
-            <w:hideMark/>
           </w:tcPr>
           <w:p>
             <w:pPr>
               <w:spacing w:after="160" w:line="278" w:lineRule="auto"/>
             </w:pPr>
             <w:r>
-              <w:t xml:space="preserve">     </w:t>
-            </w:r>
-            <w:r>
-              <w:t>March–April 2024</w:t>
+              <w:t xml:space="preserve">     March–April 2024</w:t>
             </w:r>
           </w:p>
         </w:tc>
@@ -832,22 +742,26 @@
           <w:tcPr>
             <w:tcW w:w="0" w:type="auto"/>
             <w:vAlign w:val="center"/>
-            <w:hideMark/>
           </w:tcPr>
           <w:p>
             <w:pPr>
               <w:spacing w:after="160" w:line="278" w:lineRule="auto"/>
             </w:pPr>
             <w:r>
-              <w:t xml:space="preserve">          </w:t>
-            </w:r>
-            <w:r>
-              <w:t>60 does inseminated under supervision</w:t>
+              <w:t xml:space="preserve">          60 does inseminated under supervision</w:t>
             </w:r>
           </w:p>
         </w:tc>
       </w:tr>
       <w:tr>
+        <w:tblPrEx>
+          <w:tblCellMar>
+            <w:top w:w="15" w:type="dxa"/>
+            <w:left w:w="15" w:type="dxa"/>
+            <w:bottom w:w="15" w:type="dxa"/>
+            <w:right w:w="15" w:type="dxa"/>
+          </w:tblCellMar>
+        </w:tblPrEx>
         <w:trPr>
           <w:tblCellSpacing w:w="15" w:type="dxa"/>
         </w:trPr>
@@ -855,7 +769,6 @@
           <w:tcPr>
             <w:tcW w:w="0" w:type="auto"/>
             <w:vAlign w:val="center"/>
-            <w:hideMark/>
           </w:tcPr>
           <w:p>
             <w:pPr>
@@ -870,17 +783,13 @@
           <w:tcPr>
             <w:tcW w:w="0" w:type="auto"/>
             <w:vAlign w:val="center"/>
-            <w:hideMark/>
           </w:tcPr>
           <w:p>
             <w:pPr>
               <w:spacing w:after="160" w:line="278" w:lineRule="auto"/>
             </w:pPr>
             <w:r>
-              <w:t xml:space="preserve">    </w:t>
-            </w:r>
-            <w:r>
-              <w:t>April–June 2024</w:t>
+              <w:t xml:space="preserve">    April–June 2024</w:t>
             </w:r>
           </w:p>
         </w:tc>
@@ -888,22 +797,26 @@
           <w:tcPr>
             <w:tcW w:w="0" w:type="auto"/>
             <w:vAlign w:val="center"/>
-            <w:hideMark/>
           </w:tcPr>
           <w:p>
             <w:pPr>
               <w:spacing w:after="160" w:line="278" w:lineRule="auto"/>
             </w:pPr>
             <w:r>
-              <w:t xml:space="preserve">          </w:t>
-            </w:r>
-            <w:r>
-              <w:t>Data on conception, litter size, and health</w:t>
+              <w:t xml:space="preserve">          Data on conception, litter size, and health</w:t>
             </w:r>
           </w:p>
         </w:tc>
       </w:tr>
       <w:tr>
+        <w:tblPrEx>
+          <w:tblCellMar>
+            <w:top w:w="15" w:type="dxa"/>
+            <w:left w:w="15" w:type="dxa"/>
+            <w:bottom w:w="15" w:type="dxa"/>
+            <w:right w:w="15" w:type="dxa"/>
+          </w:tblCellMar>
+        </w:tblPrEx>
         <w:trPr>
           <w:tblCellSpacing w:w="15" w:type="dxa"/>
         </w:trPr>
@@ -911,7 +824,6 @@
           <w:tcPr>
             <w:tcW w:w="0" w:type="auto"/>
             <w:vAlign w:val="center"/>
-            <w:hideMark/>
           </w:tcPr>
           <w:p>
             <w:pPr>
@@ -926,17 +838,13 @@
           <w:tcPr>
             <w:tcW w:w="0" w:type="auto"/>
             <w:vAlign w:val="center"/>
-            <w:hideMark/>
           </w:tcPr>
           <w:p>
             <w:pPr>
               <w:spacing w:after="160" w:line="278" w:lineRule="auto"/>
             </w:pPr>
             <w:r>
-              <w:t xml:space="preserve">    </w:t>
-            </w:r>
-            <w:r>
-              <w:t>June 2024</w:t>
+              <w:t xml:space="preserve">    June 2024</w:t>
             </w:r>
           </w:p>
         </w:tc>
@@ -944,17 +852,13 @@
           <w:tcPr>
             <w:tcW w:w="0" w:type="auto"/>
             <w:vAlign w:val="center"/>
-            <w:hideMark/>
           </w:tcPr>
           <w:p>
             <w:pPr>
               <w:spacing w:after="160" w:line="278" w:lineRule="auto"/>
             </w:pPr>
             <w:r>
-              <w:t xml:space="preserve">          </w:t>
-            </w:r>
-            <w:r>
-              <w:t>Shared outcomes with stakeholders</w:t>
+              <w:t xml:space="preserve">          Shared outcomes with stakeholders</w:t>
             </w:r>
           </w:p>
         </w:tc>
@@ -983,21 +887,31 @@
     </w:p>
     <w:tbl>
       <w:tblPr>
+        <w:tblStyle w:val="12"/>
         <w:tblW w:w="0" w:type="auto"/>
         <w:tblCellSpacing w:w="15" w:type="dxa"/>
+        <w:tblInd w:w="0" w:type="dxa"/>
+        <w:tblLayout w:type="autofit"/>
         <w:tblCellMar>
           <w:top w:w="15" w:type="dxa"/>
           <w:left w:w="15" w:type="dxa"/>
           <w:bottom w:w="15" w:type="dxa"/>
           <w:right w:w="15" w:type="dxa"/>
         </w:tblCellMar>
-        <w:tblLook w:val="04A0" w:firstRow="1" w:lastRow="0" w:firstColumn="1" w:lastColumn="0" w:noHBand="0" w:noVBand="1"/>
       </w:tblPr>
       <w:tblGrid>
         <w:gridCol w:w="3033"/>
         <w:gridCol w:w="1483"/>
       </w:tblGrid>
       <w:tr>
+        <w:tblPrEx>
+          <w:tblCellMar>
+            <w:top w:w="15" w:type="dxa"/>
+            <w:left w:w="15" w:type="dxa"/>
+            <w:bottom w:w="15" w:type="dxa"/>
+            <w:right w:w="15" w:type="dxa"/>
+          </w:tblCellMar>
+        </w:tblPrEx>
         <w:trPr>
           <w:tblHeader/>
           <w:tblCellSpacing w:w="15" w:type="dxa"/>
@@ -1006,7 +920,6 @@
           <w:tcPr>
             <w:tcW w:w="0" w:type="auto"/>
             <w:vAlign w:val="center"/>
-            <w:hideMark/>
           </w:tcPr>
           <w:p>
             <w:pPr>
@@ -1029,7 +942,6 @@
           <w:tcPr>
             <w:tcW w:w="0" w:type="auto"/>
             <w:vAlign w:val="center"/>
-            <w:hideMark/>
           </w:tcPr>
           <w:p>
             <w:pPr>
@@ -1050,6 +962,14 @@
         </w:tc>
       </w:tr>
       <w:tr>
+        <w:tblPrEx>
+          <w:tblCellMar>
+            <w:top w:w="15" w:type="dxa"/>
+            <w:left w:w="15" w:type="dxa"/>
+            <w:bottom w:w="15" w:type="dxa"/>
+            <w:right w:w="15" w:type="dxa"/>
+          </w:tblCellMar>
+        </w:tblPrEx>
         <w:trPr>
           <w:tblCellSpacing w:w="15" w:type="dxa"/>
         </w:trPr>
@@ -1057,27 +977,20 @@
           <w:tcPr>
             <w:tcW w:w="0" w:type="auto"/>
             <w:vAlign w:val="center"/>
-            <w:hideMark/>
           </w:tcPr>
           <w:p>
             <w:pPr>
               <w:spacing w:after="160" w:line="278" w:lineRule="auto"/>
             </w:pPr>
             <w:r>
-              <w:t xml:space="preserve">Number of does </w:t>
+              <w:t>Number of does inseminated</w:t>
             </w:r>
-            <w:proofErr w:type="gramStart"/>
-            <w:r>
-              <w:t>inseminated</w:t>
-            </w:r>
-            <w:proofErr w:type="gramEnd"/>
           </w:p>
         </w:tc>
         <w:tc>
           <w:tcPr>
             <w:tcW w:w="0" w:type="auto"/>
             <w:vAlign w:val="center"/>
-            <w:hideMark/>
           </w:tcPr>
           <w:p>
             <w:pPr>
@@ -1090,6 +1003,14 @@
         </w:tc>
       </w:tr>
       <w:tr>
+        <w:tblPrEx>
+          <w:tblCellMar>
+            <w:top w:w="15" w:type="dxa"/>
+            <w:left w:w="15" w:type="dxa"/>
+            <w:bottom w:w="15" w:type="dxa"/>
+            <w:right w:w="15" w:type="dxa"/>
+          </w:tblCellMar>
+        </w:tblPrEx>
         <w:trPr>
           <w:tblCellSpacing w:w="15" w:type="dxa"/>
         </w:trPr>
@@ -1097,7 +1018,6 @@
           <w:tcPr>
             <w:tcW w:w="0" w:type="auto"/>
             <w:vAlign w:val="center"/>
-            <w:hideMark/>
           </w:tcPr>
           <w:p>
             <w:pPr>
@@ -1112,7 +1032,6 @@
           <w:tcPr>
             <w:tcW w:w="0" w:type="auto"/>
             <w:vAlign w:val="center"/>
-            <w:hideMark/>
           </w:tcPr>
           <w:p>
             <w:pPr>
@@ -1125,6 +1044,14 @@
         </w:tc>
       </w:tr>
       <w:tr>
+        <w:tblPrEx>
+          <w:tblCellMar>
+            <w:top w:w="15" w:type="dxa"/>
+            <w:left w:w="15" w:type="dxa"/>
+            <w:bottom w:w="15" w:type="dxa"/>
+            <w:right w:w="15" w:type="dxa"/>
+          </w:tblCellMar>
+        </w:tblPrEx>
         <w:trPr>
           <w:tblCellSpacing w:w="15" w:type="dxa"/>
         </w:trPr>
@@ -1132,7 +1059,6 @@
           <w:tcPr>
             <w:tcW w:w="0" w:type="auto"/>
             <w:vAlign w:val="center"/>
-            <w:hideMark/>
           </w:tcPr>
           <w:p>
             <w:pPr>
@@ -1147,22 +1073,26 @@
           <w:tcPr>
             <w:tcW w:w="0" w:type="auto"/>
             <w:vAlign w:val="center"/>
-            <w:hideMark/>
           </w:tcPr>
           <w:p>
             <w:pPr>
               <w:spacing w:after="160" w:line="278" w:lineRule="auto"/>
             </w:pPr>
             <w:r>
-              <w:t>8</w:t>
-            </w:r>
-            <w:r>
-              <w:t>.1 kits per litter</w:t>
+              <w:t>8.1 kits per litter</w:t>
             </w:r>
           </w:p>
         </w:tc>
       </w:tr>
       <w:tr>
+        <w:tblPrEx>
+          <w:tblCellMar>
+            <w:top w:w="15" w:type="dxa"/>
+            <w:left w:w="15" w:type="dxa"/>
+            <w:bottom w:w="15" w:type="dxa"/>
+            <w:right w:w="15" w:type="dxa"/>
+          </w:tblCellMar>
+        </w:tblPrEx>
         <w:trPr>
           <w:tblCellSpacing w:w="15" w:type="dxa"/>
         </w:trPr>
@@ -1170,7 +1100,6 @@
           <w:tcPr>
             <w:tcW w:w="0" w:type="auto"/>
             <w:vAlign w:val="center"/>
-            <w:hideMark/>
           </w:tcPr>
           <w:p>
             <w:pPr>
@@ -1185,7 +1114,6 @@
           <w:tcPr>
             <w:tcW w:w="0" w:type="auto"/>
             <w:vAlign w:val="center"/>
-            <w:hideMark/>
           </w:tcPr>
           <w:p>
             <w:pPr>
@@ -1198,6 +1126,14 @@
         </w:tc>
       </w:tr>
       <w:tr>
+        <w:tblPrEx>
+          <w:tblCellMar>
+            <w:top w:w="15" w:type="dxa"/>
+            <w:left w:w="15" w:type="dxa"/>
+            <w:bottom w:w="15" w:type="dxa"/>
+            <w:right w:w="15" w:type="dxa"/>
+          </w:tblCellMar>
+        </w:tblPrEx>
         <w:trPr>
           <w:tblCellSpacing w:w="15" w:type="dxa"/>
         </w:trPr>
@@ -1205,7 +1141,6 @@
           <w:tcPr>
             <w:tcW w:w="0" w:type="auto"/>
             <w:vAlign w:val="center"/>
-            <w:hideMark/>
           </w:tcPr>
           <w:p>
             <w:pPr>
@@ -1220,7 +1155,6 @@
           <w:tcPr>
             <w:tcW w:w="0" w:type="auto"/>
             <w:vAlign w:val="center"/>
-            <w:hideMark/>
           </w:tcPr>
           <w:p>
             <w:pPr>
@@ -1233,6 +1167,14 @@
         </w:tc>
       </w:tr>
       <w:tr>
+        <w:tblPrEx>
+          <w:tblCellMar>
+            <w:top w:w="15" w:type="dxa"/>
+            <w:left w:w="15" w:type="dxa"/>
+            <w:bottom w:w="15" w:type="dxa"/>
+            <w:right w:w="15" w:type="dxa"/>
+          </w:tblCellMar>
+        </w:tblPrEx>
         <w:trPr>
           <w:tblCellSpacing w:w="15" w:type="dxa"/>
         </w:trPr>
@@ -1240,7 +1182,6 @@
           <w:tcPr>
             <w:tcW w:w="0" w:type="auto"/>
             <w:vAlign w:val="center"/>
-            <w:hideMark/>
           </w:tcPr>
           <w:p>
             <w:pPr>
@@ -1255,7 +1196,6 @@
           <w:tcPr>
             <w:tcW w:w="0" w:type="auto"/>
             <w:vAlign w:val="center"/>
-            <w:hideMark/>
           </w:tcPr>
           <w:p>
             <w:pPr>
@@ -1379,7 +1319,6 @@
         <w:spacing w:after="160" w:line="278" w:lineRule="auto"/>
       </w:pPr>
       <w:r>
-        <w:lastRenderedPageBreak/>
         <w:t>Timing challenges for heat detection affected some inseminations.</w:t>
       </w:r>
     </w:p>
@@ -1522,11 +1461,8 @@
         <w:ind w:left="720"/>
       </w:pPr>
       <w:r>
-        <w:rPr>
-          <w:noProof/>
-        </w:rPr>
         <w:drawing>
-          <wp:inline distT="0" distB="0" distL="0" distR="0" wp14:anchorId="39C01D6A" wp14:editId="6C31320A">
+          <wp:inline distT="0" distB="0" distL="0" distR="0">
             <wp:extent cx="5943600" cy="3964305"/>
             <wp:effectExtent l="0" t="0" r="0" b="0"/>
             <wp:docPr id="637956809" name="Picture 18"/>
@@ -1537,13 +1473,13 @@
               <a:graphicData uri="http://schemas.openxmlformats.org/drawingml/2006/picture">
                 <pic:pic xmlns:pic="http://schemas.openxmlformats.org/drawingml/2006/picture">
                   <pic:nvPicPr>
-                    <pic:cNvPr id="0" name="Picture 141"/>
+                    <pic:cNvPr id="637956809" name="Picture 18"/>
                     <pic:cNvPicPr>
                       <a:picLocks noChangeAspect="1" noChangeArrowheads="1"/>
                     </pic:cNvPicPr>
                   </pic:nvPicPr>
                   <pic:blipFill>
-                    <a:blip r:embed="rId8" cstate="print">
+                    <a:blip r:embed="rId9" cstate="print">
                       <a:extLst>
                         <a:ext uri="{28A0092B-C50C-407E-A947-70E740481C1C}">
                           <a14:useLocalDpi xmlns:a14="http://schemas.microsoft.com/office/drawing/2010/main" val="0"/>
@@ -1555,7 +1491,7 @@
                       <a:fillRect/>
                     </a:stretch>
                   </pic:blipFill>
-                  <pic:spPr bwMode="auto">
+                  <pic:spPr>
                     <a:xfrm>
                       <a:off x="0" y="0"/>
                       <a:ext cx="5943600" cy="3964305"/>
@@ -1641,11 +1577,7 @@
         <w:spacing w:after="160" w:line="278" w:lineRule="auto"/>
       </w:pPr>
       <w:r>
-        <w:lastRenderedPageBreak/>
-        <w:t>Provide refresher courses and practical sessions for farmers</w:t>
-      </w:r>
-      <w:r>
-        <w:t xml:space="preserve"> and TVET schools</w:t>
+        <w:t>Provide refresher courses and practical sessions for farmers and TVET schools</w:t>
       </w:r>
     </w:p>
     <w:p>
@@ -1657,13 +1589,7 @@
         <w:spacing w:after="160" w:line="278" w:lineRule="auto"/>
       </w:pPr>
       <w:r>
-        <w:t>Explore partnerships with</w:t>
-      </w:r>
-      <w:r>
-        <w:t xml:space="preserve"> University,</w:t>
-      </w:r>
-      <w:r>
-        <w:t xml:space="preserve"> RAB and MINAGRI to embed AI in national rabbit programs.</w:t>
+        <w:t>Explore partnerships with University, RAB and MINAGRI to embed AI in national rabbit programs.</w:t>
       </w:r>
     </w:p>
     <w:p>
@@ -1802,14 +1728,10 @@
         <w:spacing w:after="160" w:line="278" w:lineRule="auto"/>
       </w:pPr>
       <w:r>
-        <w:rPr>
-          <w:noProof/>
-        </w:rPr>
-        <w:lastRenderedPageBreak/>
         <mc:AlternateContent>
           <mc:Choice Requires="wps">
             <w:drawing>
-              <wp:anchor distT="0" distB="0" distL="114300" distR="114300" simplePos="0" relativeHeight="251662336" behindDoc="0" locked="0" layoutInCell="1" allowOverlap="1" wp14:anchorId="4F7E1B2B" wp14:editId="4D9BD519">
+              <wp:anchor distT="0" distB="0" distL="114300" distR="114300" simplePos="0" relativeHeight="251661312" behindDoc="0" locked="0" layoutInCell="1" allowOverlap="1">
                 <wp:simplePos x="0" y="0"/>
                 <wp:positionH relativeFrom="column">
                   <wp:posOffset>4362450</wp:posOffset>
@@ -1858,11 +1780,8 @@
                               <w:jc w:val="center"/>
                             </w:pPr>
                             <w:r>
-                              <w:rPr>
-                                <w:noProof/>
-                              </w:rPr>
                               <w:drawing>
-                                <wp:inline distT="0" distB="0" distL="0" distR="0" wp14:anchorId="1B991F62" wp14:editId="460E4B2C">
+                                <wp:inline distT="0" distB="0" distL="0" distR="0">
                                   <wp:extent cx="2113915" cy="1536700"/>
                                   <wp:effectExtent l="0" t="0" r="635" b="6350"/>
                                   <wp:docPr id="1720190959" name="Picture 17"/>
@@ -1873,13 +1792,13 @@
                                     <a:graphicData uri="http://schemas.openxmlformats.org/drawingml/2006/picture">
                                       <pic:pic xmlns:pic="http://schemas.openxmlformats.org/drawingml/2006/picture">
                                         <pic:nvPicPr>
-                                          <pic:cNvPr id="0" name="Picture 139"/>
+                                          <pic:cNvPr id="1720190959" name="Picture 17"/>
                                           <pic:cNvPicPr>
                                             <a:picLocks noChangeAspect="1" noChangeArrowheads="1"/>
                                           </pic:cNvPicPr>
                                         </pic:nvPicPr>
                                         <pic:blipFill>
-                                          <a:blip r:embed="rId9">
+                                          <a:blip r:embed="rId10">
                                             <a:extLst>
                                               <a:ext uri="{28A0092B-C50C-407E-A947-70E740481C1C}">
                                                 <a14:useLocalDpi xmlns:a14="http://schemas.microsoft.com/office/drawing/2010/main" val="0"/>
@@ -1891,7 +1810,7 @@
                                             <a:fillRect/>
                                           </a:stretch>
                                         </pic:blipFill>
-                                        <pic:spPr bwMode="auto">
+                                        <pic:spPr>
                                           <a:xfrm>
                                             <a:off x="0" y="0"/>
                                             <a:ext cx="2113915" cy="1536700"/>
@@ -1914,9 +1833,6 @@
                         </w:txbxContent>
                       </wps:txbx>
                       <wps:bodyPr rot="0" spcFirstLastPara="0" vertOverflow="overflow" horzOverflow="overflow" vert="horz" wrap="square" lIns="91440" tIns="45720" rIns="91440" bIns="45720" numCol="1" spcCol="0" rtlCol="0" fromWordArt="0" anchor="ctr" anchorCtr="0" forceAA="0" compatLnSpc="1">
-                        <a:prstTxWarp prst="textNoShape">
-                          <a:avLst/>
-                        </a:prstTxWarp>
                         <a:noAutofit/>
                       </wps:bodyPr>
                     </wps:wsp>
@@ -1927,7 +1843,11 @@
           </mc:Choice>
           <mc:Fallback>
             <w:pict>
-              <v:rect w14:anchorId="4F7E1B2B" id="Rectangle 12" o:spid="_x0000_s1026" style="position:absolute;margin-left:343.5pt;margin-top:186.5pt;width:171.5pt;height:105.5pt;z-index:251662336;visibility:visible;mso-wrap-style:square;mso-wrap-distance-left:9pt;mso-wrap-distance-top:0;mso-wrap-distance-right:9pt;mso-wrap-distance-bottom:0;mso-position-horizontal:absolute;mso-position-horizontal-relative:text;mso-position-vertical:absolute;mso-position-vertical-relative:text;v-text-anchor:middle" o:gfxdata="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" fillcolor="#4472c4 [3204]" strokecolor="#09101d [484]" strokeweight="1pt">
+              <v:rect id="Rectangle 12" o:spid="_x0000_s1026" o:spt="1" style="position:absolute;left:0pt;margin-left:343.5pt;margin-top:186.5pt;height:105.5pt;width:171.5pt;z-index:251661312;v-text-anchor:middle;mso-width-relative:page;mso-height-relative:page;" fillcolor="#4472C4 [3204]" filled="t" stroked="t" coordsize="21600,21600" o:gfxdata="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">
+                <v:fill on="t" focussize="0,0"/>
+                <v:stroke weight="1pt" color="#172C51 [3204]" miterlimit="8" joinstyle="miter"/>
+                <v:imagedata o:title=""/>
+                <o:lock v:ext="edit" aspectratio="f"/>
                 <v:textbox>
                   <w:txbxContent>
                     <w:p>
@@ -1935,11 +1855,8 @@
                         <w:jc w:val="center"/>
                       </w:pPr>
                       <w:r>
-                        <w:rPr>
-                          <w:noProof/>
-                        </w:rPr>
                         <w:drawing>
-                          <wp:inline distT="0" distB="0" distL="0" distR="0" wp14:anchorId="1B991F62" wp14:editId="460E4B2C">
+                          <wp:inline distT="0" distB="0" distL="0" distR="0">
                             <wp:extent cx="2113915" cy="1536700"/>
                             <wp:effectExtent l="0" t="0" r="635" b="6350"/>
                             <wp:docPr id="1720190959" name="Picture 17"/>
@@ -1950,13 +1867,13 @@
                               <a:graphicData uri="http://schemas.openxmlformats.org/drawingml/2006/picture">
                                 <pic:pic xmlns:pic="http://schemas.openxmlformats.org/drawingml/2006/picture">
                                   <pic:nvPicPr>
-                                    <pic:cNvPr id="0" name="Picture 139"/>
+                                    <pic:cNvPr id="1720190959" name="Picture 17"/>
                                     <pic:cNvPicPr>
                                       <a:picLocks noChangeAspect="1" noChangeArrowheads="1"/>
                                     </pic:cNvPicPr>
                                   </pic:nvPicPr>
                                   <pic:blipFill>
-                                    <a:blip r:embed="rId9">
+                                    <a:blip r:embed="rId10">
                                       <a:extLst>
                                         <a:ext uri="{28A0092B-C50C-407E-A947-70E740481C1C}">
                                           <a14:useLocalDpi xmlns:a14="http://schemas.microsoft.com/office/drawing/2010/main" val="0"/>
@@ -1968,7 +1885,7 @@
                                       <a:fillRect/>
                                     </a:stretch>
                                   </pic:blipFill>
-                                  <pic:spPr bwMode="auto">
+                                  <pic:spPr>
                                     <a:xfrm>
                                       <a:off x="0" y="0"/>
                                       <a:ext cx="2113915" cy="1536700"/>
@@ -1996,13 +1913,10 @@
         </mc:AlternateContent>
       </w:r>
       <w:r>
-        <w:rPr>
-          <w:noProof/>
-        </w:rPr>
         <mc:AlternateContent>
           <mc:Choice Requires="wps">
             <w:drawing>
-              <wp:anchor distT="0" distB="0" distL="114300" distR="114300" simplePos="0" relativeHeight="251664384" behindDoc="0" locked="0" layoutInCell="1" allowOverlap="1" wp14:anchorId="7E704704" wp14:editId="47BBF07F">
+              <wp:anchor distT="0" distB="0" distL="114300" distR="114300" simplePos="0" relativeHeight="251662336" behindDoc="0" locked="0" layoutInCell="1" allowOverlap="1">
                 <wp:simplePos x="0" y="0"/>
                 <wp:positionH relativeFrom="column">
                   <wp:posOffset>4165600</wp:posOffset>
@@ -2051,13 +1965,10 @@
                               <w:jc w:val="center"/>
                             </w:pPr>
                             <w:r>
-                              <w:rPr>
-                                <w:noProof/>
-                              </w:rPr>
                               <w:drawing>
-                                <wp:inline distT="0" distB="0" distL="0" distR="0" wp14:anchorId="7D2B023E" wp14:editId="5A52F11A">
-                                  <wp:extent cx="1982470" cy="1231900"/>
-                                  <wp:effectExtent l="0" t="0" r="0" b="6350"/>
+                                <wp:inline distT="0" distB="0" distL="0" distR="0">
+                                  <wp:extent cx="2085340" cy="1296035"/>
+                                  <wp:effectExtent l="0" t="0" r="10160" b="12065"/>
                                   <wp:docPr id="1296987512" name="Picture 13"/>
                                   <wp:cNvGraphicFramePr>
                                     <a:graphicFrameLocks xmlns:a="http://schemas.openxmlformats.org/drawingml/2006/main" noChangeAspect="1"/>
@@ -2066,13 +1977,13 @@
                                     <a:graphicData uri="http://schemas.openxmlformats.org/drawingml/2006/picture">
                                       <pic:pic xmlns:pic="http://schemas.openxmlformats.org/drawingml/2006/picture">
                                         <pic:nvPicPr>
-                                          <pic:cNvPr id="0" name="Picture 128"/>
+                                          <pic:cNvPr id="1296987512" name="Picture 13"/>
                                           <pic:cNvPicPr>
                                             <a:picLocks noChangeAspect="1" noChangeArrowheads="1"/>
                                           </pic:cNvPicPr>
                                         </pic:nvPicPr>
                                         <pic:blipFill>
-                                          <a:blip r:embed="rId10">
+                                          <a:blip r:embed="rId11">
                                             <a:extLst>
                                               <a:ext uri="{28A0092B-C50C-407E-A947-70E740481C1C}">
                                                 <a14:useLocalDpi xmlns:a14="http://schemas.microsoft.com/office/drawing/2010/main" val="0"/>
@@ -2084,10 +1995,10 @@
                                             <a:fillRect/>
                                           </a:stretch>
                                         </pic:blipFill>
-                                        <pic:spPr bwMode="auto">
+                                        <pic:spPr>
                                           <a:xfrm>
                                             <a:off x="0" y="0"/>
-                                            <a:ext cx="1982470" cy="1231900"/>
+                                            <a:ext cx="2085340" cy="1296035"/>
                                           </a:xfrm>
                                           <a:prstGeom prst="rect">
                                             <a:avLst/>
@@ -2107,9 +2018,6 @@
                         </w:txbxContent>
                       </wps:txbx>
                       <wps:bodyPr rot="0" spcFirstLastPara="0" vertOverflow="overflow" horzOverflow="overflow" vert="horz" wrap="square" lIns="91440" tIns="45720" rIns="91440" bIns="45720" numCol="1" spcCol="0" rtlCol="0" fromWordArt="0" anchor="ctr" anchorCtr="0" forceAA="0" compatLnSpc="1">
-                        <a:prstTxWarp prst="textNoShape">
-                          <a:avLst/>
-                        </a:prstTxWarp>
                         <a:noAutofit/>
                       </wps:bodyPr>
                     </wps:wsp>
@@ -2120,7 +2028,11 @@
           </mc:Choice>
           <mc:Fallback>
             <w:pict>
-              <v:rect w14:anchorId="7E704704" id="_x0000_s1027" style="position:absolute;margin-left:328pt;margin-top:-38.5pt;width:171.5pt;height:105.5pt;z-index:251664384;visibility:visible;mso-wrap-style:square;mso-wrap-distance-left:9pt;mso-wrap-distance-top:0;mso-wrap-distance-right:9pt;mso-wrap-distance-bottom:0;mso-position-horizontal:absolute;mso-position-horizontal-relative:text;mso-position-vertical:absolute;mso-position-vertical-relative:text;v-text-anchor:middle" o:gfxdata="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" fillcolor="#4472c4 [3204]" strokecolor="#09101d [484]" strokeweight="1pt">
+              <v:rect id="Rectangle 12" o:spid="_x0000_s1026" o:spt="1" style="position:absolute;left:0pt;margin-left:328pt;margin-top:-38.5pt;height:105.5pt;width:171.5pt;z-index:251662336;v-text-anchor:middle;mso-width-relative:page;mso-height-relative:page;" fillcolor="#4472C4 [3204]" filled="t" stroked="t" coordsize="21600,21600" o:gfxdata="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">
+                <v:fill on="t" focussize="0,0"/>
+                <v:stroke weight="1pt" color="#172C51 [3204]" miterlimit="8" joinstyle="miter"/>
+                <v:imagedata o:title=""/>
+                <o:lock v:ext="edit" aspectratio="f"/>
                 <v:textbox>
                   <w:txbxContent>
                     <w:p>
@@ -2128,13 +2040,10 @@
                         <w:jc w:val="center"/>
                       </w:pPr>
                       <w:r>
-                        <w:rPr>
-                          <w:noProof/>
-                        </w:rPr>
                         <w:drawing>
-                          <wp:inline distT="0" distB="0" distL="0" distR="0" wp14:anchorId="7D2B023E" wp14:editId="5A52F11A">
-                            <wp:extent cx="1982470" cy="1231900"/>
-                            <wp:effectExtent l="0" t="0" r="0" b="6350"/>
+                          <wp:inline distT="0" distB="0" distL="0" distR="0">
+                            <wp:extent cx="2085340" cy="1296035"/>
+                            <wp:effectExtent l="0" t="0" r="10160" b="12065"/>
                             <wp:docPr id="1296987512" name="Picture 13"/>
                             <wp:cNvGraphicFramePr>
                               <a:graphicFrameLocks xmlns:a="http://schemas.openxmlformats.org/drawingml/2006/main" noChangeAspect="1"/>
@@ -2143,13 +2052,13 @@
                               <a:graphicData uri="http://schemas.openxmlformats.org/drawingml/2006/picture">
                                 <pic:pic xmlns:pic="http://schemas.openxmlformats.org/drawingml/2006/picture">
                                   <pic:nvPicPr>
-                                    <pic:cNvPr id="0" name="Picture 128"/>
+                                    <pic:cNvPr id="1296987512" name="Picture 13"/>
                                     <pic:cNvPicPr>
                                       <a:picLocks noChangeAspect="1" noChangeArrowheads="1"/>
                                     </pic:cNvPicPr>
                                   </pic:nvPicPr>
                                   <pic:blipFill>
-                                    <a:blip r:embed="rId10">
+                                    <a:blip r:embed="rId11">
                                       <a:extLst>
                                         <a:ext uri="{28A0092B-C50C-407E-A947-70E740481C1C}">
                                           <a14:useLocalDpi xmlns:a14="http://schemas.microsoft.com/office/drawing/2010/main" val="0"/>
@@ -2161,10 +2070,10 @@
                                       <a:fillRect/>
                                     </a:stretch>
                                   </pic:blipFill>
-                                  <pic:spPr bwMode="auto">
+                                  <pic:spPr>
                                     <a:xfrm>
                                       <a:off x="0" y="0"/>
-                                      <a:ext cx="1982470" cy="1231900"/>
+                                      <a:ext cx="2085340" cy="1296035"/>
                                     </a:xfrm>
                                     <a:prstGeom prst="rect">
                                       <a:avLst/>
@@ -2189,13 +2098,10 @@
         </mc:AlternateContent>
       </w:r>
       <w:r>
-        <w:rPr>
-          <w:noProof/>
-        </w:rPr>
         <mc:AlternateContent>
           <mc:Choice Requires="wps">
             <w:drawing>
-              <wp:anchor distT="0" distB="0" distL="114300" distR="114300" simplePos="0" relativeHeight="251660288" behindDoc="0" locked="0" layoutInCell="1" allowOverlap="1" wp14:anchorId="5CE98FA2" wp14:editId="62C9AB23">
+              <wp:anchor distT="0" distB="0" distL="114300" distR="114300" simplePos="0" relativeHeight="251660288" behindDoc="0" locked="0" layoutInCell="1" allowOverlap="1">
                 <wp:simplePos x="0" y="0"/>
                 <wp:positionH relativeFrom="column">
                   <wp:posOffset>4362450</wp:posOffset>
@@ -2244,12 +2150,9 @@
                               <w:jc w:val="center"/>
                             </w:pPr>
                             <w:r>
-                              <w:rPr>
-                                <w:noProof/>
-                              </w:rPr>
                               <w:drawing>
-                                <wp:inline distT="0" distB="0" distL="0" distR="0" wp14:anchorId="6DB7542D" wp14:editId="0A3588F6">
-                                  <wp:extent cx="3121025" cy="1923926"/>
+                                <wp:inline distT="0" distB="0" distL="0" distR="0">
+                                  <wp:extent cx="3121025" cy="1923415"/>
                                   <wp:effectExtent l="0" t="0" r="3175" b="635"/>
                                   <wp:docPr id="1772940129" name="Picture 16"/>
                                   <wp:cNvGraphicFramePr>
@@ -2259,13 +2162,13 @@
                                     <a:graphicData uri="http://schemas.openxmlformats.org/drawingml/2006/picture">
                                       <pic:pic xmlns:pic="http://schemas.openxmlformats.org/drawingml/2006/picture">
                                         <pic:nvPicPr>
-                                          <pic:cNvPr id="0" name="Picture 137"/>
+                                          <pic:cNvPr id="1772940129" name="Picture 16"/>
                                           <pic:cNvPicPr>
                                             <a:picLocks noChangeAspect="1" noChangeArrowheads="1"/>
                                           </pic:cNvPicPr>
                                         </pic:nvPicPr>
                                         <pic:blipFill>
-                                          <a:blip r:embed="rId11">
+                                          <a:blip r:embed="rId12">
                                             <a:extLst>
                                               <a:ext uri="{28A0092B-C50C-407E-A947-70E740481C1C}">
                                                 <a14:useLocalDpi xmlns:a14="http://schemas.microsoft.com/office/drawing/2010/main" val="0"/>
@@ -2277,7 +2180,7 @@
                                             <a:fillRect/>
                                           </a:stretch>
                                         </pic:blipFill>
-                                        <pic:spPr bwMode="auto">
+                                        <pic:spPr>
                                           <a:xfrm>
                                             <a:off x="0" y="0"/>
                                             <a:ext cx="3153481" cy="1943933"/>
@@ -2300,9 +2203,6 @@
                         </w:txbxContent>
                       </wps:txbx>
                       <wps:bodyPr rot="0" spcFirstLastPara="0" vertOverflow="overflow" horzOverflow="overflow" vert="horz" wrap="square" lIns="91440" tIns="45720" rIns="91440" bIns="45720" numCol="1" spcCol="0" rtlCol="0" fromWordArt="0" anchor="ctr" anchorCtr="0" forceAA="0" compatLnSpc="1">
-                        <a:prstTxWarp prst="textNoShape">
-                          <a:avLst/>
-                        </a:prstTxWarp>
                         <a:noAutofit/>
                       </wps:bodyPr>
                     </wps:wsp>
@@ -2313,7 +2213,11 @@
           </mc:Choice>
           <mc:Fallback>
             <w:pict>
-              <v:rect w14:anchorId="5CE98FA2" id="_x0000_s1028" style="position:absolute;margin-left:343.5pt;margin-top:87pt;width:171.5pt;height:105.5pt;z-index:251660288;visibility:visible;mso-wrap-style:square;mso-wrap-distance-left:9pt;mso-wrap-distance-top:0;mso-wrap-distance-right:9pt;mso-wrap-distance-bottom:0;mso-position-horizontal:absolute;mso-position-horizontal-relative:text;mso-position-vertical:absolute;mso-position-vertical-relative:text;v-text-anchor:middle" o:gfxdata="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" fillcolor="#4472c4 [3204]" strokecolor="#09101d [484]" strokeweight="1pt">
+              <v:rect id="Rectangle 12" o:spid="_x0000_s1026" o:spt="1" style="position:absolute;left:0pt;margin-left:343.5pt;margin-top:87pt;height:105.5pt;width:171.5pt;z-index:251660288;v-text-anchor:middle;mso-width-relative:page;mso-height-relative:page;" fillcolor="#4472C4 [3204]" filled="t" stroked="t" coordsize="21600,21600" o:gfxdata="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">
+                <v:fill on="t" focussize="0,0"/>
+                <v:stroke weight="1pt" color="#172C51 [3204]" miterlimit="8" joinstyle="miter"/>
+                <v:imagedata o:title=""/>
+                <o:lock v:ext="edit" aspectratio="f"/>
                 <v:textbox>
                   <w:txbxContent>
                     <w:p>
@@ -2321,12 +2225,9 @@
                         <w:jc w:val="center"/>
                       </w:pPr>
                       <w:r>
-                        <w:rPr>
-                          <w:noProof/>
-                        </w:rPr>
                         <w:drawing>
-                          <wp:inline distT="0" distB="0" distL="0" distR="0" wp14:anchorId="6DB7542D" wp14:editId="0A3588F6">
-                            <wp:extent cx="3121025" cy="1923926"/>
+                          <wp:inline distT="0" distB="0" distL="0" distR="0">
+                            <wp:extent cx="3121025" cy="1923415"/>
                             <wp:effectExtent l="0" t="0" r="3175" b="635"/>
                             <wp:docPr id="1772940129" name="Picture 16"/>
                             <wp:cNvGraphicFramePr>
@@ -2336,13 +2237,13 @@
                               <a:graphicData uri="http://schemas.openxmlformats.org/drawingml/2006/picture">
                                 <pic:pic xmlns:pic="http://schemas.openxmlformats.org/drawingml/2006/picture">
                                   <pic:nvPicPr>
-                                    <pic:cNvPr id="0" name="Picture 137"/>
+                                    <pic:cNvPr id="1772940129" name="Picture 16"/>
                                     <pic:cNvPicPr>
                                       <a:picLocks noChangeAspect="1" noChangeArrowheads="1"/>
                                     </pic:cNvPicPr>
                                   </pic:nvPicPr>
                                   <pic:blipFill>
-                                    <a:blip r:embed="rId11">
+                                    <a:blip r:embed="rId12">
                                       <a:extLst>
                                         <a:ext uri="{28A0092B-C50C-407E-A947-70E740481C1C}">
                                           <a14:useLocalDpi xmlns:a14="http://schemas.microsoft.com/office/drawing/2010/main" val="0"/>
@@ -2354,7 +2255,7 @@
                                       <a:fillRect/>
                                     </a:stretch>
                                   </pic:blipFill>
-                                  <pic:spPr bwMode="auto">
+                                  <pic:spPr>
                                     <a:xfrm>
                                       <a:off x="0" y="0"/>
                                       <a:ext cx="3153481" cy="1943933"/>
@@ -2382,13 +2283,10 @@
         </mc:AlternateContent>
       </w:r>
       <w:r>
-        <w:rPr>
-          <w:noProof/>
-        </w:rPr>
         <mc:AlternateContent>
           <mc:Choice Requires="wps">
             <w:drawing>
-              <wp:anchor distT="0" distB="0" distL="114300" distR="114300" simplePos="0" relativeHeight="251659264" behindDoc="0" locked="0" layoutInCell="1" allowOverlap="1" wp14:anchorId="293A7215" wp14:editId="63D60BE9">
+              <wp:anchor distT="0" distB="0" distL="114300" distR="114300" simplePos="0" relativeHeight="251659264" behindDoc="0" locked="0" layoutInCell="1" allowOverlap="1">
                 <wp:simplePos x="0" y="0"/>
                 <wp:positionH relativeFrom="column">
                   <wp:posOffset>-19050</wp:posOffset>
@@ -2437,11 +2335,8 @@
                               <w:jc w:val="center"/>
                             </w:pPr>
                             <w:r>
-                              <w:rPr>
-                                <w:noProof/>
-                              </w:rPr>
                               <w:drawing>
-                                <wp:inline distT="0" distB="0" distL="0" distR="0" wp14:anchorId="2593E6ED" wp14:editId="2549D95E">
+                                <wp:inline distT="0" distB="0" distL="0" distR="0">
                                   <wp:extent cx="3491230" cy="1572260"/>
                                   <wp:effectExtent l="0" t="0" r="0" b="8890"/>
                                   <wp:docPr id="1206016023" name="Picture 11"/>
@@ -2452,13 +2347,13 @@
                                     <a:graphicData uri="http://schemas.openxmlformats.org/drawingml/2006/picture">
                                       <pic:pic xmlns:pic="http://schemas.openxmlformats.org/drawingml/2006/picture">
                                         <pic:nvPicPr>
-                                          <pic:cNvPr id="0" name="Picture 126"/>
+                                          <pic:cNvPr id="1206016023" name="Picture 11"/>
                                           <pic:cNvPicPr>
                                             <a:picLocks noChangeAspect="1" noChangeArrowheads="1"/>
                                           </pic:cNvPicPr>
                                         </pic:nvPicPr>
                                         <pic:blipFill>
-                                          <a:blip r:embed="rId12">
+                                          <a:blip r:embed="rId13">
                                             <a:extLst>
                                               <a:ext uri="{28A0092B-C50C-407E-A947-70E740481C1C}">
                                                 <a14:useLocalDpi xmlns:a14="http://schemas.microsoft.com/office/drawing/2010/main" val="0"/>
@@ -2470,7 +2365,7 @@
                                             <a:fillRect/>
                                           </a:stretch>
                                         </pic:blipFill>
-                                        <pic:spPr bwMode="auto">
+                                        <pic:spPr>
                                           <a:xfrm>
                                             <a:off x="0" y="0"/>
                                             <a:ext cx="3491230" cy="1572260"/>
@@ -2493,9 +2388,6 @@
                         </w:txbxContent>
                       </wps:txbx>
                       <wps:bodyPr rot="0" spcFirstLastPara="0" vertOverflow="overflow" horzOverflow="overflow" vert="horz" wrap="square" lIns="91440" tIns="45720" rIns="91440" bIns="45720" numCol="1" spcCol="0" rtlCol="0" fromWordArt="0" anchor="ctr" anchorCtr="0" forceAA="0" compatLnSpc="1">
-                        <a:prstTxWarp prst="textNoShape">
-                          <a:avLst/>
-                        </a:prstTxWarp>
                         <a:noAutofit/>
                       </wps:bodyPr>
                     </wps:wsp>
@@ -2506,7 +2398,11 @@
           </mc:Choice>
           <mc:Fallback>
             <w:pict>
-              <v:rect w14:anchorId="293A7215" id="Rectangle 10" o:spid="_x0000_s1029" style="position:absolute;margin-left:-1.5pt;margin-top:345pt;width:291.9pt;height:132pt;z-index:251659264;visibility:visible;mso-wrap-style:square;mso-wrap-distance-left:9pt;mso-wrap-distance-top:0;mso-wrap-distance-right:9pt;mso-wrap-distance-bottom:0;mso-position-horizontal:absolute;mso-position-horizontal-relative:text;mso-position-vertical:absolute;mso-position-vertical-relative:text;v-text-anchor:middle" o:gfxdata="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" fillcolor="#4472c4 [3204]" strokecolor="#09101d [484]" strokeweight="1pt">
+              <v:rect id="Rectangle 10" o:spid="_x0000_s1026" o:spt="1" style="position:absolute;left:0pt;margin-left:-1.5pt;margin-top:345pt;height:132pt;width:291.9pt;z-index:251659264;v-text-anchor:middle;mso-width-relative:page;mso-height-relative:page;" fillcolor="#4472C4 [3204]" filled="t" stroked="t" coordsize="21600,21600" o:gfxdata="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">
+                <v:fill on="t" focussize="0,0"/>
+                <v:stroke weight="1pt" color="#172C51 [3204]" miterlimit="8" joinstyle="miter"/>
+                <v:imagedata o:title=""/>
+                <o:lock v:ext="edit" aspectratio="f"/>
                 <v:textbox>
                   <w:txbxContent>
                     <w:p>
@@ -2514,11 +2410,8 @@
                         <w:jc w:val="center"/>
                       </w:pPr>
                       <w:r>
-                        <w:rPr>
-                          <w:noProof/>
-                        </w:rPr>
                         <w:drawing>
-                          <wp:inline distT="0" distB="0" distL="0" distR="0" wp14:anchorId="2593E6ED" wp14:editId="2549D95E">
+                          <wp:inline distT="0" distB="0" distL="0" distR="0">
                             <wp:extent cx="3491230" cy="1572260"/>
                             <wp:effectExtent l="0" t="0" r="0" b="8890"/>
                             <wp:docPr id="1206016023" name="Picture 11"/>
@@ -2529,13 +2422,13 @@
                               <a:graphicData uri="http://schemas.openxmlformats.org/drawingml/2006/picture">
                                 <pic:pic xmlns:pic="http://schemas.openxmlformats.org/drawingml/2006/picture">
                                   <pic:nvPicPr>
-                                    <pic:cNvPr id="0" name="Picture 126"/>
+                                    <pic:cNvPr id="1206016023" name="Picture 11"/>
                                     <pic:cNvPicPr>
                                       <a:picLocks noChangeAspect="1" noChangeArrowheads="1"/>
                                     </pic:cNvPicPr>
                                   </pic:nvPicPr>
                                   <pic:blipFill>
-                                    <a:blip r:embed="rId12">
+                                    <a:blip r:embed="rId13">
                                       <a:extLst>
                                         <a:ext uri="{28A0092B-C50C-407E-A947-70E740481C1C}">
                                           <a14:useLocalDpi xmlns:a14="http://schemas.microsoft.com/office/drawing/2010/main" val="0"/>
@@ -2547,7 +2440,7 @@
                                       <a:fillRect/>
                                     </a:stretch>
                                   </pic:blipFill>
-                                  <pic:spPr bwMode="auto">
+                                  <pic:spPr>
                                     <a:xfrm>
                                       <a:off x="0" y="0"/>
                                       <a:ext cx="3491230" cy="1572260"/>
@@ -2575,11 +2468,8 @@
         </mc:AlternateContent>
       </w:r>
       <w:r>
-        <w:rPr>
-          <w:noProof/>
-        </w:rPr>
         <w:drawing>
-          <wp:inline distT="0" distB="0" distL="0" distR="0" wp14:anchorId="7589BE62" wp14:editId="7F48E535">
+          <wp:inline distT="0" distB="0" distL="0" distR="0">
             <wp:extent cx="3688080" cy="6089650"/>
             <wp:effectExtent l="0" t="0" r="7620" b="6350"/>
             <wp:docPr id="1453233448" name="Picture 9"/>
@@ -2590,13 +2480,13 @@
               <a:graphicData uri="http://schemas.openxmlformats.org/drawingml/2006/picture">
                 <pic:pic xmlns:pic="http://schemas.openxmlformats.org/drawingml/2006/picture">
                   <pic:nvPicPr>
-                    <pic:cNvPr id="0" name="Picture 124"/>
+                    <pic:cNvPr id="1453233448" name="Picture 9"/>
                     <pic:cNvPicPr>
                       <a:picLocks noChangeAspect="1" noChangeArrowheads="1"/>
                     </pic:cNvPicPr>
                   </pic:nvPicPr>
                   <pic:blipFill>
-                    <a:blip r:embed="rId13">
+                    <a:blip r:embed="rId14">
                       <a:extLst>
                         <a:ext uri="{28A0092B-C50C-407E-A947-70E740481C1C}">
                           <a14:useLocalDpi xmlns:a14="http://schemas.microsoft.com/office/drawing/2010/main" val="0"/>
@@ -2608,7 +2498,7 @@
                       <a:fillRect/>
                     </a:stretch>
                   </pic:blipFill>
-                  <pic:spPr bwMode="auto">
+                  <pic:spPr>
                     <a:xfrm>
                       <a:off x="0" y="0"/>
                       <a:ext cx="3688080" cy="6089650"/>
@@ -2631,1490 +2521,1265 @@
     <w:sectPr>
       <w:pgSz w:w="12240" w:h="15840"/>
       <w:pgMar w:top="1440" w:right="1440" w:bottom="1440" w:left="1440" w:header="720" w:footer="720" w:gutter="0"/>
-      <w:cols w:space="720"/>
-      <w:docGrid w:linePitch="360"/>
+      <w:cols w:space="720" w:num="1"/>
+      <w:docGrid w:linePitch="360" w:charSpace="0"/>
     </w:sectPr>
   </w:body>
 </w:document>
 </file>
 
+<file path=word/endnotes.xml><?xml version="1.0" encoding="utf-8"?>
+<w:endnotes xmlns:wpc="http://schemas.microsoft.com/office/word/2010/wordprocessingCanvas" xmlns:mc="http://schemas.openxmlformats.org/markup-compatibility/2006" xmlns:o="urn:schemas-microsoft-com:office:office" xmlns:r="http://schemas.openxmlformats.org/officeDocument/2006/relationships" xmlns:m="http://schemas.openxmlformats.org/officeDocument/2006/math" xmlns:v="urn:schemas-microsoft-com:vml" xmlns:wp14="http://schemas.microsoft.com/office/word/2010/wordprocessingDrawing" xmlns:wp="http://schemas.openxmlformats.org/drawingml/2006/wordprocessingDrawing" xmlns:w="http://schemas.openxmlformats.org/wordprocessingml/2006/main" xmlns:w14="http://schemas.microsoft.com/office/word/2010/wordml" xmlns:w15="http://schemas.microsoft.com/office/word/2012/wordml" xmlns:w10="urn:schemas-microsoft-com:office:word" xmlns:wpg="http://schemas.microsoft.com/office/word/2010/wordprocessingGroup" xmlns:wpi="http://schemas.microsoft.com/office/word/2010/wordprocessingInk" xmlns:wne="http://schemas.microsoft.com/office/word/2006/wordml" xmlns:wps="http://schemas.microsoft.com/office/word/2010/wordprocessingShape" xmlns:wpsCustomData="http://www.wps.cn/officeDocument/2013/wpsCustomData" mc:Ignorable="w14 w15 wp14">
+  <w:endnote w:type="separator" w:id="0">
+    <w:p>
+      <w:pPr>
+        <w:spacing w:line="240" w:lineRule="auto"/>
+      </w:pPr>
+      <w:r>
+        <w:separator/>
+      </w:r>
+    </w:p>
+  </w:endnote>
+  <w:endnote w:type="continuationSeparator" w:id="1">
+    <w:p>
+      <w:pPr>
+        <w:spacing w:line="240" w:lineRule="auto"/>
+      </w:pPr>
+      <w:r>
+        <w:continuationSeparator/>
+      </w:r>
+    </w:p>
+  </w:endnote>
+</w:endnotes>
+</file>
+
+<file path=word/footnotes.xml><?xml version="1.0" encoding="utf-8"?>
+<w:footnotes xmlns:wpc="http://schemas.microsoft.com/office/word/2010/wordprocessingCanvas" xmlns:mc="http://schemas.openxmlformats.org/markup-compatibility/2006" xmlns:o="urn:schemas-microsoft-com:office:office" xmlns:r="http://schemas.openxmlformats.org/officeDocument/2006/relationships" xmlns:m="http://schemas.openxmlformats.org/officeDocument/2006/math" xmlns:v="urn:schemas-microsoft-com:vml" xmlns:wp14="http://schemas.microsoft.com/office/word/2010/wordprocessingDrawing" xmlns:wp="http://schemas.openxmlformats.org/drawingml/2006/wordprocessingDrawing" xmlns:w="http://schemas.openxmlformats.org/wordprocessingml/2006/main" xmlns:w14="http://schemas.microsoft.com/office/word/2010/wordml" xmlns:w15="http://schemas.microsoft.com/office/word/2012/wordml" xmlns:w10="urn:schemas-microsoft-com:office:word" xmlns:wpg="http://schemas.microsoft.com/office/word/2010/wordprocessingGroup" xmlns:wpi="http://schemas.microsoft.com/office/word/2010/wordprocessingInk" xmlns:wne="http://schemas.microsoft.com/office/word/2006/wordml" xmlns:wps="http://schemas.microsoft.com/office/word/2010/wordprocessingShape" xmlns:wpsCustomData="http://www.wps.cn/officeDocument/2013/wpsCustomData" mc:Ignorable="w14 w15 wp14">
+  <w:footnote w:type="separator" w:id="0">
+    <w:p>
+      <w:pPr>
+        <w:spacing w:before="0" w:after="0" w:line="288" w:lineRule="auto"/>
+      </w:pPr>
+      <w:r>
+        <w:separator/>
+      </w:r>
+    </w:p>
+  </w:footnote>
+  <w:footnote w:type="continuationSeparator" w:id="1">
+    <w:p>
+      <w:pPr>
+        <w:spacing w:before="0" w:after="0" w:line="288" w:lineRule="auto"/>
+      </w:pPr>
+      <w:r>
+        <w:continuationSeparator/>
+      </w:r>
+    </w:p>
+  </w:footnote>
+</w:footnotes>
+</file>
+
 <file path=word/numbering.xml><?xml version="1.0" encoding="utf-8"?>
-<w:numbering xmlns:wpc="http://schemas.microsoft.com/office/word/2010/wordprocessingCanvas" xmlns:cx="http://schemas.microsoft.com/office/drawing/2014/chartex" xmlns:cx1="http://schemas.microsoft.com/office/drawing/2015/9/8/chartex" xmlns:cx2="http://schemas.microsoft.com/office/drawing/2015/10/21/chartex" xmlns:cx3="http://schemas.microsoft.com/office/drawing/2016/5/9/chartex" xmlns:cx4="http://schemas.microsoft.com/office/drawing/2016/5/10/chartex" xmlns:cx5="http://schemas.microsoft.com/office/drawing/2016/5/11/chartex" xmlns:cx6="http://schemas.microsoft.com/office/drawing/2016/5/12/chartex" xmlns:cx7="http://schemas.microsoft.com/office/drawing/2016/5/13/chartex" xmlns:cx8="http://schemas.microsoft.com/office/drawing/2016/5/14/chartex" xmlns:mc="http://schemas.openxmlformats.org/markup-compatibility/2006" xmlns:aink="http://schemas.microsoft.com/office/drawing/2016/ink" xmlns:am3d="http://schemas.microsoft.com/office/drawing/2017/model3d" xmlns:o="urn:schemas-microsoft-com:office:office" xmlns:oel="http://schemas.microsoft.com/office/2019/extlst" xmlns:r="http://schemas.openxmlformats.org/officeDocument/2006/relationships" xmlns:m="http://schemas.openxmlformats.org/officeDocument/2006/math" xmlns:v="urn:schemas-microsoft-com:vml" xmlns:wp14="http://schemas.microsoft.com/office/word/2010/wordprocessingDrawing" xmlns:wp="http://schemas.openxmlformats.org/drawingml/2006/wordprocessingDrawing" xmlns:w10="urn:schemas-microsoft-com:office:word" xmlns:w="http://schemas.openxmlformats.org/wordprocessingml/2006/main" xmlns:w14="http://schemas.microsoft.com/office/word/2010/wordml" xmlns:w15="http://schemas.microsoft.com/office/word/2012/wordml" xmlns:w16cex="http://schemas.microsoft.com/office/word/2018/wordml/cex" xmlns:w16cid="http://schemas.microsoft.com/office/word/2016/wordml/cid" xmlns:w16="http://schemas.microsoft.com/office/word/2018/wordml" xmlns:w16du="http://schemas.microsoft.com/office/word/2023/wordml/word16du" xmlns:w16sdtdh="http://schemas.microsoft.com/office/word/2020/wordml/sdtdatahash" xmlns:w16sdtfl="http://schemas.microsoft.com/office/word/2024/wordml/sdtformatlock" xmlns:w16se="http://schemas.microsoft.com/office/word/2015/wordml/symex" xmlns:wpg="http://schemas.microsoft.com/office/word/2010/wordprocessingGroup" xmlns:wpi="http://schemas.microsoft.com/office/word/2010/wordprocessingInk" xmlns:wne="http://schemas.microsoft.com/office/word/2006/wordml" xmlns:wps="http://schemas.microsoft.com/office/word/2010/wordprocessingShape" mc:Ignorable="w14 w15 w16se w16cid w16 w16cex w16sdtdh w16sdtfl w16du wp14">
-  <w:abstractNum w:abstractNumId="0" w15:restartNumberingAfterBreak="0">
+<w:numbering xmlns:wpc="http://schemas.microsoft.com/office/word/2010/wordprocessingCanvas" xmlns:mc="http://schemas.openxmlformats.org/markup-compatibility/2006" xmlns:o="urn:schemas-microsoft-com:office:office" xmlns:r="http://schemas.openxmlformats.org/officeDocument/2006/relationships" xmlns:m="http://schemas.openxmlformats.org/officeDocument/2006/math" xmlns:v="urn:schemas-microsoft-com:vml" xmlns:wp14="http://schemas.microsoft.com/office/word/2010/wordprocessingDrawing" xmlns:wp="http://schemas.openxmlformats.org/drawingml/2006/wordprocessingDrawing" xmlns:w10="urn:schemas-microsoft-com:office:word" xmlns:w="http://schemas.openxmlformats.org/wordprocessingml/2006/main" xmlns:w14="http://schemas.microsoft.com/office/word/2010/wordml" xmlns:wpg="http://schemas.microsoft.com/office/word/2010/wordprocessingGroup" xmlns:wpi="http://schemas.microsoft.com/office/word/2010/wordprocessingInk" xmlns:wne="http://schemas.microsoft.com/office/word/2006/wordml" xmlns:wps="http://schemas.microsoft.com/office/word/2010/wordprocessingShape" xmlns:wpsCustomData="http://www.wps.cn/officeDocument/2013/wpsCustomData" mc:Ignorable="w14 wp14">
+  <w:abstractNum w:abstractNumId="0">
     <w:nsid w:val="055E2092"/>
     <w:multiLevelType w:val="multilevel"/>
-    <w:tmpl w:val="6750BFD6"/>
-    <w:lvl w:ilvl="0">
+    <w:tmpl w:val="055E2092"/>
+    <w:lvl w:ilvl="0" w:tentative="0">
       <w:start w:val="1"/>
       <w:numFmt w:val="bullet"/>
       <w:lvlText w:val=""/>
       <w:lvlJc w:val="left"/>
       <w:pPr>
         <w:tabs>
-          <w:tab w:val="num" w:pos="720"/>
+          <w:tab w:val="left" w:pos="720"/>
         </w:tabs>
         <w:ind w:left="720" w:hanging="360"/>
       </w:pPr>
       <w:rPr>
-        <w:rFonts w:ascii="Symbol" w:hAnsi="Symbol" w:hint="default"/>
-        <w:sz w:val="20"/>
-      </w:rPr>
-    </w:lvl>
-    <w:lvl w:ilvl="1" w:tentative="1">
+        <w:rFonts w:hint="default" w:ascii="Symbol" w:hAnsi="Symbol"/>
+        <w:sz w:val="20"/>
+      </w:rPr>
+    </w:lvl>
+    <w:lvl w:ilvl="1" w:tentative="0">
       <w:start w:val="1"/>
       <w:numFmt w:val="bullet"/>
       <w:lvlText w:val="o"/>
       <w:lvlJc w:val="left"/>
       <w:pPr>
         <w:tabs>
-          <w:tab w:val="num" w:pos="1440"/>
+          <w:tab w:val="left" w:pos="1440"/>
         </w:tabs>
         <w:ind w:left="1440" w:hanging="360"/>
       </w:pPr>
       <w:rPr>
-        <w:rFonts w:ascii="Courier New" w:hAnsi="Courier New" w:hint="default"/>
-        <w:sz w:val="20"/>
-      </w:rPr>
-    </w:lvl>
-    <w:lvl w:ilvl="2" w:tentative="1">
+        <w:rFonts w:hint="default" w:ascii="Courier New" w:hAnsi="Courier New"/>
+        <w:sz w:val="20"/>
+      </w:rPr>
+    </w:lvl>
+    <w:lvl w:ilvl="2" w:tentative="0">
       <w:start w:val="1"/>
       <w:numFmt w:val="bullet"/>
       <w:lvlText w:val=""/>
       <w:lvlJc w:val="left"/>
       <w:pPr>
         <w:tabs>
-          <w:tab w:val="num" w:pos="2160"/>
+          <w:tab w:val="left" w:pos="2160"/>
         </w:tabs>
         <w:ind w:left="2160" w:hanging="360"/>
       </w:pPr>
       <w:rPr>
-        <w:rFonts w:ascii="Wingdings" w:hAnsi="Wingdings" w:hint="default"/>
-        <w:sz w:val="20"/>
-      </w:rPr>
-    </w:lvl>
-    <w:lvl w:ilvl="3" w:tentative="1">
+        <w:rFonts w:hint="default" w:ascii="Wingdings" w:hAnsi="Wingdings"/>
+        <w:sz w:val="20"/>
+      </w:rPr>
+    </w:lvl>
+    <w:lvl w:ilvl="3" w:tentative="0">
       <w:start w:val="1"/>
       <w:numFmt w:val="bullet"/>
       <w:lvlText w:val=""/>
       <w:lvlJc w:val="left"/>
       <w:pPr>
         <w:tabs>
-          <w:tab w:val="num" w:pos="2880"/>
+          <w:tab w:val="left" w:pos="2880"/>
         </w:tabs>
         <w:ind w:left="2880" w:hanging="360"/>
       </w:pPr>
       <w:rPr>
-        <w:rFonts w:ascii="Wingdings" w:hAnsi="Wingdings" w:hint="default"/>
-        <w:sz w:val="20"/>
-      </w:rPr>
-    </w:lvl>
-    <w:lvl w:ilvl="4" w:tentative="1">
+        <w:rFonts w:hint="default" w:ascii="Wingdings" w:hAnsi="Wingdings"/>
+        <w:sz w:val="20"/>
+      </w:rPr>
+    </w:lvl>
+    <w:lvl w:ilvl="4" w:tentative="0">
       <w:start w:val="1"/>
       <w:numFmt w:val="bullet"/>
       <w:lvlText w:val=""/>
       <w:lvlJc w:val="left"/>
       <w:pPr>
         <w:tabs>
-          <w:tab w:val="num" w:pos="3600"/>
+          <w:tab w:val="left" w:pos="3600"/>
         </w:tabs>
         <w:ind w:left="3600" w:hanging="360"/>
       </w:pPr>
       <w:rPr>
-        <w:rFonts w:ascii="Wingdings" w:hAnsi="Wingdings" w:hint="default"/>
-        <w:sz w:val="20"/>
-      </w:rPr>
-    </w:lvl>
-    <w:lvl w:ilvl="5" w:tentative="1">
+        <w:rFonts w:hint="default" w:ascii="Wingdings" w:hAnsi="Wingdings"/>
+        <w:sz w:val="20"/>
+      </w:rPr>
+    </w:lvl>
+    <w:lvl w:ilvl="5" w:tentative="0">
       <w:start w:val="1"/>
       <w:numFmt w:val="bullet"/>
       <w:lvlText w:val=""/>
       <w:lvlJc w:val="left"/>
       <w:pPr>
         <w:tabs>
-          <w:tab w:val="num" w:pos="4320"/>
+          <w:tab w:val="left" w:pos="4320"/>
         </w:tabs>
         <w:ind w:left="4320" w:hanging="360"/>
       </w:pPr>
       <w:rPr>
-        <w:rFonts w:ascii="Wingdings" w:hAnsi="Wingdings" w:hint="default"/>
-        <w:sz w:val="20"/>
-      </w:rPr>
-    </w:lvl>
-    <w:lvl w:ilvl="6" w:tentative="1">
+        <w:rFonts w:hint="default" w:ascii="Wingdings" w:hAnsi="Wingdings"/>
+        <w:sz w:val="20"/>
+      </w:rPr>
+    </w:lvl>
+    <w:lvl w:ilvl="6" w:tentative="0">
       <w:start w:val="1"/>
       <w:numFmt w:val="bullet"/>
       <w:lvlText w:val=""/>
       <w:lvlJc w:val="left"/>
       <w:pPr>
         <w:tabs>
-          <w:tab w:val="num" w:pos="5040"/>
+          <w:tab w:val="left" w:pos="5040"/>
         </w:tabs>
         <w:ind w:left="5040" w:hanging="360"/>
       </w:pPr>
       <w:rPr>
-        <w:rFonts w:ascii="Wingdings" w:hAnsi="Wingdings" w:hint="default"/>
-        <w:sz w:val="20"/>
-      </w:rPr>
-    </w:lvl>
-    <w:lvl w:ilvl="7" w:tentative="1">
+        <w:rFonts w:hint="default" w:ascii="Wingdings" w:hAnsi="Wingdings"/>
+        <w:sz w:val="20"/>
+      </w:rPr>
+    </w:lvl>
+    <w:lvl w:ilvl="7" w:tentative="0">
       <w:start w:val="1"/>
       <w:numFmt w:val="bullet"/>
       <w:lvlText w:val=""/>
       <w:lvlJc w:val="left"/>
       <w:pPr>
         <w:tabs>
-          <w:tab w:val="num" w:pos="5760"/>
+          <w:tab w:val="left" w:pos="5760"/>
         </w:tabs>
         <w:ind w:left="5760" w:hanging="360"/>
       </w:pPr>
       <w:rPr>
-        <w:rFonts w:ascii="Wingdings" w:hAnsi="Wingdings" w:hint="default"/>
-        <w:sz w:val="20"/>
-      </w:rPr>
-    </w:lvl>
-    <w:lvl w:ilvl="8" w:tentative="1">
+        <w:rFonts w:hint="default" w:ascii="Wingdings" w:hAnsi="Wingdings"/>
+        <w:sz w:val="20"/>
+      </w:rPr>
+    </w:lvl>
+    <w:lvl w:ilvl="8" w:tentative="0">
       <w:start w:val="1"/>
       <w:numFmt w:val="bullet"/>
       <w:lvlText w:val=""/>
       <w:lvlJc w:val="left"/>
       <w:pPr>
         <w:tabs>
-          <w:tab w:val="num" w:pos="6480"/>
+          <w:tab w:val="left" w:pos="6480"/>
         </w:tabs>
         <w:ind w:left="6480" w:hanging="360"/>
       </w:pPr>
       <w:rPr>
-        <w:rFonts w:ascii="Wingdings" w:hAnsi="Wingdings" w:hint="default"/>
+        <w:rFonts w:hint="default" w:ascii="Wingdings" w:hAnsi="Wingdings"/>
         <w:sz w:val="20"/>
       </w:rPr>
     </w:lvl>
   </w:abstractNum>
-  <w:abstractNum w:abstractNumId="1" w15:restartNumberingAfterBreak="0">
+  <w:abstractNum w:abstractNumId="1">
     <w:nsid w:val="18344131"/>
     <w:multiLevelType w:val="multilevel"/>
-    <w:tmpl w:val="4AF4D950"/>
-    <w:lvl w:ilvl="0">
+    <w:tmpl w:val="18344131"/>
+    <w:lvl w:ilvl="0" w:tentative="0">
       <w:start w:val="1"/>
       <w:numFmt w:val="bullet"/>
       <w:lvlText w:val=""/>
       <w:lvlJc w:val="left"/>
       <w:pPr>
         <w:tabs>
-          <w:tab w:val="num" w:pos="720"/>
+          <w:tab w:val="left" w:pos="720"/>
         </w:tabs>
         <w:ind w:left="720" w:hanging="360"/>
       </w:pPr>
       <w:rPr>
-        <w:rFonts w:ascii="Symbol" w:hAnsi="Symbol" w:hint="default"/>
-        <w:sz w:val="20"/>
-      </w:rPr>
-    </w:lvl>
-    <w:lvl w:ilvl="1" w:tentative="1">
+        <w:rFonts w:hint="default" w:ascii="Symbol" w:hAnsi="Symbol"/>
+        <w:sz w:val="20"/>
+      </w:rPr>
+    </w:lvl>
+    <w:lvl w:ilvl="1" w:tentative="0">
       <w:start w:val="1"/>
       <w:numFmt w:val="bullet"/>
       <w:lvlText w:val="o"/>
       <w:lvlJc w:val="left"/>
       <w:pPr>
         <w:tabs>
-          <w:tab w:val="num" w:pos="1440"/>
+          <w:tab w:val="left" w:pos="1440"/>
         </w:tabs>
         <w:ind w:left="1440" w:hanging="360"/>
       </w:pPr>
       <w:rPr>
-        <w:rFonts w:ascii="Courier New" w:hAnsi="Courier New" w:hint="default"/>
-        <w:sz w:val="20"/>
-      </w:rPr>
-    </w:lvl>
-    <w:lvl w:ilvl="2" w:tentative="1">
+        <w:rFonts w:hint="default" w:ascii="Courier New" w:hAnsi="Courier New"/>
+        <w:sz w:val="20"/>
+      </w:rPr>
+    </w:lvl>
+    <w:lvl w:ilvl="2" w:tentative="0">
       <w:start w:val="1"/>
       <w:numFmt w:val="bullet"/>
       <w:lvlText w:val=""/>
       <w:lvlJc w:val="left"/>
       <w:pPr>
         <w:tabs>
-          <w:tab w:val="num" w:pos="2160"/>
+          <w:tab w:val="left" w:pos="2160"/>
         </w:tabs>
         <w:ind w:left="2160" w:hanging="360"/>
       </w:pPr>
       <w:rPr>
-        <w:rFonts w:ascii="Wingdings" w:hAnsi="Wingdings" w:hint="default"/>
-        <w:sz w:val="20"/>
-      </w:rPr>
-    </w:lvl>
-    <w:lvl w:ilvl="3" w:tentative="1">
+        <w:rFonts w:hint="default" w:ascii="Wingdings" w:hAnsi="Wingdings"/>
+        <w:sz w:val="20"/>
+      </w:rPr>
+    </w:lvl>
+    <w:lvl w:ilvl="3" w:tentative="0">
       <w:start w:val="1"/>
       <w:numFmt w:val="bullet"/>
       <w:lvlText w:val=""/>
       <w:lvlJc w:val="left"/>
       <w:pPr>
         <w:tabs>
-          <w:tab w:val="num" w:pos="2880"/>
+          <w:tab w:val="left" w:pos="2880"/>
         </w:tabs>
         <w:ind w:left="2880" w:hanging="360"/>
       </w:pPr>
       <w:rPr>
-        <w:rFonts w:ascii="Wingdings" w:hAnsi="Wingdings" w:hint="default"/>
-        <w:sz w:val="20"/>
-      </w:rPr>
-    </w:lvl>
-    <w:lvl w:ilvl="4" w:tentative="1">
+        <w:rFonts w:hint="default" w:ascii="Wingdings" w:hAnsi="Wingdings"/>
+        <w:sz w:val="20"/>
+      </w:rPr>
+    </w:lvl>
+    <w:lvl w:ilvl="4" w:tentative="0">
       <w:start w:val="1"/>
       <w:numFmt w:val="bullet"/>
       <w:lvlText w:val=""/>
       <w:lvlJc w:val="left"/>
       <w:pPr>
         <w:tabs>
-          <w:tab w:val="num" w:pos="3600"/>
+          <w:tab w:val="left" w:pos="3600"/>
         </w:tabs>
         <w:ind w:left="3600" w:hanging="360"/>
       </w:pPr>
       <w:rPr>
-        <w:rFonts w:ascii="Wingdings" w:hAnsi="Wingdings" w:hint="default"/>
-        <w:sz w:val="20"/>
-      </w:rPr>
-    </w:lvl>
-    <w:lvl w:ilvl="5" w:tentative="1">
+        <w:rFonts w:hint="default" w:ascii="Wingdings" w:hAnsi="Wingdings"/>
+        <w:sz w:val="20"/>
+      </w:rPr>
+    </w:lvl>
+    <w:lvl w:ilvl="5" w:tentative="0">
       <w:start w:val="1"/>
       <w:numFmt w:val="bullet"/>
       <w:lvlText w:val=""/>
       <w:lvlJc w:val="left"/>
       <w:pPr>
         <w:tabs>
-          <w:tab w:val="num" w:pos="4320"/>
+          <w:tab w:val="left" w:pos="4320"/>
         </w:tabs>
         <w:ind w:left="4320" w:hanging="360"/>
       </w:pPr>
       <w:rPr>
-        <w:rFonts w:ascii="Wingdings" w:hAnsi="Wingdings" w:hint="default"/>
-        <w:sz w:val="20"/>
-      </w:rPr>
-    </w:lvl>
-    <w:lvl w:ilvl="6" w:tentative="1">
+        <w:rFonts w:hint="default" w:ascii="Wingdings" w:hAnsi="Wingdings"/>
+        <w:sz w:val="20"/>
+      </w:rPr>
+    </w:lvl>
+    <w:lvl w:ilvl="6" w:tentative="0">
       <w:start w:val="1"/>
       <w:numFmt w:val="bullet"/>
       <w:lvlText w:val=""/>
       <w:lvlJc w:val="left"/>
       <w:pPr>
         <w:tabs>
-          <w:tab w:val="num" w:pos="5040"/>
+          <w:tab w:val="left" w:pos="5040"/>
         </w:tabs>
         <w:ind w:left="5040" w:hanging="360"/>
       </w:pPr>
       <w:rPr>
-        <w:rFonts w:ascii="Wingdings" w:hAnsi="Wingdings" w:hint="default"/>
-        <w:sz w:val="20"/>
-      </w:rPr>
-    </w:lvl>
-    <w:lvl w:ilvl="7" w:tentative="1">
+        <w:rFonts w:hint="default" w:ascii="Wingdings" w:hAnsi="Wingdings"/>
+        <w:sz w:val="20"/>
+      </w:rPr>
+    </w:lvl>
+    <w:lvl w:ilvl="7" w:tentative="0">
       <w:start w:val="1"/>
       <w:numFmt w:val="bullet"/>
       <w:lvlText w:val=""/>
       <w:lvlJc w:val="left"/>
       <w:pPr>
         <w:tabs>
-          <w:tab w:val="num" w:pos="5760"/>
+          <w:tab w:val="left" w:pos="5760"/>
         </w:tabs>
         <w:ind w:left="5760" w:hanging="360"/>
       </w:pPr>
       <w:rPr>
-        <w:rFonts w:ascii="Wingdings" w:hAnsi="Wingdings" w:hint="default"/>
-        <w:sz w:val="20"/>
-      </w:rPr>
-    </w:lvl>
-    <w:lvl w:ilvl="8" w:tentative="1">
+        <w:rFonts w:hint="default" w:ascii="Wingdings" w:hAnsi="Wingdings"/>
+        <w:sz w:val="20"/>
+      </w:rPr>
+    </w:lvl>
+    <w:lvl w:ilvl="8" w:tentative="0">
       <w:start w:val="1"/>
       <w:numFmt w:val="bullet"/>
       <w:lvlText w:val=""/>
       <w:lvlJc w:val="left"/>
       <w:pPr>
         <w:tabs>
-          <w:tab w:val="num" w:pos="6480"/>
+          <w:tab w:val="left" w:pos="6480"/>
         </w:tabs>
         <w:ind w:left="6480" w:hanging="360"/>
       </w:pPr>
       <w:rPr>
-        <w:rFonts w:ascii="Wingdings" w:hAnsi="Wingdings" w:hint="default"/>
+        <w:rFonts w:hint="default" w:ascii="Wingdings" w:hAnsi="Wingdings"/>
         <w:sz w:val="20"/>
       </w:rPr>
     </w:lvl>
   </w:abstractNum>
-  <w:abstractNum w:abstractNumId="2" w15:restartNumberingAfterBreak="0">
+  <w:abstractNum w:abstractNumId="2">
     <w:nsid w:val="2BA87553"/>
     <w:multiLevelType w:val="multilevel"/>
-    <w:tmpl w:val="67AA827E"/>
-    <w:lvl w:ilvl="0">
+    <w:tmpl w:val="2BA87553"/>
+    <w:lvl w:ilvl="0" w:tentative="0">
       <w:start w:val="1"/>
       <w:numFmt w:val="bullet"/>
       <w:lvlText w:val=""/>
       <w:lvlJc w:val="left"/>
       <w:pPr>
         <w:tabs>
-          <w:tab w:val="num" w:pos="720"/>
+          <w:tab w:val="left" w:pos="720"/>
         </w:tabs>
         <w:ind w:left="720" w:hanging="360"/>
       </w:pPr>
       <w:rPr>
-        <w:rFonts w:ascii="Symbol" w:hAnsi="Symbol" w:hint="default"/>
-        <w:sz w:val="20"/>
-      </w:rPr>
-    </w:lvl>
-    <w:lvl w:ilvl="1" w:tentative="1">
+        <w:rFonts w:hint="default" w:ascii="Symbol" w:hAnsi="Symbol"/>
+        <w:sz w:val="20"/>
+      </w:rPr>
+    </w:lvl>
+    <w:lvl w:ilvl="1" w:tentative="0">
       <w:start w:val="1"/>
       <w:numFmt w:val="bullet"/>
       <w:lvlText w:val="o"/>
       <w:lvlJc w:val="left"/>
       <w:pPr>
         <w:tabs>
-          <w:tab w:val="num" w:pos="1440"/>
+          <w:tab w:val="left" w:pos="1440"/>
         </w:tabs>
         <w:ind w:left="1440" w:hanging="360"/>
       </w:pPr>
       <w:rPr>
-        <w:rFonts w:ascii="Courier New" w:hAnsi="Courier New" w:hint="default"/>
-        <w:sz w:val="20"/>
-      </w:rPr>
-    </w:lvl>
-    <w:lvl w:ilvl="2" w:tentative="1">
+        <w:rFonts w:hint="default" w:ascii="Courier New" w:hAnsi="Courier New"/>
+        <w:sz w:val="20"/>
+      </w:rPr>
+    </w:lvl>
+    <w:lvl w:ilvl="2" w:tentative="0">
       <w:start w:val="1"/>
       <w:numFmt w:val="bullet"/>
       <w:lvlText w:val=""/>
       <w:lvlJc w:val="left"/>
       <w:pPr>
         <w:tabs>
-          <w:tab w:val="num" w:pos="2160"/>
+          <w:tab w:val="left" w:pos="2160"/>
         </w:tabs>
         <w:ind w:left="2160" w:hanging="360"/>
       </w:pPr>
       <w:rPr>
-        <w:rFonts w:ascii="Wingdings" w:hAnsi="Wingdings" w:hint="default"/>
-        <w:sz w:val="20"/>
-      </w:rPr>
-    </w:lvl>
-    <w:lvl w:ilvl="3" w:tentative="1">
+        <w:rFonts w:hint="default" w:ascii="Wingdings" w:hAnsi="Wingdings"/>
+        <w:sz w:val="20"/>
+      </w:rPr>
+    </w:lvl>
+    <w:lvl w:ilvl="3" w:tentative="0">
       <w:start w:val="1"/>
       <w:numFmt w:val="bullet"/>
       <w:lvlText w:val=""/>
       <w:lvlJc w:val="left"/>
       <w:pPr>
         <w:tabs>
-          <w:tab w:val="num" w:pos="2880"/>
+          <w:tab w:val="left" w:pos="2880"/>
         </w:tabs>
         <w:ind w:left="2880" w:hanging="360"/>
       </w:pPr>
       <w:rPr>
-        <w:rFonts w:ascii="Wingdings" w:hAnsi="Wingdings" w:hint="default"/>
-        <w:sz w:val="20"/>
-      </w:rPr>
-    </w:lvl>
-    <w:lvl w:ilvl="4" w:tentative="1">
+        <w:rFonts w:hint="default" w:ascii="Wingdings" w:hAnsi="Wingdings"/>
+        <w:sz w:val="20"/>
+      </w:rPr>
+    </w:lvl>
+    <w:lvl w:ilvl="4" w:tentative="0">
       <w:start w:val="1"/>
       <w:numFmt w:val="bullet"/>
       <w:lvlText w:val=""/>
       <w:lvlJc w:val="left"/>
       <w:pPr>
         <w:tabs>
-          <w:tab w:val="num" w:pos="3600"/>
+          <w:tab w:val="left" w:pos="3600"/>
         </w:tabs>
         <w:ind w:left="3600" w:hanging="360"/>
       </w:pPr>
       <w:rPr>
-        <w:rFonts w:ascii="Wingdings" w:hAnsi="Wingdings" w:hint="default"/>
-        <w:sz w:val="20"/>
-      </w:rPr>
-    </w:lvl>
-    <w:lvl w:ilvl="5" w:tentative="1">
+        <w:rFonts w:hint="default" w:ascii="Wingdings" w:hAnsi="Wingdings"/>
+        <w:sz w:val="20"/>
+      </w:rPr>
+    </w:lvl>
+    <w:lvl w:ilvl="5" w:tentative="0">
       <w:start w:val="1"/>
       <w:numFmt w:val="bullet"/>
       <w:lvlText w:val=""/>
       <w:lvlJc w:val="left"/>
       <w:pPr>
         <w:tabs>
-          <w:tab w:val="num" w:pos="4320"/>
+          <w:tab w:val="left" w:pos="4320"/>
         </w:tabs>
         <w:ind w:left="4320" w:hanging="360"/>
       </w:pPr>
       <w:rPr>
-        <w:rFonts w:ascii="Wingdings" w:hAnsi="Wingdings" w:hint="default"/>
-        <w:sz w:val="20"/>
-      </w:rPr>
-    </w:lvl>
-    <w:lvl w:ilvl="6" w:tentative="1">
+        <w:rFonts w:hint="default" w:ascii="Wingdings" w:hAnsi="Wingdings"/>
+        <w:sz w:val="20"/>
+      </w:rPr>
+    </w:lvl>
+    <w:lvl w:ilvl="6" w:tentative="0">
       <w:start w:val="1"/>
       <w:numFmt w:val="bullet"/>
       <w:lvlText w:val=""/>
       <w:lvlJc w:val="left"/>
       <w:pPr>
         <w:tabs>
-          <w:tab w:val="num" w:pos="5040"/>
+          <w:tab w:val="left" w:pos="5040"/>
         </w:tabs>
         <w:ind w:left="5040" w:hanging="360"/>
       </w:pPr>
       <w:rPr>
-        <w:rFonts w:ascii="Wingdings" w:hAnsi="Wingdings" w:hint="default"/>
-        <w:sz w:val="20"/>
-      </w:rPr>
-    </w:lvl>
-    <w:lvl w:ilvl="7" w:tentative="1">
+        <w:rFonts w:hint="default" w:ascii="Wingdings" w:hAnsi="Wingdings"/>
+        <w:sz w:val="20"/>
+      </w:rPr>
+    </w:lvl>
+    <w:lvl w:ilvl="7" w:tentative="0">
       <w:start w:val="1"/>
       <w:numFmt w:val="bullet"/>
       <w:lvlText w:val=""/>
       <w:lvlJc w:val="left"/>
       <w:pPr>
         <w:tabs>
-          <w:tab w:val="num" w:pos="5760"/>
+          <w:tab w:val="left" w:pos="5760"/>
         </w:tabs>
         <w:ind w:left="5760" w:hanging="360"/>
       </w:pPr>
       <w:rPr>
-        <w:rFonts w:ascii="Wingdings" w:hAnsi="Wingdings" w:hint="default"/>
-        <w:sz w:val="20"/>
-      </w:rPr>
-    </w:lvl>
-    <w:lvl w:ilvl="8" w:tentative="1">
+        <w:rFonts w:hint="default" w:ascii="Wingdings" w:hAnsi="Wingdings"/>
+        <w:sz w:val="20"/>
+      </w:rPr>
+    </w:lvl>
+    <w:lvl w:ilvl="8" w:tentative="0">
       <w:start w:val="1"/>
       <w:numFmt w:val="bullet"/>
       <w:lvlText w:val=""/>
       <w:lvlJc w:val="left"/>
       <w:pPr>
         <w:tabs>
-          <w:tab w:val="num" w:pos="6480"/>
+          <w:tab w:val="left" w:pos="6480"/>
         </w:tabs>
         <w:ind w:left="6480" w:hanging="360"/>
       </w:pPr>
       <w:rPr>
-        <w:rFonts w:ascii="Wingdings" w:hAnsi="Wingdings" w:hint="default"/>
+        <w:rFonts w:hint="default" w:ascii="Wingdings" w:hAnsi="Wingdings"/>
         <w:sz w:val="20"/>
       </w:rPr>
     </w:lvl>
   </w:abstractNum>
-  <w:abstractNum w:abstractNumId="3" w15:restartNumberingAfterBreak="0">
+  <w:abstractNum w:abstractNumId="3">
     <w:nsid w:val="30585077"/>
     <w:multiLevelType w:val="multilevel"/>
-    <w:tmpl w:val="43DA8F5A"/>
-    <w:lvl w:ilvl="0">
+    <w:tmpl w:val="30585077"/>
+    <w:lvl w:ilvl="0" w:tentative="0">
       <w:start w:val="1"/>
       <w:numFmt w:val="bullet"/>
       <w:lvlText w:val=""/>
       <w:lvlJc w:val="left"/>
       <w:pPr>
         <w:tabs>
-          <w:tab w:val="num" w:pos="720"/>
+          <w:tab w:val="left" w:pos="720"/>
         </w:tabs>
         <w:ind w:left="720" w:hanging="360"/>
       </w:pPr>
       <w:rPr>
-        <w:rFonts w:ascii="Symbol" w:hAnsi="Symbol" w:hint="default"/>
-        <w:sz w:val="20"/>
-      </w:rPr>
-    </w:lvl>
-    <w:lvl w:ilvl="1" w:tentative="1">
+        <w:rFonts w:hint="default" w:ascii="Symbol" w:hAnsi="Symbol"/>
+        <w:sz w:val="20"/>
+      </w:rPr>
+    </w:lvl>
+    <w:lvl w:ilvl="1" w:tentative="0">
       <w:start w:val="1"/>
       <w:numFmt w:val="bullet"/>
       <w:lvlText w:val="o"/>
       <w:lvlJc w:val="left"/>
       <w:pPr>
         <w:tabs>
-          <w:tab w:val="num" w:pos="1440"/>
+          <w:tab w:val="left" w:pos="1440"/>
         </w:tabs>
         <w:ind w:left="1440" w:hanging="360"/>
       </w:pPr>
       <w:rPr>
-        <w:rFonts w:ascii="Courier New" w:hAnsi="Courier New" w:hint="default"/>
-        <w:sz w:val="20"/>
-      </w:rPr>
-    </w:lvl>
-    <w:lvl w:ilvl="2" w:tentative="1">
+        <w:rFonts w:hint="default" w:ascii="Courier New" w:hAnsi="Courier New"/>
+        <w:sz w:val="20"/>
+      </w:rPr>
+    </w:lvl>
+    <w:lvl w:ilvl="2" w:tentative="0">
       <w:start w:val="1"/>
       <w:numFmt w:val="bullet"/>
       <w:lvlText w:val=""/>
       <w:lvlJc w:val="left"/>
       <w:pPr>
         <w:tabs>
-          <w:tab w:val="num" w:pos="2160"/>
+          <w:tab w:val="left" w:pos="2160"/>
         </w:tabs>
         <w:ind w:left="2160" w:hanging="360"/>
       </w:pPr>
       <w:rPr>
-        <w:rFonts w:ascii="Wingdings" w:hAnsi="Wingdings" w:hint="default"/>
-        <w:sz w:val="20"/>
-      </w:rPr>
-    </w:lvl>
-    <w:lvl w:ilvl="3" w:tentative="1">
+        <w:rFonts w:hint="default" w:ascii="Wingdings" w:hAnsi="Wingdings"/>
+        <w:sz w:val="20"/>
+      </w:rPr>
+    </w:lvl>
+    <w:lvl w:ilvl="3" w:tentative="0">
       <w:start w:val="1"/>
       <w:numFmt w:val="bullet"/>
       <w:lvlText w:val=""/>
       <w:lvlJc w:val="left"/>
       <w:pPr>
         <w:tabs>
-          <w:tab w:val="num" w:pos="2880"/>
+          <w:tab w:val="left" w:pos="2880"/>
         </w:tabs>
         <w:ind w:left="2880" w:hanging="360"/>
       </w:pPr>
       <w:rPr>
-        <w:rFonts w:ascii="Wingdings" w:hAnsi="Wingdings" w:hint="default"/>
-        <w:sz w:val="20"/>
-      </w:rPr>
-    </w:lvl>
-    <w:lvl w:ilvl="4" w:tentative="1">
+        <w:rFonts w:hint="default" w:ascii="Wingdings" w:hAnsi="Wingdings"/>
+        <w:sz w:val="20"/>
+      </w:rPr>
+    </w:lvl>
+    <w:lvl w:ilvl="4" w:tentative="0">
       <w:start w:val="1"/>
       <w:numFmt w:val="bullet"/>
       <w:lvlText w:val=""/>
       <w:lvlJc w:val="left"/>
       <w:pPr>
         <w:tabs>
-          <w:tab w:val="num" w:pos="3600"/>
+          <w:tab w:val="left" w:pos="3600"/>
         </w:tabs>
         <w:ind w:left="3600" w:hanging="360"/>
       </w:pPr>
       <w:rPr>
-        <w:rFonts w:ascii="Wingdings" w:hAnsi="Wingdings" w:hint="default"/>
-        <w:sz w:val="20"/>
-      </w:rPr>
-    </w:lvl>
-    <w:lvl w:ilvl="5" w:tentative="1">
+        <w:rFonts w:hint="default" w:ascii="Wingdings" w:hAnsi="Wingdings"/>
+        <w:sz w:val="20"/>
+      </w:rPr>
+    </w:lvl>
+    <w:lvl w:ilvl="5" w:tentative="0">
       <w:start w:val="1"/>
       <w:numFmt w:val="bullet"/>
       <w:lvlText w:val=""/>
       <w:lvlJc w:val="left"/>
       <w:pPr>
         <w:tabs>
-          <w:tab w:val="num" w:pos="4320"/>
+          <w:tab w:val="left" w:pos="4320"/>
         </w:tabs>
         <w:ind w:left="4320" w:hanging="360"/>
       </w:pPr>
       <w:rPr>
-        <w:rFonts w:ascii="Wingdings" w:hAnsi="Wingdings" w:hint="default"/>
-        <w:sz w:val="20"/>
-      </w:rPr>
-    </w:lvl>
-    <w:lvl w:ilvl="6" w:tentative="1">
+        <w:rFonts w:hint="default" w:ascii="Wingdings" w:hAnsi="Wingdings"/>
+        <w:sz w:val="20"/>
+      </w:rPr>
+    </w:lvl>
+    <w:lvl w:ilvl="6" w:tentative="0">
       <w:start w:val="1"/>
       <w:numFmt w:val="bullet"/>
       <w:lvlText w:val=""/>
       <w:lvlJc w:val="left"/>
       <w:pPr>
         <w:tabs>
-          <w:tab w:val="num" w:pos="5040"/>
+          <w:tab w:val="left" w:pos="5040"/>
         </w:tabs>
         <w:ind w:left="5040" w:hanging="360"/>
       </w:pPr>
       <w:rPr>
-        <w:rFonts w:ascii="Wingdings" w:hAnsi="Wingdings" w:hint="default"/>
-        <w:sz w:val="20"/>
-      </w:rPr>
-    </w:lvl>
-    <w:lvl w:ilvl="7" w:tentative="1">
+        <w:rFonts w:hint="default" w:ascii="Wingdings" w:hAnsi="Wingdings"/>
+        <w:sz w:val="20"/>
+      </w:rPr>
+    </w:lvl>
+    <w:lvl w:ilvl="7" w:tentative="0">
       <w:start w:val="1"/>
       <w:numFmt w:val="bullet"/>
       <w:lvlText w:val=""/>
       <w:lvlJc w:val="left"/>
       <w:pPr>
         <w:tabs>
-          <w:tab w:val="num" w:pos="5760"/>
+          <w:tab w:val="left" w:pos="5760"/>
         </w:tabs>
         <w:ind w:left="5760" w:hanging="360"/>
       </w:pPr>
       <w:rPr>
-        <w:rFonts w:ascii="Wingdings" w:hAnsi="Wingdings" w:hint="default"/>
-        <w:sz w:val="20"/>
-      </w:rPr>
-    </w:lvl>
-    <w:lvl w:ilvl="8" w:tentative="1">
+        <w:rFonts w:hint="default" w:ascii="Wingdings" w:hAnsi="Wingdings"/>
+        <w:sz w:val="20"/>
+      </w:rPr>
+    </w:lvl>
+    <w:lvl w:ilvl="8" w:tentative="0">
       <w:start w:val="1"/>
       <w:numFmt w:val="bullet"/>
       <w:lvlText w:val=""/>
       <w:lvlJc w:val="left"/>
       <w:pPr>
         <w:tabs>
-          <w:tab w:val="num" w:pos="6480"/>
+          <w:tab w:val="left" w:pos="6480"/>
         </w:tabs>
         <w:ind w:left="6480" w:hanging="360"/>
       </w:pPr>
       <w:rPr>
-        <w:rFonts w:ascii="Wingdings" w:hAnsi="Wingdings" w:hint="default"/>
+        <w:rFonts w:hint="default" w:ascii="Wingdings" w:hAnsi="Wingdings"/>
         <w:sz w:val="20"/>
       </w:rPr>
     </w:lvl>
   </w:abstractNum>
-  <w:abstractNum w:abstractNumId="4" w15:restartNumberingAfterBreak="0">
+  <w:abstractNum w:abstractNumId="4">
     <w:nsid w:val="4E3F08B8"/>
     <w:multiLevelType w:val="multilevel"/>
-    <w:tmpl w:val="767CE2C2"/>
-    <w:lvl w:ilvl="0">
+    <w:tmpl w:val="4E3F08B8"/>
+    <w:lvl w:ilvl="0" w:tentative="0">
       <w:start w:val="1"/>
       <w:numFmt w:val="bullet"/>
       <w:lvlText w:val=""/>
       <w:lvlJc w:val="left"/>
       <w:pPr>
         <w:tabs>
-          <w:tab w:val="num" w:pos="720"/>
+          <w:tab w:val="left" w:pos="720"/>
         </w:tabs>
         <w:ind w:left="720" w:hanging="360"/>
       </w:pPr>
       <w:rPr>
-        <w:rFonts w:ascii="Symbol" w:hAnsi="Symbol" w:hint="default"/>
-        <w:sz w:val="20"/>
-      </w:rPr>
-    </w:lvl>
-    <w:lvl w:ilvl="1" w:tentative="1">
+        <w:rFonts w:hint="default" w:ascii="Symbol" w:hAnsi="Symbol"/>
+        <w:sz w:val="20"/>
+      </w:rPr>
+    </w:lvl>
+    <w:lvl w:ilvl="1" w:tentative="0">
       <w:start w:val="1"/>
       <w:numFmt w:val="bullet"/>
       <w:lvlText w:val="o"/>
       <w:lvlJc w:val="left"/>
       <w:pPr>
         <w:tabs>
-          <w:tab w:val="num" w:pos="1440"/>
+          <w:tab w:val="left" w:pos="1440"/>
         </w:tabs>
         <w:ind w:left="1440" w:hanging="360"/>
       </w:pPr>
       <w:rPr>
-        <w:rFonts w:ascii="Courier New" w:hAnsi="Courier New" w:hint="default"/>
-        <w:sz w:val="20"/>
-      </w:rPr>
-    </w:lvl>
-    <w:lvl w:ilvl="2" w:tentative="1">
+        <w:rFonts w:hint="default" w:ascii="Courier New" w:hAnsi="Courier New"/>
+        <w:sz w:val="20"/>
+      </w:rPr>
+    </w:lvl>
+    <w:lvl w:ilvl="2" w:tentative="0">
       <w:start w:val="1"/>
       <w:numFmt w:val="bullet"/>
       <w:lvlText w:val=""/>
       <w:lvlJc w:val="left"/>
       <w:pPr>
         <w:tabs>
-          <w:tab w:val="num" w:pos="2160"/>
+          <w:tab w:val="left" w:pos="2160"/>
         </w:tabs>
         <w:ind w:left="2160" w:hanging="360"/>
       </w:pPr>
       <w:rPr>
-        <w:rFonts w:ascii="Wingdings" w:hAnsi="Wingdings" w:hint="default"/>
-        <w:sz w:val="20"/>
-      </w:rPr>
-    </w:lvl>
-    <w:lvl w:ilvl="3" w:tentative="1">
+        <w:rFonts w:hint="default" w:ascii="Wingdings" w:hAnsi="Wingdings"/>
+        <w:sz w:val="20"/>
+      </w:rPr>
+    </w:lvl>
+    <w:lvl w:ilvl="3" w:tentative="0">
       <w:start w:val="1"/>
       <w:numFmt w:val="bullet"/>
       <w:lvlText w:val=""/>
       <w:lvlJc w:val="left"/>
       <w:pPr>
         <w:tabs>
-          <w:tab w:val="num" w:pos="2880"/>
+          <w:tab w:val="left" w:pos="2880"/>
         </w:tabs>
         <w:ind w:left="2880" w:hanging="360"/>
       </w:pPr>
       <w:rPr>
-        <w:rFonts w:ascii="Wingdings" w:hAnsi="Wingdings" w:hint="default"/>
-        <w:sz w:val="20"/>
-      </w:rPr>
-    </w:lvl>
-    <w:lvl w:ilvl="4" w:tentative="1">
+        <w:rFonts w:hint="default" w:ascii="Wingdings" w:hAnsi="Wingdings"/>
+        <w:sz w:val="20"/>
+      </w:rPr>
+    </w:lvl>
+    <w:lvl w:ilvl="4" w:tentative="0">
       <w:start w:val="1"/>
       <w:numFmt w:val="bullet"/>
       <w:lvlText w:val=""/>
       <w:lvlJc w:val="left"/>
       <w:pPr>
         <w:tabs>
-          <w:tab w:val="num" w:pos="3600"/>
+          <w:tab w:val="left" w:pos="3600"/>
         </w:tabs>
         <w:ind w:left="3600" w:hanging="360"/>
       </w:pPr>
       <w:rPr>
-        <w:rFonts w:ascii="Wingdings" w:hAnsi="Wingdings" w:hint="default"/>
-        <w:sz w:val="20"/>
-      </w:rPr>
-    </w:lvl>
-    <w:lvl w:ilvl="5" w:tentative="1">
+        <w:rFonts w:hint="default" w:ascii="Wingdings" w:hAnsi="Wingdings"/>
+        <w:sz w:val="20"/>
+      </w:rPr>
+    </w:lvl>
+    <w:lvl w:ilvl="5" w:tentative="0">
       <w:start w:val="1"/>
       <w:numFmt w:val="bullet"/>
       <w:lvlText w:val=""/>
       <w:lvlJc w:val="left"/>
       <w:pPr>
         <w:tabs>
-          <w:tab w:val="num" w:pos="4320"/>
+          <w:tab w:val="left" w:pos="4320"/>
         </w:tabs>
         <w:ind w:left="4320" w:hanging="360"/>
       </w:pPr>
       <w:rPr>
-        <w:rFonts w:ascii="Wingdings" w:hAnsi="Wingdings" w:hint="default"/>
-        <w:sz w:val="20"/>
-      </w:rPr>
-    </w:lvl>
-    <w:lvl w:ilvl="6" w:tentative="1">
+        <w:rFonts w:hint="default" w:ascii="Wingdings" w:hAnsi="Wingdings"/>
+        <w:sz w:val="20"/>
+      </w:rPr>
+    </w:lvl>
+    <w:lvl w:ilvl="6" w:tentative="0">
       <w:start w:val="1"/>
       <w:numFmt w:val="bullet"/>
       <w:lvlText w:val=""/>
       <w:lvlJc w:val="left"/>
       <w:pPr>
         <w:tabs>
-          <w:tab w:val="num" w:pos="5040"/>
+          <w:tab w:val="left" w:pos="5040"/>
         </w:tabs>
         <w:ind w:left="5040" w:hanging="360"/>
       </w:pPr>
       <w:rPr>
-        <w:rFonts w:ascii="Wingdings" w:hAnsi="Wingdings" w:hint="default"/>
-        <w:sz w:val="20"/>
-      </w:rPr>
-    </w:lvl>
-    <w:lvl w:ilvl="7" w:tentative="1">
+        <w:rFonts w:hint="default" w:ascii="Wingdings" w:hAnsi="Wingdings"/>
+        <w:sz w:val="20"/>
+      </w:rPr>
+    </w:lvl>
+    <w:lvl w:ilvl="7" w:tentative="0">
       <w:start w:val="1"/>
       <w:numFmt w:val="bullet"/>
       <w:lvlText w:val=""/>
       <w:lvlJc w:val="left"/>
       <w:pPr>
         <w:tabs>
-          <w:tab w:val="num" w:pos="5760"/>
+          <w:tab w:val="left" w:pos="5760"/>
         </w:tabs>
         <w:ind w:left="5760" w:hanging="360"/>
       </w:pPr>
       <w:rPr>
-        <w:rFonts w:ascii="Wingdings" w:hAnsi="Wingdings" w:hint="default"/>
-        <w:sz w:val="20"/>
-      </w:rPr>
-    </w:lvl>
-    <w:lvl w:ilvl="8" w:tentative="1">
+        <w:rFonts w:hint="default" w:ascii="Wingdings" w:hAnsi="Wingdings"/>
+        <w:sz w:val="20"/>
+      </w:rPr>
+    </w:lvl>
+    <w:lvl w:ilvl="8" w:tentative="0">
       <w:start w:val="1"/>
       <w:numFmt w:val="bullet"/>
       <w:lvlText w:val=""/>
       <w:lvlJc w:val="left"/>
       <w:pPr>
         <w:tabs>
-          <w:tab w:val="num" w:pos="6480"/>
+          <w:tab w:val="left" w:pos="6480"/>
         </w:tabs>
         <w:ind w:left="6480" w:hanging="360"/>
       </w:pPr>
       <w:rPr>
-        <w:rFonts w:ascii="Wingdings" w:hAnsi="Wingdings" w:hint="default"/>
+        <w:rFonts w:hint="default" w:ascii="Wingdings" w:hAnsi="Wingdings"/>
         <w:sz w:val="20"/>
       </w:rPr>
     </w:lvl>
   </w:abstractNum>
-  <w:abstractNum w:abstractNumId="5" w15:restartNumberingAfterBreak="0">
+  <w:abstractNum w:abstractNumId="5">
     <w:nsid w:val="67FE3B01"/>
     <w:multiLevelType w:val="multilevel"/>
-    <w:tmpl w:val="95DA4182"/>
-    <w:lvl w:ilvl="0">
+    <w:tmpl w:val="67FE3B01"/>
+    <w:lvl w:ilvl="0" w:tentative="0">
       <w:start w:val="1"/>
       <w:numFmt w:val="bullet"/>
       <w:lvlText w:val=""/>
       <w:lvlJc w:val="left"/>
       <w:pPr>
         <w:tabs>
-          <w:tab w:val="num" w:pos="720"/>
+          <w:tab w:val="left" w:pos="720"/>
         </w:tabs>
         <w:ind w:left="720" w:hanging="360"/>
       </w:pPr>
       <w:rPr>
-        <w:rFonts w:ascii="Symbol" w:hAnsi="Symbol" w:hint="default"/>
-        <w:sz w:val="20"/>
-      </w:rPr>
-    </w:lvl>
-    <w:lvl w:ilvl="1" w:tentative="1">
+        <w:rFonts w:hint="default" w:ascii="Symbol" w:hAnsi="Symbol"/>
+        <w:sz w:val="20"/>
+      </w:rPr>
+    </w:lvl>
+    <w:lvl w:ilvl="1" w:tentative="0">
       <w:start w:val="1"/>
       <w:numFmt w:val="bullet"/>
       <w:lvlText w:val="o"/>
       <w:lvlJc w:val="left"/>
       <w:pPr>
         <w:tabs>
-          <w:tab w:val="num" w:pos="1440"/>
+          <w:tab w:val="left" w:pos="1440"/>
         </w:tabs>
         <w:ind w:left="1440" w:hanging="360"/>
       </w:pPr>
       <w:rPr>
-        <w:rFonts w:ascii="Courier New" w:hAnsi="Courier New" w:hint="default"/>
-        <w:sz w:val="20"/>
-      </w:rPr>
-    </w:lvl>
-    <w:lvl w:ilvl="2" w:tentative="1">
+        <w:rFonts w:hint="default" w:ascii="Courier New" w:hAnsi="Courier New"/>
+        <w:sz w:val="20"/>
+      </w:rPr>
+    </w:lvl>
+    <w:lvl w:ilvl="2" w:tentative="0">
       <w:start w:val="1"/>
       <w:numFmt w:val="bullet"/>
       <w:lvlText w:val=""/>
       <w:lvlJc w:val="left"/>
       <w:pPr>
         <w:tabs>
-          <w:tab w:val="num" w:pos="2160"/>
+          <w:tab w:val="left" w:pos="2160"/>
         </w:tabs>
         <w:ind w:left="2160" w:hanging="360"/>
       </w:pPr>
       <w:rPr>
-        <w:rFonts w:ascii="Wingdings" w:hAnsi="Wingdings" w:hint="default"/>
-        <w:sz w:val="20"/>
-      </w:rPr>
-    </w:lvl>
-    <w:lvl w:ilvl="3" w:tentative="1">
+        <w:rFonts w:hint="default" w:ascii="Wingdings" w:hAnsi="Wingdings"/>
+        <w:sz w:val="20"/>
+      </w:rPr>
+    </w:lvl>
+    <w:lvl w:ilvl="3" w:tentative="0">
       <w:start w:val="1"/>
       <w:numFmt w:val="bullet"/>
       <w:lvlText w:val=""/>
       <w:lvlJc w:val="left"/>
       <w:pPr>
         <w:tabs>
-          <w:tab w:val="num" w:pos="2880"/>
+          <w:tab w:val="left" w:pos="2880"/>
         </w:tabs>
         <w:ind w:left="2880" w:hanging="360"/>
       </w:pPr>
       <w:rPr>
-        <w:rFonts w:ascii="Wingdings" w:hAnsi="Wingdings" w:hint="default"/>
-        <w:sz w:val="20"/>
-      </w:rPr>
-    </w:lvl>
-    <w:lvl w:ilvl="4" w:tentative="1">
+        <w:rFonts w:hint="default" w:ascii="Wingdings" w:hAnsi="Wingdings"/>
+        <w:sz w:val="20"/>
+      </w:rPr>
+    </w:lvl>
+    <w:lvl w:ilvl="4" w:tentative="0">
       <w:start w:val="1"/>
       <w:numFmt w:val="bullet"/>
       <w:lvlText w:val=""/>
       <w:lvlJc w:val="left"/>
       <w:pPr>
         <w:tabs>
-          <w:tab w:val="num" w:pos="3600"/>
+          <w:tab w:val="left" w:pos="3600"/>
         </w:tabs>
         <w:ind w:left="3600" w:hanging="360"/>
       </w:pPr>
       <w:rPr>
-        <w:rFonts w:ascii="Wingdings" w:hAnsi="Wingdings" w:hint="default"/>
-        <w:sz w:val="20"/>
-      </w:rPr>
-    </w:lvl>
-    <w:lvl w:ilvl="5" w:tentative="1">
+        <w:rFonts w:hint="default" w:ascii="Wingdings" w:hAnsi="Wingdings"/>
+        <w:sz w:val="20"/>
+      </w:rPr>
+    </w:lvl>
+    <w:lvl w:ilvl="5" w:tentative="0">
       <w:start w:val="1"/>
       <w:numFmt w:val="bullet"/>
       <w:lvlText w:val=""/>
       <w:lvlJc w:val="left"/>
       <w:pPr>
         <w:tabs>
-          <w:tab w:val="num" w:pos="4320"/>
+          <w:tab w:val="left" w:pos="4320"/>
         </w:tabs>
         <w:ind w:left="4320" w:hanging="360"/>
       </w:pPr>
       <w:rPr>
-        <w:rFonts w:ascii="Wingdings" w:hAnsi="Wingdings" w:hint="default"/>
-        <w:sz w:val="20"/>
-      </w:rPr>
-    </w:lvl>
-    <w:lvl w:ilvl="6" w:tentative="1">
+        <w:rFonts w:hint="default" w:ascii="Wingdings" w:hAnsi="Wingdings"/>
+        <w:sz w:val="20"/>
+      </w:rPr>
+    </w:lvl>
+    <w:lvl w:ilvl="6" w:tentative="0">
       <w:start w:val="1"/>
       <w:numFmt w:val="bullet"/>
       <w:lvlText w:val=""/>
       <w:lvlJc w:val="left"/>
       <w:pPr>
         <w:tabs>
-          <w:tab w:val="num" w:pos="5040"/>
+          <w:tab w:val="left" w:pos="5040"/>
         </w:tabs>
         <w:ind w:left="5040" w:hanging="360"/>
       </w:pPr>
       <w:rPr>
-        <w:rFonts w:ascii="Wingdings" w:hAnsi="Wingdings" w:hint="default"/>
-        <w:sz w:val="20"/>
-      </w:rPr>
-    </w:lvl>
-    <w:lvl w:ilvl="7" w:tentative="1">
+        <w:rFonts w:hint="default" w:ascii="Wingdings" w:hAnsi="Wingdings"/>
+        <w:sz w:val="20"/>
+      </w:rPr>
+    </w:lvl>
+    <w:lvl w:ilvl="7" w:tentative="0">
       <w:start w:val="1"/>
       <w:numFmt w:val="bullet"/>
       <w:lvlText w:val=""/>
       <w:lvlJc w:val="left"/>
       <w:pPr>
         <w:tabs>
-          <w:tab w:val="num" w:pos="5760"/>
+          <w:tab w:val="left" w:pos="5760"/>
         </w:tabs>
         <w:ind w:left="5760" w:hanging="360"/>
       </w:pPr>
       <w:rPr>
-        <w:rFonts w:ascii="Wingdings" w:hAnsi="Wingdings" w:hint="default"/>
-        <w:sz w:val="20"/>
-      </w:rPr>
-    </w:lvl>
-    <w:lvl w:ilvl="8" w:tentative="1">
+        <w:rFonts w:hint="default" w:ascii="Wingdings" w:hAnsi="Wingdings"/>
+        <w:sz w:val="20"/>
+      </w:rPr>
+    </w:lvl>
+    <w:lvl w:ilvl="8" w:tentative="0">
       <w:start w:val="1"/>
       <w:numFmt w:val="bullet"/>
       <w:lvlText w:val=""/>
       <w:lvlJc w:val="left"/>
       <w:pPr>
         <w:tabs>
-          <w:tab w:val="num" w:pos="6480"/>
+          <w:tab w:val="left" w:pos="6480"/>
         </w:tabs>
         <w:ind w:left="6480" w:hanging="360"/>
       </w:pPr>
       <w:rPr>
-        <w:rFonts w:ascii="Wingdings" w:hAnsi="Wingdings" w:hint="default"/>
+        <w:rFonts w:hint="default" w:ascii="Wingdings" w:hAnsi="Wingdings"/>
         <w:sz w:val="20"/>
       </w:rPr>
     </w:lvl>
   </w:abstractNum>
-  <w:abstractNum w:abstractNumId="6" w15:restartNumberingAfterBreak="0">
-    <w:nsid w:val="71A06672"/>
-    <w:multiLevelType w:val="multilevel"/>
-    <w:tmpl w:val="DDC4284E"/>
-    <w:lvl w:ilvl="0">
-      <w:start w:val="1"/>
-      <w:numFmt w:val="bullet"/>
-      <w:lvlText w:val=""/>
-      <w:lvlJc w:val="left"/>
-      <w:pPr>
-        <w:tabs>
-          <w:tab w:val="num" w:pos="720"/>
-        </w:tabs>
-        <w:ind w:left="720" w:hanging="360"/>
-      </w:pPr>
-      <w:rPr>
-        <w:rFonts w:ascii="Symbol" w:hAnsi="Symbol" w:hint="default"/>
-        <w:sz w:val="20"/>
-      </w:rPr>
-    </w:lvl>
-    <w:lvl w:ilvl="1" w:tentative="1">
-      <w:start w:val="1"/>
-      <w:numFmt w:val="bullet"/>
-      <w:lvlText w:val="o"/>
-      <w:lvlJc w:val="left"/>
-      <w:pPr>
-        <w:tabs>
-          <w:tab w:val="num" w:pos="1440"/>
-        </w:tabs>
-        <w:ind w:left="1440" w:hanging="360"/>
-      </w:pPr>
-      <w:rPr>
-        <w:rFonts w:ascii="Courier New" w:hAnsi="Courier New" w:hint="default"/>
-        <w:sz w:val="20"/>
-      </w:rPr>
-    </w:lvl>
-    <w:lvl w:ilvl="2" w:tentative="1">
-      <w:start w:val="1"/>
-      <w:numFmt w:val="bullet"/>
-      <w:lvlText w:val=""/>
-      <w:lvlJc w:val="left"/>
-      <w:pPr>
-        <w:tabs>
-          <w:tab w:val="num" w:pos="2160"/>
-        </w:tabs>
-        <w:ind w:left="2160" w:hanging="360"/>
-      </w:pPr>
-      <w:rPr>
-        <w:rFonts w:ascii="Wingdings" w:hAnsi="Wingdings" w:hint="default"/>
-        <w:sz w:val="20"/>
-      </w:rPr>
-    </w:lvl>
-    <w:lvl w:ilvl="3" w:tentative="1">
-      <w:start w:val="1"/>
-      <w:numFmt w:val="bullet"/>
-      <w:lvlText w:val=""/>
-      <w:lvlJc w:val="left"/>
-      <w:pPr>
-        <w:tabs>
-          <w:tab w:val="num" w:pos="2880"/>
-        </w:tabs>
-        <w:ind w:left="2880" w:hanging="360"/>
-      </w:pPr>
-      <w:rPr>
-        <w:rFonts w:ascii="Wingdings" w:hAnsi="Wingdings" w:hint="default"/>
-        <w:sz w:val="20"/>
-      </w:rPr>
-    </w:lvl>
-    <w:lvl w:ilvl="4" w:tentative="1">
-      <w:start w:val="1"/>
-      <w:numFmt w:val="bullet"/>
-      <w:lvlText w:val=""/>
-      <w:lvlJc w:val="left"/>
-      <w:pPr>
-        <w:tabs>
-          <w:tab w:val="num" w:pos="3600"/>
-        </w:tabs>
-        <w:ind w:left="3600" w:hanging="360"/>
-      </w:pPr>
-      <w:rPr>
-        <w:rFonts w:ascii="Wingdings" w:hAnsi="Wingdings" w:hint="default"/>
-        <w:sz w:val="20"/>
-      </w:rPr>
-    </w:lvl>
-    <w:lvl w:ilvl="5" w:tentative="1">
-      <w:start w:val="1"/>
-      <w:numFmt w:val="bullet"/>
-      <w:lvlText w:val=""/>
-      <w:lvlJc w:val="left"/>
-      <w:pPr>
-        <w:tabs>
-          <w:tab w:val="num" w:pos="4320"/>
-        </w:tabs>
-        <w:ind w:left="4320" w:hanging="360"/>
-      </w:pPr>
-      <w:rPr>
-        <w:rFonts w:ascii="Wingdings" w:hAnsi="Wingdings" w:hint="default"/>
-        <w:sz w:val="20"/>
-      </w:rPr>
-    </w:lvl>
-    <w:lvl w:ilvl="6" w:tentative="1">
-      <w:start w:val="1"/>
-      <w:numFmt w:val="bullet"/>
-      <w:lvlText w:val=""/>
-      <w:lvlJc w:val="left"/>
-      <w:pPr>
-        <w:tabs>
-          <w:tab w:val="num" w:pos="5040"/>
-        </w:tabs>
-        <w:ind w:left="5040" w:hanging="360"/>
-      </w:pPr>
-      <w:rPr>
-        <w:rFonts w:ascii="Wingdings" w:hAnsi="Wingdings" w:hint="default"/>
-        <w:sz w:val="20"/>
-      </w:rPr>
-    </w:lvl>
-    <w:lvl w:ilvl="7" w:tentative="1">
-      <w:start w:val="1"/>
-      <w:numFmt w:val="bullet"/>
-      <w:lvlText w:val=""/>
-      <w:lvlJc w:val="left"/>
-      <w:pPr>
-        <w:tabs>
-          <w:tab w:val="num" w:pos="5760"/>
-        </w:tabs>
-        <w:ind w:left="5760" w:hanging="360"/>
-      </w:pPr>
-      <w:rPr>
-        <w:rFonts w:ascii="Wingdings" w:hAnsi="Wingdings" w:hint="default"/>
-        <w:sz w:val="20"/>
-      </w:rPr>
-    </w:lvl>
-    <w:lvl w:ilvl="8" w:tentative="1">
-      <w:start w:val="1"/>
-      <w:numFmt w:val="bullet"/>
-      <w:lvlText w:val=""/>
-      <w:lvlJc w:val="left"/>
-      <w:pPr>
-        <w:tabs>
-          <w:tab w:val="num" w:pos="6480"/>
-        </w:tabs>
-        <w:ind w:left="6480" w:hanging="360"/>
-      </w:pPr>
-      <w:rPr>
-        <w:rFonts w:ascii="Wingdings" w:hAnsi="Wingdings" w:hint="default"/>
-        <w:sz w:val="20"/>
-      </w:rPr>
-    </w:lvl>
-  </w:abstractNum>
-  <w:num w:numId="1" w16cid:durableId="2109226402">
+  <w:num w:numId="1">
     <w:abstractNumId w:val="0"/>
   </w:num>
-  <w:num w:numId="2" w16cid:durableId="1449159555">
+  <w:num w:numId="2">
     <w:abstractNumId w:val="2"/>
   </w:num>
-  <w:num w:numId="3" w16cid:durableId="1599560083">
+  <w:num w:numId="3">
     <w:abstractNumId w:val="4"/>
   </w:num>
-  <w:num w:numId="4" w16cid:durableId="2054769432">
+  <w:num w:numId="4">
     <w:abstractNumId w:val="3"/>
   </w:num>
-  <w:num w:numId="5" w16cid:durableId="654185068">
+  <w:num w:numId="5">
     <w:abstractNumId w:val="1"/>
   </w:num>
-  <w:num w:numId="6" w16cid:durableId="1291324579">
+  <w:num w:numId="6">
     <w:abstractNumId w:val="5"/>
-  </w:num>
-  <w:num w:numId="7" w16cid:durableId="1239288798">
-    <w:abstractNumId w:val="6"/>
   </w:num>
 </w:numbering>
 </file>
 
 <file path=word/styles.xml><?xml version="1.0" encoding="utf-8"?>
-<w:styles xmlns:mc="http://schemas.openxmlformats.org/markup-compatibility/2006" xmlns:r="http://schemas.openxmlformats.org/officeDocument/2006/relationships" xmlns:w="http://schemas.openxmlformats.org/wordprocessingml/2006/main" xmlns:w14="http://schemas.microsoft.com/office/word/2010/wordml" xmlns:w15="http://schemas.microsoft.com/office/word/2012/wordml" xmlns:w16cex="http://schemas.microsoft.com/office/word/2018/wordml/cex" xmlns:w16cid="http://schemas.microsoft.com/office/word/2016/wordml/cid" xmlns:w16="http://schemas.microsoft.com/office/word/2018/wordml" xmlns:w16du="http://schemas.microsoft.com/office/word/2023/wordml/word16du" xmlns:w16sdtdh="http://schemas.microsoft.com/office/word/2020/wordml/sdtdatahash" xmlns:w16sdtfl="http://schemas.microsoft.com/office/word/2024/wordml/sdtformatlock" xmlns:w16se="http://schemas.microsoft.com/office/word/2015/wordml/symex" mc:Ignorable="w14 w15 w16se w16cid w16 w16cex w16sdtdh w16sdtfl w16du">
+<w:styles xmlns:mc="http://schemas.openxmlformats.org/markup-compatibility/2006" xmlns:o="urn:schemas-microsoft-com:office:office" xmlns:r="http://schemas.openxmlformats.org/officeDocument/2006/relationships" xmlns:m="http://schemas.openxmlformats.org/officeDocument/2006/math" xmlns:v="urn:schemas-microsoft-com:vml" xmlns:w="http://schemas.openxmlformats.org/wordprocessingml/2006/main" xmlns:w14="http://schemas.microsoft.com/office/word/2010/wordml" xmlns:w10="urn:schemas-microsoft-com:office:word" xmlns:sl="http://schemas.openxmlformats.org/schemaLibrary/2006/main" xmlns:wpsCustomData="http://www.wps.cn/officeDocument/2013/wpsCustomData" mc:Ignorable="w14">
   <w:docDefaults>
     <w:rPrDefault>
       <w:rPr>
-        <w:rFonts w:asciiTheme="minorHAnsi" w:eastAsiaTheme="minorEastAsia" w:hAnsiTheme="minorHAnsi" w:cstheme="minorBidi"/>
-        <w:sz w:val="21"/>
-        <w:szCs w:val="21"/>
-        <w:lang w:val="en-US" w:eastAsia="en-US" w:bidi="ar-SA"/>
+        <w:rFonts w:asciiTheme="minorHAnsi" w:hAnsiTheme="minorHAnsi" w:eastAsiaTheme="minorEastAsia" w:cstheme="minorBidi"/>
       </w:rPr>
     </w:rPrDefault>
-    <w:pPrDefault>
-      <w:pPr>
-        <w:spacing w:after="200" w:line="288" w:lineRule="auto"/>
-      </w:pPr>
-    </w:pPrDefault>
+    <w:pPrDefault/>
   </w:docDefaults>
-  <w:latentStyles w:defLockedState="0" w:defUIPriority="99" w:defSemiHidden="0" w:defUnhideWhenUsed="0" w:defQFormat="0" w:count="376">
-    <w:lsdException w:name="Normal" w:uiPriority="0" w:qFormat="1"/>
-    <w:lsdException w:name="heading 1" w:uiPriority="9" w:qFormat="1"/>
-    <w:lsdException w:name="heading 2" w:semiHidden="1" w:uiPriority="9" w:unhideWhenUsed="1" w:qFormat="1"/>
-    <w:lsdException w:name="heading 3" w:semiHidden="1" w:uiPriority="9" w:unhideWhenUsed="1" w:qFormat="1"/>
-    <w:lsdException w:name="heading 4" w:semiHidden="1" w:uiPriority="9" w:unhideWhenUsed="1" w:qFormat="1"/>
-    <w:lsdException w:name="heading 5" w:semiHidden="1" w:uiPriority="9" w:unhideWhenUsed="1" w:qFormat="1"/>
-    <w:lsdException w:name="heading 6" w:semiHidden="1" w:uiPriority="9" w:unhideWhenUsed="1" w:qFormat="1"/>
-    <w:lsdException w:name="heading 7" w:semiHidden="1" w:uiPriority="9" w:unhideWhenUsed="1" w:qFormat="1"/>
-    <w:lsdException w:name="heading 8" w:semiHidden="1" w:uiPriority="9" w:unhideWhenUsed="1" w:qFormat="1"/>
-    <w:lsdException w:name="heading 9" w:semiHidden="1" w:uiPriority="9" w:unhideWhenUsed="1" w:qFormat="1"/>
-    <w:lsdException w:name="index 1" w:semiHidden="1" w:unhideWhenUsed="1"/>
-    <w:lsdException w:name="index 2" w:semiHidden="1" w:unhideWhenUsed="1"/>
-    <w:lsdException w:name="index 3" w:semiHidden="1" w:unhideWhenUsed="1"/>
-    <w:lsdException w:name="index 4" w:semiHidden="1" w:unhideWhenUsed="1"/>
-    <w:lsdException w:name="index 5" w:semiHidden="1" w:unhideWhenUsed="1"/>
-    <w:lsdException w:name="index 6" w:semiHidden="1" w:unhideWhenUsed="1"/>
-    <w:lsdException w:name="index 7" w:semiHidden="1" w:unhideWhenUsed="1"/>
-    <w:lsdException w:name="index 8" w:semiHidden="1" w:unhideWhenUsed="1"/>
-    <w:lsdException w:name="index 9" w:semiHidden="1" w:unhideWhenUsed="1"/>
-    <w:lsdException w:name="toc 1" w:semiHidden="1" w:uiPriority="39" w:unhideWhenUsed="1"/>
-    <w:lsdException w:name="toc 2" w:semiHidden="1" w:uiPriority="39" w:unhideWhenUsed="1"/>
-    <w:lsdException w:name="toc 3" w:semiHidden="1" w:uiPriority="39" w:unhideWhenUsed="1"/>
-    <w:lsdException w:name="toc 4" w:semiHidden="1" w:uiPriority="39" w:unhideWhenUsed="1"/>
-    <w:lsdException w:name="toc 5" w:semiHidden="1" w:uiPriority="39" w:unhideWhenUsed="1"/>
-    <w:lsdException w:name="toc 6" w:semiHidden="1" w:uiPriority="39" w:unhideWhenUsed="1"/>
-    <w:lsdException w:name="toc 7" w:semiHidden="1" w:uiPriority="39" w:unhideWhenUsed="1"/>
-    <w:lsdException w:name="toc 8" w:semiHidden="1" w:uiPriority="39" w:unhideWhenUsed="1"/>
-    <w:lsdException w:name="toc 9" w:semiHidden="1" w:uiPriority="39" w:unhideWhenUsed="1"/>
-    <w:lsdException w:name="Normal Indent" w:semiHidden="1" w:unhideWhenUsed="1"/>
-    <w:lsdException w:name="footnote text" w:semiHidden="1" w:unhideWhenUsed="1"/>
-    <w:lsdException w:name="annotation text" w:semiHidden="1" w:unhideWhenUsed="1"/>
-    <w:lsdException w:name="header" w:semiHidden="1" w:unhideWhenUsed="1"/>
-    <w:lsdException w:name="footer" w:semiHidden="1" w:unhideWhenUsed="1"/>
-    <w:lsdException w:name="index heading" w:semiHidden="1" w:unhideWhenUsed="1"/>
-    <w:lsdException w:name="caption" w:semiHidden="1" w:uiPriority="35" w:unhideWhenUsed="1" w:qFormat="1"/>
-    <w:lsdException w:name="table of figures" w:semiHidden="1" w:unhideWhenUsed="1"/>
-    <w:lsdException w:name="envelope address" w:semiHidden="1" w:unhideWhenUsed="1"/>
-    <w:lsdException w:name="envelope return" w:semiHidden="1" w:unhideWhenUsed="1"/>
-    <w:lsdException w:name="footnote reference" w:semiHidden="1" w:unhideWhenUsed="1"/>
-    <w:lsdException w:name="annotation reference" w:semiHidden="1" w:unhideWhenUsed="1"/>
-    <w:lsdException w:name="line number" w:semiHidden="1" w:unhideWhenUsed="1"/>
-    <w:lsdException w:name="page number" w:semiHidden="1" w:unhideWhenUsed="1"/>
-    <w:lsdException w:name="endnote reference" w:semiHidden="1" w:unhideWhenUsed="1"/>
-    <w:lsdException w:name="endnote text" w:semiHidden="1" w:unhideWhenUsed="1"/>
-    <w:lsdException w:name="table of authorities" w:semiHidden="1" w:unhideWhenUsed="1"/>
-    <w:lsdException w:name="macro" w:semiHidden="1" w:unhideWhenUsed="1"/>
-    <w:lsdException w:name="toa heading" w:semiHidden="1" w:unhideWhenUsed="1"/>
-    <w:lsdException w:name="List" w:semiHidden="1" w:unhideWhenUsed="1"/>
-    <w:lsdException w:name="List Bullet" w:semiHidden="1" w:unhideWhenUsed="1"/>
-    <w:lsdException w:name="List Number" w:semiHidden="1" w:unhideWhenUsed="1"/>
-    <w:lsdException w:name="List 2" w:semiHidden="1" w:unhideWhenUsed="1"/>
-    <w:lsdException w:name="List 3" w:semiHidden="1" w:unhideWhenUsed="1"/>
-    <w:lsdException w:name="List 4" w:semiHidden="1" w:unhideWhenUsed="1"/>
-    <w:lsdException w:name="List 5" w:semiHidden="1" w:unhideWhenUsed="1"/>
-    <w:lsdException w:name="List Bullet 2" w:semiHidden="1" w:unhideWhenUsed="1"/>
-    <w:lsdException w:name="List Bullet 3" w:semiHidden="1" w:unhideWhenUsed="1"/>
-    <w:lsdException w:name="List Bullet 4" w:semiHidden="1" w:unhideWhenUsed="1"/>
-    <w:lsdException w:name="List Bullet 5" w:semiHidden="1" w:unhideWhenUsed="1"/>
-    <w:lsdException w:name="List Number 2" w:semiHidden="1" w:unhideWhenUsed="1"/>
-    <w:lsdException w:name="List Number 3" w:semiHidden="1" w:unhideWhenUsed="1"/>
-    <w:lsdException w:name="List Number 4" w:semiHidden="1" w:unhideWhenUsed="1"/>
-    <w:lsdException w:name="List Number 5" w:semiHidden="1" w:unhideWhenUsed="1"/>
-    <w:lsdException w:name="Title" w:uiPriority="10" w:qFormat="1"/>
-    <w:lsdException w:name="Closing" w:semiHidden="1" w:unhideWhenUsed="1"/>
-    <w:lsdException w:name="Signature" w:semiHidden="1" w:unhideWhenUsed="1"/>
-    <w:lsdException w:name="Default Paragraph Font" w:semiHidden="1" w:uiPriority="1" w:unhideWhenUsed="1"/>
-    <w:lsdException w:name="Body Text" w:semiHidden="1" w:unhideWhenUsed="1"/>
-    <w:lsdException w:name="Body Text Indent" w:semiHidden="1" w:unhideWhenUsed="1"/>
-    <w:lsdException w:name="List Continue" w:semiHidden="1" w:unhideWhenUsed="1"/>
-    <w:lsdException w:name="List Continue 2" w:semiHidden="1" w:unhideWhenUsed="1"/>
-    <w:lsdException w:name="List Continue 3" w:semiHidden="1" w:unhideWhenUsed="1"/>
-    <w:lsdException w:name="List Continue 4" w:semiHidden="1" w:unhideWhenUsed="1"/>
-    <w:lsdException w:name="List Continue 5" w:semiHidden="1" w:unhideWhenUsed="1"/>
-    <w:lsdException w:name="Message Header" w:semiHidden="1" w:unhideWhenUsed="1"/>
-    <w:lsdException w:name="Subtitle" w:uiPriority="11" w:qFormat="1"/>
-    <w:lsdException w:name="Salutation" w:semiHidden="1" w:unhideWhenUsed="1"/>
-    <w:lsdException w:name="Date" w:semiHidden="1" w:unhideWhenUsed="1"/>
-    <w:lsdException w:name="Body Text First Indent" w:semiHidden="1" w:unhideWhenUsed="1"/>
-    <w:lsdException w:name="Body Text First Indent 2" w:semiHidden="1" w:unhideWhenUsed="1"/>
-    <w:lsdException w:name="Note Heading" w:semiHidden="1" w:unhideWhenUsed="1"/>
-    <w:lsdException w:name="Body Text 2" w:semiHidden="1" w:unhideWhenUsed="1"/>
-    <w:lsdException w:name="Body Text 3" w:semiHidden="1" w:unhideWhenUsed="1"/>
-    <w:lsdException w:name="Body Text Indent 2" w:semiHidden="1" w:unhideWhenUsed="1"/>
-    <w:lsdException w:name="Body Text Indent 3" w:semiHidden="1" w:unhideWhenUsed="1"/>
-    <w:lsdException w:name="Block Text" w:semiHidden="1" w:unhideWhenUsed="1"/>
-    <w:lsdException w:name="Hyperlink" w:semiHidden="1" w:unhideWhenUsed="1"/>
-    <w:lsdException w:name="FollowedHyperlink" w:semiHidden="1" w:unhideWhenUsed="1"/>
-    <w:lsdException w:name="Strong" w:uiPriority="22" w:qFormat="1"/>
-    <w:lsdException w:name="Emphasis" w:uiPriority="20" w:qFormat="1"/>
-    <w:lsdException w:name="Document Map" w:semiHidden="1" w:unhideWhenUsed="1"/>
-    <w:lsdException w:name="Plain Text" w:semiHidden="1" w:unhideWhenUsed="1"/>
-    <w:lsdException w:name="E-mail Signature" w:semiHidden="1" w:unhideWhenUsed="1"/>
-    <w:lsdException w:name="HTML Top of Form" w:semiHidden="1" w:unhideWhenUsed="1"/>
-    <w:lsdException w:name="HTML Bottom of Form" w:semiHidden="1" w:unhideWhenUsed="1"/>
-    <w:lsdException w:name="Normal (Web)" w:semiHidden="1" w:unhideWhenUsed="1"/>
-    <w:lsdException w:name="HTML Acronym" w:semiHidden="1" w:unhideWhenUsed="1"/>
-    <w:lsdException w:name="HTML Address" w:semiHidden="1" w:unhideWhenUsed="1"/>
-    <w:lsdException w:name="HTML Cite" w:semiHidden="1" w:unhideWhenUsed="1"/>
-    <w:lsdException w:name="HTML Code" w:semiHidden="1" w:unhideWhenUsed="1"/>
-    <w:lsdException w:name="HTML Definition" w:semiHidden="1" w:unhideWhenUsed="1"/>
-    <w:lsdException w:name="HTML Keyboard" w:semiHidden="1" w:unhideWhenUsed="1"/>
-    <w:lsdException w:name="HTML Preformatted" w:semiHidden="1" w:unhideWhenUsed="1"/>
-    <w:lsdException w:name="HTML Sample" w:semiHidden="1" w:unhideWhenUsed="1"/>
-    <w:lsdException w:name="HTML Typewriter" w:semiHidden="1" w:unhideWhenUsed="1"/>
-    <w:lsdException w:name="HTML Variable" w:semiHidden="1" w:unhideWhenUsed="1"/>
-    <w:lsdException w:name="Normal Table" w:semiHidden="1" w:unhideWhenUsed="1"/>
-    <w:lsdException w:name="annotation subject" w:semiHidden="1" w:unhideWhenUsed="1"/>
-    <w:lsdException w:name="No List" w:semiHidden="1" w:unhideWhenUsed="1"/>
-    <w:lsdException w:name="Outline List 1" w:semiHidden="1" w:unhideWhenUsed="1"/>
-    <w:lsdException w:name="Outline List 2" w:semiHidden="1" w:unhideWhenUsed="1"/>
-    <w:lsdException w:name="Outline List 3" w:semiHidden="1" w:unhideWhenUsed="1"/>
-    <w:lsdException w:name="Table Simple 1" w:semiHidden="1" w:unhideWhenUsed="1"/>
-    <w:lsdException w:name="Table Simple 2" w:semiHidden="1" w:unhideWhenUsed="1"/>
-    <w:lsdException w:name="Table Simple 3" w:semiHidden="1" w:unhideWhenUsed="1"/>
-    <w:lsdException w:name="Table Classic 1" w:semiHidden="1" w:unhideWhenUsed="1"/>
-    <w:lsdException w:name="Table Classic 2" w:semiHidden="1" w:unhideWhenUsed="1"/>
-    <w:lsdException w:name="Table Classic 3" w:semiHidden="1" w:unhideWhenUsed="1"/>
-    <w:lsdException w:name="Table Classic 4" w:semiHidden="1" w:unhideWhenUsed="1"/>
-    <w:lsdException w:name="Table Colorful 1" w:semiHidden="1" w:unhideWhenUsed="1"/>
-    <w:lsdException w:name="Table Colorful 2" w:semiHidden="1" w:unhideWhenUsed="1"/>
-    <w:lsdException w:name="Table Colorful 3" w:semiHidden="1" w:unhideWhenUsed="1"/>
-    <w:lsdException w:name="Table Columns 1" w:semiHidden="1" w:unhideWhenUsed="1"/>
-    <w:lsdException w:name="Table Columns 2" w:semiHidden="1" w:unhideWhenUsed="1"/>
-    <w:lsdException w:name="Table Columns 3" w:semiHidden="1" w:unhideWhenUsed="1"/>
-    <w:lsdException w:name="Table Columns 4" w:semiHidden="1" w:unhideWhenUsed="1"/>
-    <w:lsdException w:name="Table Columns 5" w:semiHidden="1" w:unhideWhenUsed="1"/>
-    <w:lsdException w:name="Table Grid 1" w:semiHidden="1" w:unhideWhenUsed="1"/>
-    <w:lsdException w:name="Table Grid 2" w:semiHidden="1" w:unhideWhenUsed="1"/>
-    <w:lsdException w:name="Table Grid 3" w:semiHidden="1" w:unhideWhenUsed="1"/>
-    <w:lsdException w:name="Table Grid 4" w:semiHidden="1" w:unhideWhenUsed="1"/>
-    <w:lsdException w:name="Table Grid 5" w:semiHidden="1" w:unhideWhenUsed="1"/>
-    <w:lsdException w:name="Table Grid 6" w:semiHidden="1" w:unhideWhenUsed="1"/>
-    <w:lsdException w:name="Table Grid 7" w:semiHidden="1" w:unhideWhenUsed="1"/>
-    <w:lsdException w:name="Table Grid 8" w:semiHidden="1" w:unhideWhenUsed="1"/>
-    <w:lsdException w:name="Table List 1" w:semiHidden="1" w:unhideWhenUsed="1"/>
-    <w:lsdException w:name="Table List 2" w:semiHidden="1" w:unhideWhenUsed="1"/>
-    <w:lsdException w:name="Table List 3" w:semiHidden="1" w:unhideWhenUsed="1"/>
-    <w:lsdException w:name="Table List 4" w:semiHidden="1" w:unhideWhenUsed="1"/>
-    <w:lsdException w:name="Table List 5" w:semiHidden="1" w:unhideWhenUsed="1"/>
-    <w:lsdException w:name="Table List 6" w:semiHidden="1" w:unhideWhenUsed="1"/>
-    <w:lsdException w:name="Table List 7" w:semiHidden="1" w:unhideWhenUsed="1"/>
-    <w:lsdException w:name="Table List 8" w:semiHidden="1" w:unhideWhenUsed="1"/>
-    <w:lsdException w:name="Table 3D effects 1" w:semiHidden="1" w:unhideWhenUsed="1"/>
-    <w:lsdException w:name="Table 3D effects 2" w:semiHidden="1" w:unhideWhenUsed="1"/>
-    <w:lsdException w:name="Table 3D effects 3" w:semiHidden="1" w:unhideWhenUsed="1"/>
-    <w:lsdException w:name="Table Contemporary" w:semiHidden="1" w:unhideWhenUsed="1"/>
-    <w:lsdException w:name="Table Elegant" w:semiHidden="1" w:unhideWhenUsed="1"/>
-    <w:lsdException w:name="Table Professional" w:semiHidden="1" w:unhideWhenUsed="1"/>
-    <w:lsdException w:name="Table Subtle 1" w:semiHidden="1" w:unhideWhenUsed="1"/>
-    <w:lsdException w:name="Table Subtle 2" w:semiHidden="1" w:unhideWhenUsed="1"/>
-    <w:lsdException w:name="Table Web 1" w:semiHidden="1" w:unhideWhenUsed="1"/>
-    <w:lsdException w:name="Table Web 2" w:semiHidden="1" w:unhideWhenUsed="1"/>
-    <w:lsdException w:name="Table Web 3" w:semiHidden="1" w:unhideWhenUsed="1"/>
-    <w:lsdException w:name="Balloon Text" w:semiHidden="1" w:unhideWhenUsed="1"/>
-    <w:lsdException w:name="Table Grid" w:uiPriority="39"/>
-    <w:lsdException w:name="Table Theme" w:semiHidden="1" w:unhideWhenUsed="1"/>
-    <w:lsdException w:name="Placeholder Text" w:semiHidden="1"/>
-    <w:lsdException w:name="No Spacing" w:uiPriority="1" w:qFormat="1"/>
-    <w:lsdException w:name="Light Shading" w:uiPriority="60"/>
-    <w:lsdException w:name="Light List" w:uiPriority="61"/>
-    <w:lsdException w:name="Light Grid" w:uiPriority="62"/>
-    <w:lsdException w:name="Medium Shading 1" w:uiPriority="63"/>
-    <w:lsdException w:name="Medium Shading 2" w:uiPriority="64"/>
-    <w:lsdException w:name="Medium List 1" w:uiPriority="65"/>
-    <w:lsdException w:name="Medium List 2" w:uiPriority="66"/>
-    <w:lsdException w:name="Medium Grid 1" w:uiPriority="67"/>
-    <w:lsdException w:name="Medium Grid 2" w:uiPriority="68"/>
-    <w:lsdException w:name="Medium Grid 3" w:uiPriority="69"/>
-    <w:lsdException w:name="Dark List" w:uiPriority="70"/>
-    <w:lsdException w:name="Colorful Shading" w:uiPriority="71"/>
-    <w:lsdException w:name="Colorful List" w:uiPriority="72"/>
-    <w:lsdException w:name="Colorful Grid" w:uiPriority="73"/>
-    <w:lsdException w:name="Light Shading Accent 1" w:uiPriority="60"/>
-    <w:lsdException w:name="Light List Accent 1" w:uiPriority="61"/>
-    <w:lsdException w:name="Light Grid Accent 1" w:uiPriority="62"/>
-    <w:lsdException w:name="Medium Shading 1 Accent 1" w:uiPriority="63"/>
-    <w:lsdException w:name="Medium Shading 2 Accent 1" w:uiPriority="64"/>
-    <w:lsdException w:name="Medium List 1 Accent 1" w:uiPriority="65"/>
-    <w:lsdException w:name="Revision" w:semiHidden="1"/>
-    <w:lsdException w:name="List Paragraph" w:uiPriority="34" w:qFormat="1"/>
-    <w:lsdException w:name="Quote" w:uiPriority="29" w:qFormat="1"/>
-    <w:lsdException w:name="Intense Quote" w:uiPriority="30" w:qFormat="1"/>
-    <w:lsdException w:name="Medium List 2 Accent 1" w:uiPriority="66"/>
-    <w:lsdException w:name="Medium Grid 1 Accent 1" w:uiPriority="67"/>
-    <w:lsdException w:name="Medium Grid 2 Accent 1" w:uiPriority="68"/>
-    <w:lsdException w:name="Medium Grid 3 Accent 1" w:uiPriority="69"/>
-    <w:lsdException w:name="Dark List Accent 1" w:uiPriority="70"/>
-    <w:lsdException w:name="Colorful Shading Accent 1" w:uiPriority="71"/>
-    <w:lsdException w:name="Colorful List Accent 1" w:uiPriority="72"/>
-    <w:lsdException w:name="Colorful Grid Accent 1" w:uiPriority="73"/>
-    <w:lsdException w:name="Light Shading Accent 2" w:uiPriority="60"/>
-    <w:lsdException w:name="Light List Accent 2" w:uiPriority="61"/>
-    <w:lsdException w:name="Light Grid Accent 2" w:uiPriority="62"/>
-    <w:lsdException w:name="Medium Shading 1 Accent 2" w:uiPriority="63"/>
-    <w:lsdException w:name="Medium Shading 2 Accent 2" w:uiPriority="64"/>
-    <w:lsdException w:name="Medium List 1 Accent 2" w:uiPriority="65"/>
-    <w:lsdException w:name="Medium List 2 Accent 2" w:uiPriority="66"/>
-    <w:lsdException w:name="Medium Grid 1 Accent 2" w:uiPriority="67"/>
-    <w:lsdException w:name="Medium Grid 2 Accent 2" w:uiPriority="68"/>
-    <w:lsdException w:name="Medium Grid 3 Accent 2" w:uiPriority="69"/>
-    <w:lsdException w:name="Dark List Accent 2" w:uiPriority="70"/>
-    <w:lsdException w:name="Colorful Shading Accent 2" w:uiPriority="71"/>
-    <w:lsdException w:name="Colorful List Accent 2" w:uiPriority="72"/>
-    <w:lsdException w:name="Colorful Grid Accent 2" w:uiPriority="73"/>
-    <w:lsdException w:name="Light Shading Accent 3" w:uiPriority="60"/>
-    <w:lsdException w:name="Light List Accent 3" w:uiPriority="61"/>
-    <w:lsdException w:name="Light Grid Accent 3" w:uiPriority="62"/>
-    <w:lsdException w:name="Medium Shading 1 Accent 3" w:uiPriority="63"/>
-    <w:lsdException w:name="Medium Shading 2 Accent 3" w:uiPriority="64"/>
-    <w:lsdException w:name="Medium List 1 Accent 3" w:uiPriority="65"/>
-    <w:lsdException w:name="Medium List 2 Accent 3" w:uiPriority="66"/>
-    <w:lsdException w:name="Medium Grid 1 Accent 3" w:uiPriority="67"/>
-    <w:lsdException w:name="Medium Grid 2 Accent 3" w:uiPriority="68"/>
-    <w:lsdException w:name="Medium Grid 3 Accent 3" w:uiPriority="69"/>
-    <w:lsdException w:name="Dark List Accent 3" w:uiPriority="70"/>
-    <w:lsdException w:name="Colorful Shading Accent 3" w:uiPriority="71"/>
-    <w:lsdException w:name="Colorful List Accent 3" w:uiPriority="72"/>
-    <w:lsdException w:name="Colorful Grid Accent 3" w:uiPriority="73"/>
-    <w:lsdException w:name="Light Shading Accent 4" w:uiPriority="60"/>
-    <w:lsdException w:name="Light List Accent 4" w:uiPriority="61"/>
-    <w:lsdException w:name="Light Grid Accent 4" w:uiPriority="62"/>
-    <w:lsdException w:name="Medium Shading 1 Accent 4" w:uiPriority="63"/>
-    <w:lsdException w:name="Medium Shading 2 Accent 4" w:uiPriority="64"/>
-    <w:lsdException w:name="Medium List 1 Accent 4" w:uiPriority="65"/>
-    <w:lsdException w:name="Medium List 2 Accent 4" w:uiPriority="66"/>
-    <w:lsdException w:name="Medium Grid 1 Accent 4" w:uiPriority="67"/>
-    <w:lsdException w:name="Medium Grid 2 Accent 4" w:uiPriority="68"/>
-    <w:lsdException w:name="Medium Grid 3 Accent 4" w:uiPriority="69"/>
-    <w:lsdException w:name="Dark List Accent 4" w:uiPriority="70"/>
-    <w:lsdException w:name="Colorful Shading Accent 4" w:uiPriority="71"/>
-    <w:lsdException w:name="Colorful List Accent 4" w:uiPriority="72"/>
-    <w:lsdException w:name="Colorful Grid Accent 4" w:uiPriority="73"/>
-    <w:lsdException w:name="Light Shading Accent 5" w:uiPriority="60"/>
-    <w:lsdException w:name="Light List Accent 5" w:uiPriority="61"/>
-    <w:lsdException w:name="Light Grid Accent 5" w:uiPriority="62"/>
-    <w:lsdException w:name="Medium Shading 1 Accent 5" w:uiPriority="63"/>
-    <w:lsdException w:name="Medium Shading 2 Accent 5" w:uiPriority="64"/>
-    <w:lsdException w:name="Medium List 1 Accent 5" w:uiPriority="65"/>
-    <w:lsdException w:name="Medium List 2 Accent 5" w:uiPriority="66"/>
-    <w:lsdException w:name="Medium Grid 1 Accent 5" w:uiPriority="67"/>
-    <w:lsdException w:name="Medium Grid 2 Accent 5" w:uiPriority="68"/>
-    <w:lsdException w:name="Medium Grid 3 Accent 5" w:uiPriority="69"/>
-    <w:lsdException w:name="Dark List Accent 5" w:uiPriority="70"/>
-    <w:lsdException w:name="Colorful Shading Accent 5" w:uiPriority="71"/>
-    <w:lsdException w:name="Colorful List Accent 5" w:uiPriority="72"/>
-    <w:lsdException w:name="Colorful Grid Accent 5" w:uiPriority="73"/>
-    <w:lsdException w:name="Light Shading Accent 6" w:uiPriority="60"/>
-    <w:lsdException w:name="Light List Accent 6" w:uiPriority="61"/>
-    <w:lsdException w:name="Light Grid Accent 6" w:uiPriority="62"/>
-    <w:lsdException w:name="Medium Shading 1 Accent 6" w:uiPriority="63"/>
-    <w:lsdException w:name="Medium Shading 2 Accent 6" w:uiPriority="64"/>
-    <w:lsdException w:name="Medium List 1 Accent 6" w:uiPriority="65"/>
-    <w:lsdException w:name="Medium List 2 Accent 6" w:uiPriority="66"/>
-    <w:lsdException w:name="Medium Grid 1 Accent 6" w:uiPriority="67"/>
-    <w:lsdException w:name="Medium Grid 2 Accent 6" w:uiPriority="68"/>
-    <w:lsdException w:name="Medium Grid 3 Accent 6" w:uiPriority="69"/>
-    <w:lsdException w:name="Dark List Accent 6" w:uiPriority="70"/>
-    <w:lsdException w:name="Colorful Shading Accent 6" w:uiPriority="71"/>
-    <w:lsdException w:name="Colorful List Accent 6" w:uiPriority="72"/>
-    <w:lsdException w:name="Colorful Grid Accent 6" w:uiPriority="73"/>
-    <w:lsdException w:name="Subtle Emphasis" w:uiPriority="19" w:qFormat="1"/>
-    <w:lsdException w:name="Intense Emphasis" w:uiPriority="21" w:qFormat="1"/>
-    <w:lsdException w:name="Subtle Reference" w:uiPriority="31" w:qFormat="1"/>
-    <w:lsdException w:name="Intense Reference" w:uiPriority="32" w:qFormat="1"/>
-    <w:lsdException w:name="Book Title" w:uiPriority="33" w:qFormat="1"/>
-    <w:lsdException w:name="Bibliography" w:semiHidden="1" w:uiPriority="37" w:unhideWhenUsed="1"/>
-    <w:lsdException w:name="TOC Heading" w:semiHidden="1" w:uiPriority="39" w:unhideWhenUsed="1" w:qFormat="1"/>
-    <w:lsdException w:name="Plain Table 1" w:uiPriority="41"/>
-    <w:lsdException w:name="Plain Table 2" w:uiPriority="42"/>
-    <w:lsdException w:name="Plain Table 3" w:uiPriority="43"/>
-    <w:lsdException w:name="Plain Table 4" w:uiPriority="44"/>
-    <w:lsdException w:name="Plain Table 5" w:uiPriority="45"/>
-    <w:lsdException w:name="Grid Table Light" w:uiPriority="40"/>
-    <w:lsdException w:name="Grid Table 1 Light" w:uiPriority="46"/>
-    <w:lsdException w:name="Grid Table 2" w:uiPriority="47"/>
-    <w:lsdException w:name="Grid Table 3" w:uiPriority="48"/>
-    <w:lsdException w:name="Grid Table 4" w:uiPriority="49"/>
-    <w:lsdException w:name="Grid Table 5 Dark" w:uiPriority="50"/>
-    <w:lsdException w:name="Grid Table 6 Colorful" w:uiPriority="51"/>
-    <w:lsdException w:name="Grid Table 7 Colorful" w:uiPriority="52"/>
-    <w:lsdException w:name="Grid Table 1 Light Accent 1" w:uiPriority="46"/>
-    <w:lsdException w:name="Grid Table 2 Accent 1" w:uiPriority="47"/>
-    <w:lsdException w:name="Grid Table 3 Accent 1" w:uiPriority="48"/>
-    <w:lsdException w:name="Grid Table 4 Accent 1" w:uiPriority="49"/>
-    <w:lsdException w:name="Grid Table 5 Dark Accent 1" w:uiPriority="50"/>
-    <w:lsdException w:name="Grid Table 6 Colorful Accent 1" w:uiPriority="51"/>
-    <w:lsdException w:name="Grid Table 7 Colorful Accent 1" w:uiPriority="52"/>
-    <w:lsdException w:name="Grid Table 1 Light Accent 2" w:uiPriority="46"/>
-    <w:lsdException w:name="Grid Table 2 Accent 2" w:uiPriority="47"/>
-    <w:lsdException w:name="Grid Table 3 Accent 2" w:uiPriority="48"/>
-    <w:lsdException w:name="Grid Table 4 Accent 2" w:uiPriority="49"/>
-    <w:lsdException w:name="Grid Table 5 Dark Accent 2" w:uiPriority="50"/>
-    <w:lsdException w:name="Grid Table 6 Colorful Accent 2" w:uiPriority="51"/>
-    <w:lsdException w:name="Grid Table 7 Colorful Accent 2" w:uiPriority="52"/>
-    <w:lsdException w:name="Grid Table 1 Light Accent 3" w:uiPriority="46"/>
-    <w:lsdException w:name="Grid Table 2 Accent 3" w:uiPriority="47"/>
-    <w:lsdException w:name="Grid Table 3 Accent 3" w:uiPriority="48"/>
-    <w:lsdException w:name="Grid Table 4 Accent 3" w:uiPriority="49"/>
-    <w:lsdException w:name="Grid Table 5 Dark Accent 3" w:uiPriority="50"/>
-    <w:lsdException w:name="Grid Table 6 Colorful Accent 3" w:uiPriority="51"/>
-    <w:lsdException w:name="Grid Table 7 Colorful Accent 3" w:uiPriority="52"/>
-    <w:lsdException w:name="Grid Table 1 Light Accent 4" w:uiPriority="46"/>
-    <w:lsdException w:name="Grid Table 2 Accent 4" w:uiPriority="47"/>
-    <w:lsdException w:name="Grid Table 3 Accent 4" w:uiPriority="48"/>
-    <w:lsdException w:name="Grid Table 4 Accent 4" w:uiPriority="49"/>
-    <w:lsdException w:name="Grid Table 5 Dark Accent 4" w:uiPriority="50"/>
-    <w:lsdException w:name="Grid Table 6 Colorful Accent 4" w:uiPriority="51"/>
-    <w:lsdException w:name="Grid Table 7 Colorful Accent 4" w:uiPriority="52"/>
-    <w:lsdException w:name="Grid Table 1 Light Accent 5" w:uiPriority="46"/>
-    <w:lsdException w:name="Grid Table 2 Accent 5" w:uiPriority="47"/>
-    <w:lsdException w:name="Grid Table 3 Accent 5" w:uiPriority="48"/>
-    <w:lsdException w:name="Grid Table 4 Accent 5" w:uiPriority="49"/>
-    <w:lsdException w:name="Grid Table 5 Dark Accent 5" w:uiPriority="50"/>
-    <w:lsdException w:name="Grid Table 6 Colorful Accent 5" w:uiPriority="51"/>
-    <w:lsdException w:name="Grid Table 7 Colorful Accent 5" w:uiPriority="52"/>
-    <w:lsdException w:name="Grid Table 1 Light Accent 6" w:uiPriority="46"/>
-    <w:lsdException w:name="Grid Table 2 Accent 6" w:uiPriority="47"/>
-    <w:lsdException w:name="Grid Table 3 Accent 6" w:uiPriority="48"/>
-    <w:lsdException w:name="Grid Table 4 Accent 6" w:uiPriority="49"/>
-    <w:lsdException w:name="Grid Table 5 Dark Accent 6" w:uiPriority="50"/>
-    <w:lsdException w:name="Grid Table 6 Colorful Accent 6" w:uiPriority="51"/>
-    <w:lsdException w:name="Grid Table 7 Colorful Accent 6" w:uiPriority="52"/>
-    <w:lsdException w:name="List Table 1 Light" w:uiPriority="46"/>
-    <w:lsdException w:name="List Table 2" w:uiPriority="47"/>
-    <w:lsdException w:name="List Table 3" w:uiPriority="48"/>
-    <w:lsdException w:name="List Table 4" w:uiPriority="49"/>
-    <w:lsdException w:name="List Table 5 Dark" w:uiPriority="50"/>
-    <w:lsdException w:name="List Table 6 Colorful" w:uiPriority="51"/>
-    <w:lsdException w:name="List Table 7 Colorful" w:uiPriority="52"/>
-    <w:lsdException w:name="List Table 1 Light Accent 1" w:uiPriority="46"/>
-    <w:lsdException w:name="List Table 2 Accent 1" w:uiPriority="47"/>
-    <w:lsdException w:name="List Table 3 Accent 1" w:uiPriority="48"/>
-    <w:lsdException w:name="List Table 4 Accent 1" w:uiPriority="49"/>
-    <w:lsdException w:name="List Table 5 Dark Accent 1" w:uiPriority="50"/>
-    <w:lsdException w:name="List Table 6 Colorful Accent 1" w:uiPriority="51"/>
-    <w:lsdException w:name="List Table 7 Colorful Accent 1" w:uiPriority="52"/>
-    <w:lsdException w:name="List Table 1 Light Accent 2" w:uiPriority="46"/>
-    <w:lsdException w:name="List Table 2 Accent 2" w:uiPriority="47"/>
-    <w:lsdException w:name="List Table 3 Accent 2" w:uiPriority="48"/>
-    <w:lsdException w:name="List Table 4 Accent 2" w:uiPriority="49"/>
-    <w:lsdException w:name="List Table 5 Dark Accent 2" w:uiPriority="50"/>
-    <w:lsdException w:name="List Table 6 Colorful Accent 2" w:uiPriority="51"/>
-    <w:lsdException w:name="List Table 7 Colorful Accent 2" w:uiPriority="52"/>
-    <w:lsdException w:name="List Table 1 Light Accent 3" w:uiPriority="46"/>
-    <w:lsdException w:name="List Table 2 Accent 3" w:uiPriority="47"/>
-    <w:lsdException w:name="List Table 3 Accent 3" w:uiPriority="48"/>
-    <w:lsdException w:name="List Table 4 Accent 3" w:uiPriority="49"/>
-    <w:lsdException w:name="List Table 5 Dark Accent 3" w:uiPriority="50"/>
-    <w:lsdException w:name="List Table 6 Colorful Accent 3" w:uiPriority="51"/>
-    <w:lsdException w:name="List Table 7 Colorful Accent 3" w:uiPriority="52"/>
-    <w:lsdException w:name="List Table 1 Light Accent 4" w:uiPriority="46"/>
-    <w:lsdException w:name="List Table 2 Accent 4" w:uiPriority="47"/>
-    <w:lsdException w:name="List Table 3 Accent 4" w:uiPriority="48"/>
-    <w:lsdException w:name="List Table 4 Accent 4" w:uiPriority="49"/>
-    <w:lsdException w:name="List Table 5 Dark Accent 4" w:uiPriority="50"/>
-    <w:lsdException w:name="List Table 6 Colorful Accent 4" w:uiPriority="51"/>
-    <w:lsdException w:name="List Table 7 Colorful Accent 4" w:uiPriority="52"/>
-    <w:lsdException w:name="List Table 1 Light Accent 5" w:uiPriority="46"/>
-    <w:lsdException w:name="List Table 2 Accent 5" w:uiPriority="47"/>
-    <w:lsdException w:name="List Table 3 Accent 5" w:uiPriority="48"/>
-    <w:lsdException w:name="List Table 4 Accent 5" w:uiPriority="49"/>
-    <w:lsdException w:name="List Table 5 Dark Accent 5" w:uiPriority="50"/>
-    <w:lsdException w:name="List Table 6 Colorful Accent 5" w:uiPriority="51"/>
-    <w:lsdException w:name="List Table 7 Colorful Accent 5" w:uiPriority="52"/>
-    <w:lsdException w:name="List Table 1 Light Accent 6" w:uiPriority="46"/>
-    <w:lsdException w:name="List Table 2 Accent 6" w:uiPriority="47"/>
-    <w:lsdException w:name="List Table 3 Accent 6" w:uiPriority="48"/>
-    <w:lsdException w:name="List Table 4 Accent 6" w:uiPriority="49"/>
-    <w:lsdException w:name="List Table 5 Dark Accent 6" w:uiPriority="50"/>
-    <w:lsdException w:name="List Table 6 Colorful Accent 6" w:uiPriority="51"/>
-    <w:lsdException w:name="List Table 7 Colorful Accent 6" w:uiPriority="52"/>
-    <w:lsdException w:name="Mention" w:semiHidden="1" w:unhideWhenUsed="1"/>
-    <w:lsdException w:name="Smart Hyperlink" w:semiHidden="1" w:unhideWhenUsed="1"/>
-    <w:lsdException w:name="Hashtag" w:semiHidden="1" w:unhideWhenUsed="1"/>
-    <w:lsdException w:name="Unresolved Mention" w:semiHidden="1" w:unhideWhenUsed="1"/>
-    <w:lsdException w:name="Smart Link" w:semiHidden="1" w:unhideWhenUsed="1"/>
+  <w:latentStyles w:count="260" w:defQFormat="0" w:defUnhideWhenUsed="1" w:defSemiHidden="1" w:defUIPriority="99" w:defLockedState="0">
+    <w:lsdException w:qFormat="1" w:unhideWhenUsed="0" w:uiPriority="0" w:semiHidden="0" w:name="Normal"/>
+    <w:lsdException w:qFormat="1" w:unhideWhenUsed="0" w:uiPriority="9" w:semiHidden="0" w:name="heading 1"/>
+    <w:lsdException w:qFormat="1" w:uiPriority="9" w:name="heading 2"/>
+    <w:lsdException w:qFormat="1" w:uiPriority="9" w:name="heading 3"/>
+    <w:lsdException w:qFormat="1" w:uiPriority="9" w:name="heading 4"/>
+    <w:lsdException w:qFormat="1" w:uiPriority="9" w:name="heading 5"/>
+    <w:lsdException w:qFormat="1" w:uiPriority="9" w:name="heading 6"/>
+    <w:lsdException w:qFormat="1" w:uiPriority="9" w:name="heading 7"/>
+    <w:lsdException w:qFormat="1" w:uiPriority="9" w:name="heading 8"/>
+    <w:lsdException w:qFormat="1" w:uiPriority="9" w:name="heading 9"/>
+    <w:lsdException w:uiPriority="99" w:name="index 1"/>
+    <w:lsdException w:uiPriority="99" w:name="index 2"/>
+    <w:lsdException w:uiPriority="99" w:name="index 3"/>
+    <w:lsdException w:uiPriority="99" w:name="index 4"/>
+    <w:lsdException w:uiPriority="99" w:name="index 5"/>
+    <w:lsdException w:uiPriority="99" w:name="index 6"/>
+    <w:lsdException w:uiPriority="99" w:name="index 7"/>
+    <w:lsdException w:uiPriority="99" w:name="index 8"/>
+    <w:lsdException w:uiPriority="99" w:name="index 9"/>
+    <w:lsdException w:uiPriority="39" w:name="toc 1"/>
+    <w:lsdException w:uiPriority="39" w:name="toc 2"/>
+    <w:lsdException w:uiPriority="39" w:name="toc 3"/>
+    <w:lsdException w:uiPriority="39" w:name="toc 4"/>
+    <w:lsdException w:uiPriority="39" w:name="toc 5"/>
+    <w:lsdException w:uiPriority="39" w:name="toc 6"/>
+    <w:lsdException w:uiPriority="39" w:name="toc 7"/>
+    <w:lsdException w:uiPriority="39" w:name="toc 8"/>
+    <w:lsdException w:uiPriority="39" w:name="toc 9"/>
+    <w:lsdException w:uiPriority="99" w:name="Normal Indent"/>
+    <w:lsdException w:uiPriority="99" w:name="footnote text"/>
+    <w:lsdException w:uiPriority="99" w:name="annotation text"/>
+    <w:lsdException w:uiPriority="99" w:name="header"/>
+    <w:lsdException w:uiPriority="99" w:name="footer"/>
+    <w:lsdException w:uiPriority="99" w:name="index heading"/>
+    <w:lsdException w:qFormat="1" w:uiPriority="35" w:name="caption"/>
+    <w:lsdException w:uiPriority="99" w:name="table of figures"/>
+    <w:lsdException w:uiPriority="99" w:name="envelope address"/>
+    <w:lsdException w:uiPriority="99" w:name="envelope return"/>
+    <w:lsdException w:uiPriority="99" w:name="footnote reference"/>
+    <w:lsdException w:uiPriority="99" w:name="annotation reference"/>
+    <w:lsdException w:uiPriority="99" w:name="line number"/>
+    <w:lsdException w:uiPriority="99" w:name="page number"/>
+    <w:lsdException w:uiPriority="99" w:name="endnote reference"/>
+    <w:lsdException w:uiPriority="99" w:name="endnote text"/>
+    <w:lsdException w:uiPriority="99" w:name="table of authorities"/>
+    <w:lsdException w:uiPriority="99" w:name="macro"/>
+    <w:lsdException w:uiPriority="99" w:name="toa heading"/>
+    <w:lsdException w:uiPriority="99" w:name="List"/>
+    <w:lsdException w:uiPriority="99" w:name="List Bullet"/>
+    <w:lsdException w:uiPriority="99" w:name="List Number"/>
+    <w:lsdException w:uiPriority="99" w:name="List 2"/>
+    <w:lsdException w:uiPriority="99" w:name="List 3"/>
+    <w:lsdException w:uiPriority="99" w:name="List 4"/>
+    <w:lsdException w:uiPriority="99" w:name="List 5"/>
+    <w:lsdException w:uiPriority="99" w:name="List Bullet 2"/>
+    <w:lsdException w:uiPriority="99" w:name="List Bullet 3"/>
+    <w:lsdException w:uiPriority="99" w:name="List Bullet 4"/>
+    <w:lsdException w:uiPriority="99" w:name="List Bullet 5"/>
+    <w:lsdException w:uiPriority="99" w:name="List Number 2"/>
+    <w:lsdException w:uiPriority="99" w:name="List Number 3"/>
+    <w:lsdException w:uiPriority="99" w:name="List Number 4"/>
+    <w:lsdException w:uiPriority="99" w:name="List Number 5"/>
+    <w:lsdException w:qFormat="1" w:unhideWhenUsed="0" w:uiPriority="10" w:semiHidden="0" w:name="Title"/>
+    <w:lsdException w:uiPriority="99" w:name="Closing"/>
+    <w:lsdException w:uiPriority="99" w:name="Signature"/>
+    <w:lsdException w:qFormat="1" w:uiPriority="1" w:name="Default Paragraph Font"/>
+    <w:lsdException w:uiPriority="99" w:name="Body Text"/>
+    <w:lsdException w:uiPriority="99" w:name="Body Text Indent"/>
+    <w:lsdException w:uiPriority="99" w:name="List Continue"/>
+    <w:lsdException w:uiPriority="99" w:name="List Continue 2"/>
+    <w:lsdException w:uiPriority="99" w:name="List Continue 3"/>
+    <w:lsdException w:uiPriority="99" w:name="List Continue 4"/>
+    <w:lsdException w:uiPriority="99" w:name="List Continue 5"/>
+    <w:lsdException w:uiPriority="99" w:name="Message Header"/>
+    <w:lsdException w:qFormat="1" w:unhideWhenUsed="0" w:uiPriority="11" w:semiHidden="0" w:name="Subtitle"/>
+    <w:lsdException w:uiPriority="99" w:name="Salutation"/>
+    <w:lsdException w:uiPriority="99" w:name="Date"/>
+    <w:lsdException w:uiPriority="99" w:name="Body Text First Indent"/>
+    <w:lsdException w:uiPriority="99" w:name="Body Text First Indent 2"/>
+    <w:lsdException w:uiPriority="99" w:name="Note Heading"/>
+    <w:lsdException w:uiPriority="99" w:name="Body Text 2"/>
+    <w:lsdException w:uiPriority="99" w:name="Body Text 3"/>
+    <w:lsdException w:uiPriority="99" w:name="Body Text Indent 2"/>
+    <w:lsdException w:uiPriority="99" w:name="Body Text Indent 3"/>
+    <w:lsdException w:uiPriority="99" w:name="Block Text"/>
+    <w:lsdException w:uiPriority="99" w:name="Hyperlink"/>
+    <w:lsdException w:uiPriority="99" w:name="FollowedHyperlink"/>
+    <w:lsdException w:qFormat="1" w:unhideWhenUsed="0" w:uiPriority="22" w:semiHidden="0" w:name="Strong"/>
+    <w:lsdException w:qFormat="1" w:unhideWhenUsed="0" w:uiPriority="20" w:semiHidden="0" w:name="Emphasis"/>
+    <w:lsdException w:uiPriority="99" w:name="Document Map"/>
+    <w:lsdException w:uiPriority="99" w:name="Plain Text"/>
+    <w:lsdException w:uiPriority="99" w:name="E-mail Signature"/>
+    <w:lsdException w:uiPriority="99" w:name="Normal (Web)"/>
+    <w:lsdException w:uiPriority="99" w:name="HTML Acronym"/>
+    <w:lsdException w:uiPriority="99" w:name="HTML Address"/>
+    <w:lsdException w:uiPriority="99" w:name="HTML Cite"/>
+    <w:lsdException w:uiPriority="99" w:name="HTML Code"/>
+    <w:lsdException w:uiPriority="99" w:name="HTML Definition"/>
+    <w:lsdException w:uiPriority="99" w:name="HTML Keyboard"/>
+    <w:lsdException w:uiPriority="99" w:name="HTML Preformatted"/>
+    <w:lsdException w:uiPriority="99" w:name="HTML Sample"/>
+    <w:lsdException w:uiPriority="99" w:name="HTML Typewriter"/>
+    <w:lsdException w:uiPriority="99" w:name="HTML Variable"/>
+    <w:lsdException w:uiPriority="99" w:name="Normal Table"/>
+    <w:lsdException w:uiPriority="99" w:name="annotation subject"/>
+    <w:lsdException w:uiPriority="99" w:name="Table Simple 1"/>
+    <w:lsdException w:uiPriority="99" w:name="Table Simple 2"/>
+    <w:lsdException w:uiPriority="99" w:name="Table Simple 3"/>
+    <w:lsdException w:uiPriority="99" w:name="Table Classic 1"/>
+    <w:lsdException w:uiPriority="99" w:name="Table Classic 2"/>
+    <w:lsdException w:uiPriority="99" w:name="Table Classic 3"/>
+    <w:lsdException w:uiPriority="99" w:name="Table Classic 4"/>
+    <w:lsdException w:uiPriority="99" w:name="Table Colorful 1"/>
+    <w:lsdException w:uiPriority="99" w:name="Table Colorful 2"/>
+    <w:lsdException w:uiPriority="99" w:name="Table Colorful 3"/>
+    <w:lsdException w:uiPriority="99" w:name="Table Columns 1"/>
+    <w:lsdException w:uiPriority="99" w:name="Table Columns 2"/>
+    <w:lsdException w:uiPriority="99" w:name="Table Columns 3"/>
+    <w:lsdException w:uiPriority="99" w:name="Table Columns 4"/>
+    <w:lsdException w:uiPriority="99" w:name="Table Columns 5"/>
+    <w:lsdException w:uiPriority="99" w:name="Table Grid 1"/>
+    <w:lsdException w:uiPriority="99" w:name="Table Grid 2"/>
+    <w:lsdException w:uiPriority="99" w:name="Table Grid 3"/>
+    <w:lsdException w:uiPriority="99" w:name="Table Grid 4"/>
+    <w:lsdException w:uiPriority="99" w:name="Table Grid 5"/>
+    <w:lsdException w:uiPriority="99" w:name="Table Grid 6"/>
+    <w:lsdException w:uiPriority="99" w:name="Table Grid 7"/>
+    <w:lsdException w:uiPriority="99" w:name="Table Grid 8"/>
+    <w:lsdException w:uiPriority="99" w:name="Table List 1"/>
+    <w:lsdException w:uiPriority="99" w:name="Table List 2"/>
+    <w:lsdException w:uiPriority="99" w:name="Table List 3"/>
+    <w:lsdException w:uiPriority="99" w:name="Table List 4"/>
+    <w:lsdException w:uiPriority="99" w:name="Table List 5"/>
+    <w:lsdException w:uiPriority="99" w:name="Table List 6"/>
+    <w:lsdException w:uiPriority="99" w:name="Table List 7"/>
+    <w:lsdException w:uiPriority="99" w:name="Table List 8"/>
+    <w:lsdException w:uiPriority="99" w:name="Table 3D effects 1"/>
+    <w:lsdException w:uiPriority="99" w:name="Table 3D effects 2"/>
+    <w:lsdException w:uiPriority="99" w:name="Table 3D effects 3"/>
+    <w:lsdException w:uiPriority="99" w:name="Table Contemporary"/>
+    <w:lsdException w:uiPriority="99" w:name="Table Elegant"/>
+    <w:lsdException w:uiPriority="99" w:name="Table Professional"/>
+    <w:lsdException w:uiPriority="99" w:name="Table Subtle 1"/>
+    <w:lsdException w:uiPriority="99" w:name="Table Subtle 2"/>
+    <w:lsdException w:uiPriority="99" w:name="Table Web 1"/>
+    <w:lsdException w:uiPriority="99" w:name="Table Web 2"/>
+    <w:lsdException w:uiPriority="99" w:name="Table Web 3"/>
+    <w:lsdException w:uiPriority="99" w:name="Balloon Text"/>
+    <w:lsdException w:unhideWhenUsed="0" w:uiPriority="39" w:semiHidden="0" w:name="Table Grid"/>
+    <w:lsdException w:uiPriority="99" w:name="Table Theme"/>
+    <w:lsdException w:qFormat="1" w:unhideWhenUsed="0" w:uiPriority="1" w:semiHidden="0" w:name="No Spacing"/>
+    <w:lsdException w:unhideWhenUsed="0" w:uiPriority="60" w:semiHidden="0" w:name="Light Shading"/>
+    <w:lsdException w:unhideWhenUsed="0" w:uiPriority="61" w:semiHidden="0" w:name="Light List"/>
+    <w:lsdException w:unhideWhenUsed="0" w:uiPriority="62" w:semiHidden="0" w:name="Light Grid"/>
+    <w:lsdException w:unhideWhenUsed="0" w:uiPriority="63" w:semiHidden="0" w:name="Medium Shading 1"/>
+    <w:lsdException w:unhideWhenUsed="0" w:uiPriority="64" w:semiHidden="0" w:name="Medium Shading 2"/>
+    <w:lsdException w:unhideWhenUsed="0" w:uiPriority="65" w:semiHidden="0" w:name="Medium List 1"/>
+    <w:lsdException w:unhideWhenUsed="0" w:uiPriority="66" w:semiHidden="0" w:name="Medium List 2"/>
+    <w:lsdException w:unhideWhenUsed="0" w:uiPriority="67" w:semiHidden="0" w:name="Medium Grid 1"/>
+    <w:lsdException w:unhideWhenUsed="0" w:uiPriority="68" w:semiHidden="0" w:name="Medium Grid 2"/>
+    <w:lsdException w:unhideWhenUsed="0" w:uiPriority="69" w:semiHidden="0" w:name="Medium Grid 3"/>
+    <w:lsdException w:unhideWhenUsed="0" w:uiPriority="70" w:semiHidden="0" w:name="Dark List"/>
+    <w:lsdException w:unhideWhenUsed="0" w:uiPriority="71" w:semiHidden="0" w:name="Colorful Shading"/>
+    <w:lsdException w:unhideWhenUsed="0" w:uiPriority="72" w:semiHidden="0" w:name="Colorful List"/>
+    <w:lsdException w:unhideWhenUsed="0" w:uiPriority="73" w:semiHidden="0" w:name="Colorful Grid"/>
+    <w:lsdException w:unhideWhenUsed="0" w:uiPriority="60" w:semiHidden="0" w:name="Light Shading Accent 1"/>
+    <w:lsdException w:unhideWhenUsed="0" w:uiPriority="61" w:semiHidden="0" w:name="Light List Accent 1"/>
+    <w:lsdException w:unhideWhenUsed="0" w:uiPriority="62" w:semiHidden="0" w:name="Light Grid Accent 1"/>
+    <w:lsdException w:unhideWhenUsed="0" w:uiPriority="63" w:semiHidden="0" w:name="Medium Shading 1 Accent 1"/>
+    <w:lsdException w:unhideWhenUsed="0" w:uiPriority="64" w:semiHidden="0" w:name="Medium Shading 2 Accent 1"/>
+    <w:lsdException w:unhideWhenUsed="0" w:uiPriority="65" w:semiHidden="0" w:name="Medium List 1 Accent 1"/>
+    <w:lsdException w:qFormat="1" w:unhideWhenUsed="0" w:uiPriority="34" w:semiHidden="0" w:name="List Paragraph"/>
+    <w:lsdException w:qFormat="1" w:unhideWhenUsed="0" w:uiPriority="29" w:semiHidden="0" w:name="Quote"/>
+    <w:lsdException w:qFormat="1" w:unhideWhenUsed="0" w:uiPriority="30" w:semiHidden="0" w:name="Intense Quote"/>
+    <w:lsdException w:unhideWhenUsed="0" w:uiPriority="66" w:semiHidden="0" w:name="Medium List 2 Accent 1"/>
+    <w:lsdException w:unhideWhenUsed="0" w:uiPriority="67" w:semiHidden="0" w:name="Medium Grid 1 Accent 1"/>
+    <w:lsdException w:unhideWhenUsed="0" w:uiPriority="68" w:semiHidden="0" w:name="Medium Grid 2 Accent 1"/>
+    <w:lsdException w:unhideWhenUsed="0" w:uiPriority="69" w:semiHidden="0" w:name="Medium Grid 3 Accent 1"/>
+    <w:lsdException w:unhideWhenUsed="0" w:uiPriority="70" w:semiHidden="0" w:name="Dark List Accent 1"/>
+    <w:lsdException w:unhideWhenUsed="0" w:uiPriority="71" w:semiHidden="0" w:name="Colorful Shading Accent 1"/>
+    <w:lsdException w:unhideWhenUsed="0" w:uiPriority="72" w:semiHidden="0" w:name="Colorful List Accent 1"/>
+    <w:lsdException w:unhideWhenUsed="0" w:uiPriority="73" w:semiHidden="0" w:name="Colorful Grid Accent 1"/>
+    <w:lsdException w:unhideWhenUsed="0" w:uiPriority="60" w:semiHidden="0" w:name="Light Shading Accent 2"/>
+    <w:lsdException w:unhideWhenUsed="0" w:uiPriority="61" w:semiHidden="0" w:name="Light List Accent 2"/>
+    <w:lsdException w:unhideWhenUsed="0" w:uiPriority="62" w:semiHidden="0" w:name="Light Grid Accent 2"/>
+    <w:lsdException w:unhideWhenUsed="0" w:uiPriority="63" w:semiHidden="0" w:name="Medium Shading 1 Accent 2"/>
+    <w:lsdException w:unhideWhenUsed="0" w:uiPriority="64" w:semiHidden="0" w:name="Medium Shading 2 Accent 2"/>
+    <w:lsdException w:unhideWhenUsed="0" w:uiPriority="65" w:semiHidden="0" w:name="Medium List 1 Accent 2"/>
+    <w:lsdException w:unhideWhenUsed="0" w:uiPriority="66" w:semiHidden="0" w:name="Medium List 2 Accent 2"/>
+    <w:lsdException w:unhideWhenUsed="0" w:uiPriority="67" w:semiHidden="0" w:name="Medium Grid 1 Accent 2"/>
+    <w:lsdException w:unhideWhenUsed="0" w:uiPriority="68" w:semiHidden="0" w:name="Medium Grid 2 Accent 2"/>
+    <w:lsdException w:unhideWhenUsed="0" w:uiPriority="69" w:semiHidden="0" w:name="Medium Grid 3 Accent 2"/>
+    <w:lsdException w:unhideWhenUsed="0" w:uiPriority="70" w:semiHidden="0" w:name="Dark List Accent 2"/>
+    <w:lsdException w:unhideWhenUsed="0" w:uiPriority="71" w:semiHidden="0" w:name="Colorful Shading Accent 2"/>
+    <w:lsdException w:unhideWhenUsed="0" w:uiPriority="72" w:semiHidden="0" w:name="Colorful List Accent 2"/>
+    <w:lsdException w:unhideWhenUsed="0" w:uiPriority="73" w:semiHidden="0" w:name="Colorful Grid Accent 2"/>
+    <w:lsdException w:unhideWhenUsed="0" w:uiPriority="60" w:semiHidden="0" w:name="Light Shading Accent 3"/>
+    <w:lsdException w:unhideWhenUsed="0" w:uiPriority="61" w:semiHidden="0" w:name="Light List Accent 3"/>
+    <w:lsdException w:unhideWhenUsed="0" w:uiPriority="62" w:semiHidden="0" w:name="Light Grid Accent 3"/>
+    <w:lsdException w:unhideWhenUsed="0" w:uiPriority="63" w:semiHidden="0" w:name="Medium Shading 1 Accent 3"/>
+    <w:lsdException w:unhideWhenUsed="0" w:uiPriority="64" w:semiHidden="0" w:name="Medium Shading 2 Accent 3"/>
+    <w:lsdException w:unhideWhenUsed="0" w:uiPriority="65" w:semiHidden="0" w:name="Medium List 1 Accent 3"/>
+    <w:lsdException w:unhideWhenUsed="0" w:uiPriority="66" w:semiHidden="0" w:name="Medium List 2 Accent 3"/>
+    <w:lsdException w:unhideWhenUsed="0" w:uiPriority="67" w:semiHidden="0" w:name="Medium Grid 1 Accent 3"/>
+    <w:lsdException w:unhideWhenUsed="0" w:uiPriority="68" w:semiHidden="0" w:name="Medium Grid 2 Accent 3"/>
+    <w:lsdException w:unhideWhenUsed="0" w:uiPriority="69" w:semiHidden="0" w:name="Medium Grid 3 Accent 3"/>
+    <w:lsdException w:unhideWhenUsed="0" w:uiPriority="70" w:semiHidden="0" w:name="Dark List Accent 3"/>
+    <w:lsdException w:unhideWhenUsed="0" w:uiPriority="71" w:semiHidden="0" w:name="Colorful Shading Accent 3"/>
+    <w:lsdException w:unhideWhenUsed="0" w:uiPriority="72" w:semiHidden="0" w:name="Colorful List Accent 3"/>
+    <w:lsdException w:unhideWhenUsed="0" w:uiPriority="73" w:semiHidden="0" w:name="Colorful Grid Accent 3"/>
+    <w:lsdException w:unhideWhenUsed="0" w:uiPriority="60" w:semiHidden="0" w:name="Light Shading Accent 4"/>
+    <w:lsdException w:unhideWhenUsed="0" w:uiPriority="61" w:semiHidden="0" w:name="Light List Accent 4"/>
+    <w:lsdException w:unhideWhenUsed="0" w:uiPriority="62" w:semiHidden="0" w:name="Light Grid Accent 4"/>
+    <w:lsdException w:unhideWhenUsed="0" w:uiPriority="63" w:semiHidden="0" w:name="Medium Shading 1 Accent 4"/>
+    <w:lsdException w:unhideWhenUsed="0" w:uiPriority="64" w:semiHidden="0" w:name="Medium Shading 2 Accent 4"/>
+    <w:lsdException w:unhideWhenUsed="0" w:uiPriority="65" w:semiHidden="0" w:name="Medium List 1 Accent 4"/>
+    <w:lsdException w:unhideWhenUsed="0" w:uiPriority="66" w:semiHidden="0" w:name="Medium List 2 Accent 4"/>
+    <w:lsdException w:unhideWhenUsed="0" w:uiPriority="67" w:semiHidden="0" w:name="Medium Grid 1 Accent 4"/>
+    <w:lsdException w:unhideWhenUsed="0" w:uiPriority="68" w:semiHidden="0" w:name="Medium Grid 2 Accent 4"/>
+    <w:lsdException w:unhideWhenUsed="0" w:uiPriority="69" w:semiHidden="0" w:name="Medium Grid 3 Accent 4"/>
+    <w:lsdException w:unhideWhenUsed="0" w:uiPriority="70" w:semiHidden="0" w:name="Dark List Accent 4"/>
+    <w:lsdException w:unhideWhenUsed="0" w:uiPriority="71" w:semiHidden="0" w:name="Colorful Shading Accent 4"/>
+    <w:lsdException w:unhideWhenUsed="0" w:uiPriority="72" w:semiHidden="0" w:name="Colorful List Accent 4"/>
+    <w:lsdException w:unhideWhenUsed="0" w:uiPriority="73" w:semiHidden="0" w:name="Colorful Grid Accent 4"/>
+    <w:lsdException w:unhideWhenUsed="0" w:uiPriority="60" w:semiHidden="0" w:name="Light Shading Accent 5"/>
+    <w:lsdException w:unhideWhenUsed="0" w:uiPriority="61" w:semiHidden="0" w:name="Light List Accent 5"/>
+    <w:lsdException w:unhideWhenUsed="0" w:uiPriority="62" w:semiHidden="0" w:name="Light Grid Accent 5"/>
+    <w:lsdException w:unhideWhenUsed="0" w:uiPriority="63" w:semiHidden="0" w:name="Medium Shading 1 Accent 5"/>
+    <w:lsdException w:unhideWhenUsed="0" w:uiPriority="64" w:semiHidden="0" w:name="Medium Shading 2 Accent 5"/>
+    <w:lsdException w:unhideWhenUsed="0" w:uiPriority="65" w:semiHidden="0" w:name="Medium List 1 Accent 5"/>
+    <w:lsdException w:unhideWhenUsed="0" w:uiPriority="66" w:semiHidden="0" w:name="Medium List 2 Accent 5"/>
+    <w:lsdException w:unhideWhenUsed="0" w:uiPriority="67" w:semiHidden="0" w:name="Medium Grid 1 Accent 5"/>
+    <w:lsdException w:unhideWhenUsed="0" w:uiPriority="68" w:semiHidden="0" w:name="Medium Grid 2 Accent 5"/>
+    <w:lsdException w:unhideWhenUsed="0" w:uiPriority="69" w:semiHidden="0" w:name="Medium Grid 3 Accent 5"/>
+    <w:lsdException w:unhideWhenUsed="0" w:uiPriority="70" w:semiHidden="0" w:name="Dark List Accent 5"/>
+    <w:lsdException w:unhideWhenUsed="0" w:uiPriority="71" w:semiHidden="0" w:name="Colorful Shading Accent 5"/>
+    <w:lsdException w:unhideWhenUsed="0" w:uiPriority="72" w:semiHidden="0" w:name="Colorful List Accent 5"/>
+    <w:lsdException w:unhideWhenUsed="0" w:uiPriority="73" w:semiHidden="0" w:name="Colorful Grid Accent 5"/>
+    <w:lsdException w:unhideWhenUsed="0" w:uiPriority="60" w:semiHidden="0" w:name="Light Shading Accent 6"/>
+    <w:lsdException w:unhideWhenUsed="0" w:uiPriority="61" w:semiHidden="0" w:name="Light List Accent 6"/>
+    <w:lsdException w:unhideWhenUsed="0" w:uiPriority="62" w:semiHidden="0" w:name="Light Grid Accent 6"/>
+    <w:lsdException w:unhideWhenUsed="0" w:uiPriority="63" w:semiHidden="0" w:name="Medium Shading 1 Accent 6"/>
+    <w:lsdException w:unhideWhenUsed="0" w:uiPriority="64" w:semiHidden="0" w:name="Medium Shading 2 Accent 6"/>
+    <w:lsdException w:unhideWhenUsed="0" w:uiPriority="65" w:semiHidden="0" w:name="Medium List 1 Accent 6"/>
+    <w:lsdException w:unhideWhenUsed="0" w:uiPriority="66" w:semiHidden="0" w:name="Medium List 2 Accent 6"/>
+    <w:lsdException w:unhideWhenUsed="0" w:uiPriority="67" w:semiHidden="0" w:name="Medium Grid 1 Accent 6"/>
+    <w:lsdException w:unhideWhenUsed="0" w:uiPriority="68" w:semiHidden="0" w:name="Medium Grid 2 Accent 6"/>
+    <w:lsdException w:unhideWhenUsed="0" w:uiPriority="69" w:semiHidden="0" w:name="Medium Grid 3 Accent 6"/>
+    <w:lsdException w:unhideWhenUsed="0" w:uiPriority="70" w:semiHidden="0" w:name="Dark List Accent 6"/>
+    <w:lsdException w:unhideWhenUsed="0" w:uiPriority="71" w:semiHidden="0" w:name="Colorful Shading Accent 6"/>
+    <w:lsdException w:unhideWhenUsed="0" w:uiPriority="72" w:semiHidden="0" w:name="Colorful List Accent 6"/>
+    <w:lsdException w:unhideWhenUsed="0" w:uiPriority="73" w:semiHidden="0" w:name="Colorful Grid Accent 6"/>
   </w:latentStyles>
-  <w:style w:type="paragraph" w:default="1" w:styleId="Normal">
+  <w:style w:type="paragraph" w:default="1" w:styleId="1">
     <w:name w:val="Normal"/>
     <w:qFormat/>
-    <w:rsid w:val="00A4009E"/>
+    <w:uiPriority w:val="0"/>
+    <w:pPr>
+      <w:spacing w:after="200" w:line="288" w:lineRule="auto"/>
+    </w:pPr>
+    <w:rPr>
+      <w:rFonts w:asciiTheme="minorHAnsi" w:hAnsiTheme="minorHAnsi" w:eastAsiaTheme="minorEastAsia" w:cstheme="minorBidi"/>
+      <w:sz w:val="21"/>
+      <w:szCs w:val="21"/>
+      <w:lang w:val="en-US" w:eastAsia="en-US" w:bidi="ar-SA"/>
+    </w:rPr>
   </w:style>
-  <w:style w:type="paragraph" w:styleId="Heading1">
+  <w:style w:type="paragraph" w:styleId="2">
     <w:name w:val="heading 1"/>
-    <w:basedOn w:val="Normal"/>
-    <w:next w:val="Normal"/>
-    <w:link w:val="Heading1Char"/>
+    <w:basedOn w:val="1"/>
+    <w:next w:val="1"/>
+    <w:link w:val="18"/>
+    <w:qFormat/>
     <w:uiPriority w:val="9"/>
-    <w:qFormat/>
-    <w:rsid w:val="00A4009E"/>
     <w:pPr>
       <w:keepNext/>
       <w:keepLines/>
@@ -4122,22 +3787,21 @@
       <w:outlineLvl w:val="0"/>
     </w:pPr>
     <w:rPr>
-      <w:rFonts w:asciiTheme="majorHAnsi" w:eastAsiaTheme="majorEastAsia" w:hAnsiTheme="majorHAnsi" w:cstheme="majorBidi"/>
-      <w:color w:val="538135" w:themeColor="accent6" w:themeShade="BF"/>
+      <w:rFonts w:asciiTheme="majorHAnsi" w:hAnsiTheme="majorHAnsi" w:eastAsiaTheme="majorEastAsia" w:cstheme="majorBidi"/>
+      <w:color w:val="548235" w:themeColor="accent6" w:themeShade="BF"/>
       <w:sz w:val="40"/>
       <w:szCs w:val="40"/>
     </w:rPr>
   </w:style>
-  <w:style w:type="paragraph" w:styleId="Heading2">
+  <w:style w:type="paragraph" w:styleId="3">
     <w:name w:val="heading 2"/>
-    <w:basedOn w:val="Normal"/>
-    <w:next w:val="Normal"/>
-    <w:link w:val="Heading2Char"/>
-    <w:uiPriority w:val="9"/>
+    <w:basedOn w:val="1"/>
+    <w:next w:val="1"/>
+    <w:link w:val="19"/>
     <w:semiHidden/>
     <w:unhideWhenUsed/>
     <w:qFormat/>
-    <w:rsid w:val="00A4009E"/>
+    <w:uiPriority w:val="9"/>
     <w:pPr>
       <w:keepNext/>
       <w:keepLines/>
@@ -4145,22 +3809,21 @@
       <w:outlineLvl w:val="1"/>
     </w:pPr>
     <w:rPr>
-      <w:rFonts w:asciiTheme="majorHAnsi" w:eastAsiaTheme="majorEastAsia" w:hAnsiTheme="majorHAnsi" w:cstheme="majorBidi"/>
-      <w:color w:val="538135" w:themeColor="accent6" w:themeShade="BF"/>
+      <w:rFonts w:asciiTheme="majorHAnsi" w:hAnsiTheme="majorHAnsi" w:eastAsiaTheme="majorEastAsia" w:cstheme="majorBidi"/>
+      <w:color w:val="548235" w:themeColor="accent6" w:themeShade="BF"/>
       <w:sz w:val="28"/>
       <w:szCs w:val="28"/>
     </w:rPr>
   </w:style>
-  <w:style w:type="paragraph" w:styleId="Heading3">
+  <w:style w:type="paragraph" w:styleId="4">
     <w:name w:val="heading 3"/>
-    <w:basedOn w:val="Normal"/>
-    <w:next w:val="Normal"/>
-    <w:link w:val="Heading3Char"/>
-    <w:uiPriority w:val="9"/>
+    <w:basedOn w:val="1"/>
+    <w:next w:val="1"/>
+    <w:link w:val="20"/>
     <w:semiHidden/>
     <w:unhideWhenUsed/>
     <w:qFormat/>
-    <w:rsid w:val="00A4009E"/>
+    <w:uiPriority w:val="9"/>
     <w:pPr>
       <w:keepNext/>
       <w:keepLines/>
@@ -4168,22 +3831,21 @@
       <w:outlineLvl w:val="2"/>
     </w:pPr>
     <w:rPr>
-      <w:rFonts w:asciiTheme="majorHAnsi" w:eastAsiaTheme="majorEastAsia" w:hAnsiTheme="majorHAnsi" w:cstheme="majorBidi"/>
-      <w:color w:val="538135" w:themeColor="accent6" w:themeShade="BF"/>
+      <w:rFonts w:asciiTheme="majorHAnsi" w:hAnsiTheme="majorHAnsi" w:eastAsiaTheme="majorEastAsia" w:cstheme="majorBidi"/>
+      <w:color w:val="548235" w:themeColor="accent6" w:themeShade="BF"/>
       <w:sz w:val="24"/>
       <w:szCs w:val="24"/>
     </w:rPr>
   </w:style>
-  <w:style w:type="paragraph" w:styleId="Heading4">
+  <w:style w:type="paragraph" w:styleId="5">
     <w:name w:val="heading 4"/>
-    <w:basedOn w:val="Normal"/>
-    <w:next w:val="Normal"/>
-    <w:link w:val="Heading4Char"/>
-    <w:uiPriority w:val="9"/>
+    <w:basedOn w:val="1"/>
+    <w:next w:val="1"/>
+    <w:link w:val="21"/>
     <w:semiHidden/>
     <w:unhideWhenUsed/>
     <w:qFormat/>
-    <w:rsid w:val="00A4009E"/>
+    <w:uiPriority w:val="9"/>
     <w:pPr>
       <w:keepNext/>
       <w:keepLines/>
@@ -4191,22 +3853,26 @@
       <w:outlineLvl w:val="3"/>
     </w:pPr>
     <w:rPr>
-      <w:rFonts w:asciiTheme="majorHAnsi" w:eastAsiaTheme="majorEastAsia" w:hAnsiTheme="majorHAnsi" w:cstheme="majorBidi"/>
+      <w:rFonts w:asciiTheme="majorHAnsi" w:hAnsiTheme="majorHAnsi" w:eastAsiaTheme="majorEastAsia" w:cstheme="majorBidi"/>
       <w:color w:val="70AD47" w:themeColor="accent6"/>
       <w:sz w:val="22"/>
       <w:szCs w:val="22"/>
+      <w14:textFill>
+        <w14:solidFill>
+          <w14:schemeClr w14:val="accent6"/>
+        </w14:solidFill>
+      </w14:textFill>
     </w:rPr>
   </w:style>
-  <w:style w:type="paragraph" w:styleId="Heading5">
+  <w:style w:type="paragraph" w:styleId="6">
     <w:name w:val="heading 5"/>
-    <w:basedOn w:val="Normal"/>
-    <w:next w:val="Normal"/>
-    <w:link w:val="Heading5Char"/>
-    <w:uiPriority w:val="9"/>
+    <w:basedOn w:val="1"/>
+    <w:next w:val="1"/>
+    <w:link w:val="22"/>
     <w:semiHidden/>
     <w:unhideWhenUsed/>
     <w:qFormat/>
-    <w:rsid w:val="00A4009E"/>
+    <w:uiPriority w:val="9"/>
     <w:pPr>
       <w:keepNext/>
       <w:keepLines/>
@@ -4214,24 +3880,28 @@
       <w:outlineLvl w:val="4"/>
     </w:pPr>
     <w:rPr>
-      <w:rFonts w:asciiTheme="majorHAnsi" w:eastAsiaTheme="majorEastAsia" w:hAnsiTheme="majorHAnsi" w:cstheme="majorBidi"/>
+      <w:rFonts w:asciiTheme="majorHAnsi" w:hAnsiTheme="majorHAnsi" w:eastAsiaTheme="majorEastAsia" w:cstheme="majorBidi"/>
       <w:i/>
       <w:iCs/>
       <w:color w:val="70AD47" w:themeColor="accent6"/>
       <w:sz w:val="22"/>
       <w:szCs w:val="22"/>
+      <w14:textFill>
+        <w14:solidFill>
+          <w14:schemeClr w14:val="accent6"/>
+        </w14:solidFill>
+      </w14:textFill>
     </w:rPr>
   </w:style>
-  <w:style w:type="paragraph" w:styleId="Heading6">
+  <w:style w:type="paragraph" w:styleId="7">
     <w:name w:val="heading 6"/>
-    <w:basedOn w:val="Normal"/>
-    <w:next w:val="Normal"/>
-    <w:link w:val="Heading6Char"/>
-    <w:uiPriority w:val="9"/>
+    <w:basedOn w:val="1"/>
+    <w:next w:val="1"/>
+    <w:link w:val="23"/>
     <w:semiHidden/>
     <w:unhideWhenUsed/>
     <w:qFormat/>
-    <w:rsid w:val="00A4009E"/>
+    <w:uiPriority w:val="9"/>
     <w:pPr>
       <w:keepNext/>
       <w:keepLines/>
@@ -4239,20 +3909,24 @@
       <w:outlineLvl w:val="5"/>
     </w:pPr>
     <w:rPr>
-      <w:rFonts w:asciiTheme="majorHAnsi" w:eastAsiaTheme="majorEastAsia" w:hAnsiTheme="majorHAnsi" w:cstheme="majorBidi"/>
+      <w:rFonts w:asciiTheme="majorHAnsi" w:hAnsiTheme="majorHAnsi" w:eastAsiaTheme="majorEastAsia" w:cstheme="majorBidi"/>
       <w:color w:val="70AD47" w:themeColor="accent6"/>
+      <w14:textFill>
+        <w14:solidFill>
+          <w14:schemeClr w14:val="accent6"/>
+        </w14:solidFill>
+      </w14:textFill>
     </w:rPr>
   </w:style>
-  <w:style w:type="paragraph" w:styleId="Heading7">
+  <w:style w:type="paragraph" w:styleId="8">
     <w:name w:val="heading 7"/>
-    <w:basedOn w:val="Normal"/>
-    <w:next w:val="Normal"/>
-    <w:link w:val="Heading7Char"/>
-    <w:uiPriority w:val="9"/>
+    <w:basedOn w:val="1"/>
+    <w:next w:val="1"/>
+    <w:link w:val="24"/>
     <w:semiHidden/>
     <w:unhideWhenUsed/>
     <w:qFormat/>
-    <w:rsid w:val="00A4009E"/>
+    <w:uiPriority w:val="9"/>
     <w:pPr>
       <w:keepNext/>
       <w:keepLines/>
@@ -4260,22 +3934,26 @@
       <w:outlineLvl w:val="6"/>
     </w:pPr>
     <w:rPr>
-      <w:rFonts w:asciiTheme="majorHAnsi" w:eastAsiaTheme="majorEastAsia" w:hAnsiTheme="majorHAnsi" w:cstheme="majorBidi"/>
+      <w:rFonts w:asciiTheme="majorHAnsi" w:hAnsiTheme="majorHAnsi" w:eastAsiaTheme="majorEastAsia" w:cstheme="majorBidi"/>
       <w:b/>
       <w:bCs/>
       <w:color w:val="70AD47" w:themeColor="accent6"/>
+      <w14:textFill>
+        <w14:solidFill>
+          <w14:schemeClr w14:val="accent6"/>
+        </w14:solidFill>
+      </w14:textFill>
     </w:rPr>
   </w:style>
-  <w:style w:type="paragraph" w:styleId="Heading8">
+  <w:style w:type="paragraph" w:styleId="9">
     <w:name w:val="heading 8"/>
-    <w:basedOn w:val="Normal"/>
-    <w:next w:val="Normal"/>
-    <w:link w:val="Heading8Char"/>
-    <w:uiPriority w:val="9"/>
+    <w:basedOn w:val="1"/>
+    <w:next w:val="1"/>
+    <w:link w:val="25"/>
     <w:semiHidden/>
     <w:unhideWhenUsed/>
     <w:qFormat/>
-    <w:rsid w:val="00A4009E"/>
+    <w:uiPriority w:val="9"/>
     <w:pPr>
       <w:keepNext/>
       <w:keepLines/>
@@ -4283,7 +3961,7 @@
       <w:outlineLvl w:val="7"/>
     </w:pPr>
     <w:rPr>
-      <w:rFonts w:asciiTheme="majorHAnsi" w:eastAsiaTheme="majorEastAsia" w:hAnsiTheme="majorHAnsi" w:cstheme="majorBidi"/>
+      <w:rFonts w:asciiTheme="majorHAnsi" w:hAnsiTheme="majorHAnsi" w:eastAsiaTheme="majorEastAsia" w:cstheme="majorBidi"/>
       <w:b/>
       <w:bCs/>
       <w:i/>
@@ -4291,18 +3969,22 @@
       <w:color w:val="70AD47" w:themeColor="accent6"/>
       <w:sz w:val="20"/>
       <w:szCs w:val="20"/>
+      <w14:textFill>
+        <w14:solidFill>
+          <w14:schemeClr w14:val="accent6"/>
+        </w14:solidFill>
+      </w14:textFill>
     </w:rPr>
   </w:style>
-  <w:style w:type="paragraph" w:styleId="Heading9">
+  <w:style w:type="paragraph" w:styleId="10">
     <w:name w:val="heading 9"/>
-    <w:basedOn w:val="Normal"/>
-    <w:next w:val="Normal"/>
-    <w:link w:val="Heading9Char"/>
-    <w:uiPriority w:val="9"/>
+    <w:basedOn w:val="1"/>
+    <w:next w:val="1"/>
+    <w:link w:val="26"/>
     <w:semiHidden/>
     <w:unhideWhenUsed/>
     <w:qFormat/>
-    <w:rsid w:val="00A4009E"/>
+    <w:uiPriority w:val="9"/>
     <w:pPr>
       <w:keepNext/>
       <w:keepLines/>
@@ -4310,27 +3992,32 @@
       <w:outlineLvl w:val="8"/>
     </w:pPr>
     <w:rPr>
-      <w:rFonts w:asciiTheme="majorHAnsi" w:eastAsiaTheme="majorEastAsia" w:hAnsiTheme="majorHAnsi" w:cstheme="majorBidi"/>
+      <w:rFonts w:asciiTheme="majorHAnsi" w:hAnsiTheme="majorHAnsi" w:eastAsiaTheme="majorEastAsia" w:cstheme="majorBidi"/>
       <w:i/>
       <w:iCs/>
       <w:color w:val="70AD47" w:themeColor="accent6"/>
       <w:sz w:val="20"/>
       <w:szCs w:val="20"/>
+      <w14:textFill>
+        <w14:solidFill>
+          <w14:schemeClr w14:val="accent6"/>
+        </w14:solidFill>
+      </w14:textFill>
     </w:rPr>
   </w:style>
-  <w:style w:type="character" w:default="1" w:styleId="DefaultParagraphFont">
+  <w:style w:type="character" w:default="1" w:styleId="11">
     <w:name w:val="Default Paragraph Font"/>
-    <w:uiPriority w:val="1"/>
     <w:semiHidden/>
     <w:unhideWhenUsed/>
+    <w:qFormat/>
+    <w:uiPriority w:val="1"/>
   </w:style>
-  <w:style w:type="table" w:default="1" w:styleId="TableNormal">
+  <w:style w:type="table" w:default="1" w:styleId="12">
     <w:name w:val="Normal Table"/>
-    <w:uiPriority w:val="99"/>
     <w:semiHidden/>
     <w:unhideWhenUsed/>
+    <w:uiPriority w:val="99"/>
     <w:tblPr>
-      <w:tblInd w:w="0" w:type="dxa"/>
       <w:tblCellMar>
         <w:top w:w="0" w:type="dxa"/>
         <w:left w:w="108" w:type="dxa"/>
@@ -4339,118 +4026,222 @@
       </w:tblCellMar>
     </w:tblPr>
   </w:style>
-  <w:style w:type="numbering" w:default="1" w:styleId="NoList">
-    <w:name w:val="No List"/>
-    <w:uiPriority w:val="99"/>
+  <w:style w:type="paragraph" w:styleId="13">
+    <w:name w:val="caption"/>
+    <w:basedOn w:val="1"/>
+    <w:next w:val="1"/>
     <w:semiHidden/>
     <w:unhideWhenUsed/>
+    <w:qFormat/>
+    <w:uiPriority w:val="35"/>
+    <w:pPr>
+      <w:spacing w:line="240" w:lineRule="auto"/>
+    </w:pPr>
+    <w:rPr>
+      <w:b/>
+      <w:bCs/>
+      <w:smallCaps/>
+      <w:color w:val="595959" w:themeColor="text1" w:themeTint="A6"/>
+      <w14:textFill>
+        <w14:solidFill>
+          <w14:schemeClr w14:val="tx1">
+            <w14:lumMod w14:val="65000"/>
+            <w14:lumOff w14:val="35000"/>
+          </w14:schemeClr>
+        </w14:solidFill>
+      </w14:textFill>
+    </w:rPr>
   </w:style>
-  <w:style w:type="character" w:customStyle="1" w:styleId="Heading1Char">
+  <w:style w:type="character" w:styleId="14">
+    <w:name w:val="Emphasis"/>
+    <w:basedOn w:val="11"/>
+    <w:qFormat/>
+    <w:uiPriority w:val="20"/>
+    <w:rPr>
+      <w:i/>
+      <w:iCs/>
+      <w:color w:val="70AD47" w:themeColor="accent6"/>
+      <w14:textFill>
+        <w14:solidFill>
+          <w14:schemeClr w14:val="accent6"/>
+        </w14:solidFill>
+      </w14:textFill>
+    </w:rPr>
+  </w:style>
+  <w:style w:type="character" w:styleId="15">
+    <w:name w:val="Strong"/>
+    <w:basedOn w:val="11"/>
+    <w:qFormat/>
+    <w:uiPriority w:val="22"/>
+    <w:rPr>
+      <w:b/>
+      <w:bCs/>
+    </w:rPr>
+  </w:style>
+  <w:style w:type="paragraph" w:styleId="16">
+    <w:name w:val="Subtitle"/>
+    <w:basedOn w:val="1"/>
+    <w:next w:val="1"/>
+    <w:link w:val="28"/>
+    <w:qFormat/>
+    <w:uiPriority w:val="11"/>
+    <w:pPr>
+      <w:spacing w:line="240" w:lineRule="auto"/>
+    </w:pPr>
+    <w:rPr>
+      <w:rFonts w:asciiTheme="majorHAnsi" w:hAnsiTheme="majorHAnsi" w:eastAsiaTheme="majorEastAsia" w:cstheme="majorBidi"/>
+      <w:sz w:val="30"/>
+      <w:szCs w:val="30"/>
+    </w:rPr>
+  </w:style>
+  <w:style w:type="paragraph" w:styleId="17">
+    <w:name w:val="Title"/>
+    <w:basedOn w:val="1"/>
+    <w:next w:val="1"/>
+    <w:link w:val="27"/>
+    <w:qFormat/>
+    <w:uiPriority w:val="10"/>
+    <w:pPr>
+      <w:spacing w:after="0" w:line="240" w:lineRule="auto"/>
+      <w:contextualSpacing/>
+    </w:pPr>
+    <w:rPr>
+      <w:rFonts w:asciiTheme="majorHAnsi" w:hAnsiTheme="majorHAnsi" w:eastAsiaTheme="majorEastAsia" w:cstheme="majorBidi"/>
+      <w:color w:val="262626" w:themeColor="text1" w:themeTint="D9"/>
+      <w:spacing w:val="-15"/>
+      <w:sz w:val="96"/>
+      <w:szCs w:val="96"/>
+      <w14:textFill>
+        <w14:solidFill>
+          <w14:schemeClr w14:val="tx1">
+            <w14:lumMod w14:val="85000"/>
+            <w14:lumOff w14:val="15000"/>
+          </w14:schemeClr>
+        </w14:solidFill>
+      </w14:textFill>
+    </w:rPr>
+  </w:style>
+  <w:style w:type="character" w:customStyle="1" w:styleId="18">
     <w:name w:val="Heading 1 Char"/>
-    <w:basedOn w:val="DefaultParagraphFont"/>
-    <w:link w:val="Heading1"/>
+    <w:basedOn w:val="11"/>
+    <w:link w:val="2"/>
     <w:uiPriority w:val="9"/>
-    <w:rsid w:val="00A4009E"/>
     <w:rPr>
-      <w:rFonts w:asciiTheme="majorHAnsi" w:eastAsiaTheme="majorEastAsia" w:hAnsiTheme="majorHAnsi" w:cstheme="majorBidi"/>
-      <w:color w:val="538135" w:themeColor="accent6" w:themeShade="BF"/>
+      <w:rFonts w:asciiTheme="majorHAnsi" w:hAnsiTheme="majorHAnsi" w:eastAsiaTheme="majorEastAsia" w:cstheme="majorBidi"/>
+      <w:color w:val="548235" w:themeColor="accent6" w:themeShade="BF"/>
       <w:sz w:val="40"/>
       <w:szCs w:val="40"/>
     </w:rPr>
   </w:style>
-  <w:style w:type="character" w:customStyle="1" w:styleId="Heading2Char">
+  <w:style w:type="character" w:customStyle="1" w:styleId="19">
     <w:name w:val="Heading 2 Char"/>
-    <w:basedOn w:val="DefaultParagraphFont"/>
-    <w:link w:val="Heading2"/>
+    <w:basedOn w:val="11"/>
+    <w:link w:val="3"/>
+    <w:semiHidden/>
     <w:uiPriority w:val="9"/>
-    <w:semiHidden/>
-    <w:rsid w:val="00A4009E"/>
     <w:rPr>
-      <w:rFonts w:asciiTheme="majorHAnsi" w:eastAsiaTheme="majorEastAsia" w:hAnsiTheme="majorHAnsi" w:cstheme="majorBidi"/>
-      <w:color w:val="538135" w:themeColor="accent6" w:themeShade="BF"/>
+      <w:rFonts w:asciiTheme="majorHAnsi" w:hAnsiTheme="majorHAnsi" w:eastAsiaTheme="majorEastAsia" w:cstheme="majorBidi"/>
+      <w:color w:val="548235" w:themeColor="accent6" w:themeShade="BF"/>
       <w:sz w:val="28"/>
       <w:szCs w:val="28"/>
     </w:rPr>
   </w:style>
-  <w:style w:type="character" w:customStyle="1" w:styleId="Heading3Char">
+  <w:style w:type="character" w:customStyle="1" w:styleId="20">
     <w:name w:val="Heading 3 Char"/>
-    <w:basedOn w:val="DefaultParagraphFont"/>
-    <w:link w:val="Heading3"/>
+    <w:basedOn w:val="11"/>
+    <w:link w:val="4"/>
+    <w:semiHidden/>
+    <w:qFormat/>
     <w:uiPriority w:val="9"/>
-    <w:semiHidden/>
-    <w:rsid w:val="00A4009E"/>
     <w:rPr>
-      <w:rFonts w:asciiTheme="majorHAnsi" w:eastAsiaTheme="majorEastAsia" w:hAnsiTheme="majorHAnsi" w:cstheme="majorBidi"/>
-      <w:color w:val="538135" w:themeColor="accent6" w:themeShade="BF"/>
+      <w:rFonts w:asciiTheme="majorHAnsi" w:hAnsiTheme="majorHAnsi" w:eastAsiaTheme="majorEastAsia" w:cstheme="majorBidi"/>
+      <w:color w:val="548235" w:themeColor="accent6" w:themeShade="BF"/>
       <w:sz w:val="24"/>
       <w:szCs w:val="24"/>
     </w:rPr>
   </w:style>
-  <w:style w:type="character" w:customStyle="1" w:styleId="Heading4Char">
+  <w:style w:type="character" w:customStyle="1" w:styleId="21">
     <w:name w:val="Heading 4 Char"/>
-    <w:basedOn w:val="DefaultParagraphFont"/>
-    <w:link w:val="Heading4"/>
+    <w:basedOn w:val="11"/>
+    <w:link w:val="5"/>
+    <w:semiHidden/>
+    <w:qFormat/>
     <w:uiPriority w:val="9"/>
-    <w:semiHidden/>
-    <w:rsid w:val="00A4009E"/>
     <w:rPr>
-      <w:rFonts w:asciiTheme="majorHAnsi" w:eastAsiaTheme="majorEastAsia" w:hAnsiTheme="majorHAnsi" w:cstheme="majorBidi"/>
+      <w:rFonts w:asciiTheme="majorHAnsi" w:hAnsiTheme="majorHAnsi" w:eastAsiaTheme="majorEastAsia" w:cstheme="majorBidi"/>
       <w:color w:val="70AD47" w:themeColor="accent6"/>
       <w:sz w:val="22"/>
       <w:szCs w:val="22"/>
+      <w14:textFill>
+        <w14:solidFill>
+          <w14:schemeClr w14:val="accent6"/>
+        </w14:solidFill>
+      </w14:textFill>
     </w:rPr>
   </w:style>
-  <w:style w:type="character" w:customStyle="1" w:styleId="Heading5Char">
+  <w:style w:type="character" w:customStyle="1" w:styleId="22">
     <w:name w:val="Heading 5 Char"/>
-    <w:basedOn w:val="DefaultParagraphFont"/>
-    <w:link w:val="Heading5"/>
+    <w:basedOn w:val="11"/>
+    <w:link w:val="6"/>
+    <w:semiHidden/>
+    <w:qFormat/>
     <w:uiPriority w:val="9"/>
-    <w:semiHidden/>
-    <w:rsid w:val="00A4009E"/>
     <w:rPr>
-      <w:rFonts w:asciiTheme="majorHAnsi" w:eastAsiaTheme="majorEastAsia" w:hAnsiTheme="majorHAnsi" w:cstheme="majorBidi"/>
+      <w:rFonts w:asciiTheme="majorHAnsi" w:hAnsiTheme="majorHAnsi" w:eastAsiaTheme="majorEastAsia" w:cstheme="majorBidi"/>
       <w:i/>
       <w:iCs/>
       <w:color w:val="70AD47" w:themeColor="accent6"/>
       <w:sz w:val="22"/>
       <w:szCs w:val="22"/>
+      <w14:textFill>
+        <w14:solidFill>
+          <w14:schemeClr w14:val="accent6"/>
+        </w14:solidFill>
+      </w14:textFill>
     </w:rPr>
   </w:style>
-  <w:style w:type="character" w:customStyle="1" w:styleId="Heading6Char">
+  <w:style w:type="character" w:customStyle="1" w:styleId="23">
     <w:name w:val="Heading 6 Char"/>
-    <w:basedOn w:val="DefaultParagraphFont"/>
-    <w:link w:val="Heading6"/>
+    <w:basedOn w:val="11"/>
+    <w:link w:val="7"/>
+    <w:semiHidden/>
     <w:uiPriority w:val="9"/>
-    <w:semiHidden/>
-    <w:rsid w:val="00A4009E"/>
     <w:rPr>
-      <w:rFonts w:asciiTheme="majorHAnsi" w:eastAsiaTheme="majorEastAsia" w:hAnsiTheme="majorHAnsi" w:cstheme="majorBidi"/>
+      <w:rFonts w:asciiTheme="majorHAnsi" w:hAnsiTheme="majorHAnsi" w:eastAsiaTheme="majorEastAsia" w:cstheme="majorBidi"/>
       <w:color w:val="70AD47" w:themeColor="accent6"/>
+      <w14:textFill>
+        <w14:solidFill>
+          <w14:schemeClr w14:val="accent6"/>
+        </w14:solidFill>
+      </w14:textFill>
     </w:rPr>
   </w:style>
-  <w:style w:type="character" w:customStyle="1" w:styleId="Heading7Char">
+  <w:style w:type="character" w:customStyle="1" w:styleId="24">
     <w:name w:val="Heading 7 Char"/>
-    <w:basedOn w:val="DefaultParagraphFont"/>
-    <w:link w:val="Heading7"/>
+    <w:basedOn w:val="11"/>
+    <w:link w:val="8"/>
+    <w:semiHidden/>
     <w:uiPriority w:val="9"/>
-    <w:semiHidden/>
-    <w:rsid w:val="00A4009E"/>
     <w:rPr>
-      <w:rFonts w:asciiTheme="majorHAnsi" w:eastAsiaTheme="majorEastAsia" w:hAnsiTheme="majorHAnsi" w:cstheme="majorBidi"/>
+      <w:rFonts w:asciiTheme="majorHAnsi" w:hAnsiTheme="majorHAnsi" w:eastAsiaTheme="majorEastAsia" w:cstheme="majorBidi"/>
       <w:b/>
       <w:bCs/>
       <w:color w:val="70AD47" w:themeColor="accent6"/>
+      <w14:textFill>
+        <w14:solidFill>
+          <w14:schemeClr w14:val="accent6"/>
+        </w14:solidFill>
+      </w14:textFill>
     </w:rPr>
   </w:style>
-  <w:style w:type="character" w:customStyle="1" w:styleId="Heading8Char">
+  <w:style w:type="character" w:customStyle="1" w:styleId="25">
     <w:name w:val="Heading 8 Char"/>
-    <w:basedOn w:val="DefaultParagraphFont"/>
-    <w:link w:val="Heading8"/>
+    <w:basedOn w:val="11"/>
+    <w:link w:val="9"/>
+    <w:semiHidden/>
     <w:uiPriority w:val="9"/>
-    <w:semiHidden/>
-    <w:rsid w:val="00A4009E"/>
     <w:rPr>
-      <w:rFonts w:asciiTheme="majorHAnsi" w:eastAsiaTheme="majorEastAsia" w:hAnsiTheme="majorHAnsi" w:cstheme="majorBidi"/>
+      <w:rFonts w:asciiTheme="majorHAnsi" w:hAnsiTheme="majorHAnsi" w:eastAsiaTheme="majorEastAsia" w:cstheme="majorBidi"/>
       <w:b/>
       <w:bCs/>
       <w:i/>
@@ -4458,98 +4249,73 @@
       <w:color w:val="70AD47" w:themeColor="accent6"/>
       <w:sz w:val="20"/>
       <w:szCs w:val="20"/>
+      <w14:textFill>
+        <w14:solidFill>
+          <w14:schemeClr w14:val="accent6"/>
+        </w14:solidFill>
+      </w14:textFill>
     </w:rPr>
   </w:style>
-  <w:style w:type="character" w:customStyle="1" w:styleId="Heading9Char">
+  <w:style w:type="character" w:customStyle="1" w:styleId="26">
     <w:name w:val="Heading 9 Char"/>
-    <w:basedOn w:val="DefaultParagraphFont"/>
-    <w:link w:val="Heading9"/>
+    <w:basedOn w:val="11"/>
+    <w:link w:val="10"/>
+    <w:semiHidden/>
     <w:uiPriority w:val="9"/>
-    <w:semiHidden/>
-    <w:rsid w:val="00A4009E"/>
     <w:rPr>
-      <w:rFonts w:asciiTheme="majorHAnsi" w:eastAsiaTheme="majorEastAsia" w:hAnsiTheme="majorHAnsi" w:cstheme="majorBidi"/>
+      <w:rFonts w:asciiTheme="majorHAnsi" w:hAnsiTheme="majorHAnsi" w:eastAsiaTheme="majorEastAsia" w:cstheme="majorBidi"/>
       <w:i/>
       <w:iCs/>
       <w:color w:val="70AD47" w:themeColor="accent6"/>
       <w:sz w:val="20"/>
       <w:szCs w:val="20"/>
+      <w14:textFill>
+        <w14:solidFill>
+          <w14:schemeClr w14:val="accent6"/>
+        </w14:solidFill>
+      </w14:textFill>
     </w:rPr>
   </w:style>
-  <w:style w:type="paragraph" w:styleId="Title">
-    <w:name w:val="Title"/>
-    <w:basedOn w:val="Normal"/>
-    <w:next w:val="Normal"/>
-    <w:link w:val="TitleChar"/>
+  <w:style w:type="character" w:customStyle="1" w:styleId="27">
+    <w:name w:val="Title Char"/>
+    <w:basedOn w:val="11"/>
+    <w:link w:val="17"/>
+    <w:qFormat/>
     <w:uiPriority w:val="10"/>
-    <w:qFormat/>
-    <w:rsid w:val="00A4009E"/>
-    <w:pPr>
-      <w:spacing w:after="0" w:line="240" w:lineRule="auto"/>
-      <w:contextualSpacing/>
-    </w:pPr>
     <w:rPr>
-      <w:rFonts w:asciiTheme="majorHAnsi" w:eastAsiaTheme="majorEastAsia" w:hAnsiTheme="majorHAnsi" w:cstheme="majorBidi"/>
+      <w:rFonts w:asciiTheme="majorHAnsi" w:hAnsiTheme="majorHAnsi" w:eastAsiaTheme="majorEastAsia" w:cstheme="majorBidi"/>
       <w:color w:val="262626" w:themeColor="text1" w:themeTint="D9"/>
       <w:spacing w:val="-15"/>
       <w:sz w:val="96"/>
       <w:szCs w:val="96"/>
+      <w14:textFill>
+        <w14:solidFill>
+          <w14:schemeClr w14:val="tx1">
+            <w14:lumMod w14:val="85000"/>
+            <w14:lumOff w14:val="15000"/>
+          </w14:schemeClr>
+        </w14:solidFill>
+      </w14:textFill>
     </w:rPr>
   </w:style>
-  <w:style w:type="character" w:customStyle="1" w:styleId="TitleChar">
-    <w:name w:val="Title Char"/>
-    <w:basedOn w:val="DefaultParagraphFont"/>
-    <w:link w:val="Title"/>
-    <w:uiPriority w:val="10"/>
-    <w:rsid w:val="00A4009E"/>
+  <w:style w:type="character" w:customStyle="1" w:styleId="28">
+    <w:name w:val="Subtitle Char"/>
+    <w:basedOn w:val="11"/>
+    <w:link w:val="16"/>
+    <w:uiPriority w:val="11"/>
     <w:rPr>
-      <w:rFonts w:asciiTheme="majorHAnsi" w:eastAsiaTheme="majorEastAsia" w:hAnsiTheme="majorHAnsi" w:cstheme="majorBidi"/>
-      <w:color w:val="262626" w:themeColor="text1" w:themeTint="D9"/>
-      <w:spacing w:val="-15"/>
-      <w:sz w:val="96"/>
-      <w:szCs w:val="96"/>
-    </w:rPr>
-  </w:style>
-  <w:style w:type="paragraph" w:styleId="Subtitle">
-    <w:name w:val="Subtitle"/>
-    <w:basedOn w:val="Normal"/>
-    <w:next w:val="Normal"/>
-    <w:link w:val="SubtitleChar"/>
-    <w:uiPriority w:val="11"/>
-    <w:qFormat/>
-    <w:rsid w:val="00A4009E"/>
-    <w:pPr>
-      <w:numPr>
-        <w:ilvl w:val="1"/>
-      </w:numPr>
-      <w:spacing w:line="240" w:lineRule="auto"/>
-    </w:pPr>
-    <w:rPr>
-      <w:rFonts w:asciiTheme="majorHAnsi" w:eastAsiaTheme="majorEastAsia" w:hAnsiTheme="majorHAnsi" w:cstheme="majorBidi"/>
+      <w:rFonts w:asciiTheme="majorHAnsi" w:hAnsiTheme="majorHAnsi" w:eastAsiaTheme="majorEastAsia" w:cstheme="majorBidi"/>
       <w:sz w:val="30"/>
       <w:szCs w:val="30"/>
     </w:rPr>
   </w:style>
-  <w:style w:type="character" w:customStyle="1" w:styleId="SubtitleChar">
-    <w:name w:val="Subtitle Char"/>
-    <w:basedOn w:val="DefaultParagraphFont"/>
-    <w:link w:val="Subtitle"/>
-    <w:uiPriority w:val="11"/>
-    <w:rsid w:val="00A4009E"/>
-    <w:rPr>
-      <w:rFonts w:asciiTheme="majorHAnsi" w:eastAsiaTheme="majorEastAsia" w:hAnsiTheme="majorHAnsi" w:cstheme="majorBidi"/>
-      <w:sz w:val="30"/>
-      <w:szCs w:val="30"/>
-    </w:rPr>
-  </w:style>
-  <w:style w:type="paragraph" w:styleId="Quote">
+  <w:style w:type="paragraph" w:styleId="29">
     <w:name w:val="Quote"/>
-    <w:basedOn w:val="Normal"/>
-    <w:next w:val="Normal"/>
-    <w:link w:val="QuoteChar"/>
+    <w:basedOn w:val="1"/>
+    <w:next w:val="1"/>
+    <w:link w:val="30"/>
+    <w:qFormat/>
     <w:uiPriority w:val="29"/>
-    <w:qFormat/>
-    <w:rsid w:val="00A4009E"/>
     <w:pPr>
       <w:spacing w:before="160"/>
       <w:ind w:left="720" w:right="720"/>
@@ -4559,37 +4325,51 @@
       <w:i/>
       <w:iCs/>
       <w:color w:val="262626" w:themeColor="text1" w:themeTint="D9"/>
+      <w14:textFill>
+        <w14:solidFill>
+          <w14:schemeClr w14:val="tx1">
+            <w14:lumMod w14:val="85000"/>
+            <w14:lumOff w14:val="15000"/>
+          </w14:schemeClr>
+        </w14:solidFill>
+      </w14:textFill>
     </w:rPr>
   </w:style>
-  <w:style w:type="character" w:customStyle="1" w:styleId="QuoteChar">
+  <w:style w:type="character" w:customStyle="1" w:styleId="30">
     <w:name w:val="Quote Char"/>
-    <w:basedOn w:val="DefaultParagraphFont"/>
-    <w:link w:val="Quote"/>
+    <w:basedOn w:val="11"/>
+    <w:link w:val="29"/>
+    <w:qFormat/>
     <w:uiPriority w:val="29"/>
-    <w:rsid w:val="00A4009E"/>
     <w:rPr>
       <w:i/>
       <w:iCs/>
       <w:color w:val="262626" w:themeColor="text1" w:themeTint="D9"/>
+      <w14:textFill>
+        <w14:solidFill>
+          <w14:schemeClr w14:val="tx1">
+            <w14:lumMod w14:val="85000"/>
+            <w14:lumOff w14:val="15000"/>
+          </w14:schemeClr>
+        </w14:solidFill>
+      </w14:textFill>
     </w:rPr>
   </w:style>
-  <w:style w:type="paragraph" w:styleId="ListParagraph">
+  <w:style w:type="paragraph" w:styleId="31">
     <w:name w:val="List Paragraph"/>
-    <w:basedOn w:val="Normal"/>
+    <w:basedOn w:val="1"/>
+    <w:qFormat/>
     <w:uiPriority w:val="34"/>
-    <w:qFormat/>
-    <w:rsid w:val="009A029A"/>
     <w:pPr>
       <w:ind w:left="720"/>
       <w:contextualSpacing/>
     </w:pPr>
   </w:style>
-  <w:style w:type="character" w:styleId="IntenseEmphasis">
+  <w:style w:type="character" w:customStyle="1" w:styleId="32">
     <w:name w:val="Intense Emphasis"/>
-    <w:basedOn w:val="DefaultParagraphFont"/>
+    <w:basedOn w:val="11"/>
+    <w:qFormat/>
     <w:uiPriority w:val="21"/>
-    <w:qFormat/>
-    <w:rsid w:val="00A4009E"/>
     <w:rPr>
       <w:b/>
       <w:bCs/>
@@ -4597,154 +4377,133 @@
       <w:iCs/>
     </w:rPr>
   </w:style>
-  <w:style w:type="paragraph" w:styleId="IntenseQuote">
+  <w:style w:type="paragraph" w:styleId="33">
     <w:name w:val="Intense Quote"/>
-    <w:basedOn w:val="Normal"/>
-    <w:next w:val="Normal"/>
-    <w:link w:val="IntenseQuoteChar"/>
+    <w:basedOn w:val="1"/>
+    <w:next w:val="1"/>
+    <w:link w:val="34"/>
+    <w:qFormat/>
     <w:uiPriority w:val="30"/>
-    <w:qFormat/>
-    <w:rsid w:val="00A4009E"/>
     <w:pPr>
       <w:spacing w:before="160" w:after="160" w:line="264" w:lineRule="auto"/>
       <w:ind w:left="720" w:right="720"/>
       <w:jc w:val="center"/>
     </w:pPr>
     <w:rPr>
-      <w:rFonts w:asciiTheme="majorHAnsi" w:eastAsiaTheme="majorEastAsia" w:hAnsiTheme="majorHAnsi" w:cstheme="majorBidi"/>
+      <w:rFonts w:asciiTheme="majorHAnsi" w:hAnsiTheme="majorHAnsi" w:eastAsiaTheme="majorEastAsia" w:cstheme="majorBidi"/>
       <w:i/>
       <w:iCs/>
       <w:color w:val="70AD47" w:themeColor="accent6"/>
       <w:sz w:val="32"/>
       <w:szCs w:val="32"/>
+      <w14:textFill>
+        <w14:solidFill>
+          <w14:schemeClr w14:val="accent6"/>
+        </w14:solidFill>
+      </w14:textFill>
     </w:rPr>
   </w:style>
-  <w:style w:type="character" w:customStyle="1" w:styleId="IntenseQuoteChar">
+  <w:style w:type="character" w:customStyle="1" w:styleId="34">
     <w:name w:val="Intense Quote Char"/>
-    <w:basedOn w:val="DefaultParagraphFont"/>
-    <w:link w:val="IntenseQuote"/>
+    <w:basedOn w:val="11"/>
+    <w:link w:val="33"/>
+    <w:qFormat/>
     <w:uiPriority w:val="30"/>
-    <w:rsid w:val="00A4009E"/>
     <w:rPr>
-      <w:rFonts w:asciiTheme="majorHAnsi" w:eastAsiaTheme="majorEastAsia" w:hAnsiTheme="majorHAnsi" w:cstheme="majorBidi"/>
+      <w:rFonts w:asciiTheme="majorHAnsi" w:hAnsiTheme="majorHAnsi" w:eastAsiaTheme="majorEastAsia" w:cstheme="majorBidi"/>
       <w:i/>
       <w:iCs/>
       <w:color w:val="70AD47" w:themeColor="accent6"/>
       <w:sz w:val="32"/>
       <w:szCs w:val="32"/>
+      <w14:textFill>
+        <w14:solidFill>
+          <w14:schemeClr w14:val="accent6"/>
+        </w14:solidFill>
+      </w14:textFill>
     </w:rPr>
   </w:style>
-  <w:style w:type="character" w:styleId="IntenseReference">
+  <w:style w:type="character" w:customStyle="1" w:styleId="35">
     <w:name w:val="Intense Reference"/>
-    <w:basedOn w:val="DefaultParagraphFont"/>
+    <w:basedOn w:val="11"/>
+    <w:qFormat/>
     <w:uiPriority w:val="32"/>
-    <w:qFormat/>
-    <w:rsid w:val="00A4009E"/>
     <w:rPr>
       <w:b/>
       <w:bCs/>
       <w:smallCaps/>
       <w:color w:val="70AD47" w:themeColor="accent6"/>
+      <w14:textFill>
+        <w14:solidFill>
+          <w14:schemeClr w14:val="accent6"/>
+        </w14:solidFill>
+      </w14:textFill>
     </w:rPr>
   </w:style>
-  <w:style w:type="paragraph" w:styleId="Caption">
-    <w:name w:val="caption"/>
-    <w:basedOn w:val="Normal"/>
-    <w:next w:val="Normal"/>
-    <w:uiPriority w:val="35"/>
-    <w:semiHidden/>
-    <w:unhideWhenUsed/>
+  <w:style w:type="paragraph" w:styleId="36">
+    <w:name w:val="No Spacing"/>
     <w:qFormat/>
-    <w:rsid w:val="00A4009E"/>
-    <w:pPr>
-      <w:spacing w:line="240" w:lineRule="auto"/>
-    </w:pPr>
-    <w:rPr>
-      <w:b/>
-      <w:bCs/>
-      <w:smallCaps/>
-      <w:color w:val="595959" w:themeColor="text1" w:themeTint="A6"/>
-    </w:rPr>
-  </w:style>
-  <w:style w:type="character" w:styleId="Strong">
-    <w:name w:val="Strong"/>
-    <w:basedOn w:val="DefaultParagraphFont"/>
-    <w:uiPriority w:val="22"/>
-    <w:qFormat/>
-    <w:rsid w:val="00A4009E"/>
-    <w:rPr>
-      <w:b/>
-      <w:bCs/>
-    </w:rPr>
-  </w:style>
-  <w:style w:type="character" w:styleId="Emphasis">
-    <w:name w:val="Emphasis"/>
-    <w:basedOn w:val="DefaultParagraphFont"/>
-    <w:uiPriority w:val="20"/>
-    <w:qFormat/>
-    <w:rsid w:val="00A4009E"/>
-    <w:rPr>
-      <w:i/>
-      <w:iCs/>
-      <w:color w:val="70AD47" w:themeColor="accent6"/>
-    </w:rPr>
-  </w:style>
-  <w:style w:type="paragraph" w:styleId="NoSpacing">
-    <w:name w:val="No Spacing"/>
     <w:uiPriority w:val="1"/>
-    <w:qFormat/>
-    <w:rsid w:val="00A4009E"/>
     <w:pPr>
       <w:spacing w:after="0" w:line="240" w:lineRule="auto"/>
     </w:pPr>
+    <w:rPr>
+      <w:rFonts w:asciiTheme="minorHAnsi" w:hAnsiTheme="minorHAnsi" w:eastAsiaTheme="minorEastAsia" w:cstheme="minorBidi"/>
+      <w:sz w:val="21"/>
+      <w:szCs w:val="21"/>
+      <w:lang w:val="en-US" w:eastAsia="en-US" w:bidi="ar-SA"/>
+    </w:rPr>
   </w:style>
-  <w:style w:type="character" w:styleId="SubtleEmphasis">
+  <w:style w:type="character" w:customStyle="1" w:styleId="37">
     <w:name w:val="Subtle Emphasis"/>
-    <w:basedOn w:val="DefaultParagraphFont"/>
+    <w:basedOn w:val="11"/>
+    <w:qFormat/>
     <w:uiPriority w:val="19"/>
-    <w:qFormat/>
-    <w:rsid w:val="00A4009E"/>
     <w:rPr>
       <w:i/>
       <w:iCs/>
     </w:rPr>
   </w:style>
-  <w:style w:type="character" w:styleId="SubtleReference">
+  <w:style w:type="character" w:customStyle="1" w:styleId="38">
     <w:name w:val="Subtle Reference"/>
-    <w:basedOn w:val="DefaultParagraphFont"/>
+    <w:basedOn w:val="11"/>
+    <w:qFormat/>
     <w:uiPriority w:val="31"/>
-    <w:qFormat/>
-    <w:rsid w:val="00A4009E"/>
     <w:rPr>
       <w:smallCaps/>
       <w:color w:val="595959" w:themeColor="text1" w:themeTint="A6"/>
+      <w14:textFill>
+        <w14:solidFill>
+          <w14:schemeClr w14:val="tx1">
+            <w14:lumMod w14:val="65000"/>
+            <w14:lumOff w14:val="35000"/>
+          </w14:schemeClr>
+        </w14:solidFill>
+      </w14:textFill>
     </w:rPr>
   </w:style>
-  <w:style w:type="character" w:styleId="BookTitle">
+  <w:style w:type="character" w:customStyle="1" w:styleId="39">
     <w:name w:val="Book Title"/>
-    <w:basedOn w:val="DefaultParagraphFont"/>
+    <w:basedOn w:val="11"/>
+    <w:qFormat/>
     <w:uiPriority w:val="33"/>
-    <w:qFormat/>
-    <w:rsid w:val="00A4009E"/>
     <w:rPr>
       <w:b/>
       <w:bCs/>
-      <w:caps w:val="0"/>
       <w:smallCaps/>
       <w:spacing w:val="7"/>
       <w:sz w:val="21"/>
       <w:szCs w:val="21"/>
     </w:rPr>
   </w:style>
-  <w:style w:type="paragraph" w:styleId="TOCHeading">
+  <w:style w:type="paragraph" w:customStyle="1" w:styleId="40">
     <w:name w:val="TOC Heading"/>
-    <w:basedOn w:val="Heading1"/>
-    <w:next w:val="Normal"/>
-    <w:uiPriority w:val="39"/>
+    <w:basedOn w:val="2"/>
+    <w:next w:val="1"/>
     <w:semiHidden/>
     <w:unhideWhenUsed/>
     <w:qFormat/>
-    <w:rsid w:val="00A4009E"/>
+    <w:uiPriority w:val="39"/>
     <w:pPr>
       <w:outlineLvl w:val="9"/>
     </w:pPr>
@@ -4795,7 +4554,7 @@
     </a:clrScheme>
     <a:fontScheme name="Office">
       <a:majorFont>
-        <a:latin typeface="Calibri Light" panose="020F0302020204030204"/>
+        <a:latin typeface="Calibri Light"/>
         <a:ea typeface=""/>
         <a:cs typeface=""/>
         <a:font script="Jpan" typeface="游ゴシック Light"/>
@@ -4828,26 +4587,9 @@
         <a:font script="Viet" typeface="Times New Roman"/>
         <a:font script="Uigh" typeface="Microsoft Uighur"/>
         <a:font script="Geor" typeface="Sylfaen"/>
-        <a:font script="Armn" typeface="Arial"/>
-        <a:font script="Bugi" typeface="Leelawadee UI"/>
-        <a:font script="Bopo" typeface="Microsoft JhengHei"/>
-        <a:font script="Java" typeface="Javanese Text"/>
-        <a:font script="Lisu" typeface="Segoe UI"/>
-        <a:font script="Mymr" typeface="Myanmar Text"/>
-        <a:font script="Nkoo" typeface="Ebrima"/>
-        <a:font script="Olck" typeface="Nirmala UI"/>
-        <a:font script="Osma" typeface="Ebrima"/>
-        <a:font script="Phag" typeface="Phagspa"/>
-        <a:font script="Syrn" typeface="Estrangelo Edessa"/>
-        <a:font script="Syrj" typeface="Estrangelo Edessa"/>
-        <a:font script="Syre" typeface="Estrangelo Edessa"/>
-        <a:font script="Sora" typeface="Nirmala UI"/>
-        <a:font script="Tale" typeface="Microsoft Tai Le"/>
-        <a:font script="Talu" typeface="Microsoft New Tai Lue"/>
-        <a:font script="Tfng" typeface="Ebrima"/>
       </a:majorFont>
       <a:minorFont>
-        <a:latin typeface="Calibri" panose="020F0502020204030204"/>
+        <a:latin typeface="Calibri"/>
         <a:ea typeface=""/>
         <a:cs typeface=""/>
         <a:font script="Jpan" typeface="游ゴシック"/>
@@ -4880,23 +4622,6 @@
         <a:font script="Viet" typeface="Arial"/>
         <a:font script="Uigh" typeface="Microsoft Uighur"/>
         <a:font script="Geor" typeface="Sylfaen"/>
-        <a:font script="Armn" typeface="Arial"/>
-        <a:font script="Bugi" typeface="Leelawadee UI"/>
-        <a:font script="Bopo" typeface="Microsoft JhengHei"/>
-        <a:font script="Java" typeface="Javanese Text"/>
-        <a:font script="Lisu" typeface="Segoe UI"/>
-        <a:font script="Mymr" typeface="Myanmar Text"/>
-        <a:font script="Nkoo" typeface="Ebrima"/>
-        <a:font script="Olck" typeface="Nirmala UI"/>
-        <a:font script="Osma" typeface="Ebrima"/>
-        <a:font script="Phag" typeface="Phagspa"/>
-        <a:font script="Syrn" typeface="Estrangelo Edessa"/>
-        <a:font script="Syrj" typeface="Estrangelo Edessa"/>
-        <a:font script="Syre" typeface="Estrangelo Edessa"/>
-        <a:font script="Sora" typeface="Nirmala UI"/>
-        <a:font script="Tale" typeface="Microsoft Tai Le"/>
-        <a:font script="Talu" typeface="Microsoft New Tai Lue"/>
-        <a:font script="Tfng" typeface="Ebrima"/>
       </a:minorFont>
     </a:fontScheme>
     <a:fmtScheme name="Office">
@@ -5038,11 +4763,22 @@
     </a:fmtScheme>
   </a:themeElements>
   <a:objectDefaults/>
-  <a:extraClrSchemeLst/>
-  <a:extLst>
-    <a:ext uri="{05A4C25C-085E-4340-85A3-A5531E510DB2}">
-      <thm15:themeFamily xmlns:thm15="http://schemas.microsoft.com/office/thememl/2012/main" name="Office Theme" id="{62F939B6-93AF-4DB8-9C6B-D6C7DFDC589F}" vid="{4A3C46E8-61CC-4603-A589-7422A47A8E4A}"/>
-    </a:ext>
-  </a:extLst>
 </a:theme>
+</file>
+
+<file path=customXml/item1.xml><?xml version="1.0" encoding="utf-8"?>
+<s:customData xmlns="http://www.wps.cn/officeDocument/2013/wpsCustomData" xmlns:s="http://www.wps.cn/officeDocument/2013/wpsCustomData">
+  <customSectProps/>
+  <customShpExts>
+    <customShpInfo spid="_x0000_s1026" textRotate="1"/>
+  </customShpExts>
+</s:customData>
+</file>
+
+<file path=customXml/itemProps1.xml><?xml version="1.0" encoding="utf-8"?>
+<ds:datastoreItem xmlns:ds="http://schemas.openxmlformats.org/officeDocument/2006/customXml" ds:itemID="{B1977F7D-205B-4081-913C-38D41E755F92}">
+  <ds:schemaRefs>
+    <ds:schemaRef ds:uri="http://www.wps.cn/officeDocument/2013/wpsCustomData"/>
+  </ds:schemaRefs>
+</ds:datastoreItem>
 </file>
--- a/public/docs/Rabbit_AI_Report_2025.docx
+++ b/public/docs/Rabbit_AI_Report_2025.docx
@@ -1,15 +1,15 @@
 
 <file path=word/document.xml><?xml version="1.0" encoding="utf-8"?>
-<w:document xmlns:wpc="http://schemas.microsoft.com/office/word/2010/wordprocessingCanvas" xmlns:mc="http://schemas.openxmlformats.org/markup-compatibility/2006" xmlns:o="urn:schemas-microsoft-com:office:office" xmlns:r="http://schemas.openxmlformats.org/officeDocument/2006/relationships" xmlns:m="http://schemas.openxmlformats.org/officeDocument/2006/math" xmlns:v="urn:schemas-microsoft-com:vml" xmlns:wp14="http://schemas.microsoft.com/office/word/2010/wordprocessingDrawing" xmlns:wp="http://schemas.openxmlformats.org/drawingml/2006/wordprocessingDrawing" xmlns:w="http://schemas.openxmlformats.org/wordprocessingml/2006/main" xmlns:w14="http://schemas.microsoft.com/office/word/2010/wordml" xmlns:w10="urn:schemas-microsoft-com:office:word" xmlns:w15="http://schemas.microsoft.com/office/word/2012/wordml" xmlns:wpg="http://schemas.microsoft.com/office/word/2010/wordprocessingGroup" xmlns:wpi="http://schemas.microsoft.com/office/word/2010/wordprocessingInk" xmlns:wne="http://schemas.microsoft.com/office/word/2006/wordml" xmlns:wps="http://schemas.microsoft.com/office/word/2010/wordprocessingShape" xmlns:wpsCustomData="http://www.wps.cn/officeDocument/2013/wpsCustomData" mc:Ignorable="w14 w15 wp14">
+<w:document xmlns:wpc="http://schemas.microsoft.com/office/word/2010/wordprocessingCanvas" xmlns:cx="http://schemas.microsoft.com/office/drawing/2014/chartex" xmlns:cx1="http://schemas.microsoft.com/office/drawing/2015/9/8/chartex" xmlns:cx2="http://schemas.microsoft.com/office/drawing/2015/10/21/chartex" xmlns:cx3="http://schemas.microsoft.com/office/drawing/2016/5/9/chartex" xmlns:cx4="http://schemas.microsoft.com/office/drawing/2016/5/10/chartex" xmlns:cx5="http://schemas.microsoft.com/office/drawing/2016/5/11/chartex" xmlns:cx6="http://schemas.microsoft.com/office/drawing/2016/5/12/chartex" xmlns:cx7="http://schemas.microsoft.com/office/drawing/2016/5/13/chartex" xmlns:cx8="http://schemas.microsoft.com/office/drawing/2016/5/14/chartex" xmlns:mc="http://schemas.openxmlformats.org/markup-compatibility/2006" xmlns:aink="http://schemas.microsoft.com/office/drawing/2016/ink" xmlns:am3d="http://schemas.microsoft.com/office/drawing/2017/model3d" xmlns:o="urn:schemas-microsoft-com:office:office" xmlns:oel="http://schemas.microsoft.com/office/2019/extlst" xmlns:r="http://schemas.openxmlformats.org/officeDocument/2006/relationships" xmlns:m="http://schemas.openxmlformats.org/officeDocument/2006/math" xmlns:v="urn:schemas-microsoft-com:vml" xmlns:wp14="http://schemas.microsoft.com/office/word/2010/wordprocessingDrawing" xmlns:wp="http://schemas.openxmlformats.org/drawingml/2006/wordprocessingDrawing" xmlns:w10="urn:schemas-microsoft-com:office:word" xmlns:w="http://schemas.openxmlformats.org/wordprocessingml/2006/main" xmlns:w14="http://schemas.microsoft.com/office/word/2010/wordml" xmlns:w15="http://schemas.microsoft.com/office/word/2012/wordml" xmlns:w16cex="http://schemas.microsoft.com/office/word/2018/wordml/cex" xmlns:w16cid="http://schemas.microsoft.com/office/word/2016/wordml/cid" xmlns:w16="http://schemas.microsoft.com/office/word/2018/wordml" xmlns:w16du="http://schemas.microsoft.com/office/word/2023/wordml/word16du" xmlns:w16sdtdh="http://schemas.microsoft.com/office/word/2020/wordml/sdtdatahash" xmlns:w16sdtfl="http://schemas.microsoft.com/office/word/2024/wordml/sdtformatlock" xmlns:w16se="http://schemas.microsoft.com/office/word/2015/wordml/symex" xmlns:wpg="http://schemas.microsoft.com/office/word/2010/wordprocessingGroup" xmlns:wpi="http://schemas.microsoft.com/office/word/2010/wordprocessingInk" xmlns:wne="http://schemas.microsoft.com/office/word/2006/wordml" xmlns:wps="http://schemas.microsoft.com/office/word/2010/wordprocessingShape" mc:Ignorable="w14 w15 w16se w16cid w16 w16cex w16sdtdh w16sdtfl w16du wp14">
   <w:body>
     <w:p>
       <w:pPr>
-        <w:spacing w:after="160" w:line="278" w:lineRule="auto"/>
+        <w:spacing w:line="278" w:lineRule="auto"/>
         <w:jc w:val="center"/>
         <w:rPr>
           <w:b/>
           <w:bCs/>
-          <w:color w:val="2F5597" w:themeColor="accent1" w:themeShade="BF"/>
+          <w:color w:val="2F5496" w:themeColor="accent1" w:themeShade="BF"/>
           <w:sz w:val="40"/>
           <w:szCs w:val="40"/>
         </w:rPr>
@@ -18,21 +18,46 @@
         <w:rPr>
           <w:b/>
           <w:bCs/>
-          <w:color w:val="2F5597" w:themeColor="accent1" w:themeShade="BF"/>
+          <w:color w:val="2F5496" w:themeColor="accent1" w:themeShade="BF"/>
           <w:sz w:val="40"/>
           <w:szCs w:val="40"/>
         </w:rPr>
-        <w:t>Pilot Implementation of Rabbit Artificial Insemination                                                       (AI) System in Rwanda</w:t>
-      </w:r>
-    </w:p>
-    <w:p>
-      <w:pPr>
-        <w:spacing w:after="160" w:line="278" w:lineRule="auto"/>
+        <w:t xml:space="preserve">Pilot Implementation of Rabbit Artificial Insemination                                                    </w:t>
+      </w:r>
+      <w:proofErr w:type="gramStart"/>
+      <w:r>
+        <w:rPr>
+          <w:b/>
+          <w:bCs/>
+          <w:color w:val="2F5496" w:themeColor="accent1" w:themeShade="BF"/>
+          <w:sz w:val="40"/>
+          <w:szCs w:val="40"/>
+        </w:rPr>
+        <w:t xml:space="preserve">   (</w:t>
+      </w:r>
+      <w:proofErr w:type="gramEnd"/>
+      <w:r>
+        <w:rPr>
+          <w:b/>
+          <w:bCs/>
+          <w:color w:val="2F5496" w:themeColor="accent1" w:themeShade="BF"/>
+          <w:sz w:val="40"/>
+          <w:szCs w:val="40"/>
+        </w:rPr>
+        <w:t>AI) System in Rwanda</w:t>
+      </w:r>
+    </w:p>
+    <w:p>
+      <w:pPr>
+        <w:spacing w:line="278" w:lineRule="auto"/>
         <w:jc w:val="center"/>
       </w:pPr>
       <w:r>
+        <w:rPr>
+          <w:noProof/>
+        </w:rPr>
         <w:drawing>
-          <wp:inline distT="0" distB="0" distL="0" distR="0">
+          <wp:inline distT="0" distB="0" distL="0" distR="0" wp14:anchorId="00C9F7F3" wp14:editId="5F39DEF8">
             <wp:extent cx="2975610" cy="2643505"/>
             <wp:effectExtent l="0" t="0" r="8890" b="10795"/>
             <wp:docPr id="1485546044" name="Picture 2"/>
@@ -49,7 +74,7 @@
                     </pic:cNvPicPr>
                   </pic:nvPicPr>
                   <pic:blipFill>
-                    <a:blip r:embed="rId6" cstate="print">
+                    <a:blip r:embed="rId9" cstate="print">
                       <a:extLst>
                         <a:ext uri="{28A0092B-C50C-407E-A947-70E740481C1C}">
                           <a14:useLocalDpi xmlns:a14="http://schemas.microsoft.com/office/drawing/2010/main" val="0"/>
@@ -80,24 +105,25 @@
           </wp:inline>
         </w:drawing>
       </w:r>
-      <w:bookmarkStart w:id="0" w:name="_GoBack"/>
-      <w:bookmarkEnd w:id="0"/>
-    </w:p>
-    <w:p>
-      <w:pPr>
-        <w:spacing w:after="160" w:line="278" w:lineRule="auto"/>
+    </w:p>
+    <w:p>
+      <w:pPr>
+        <w:spacing w:line="278" w:lineRule="auto"/>
         <w:jc w:val="center"/>
         <w:rPr>
           <w:b/>
           <w:bCs/>
-          <w:color w:val="2F5597" w:themeColor="accent1" w:themeShade="BF"/>
+          <w:color w:val="2F5496" w:themeColor="accent1" w:themeShade="BF"/>
           <w:sz w:val="40"/>
           <w:szCs w:val="40"/>
         </w:rPr>
       </w:pPr>
       <w:r>
+        <w:rPr>
+          <w:noProof/>
+        </w:rPr>
         <w:drawing>
-          <wp:inline distT="0" distB="0" distL="0" distR="0">
+          <wp:inline distT="0" distB="0" distL="0" distR="0" wp14:anchorId="4A2BCB0D" wp14:editId="0D1999CD">
             <wp:extent cx="5384165" cy="3860800"/>
             <wp:effectExtent l="0" t="0" r="6985" b="6350"/>
             <wp:docPr id="1889216554" name="Picture 14"/>
@@ -114,7 +140,7 @@
                     </pic:cNvPicPr>
                   </pic:nvPicPr>
                   <pic:blipFill>
-                    <a:blip r:embed="rId7">
+                    <a:blip r:embed="rId10">
                       <a:extLst>
                         <a:ext uri="{28A0092B-C50C-407E-A947-70E740481C1C}">
                           <a14:useLocalDpi xmlns:a14="http://schemas.microsoft.com/office/drawing/2010/main" val="0"/>
@@ -155,7 +181,7 @@
     </w:p>
     <w:p>
       <w:pPr>
-        <w:spacing w:after="160" w:line="278" w:lineRule="auto"/>
+        <w:spacing w:line="278" w:lineRule="auto"/>
         <w:rPr>
           <w:b/>
           <w:bCs/>
@@ -166,10 +192,11 @@
           <w:b/>
           <w:bCs/>
         </w:rPr>
+        <w:lastRenderedPageBreak/>
         <w:t>Implementing Organization: KIGALI RABBIT FARM LTD</w:t>
       </w:r>
       <w:r>
-        <w:br w:type="textWrapping"/>
+        <w:br/>
       </w:r>
       <w:r>
         <w:rPr>
@@ -182,7 +209,7 @@
         <w:t xml:space="preserve"> 15 June 2025</w:t>
       </w:r>
       <w:r>
-        <w:br w:type="textWrapping"/>
+        <w:br/>
       </w:r>
       <w:r>
         <w:rPr>
@@ -195,7 +222,7 @@
         <w:t xml:space="preserve"> January 2024 – June 2024</w:t>
       </w:r>
       <w:r>
-        <w:br w:type="textWrapping"/>
+        <w:br/>
       </w:r>
       <w:r>
         <w:rPr>
@@ -205,17 +232,25 @@
         <w:t>Location:</w:t>
       </w:r>
       <w:r>
-        <w:t xml:space="preserve"> Nyarugenge, Nyamirambo, Rwanda]</w:t>
-      </w:r>
-    </w:p>
-    <w:p>
-      <w:pPr>
-        <w:spacing w:after="160" w:line="278" w:lineRule="auto"/>
-      </w:pPr>
-    </w:p>
-    <w:p>
-      <w:pPr>
-        <w:spacing w:after="160" w:line="278" w:lineRule="auto"/>
+        <w:t xml:space="preserve"> Nyarugenge, </w:t>
+      </w:r>
+      <w:proofErr w:type="spellStart"/>
+      <w:r>
+        <w:t>Nyamirambo</w:t>
+      </w:r>
+      <w:proofErr w:type="spellEnd"/>
+      <w:r>
+        <w:t>, Rwanda]</w:t>
+      </w:r>
+    </w:p>
+    <w:p>
+      <w:pPr>
+        <w:spacing w:line="278" w:lineRule="auto"/>
+      </w:pPr>
+    </w:p>
+    <w:p>
+      <w:pPr>
+        <w:spacing w:line="278" w:lineRule="auto"/>
         <w:rPr>
           <w:b/>
           <w:bCs/>
@@ -231,7 +266,7 @@
     </w:p>
     <w:p>
       <w:pPr>
-        <w:spacing w:after="160" w:line="278" w:lineRule="auto"/>
+        <w:spacing w:line="278" w:lineRule="auto"/>
       </w:pPr>
       <w:r>
         <w:t>This report presents the outcomes of a pilot project introducing an Artificial Insemination (AI) system in rabbit farming across selected sites in Rwanda. The initiative aimed to improve reproductive efficiency, reduce disease transmission, and introduce modern genetic improvement technologies to smallholder rabbit producers.</w:t>
@@ -239,11 +274,14 @@
     </w:p>
     <w:p>
       <w:pPr>
-        <w:spacing w:after="160" w:line="278" w:lineRule="auto"/>
-      </w:pPr>
-      <w:r>
+        <w:spacing w:line="278" w:lineRule="auto"/>
+      </w:pPr>
+      <w:r>
+        <w:rPr>
+          <w:noProof/>
+        </w:rPr>
         <w:drawing>
-          <wp:inline distT="0" distB="0" distL="0" distR="0">
+          <wp:inline distT="0" distB="0" distL="0" distR="0" wp14:anchorId="2A2E0C6A" wp14:editId="439F082A">
             <wp:extent cx="4165600" cy="3954145"/>
             <wp:effectExtent l="0" t="0" r="6350" b="8255"/>
             <wp:docPr id="1795804634" name="Picture 8"/>
@@ -260,7 +298,7 @@
                     </pic:cNvPicPr>
                   </pic:nvPicPr>
                   <pic:blipFill>
-                    <a:blip r:embed="rId8">
+                    <a:blip r:embed="rId11">
                       <a:extLst>
                         <a:ext uri="{28A0092B-C50C-407E-A947-70E740481C1C}">
                           <a14:useLocalDpi xmlns:a14="http://schemas.microsoft.com/office/drawing/2010/main" val="0"/>
@@ -294,17 +332,17 @@
     </w:p>
     <w:p>
       <w:pPr>
-        <w:spacing w:after="160" w:line="278" w:lineRule="auto"/>
-      </w:pPr>
-    </w:p>
-    <w:p>
-      <w:pPr>
-        <w:spacing w:after="160" w:line="278" w:lineRule="auto"/>
-      </w:pPr>
-    </w:p>
-    <w:p>
-      <w:pPr>
-        <w:spacing w:after="160" w:line="278" w:lineRule="auto"/>
+        <w:spacing w:line="278" w:lineRule="auto"/>
+      </w:pPr>
+    </w:p>
+    <w:p>
+      <w:pPr>
+        <w:spacing w:line="278" w:lineRule="auto"/>
+      </w:pPr>
+    </w:p>
+    <w:p>
+      <w:pPr>
+        <w:spacing w:line="278" w:lineRule="auto"/>
         <w:rPr>
           <w:b/>
           <w:bCs/>
@@ -324,7 +362,7 @@
           <w:ilvl w:val="0"/>
           <w:numId w:val="1"/>
         </w:numPr>
-        <w:spacing w:after="160" w:line="278" w:lineRule="auto"/>
+        <w:spacing w:line="278" w:lineRule="auto"/>
       </w:pPr>
       <w:r>
         <w:t>Introduce AI as an alternative to natural rabbit mating to reduce disease risk.</w:t>
@@ -336,7 +374,7 @@
           <w:ilvl w:val="0"/>
           <w:numId w:val="1"/>
         </w:numPr>
-        <w:spacing w:after="160" w:line="278" w:lineRule="auto"/>
+        <w:spacing w:line="278" w:lineRule="auto"/>
       </w:pPr>
       <w:r>
         <w:t>Improve genetic quality and productivity using elite bucks.</w:t>
@@ -348,9 +386,10 @@
           <w:ilvl w:val="0"/>
           <w:numId w:val="1"/>
         </w:numPr>
-        <w:spacing w:after="160" w:line="278" w:lineRule="auto"/>
-      </w:pPr>
-      <w:r>
+        <w:spacing w:line="278" w:lineRule="auto"/>
+      </w:pPr>
+      <w:r>
+        <w:lastRenderedPageBreak/>
         <w:t>Train veterinary technicians and farmers in AI procedures.</w:t>
       </w:r>
     </w:p>
@@ -360,7 +399,7 @@
           <w:ilvl w:val="0"/>
           <w:numId w:val="1"/>
         </w:numPr>
-        <w:spacing w:after="160" w:line="278" w:lineRule="auto"/>
+        <w:spacing w:line="278" w:lineRule="auto"/>
       </w:pPr>
       <w:r>
         <w:t>Evaluate AI success rates and acceptability among smallholder farmers.</w:t>
@@ -368,12 +407,12 @@
     </w:p>
     <w:p>
       <w:pPr>
-        <w:spacing w:after="160" w:line="278" w:lineRule="auto"/>
-      </w:pPr>
-    </w:p>
-    <w:p>
-      <w:pPr>
-        <w:spacing w:after="160" w:line="278" w:lineRule="auto"/>
+        <w:spacing w:line="278" w:lineRule="auto"/>
+      </w:pPr>
+    </w:p>
+    <w:p>
+      <w:pPr>
+        <w:spacing w:line="278" w:lineRule="auto"/>
         <w:rPr>
           <w:b/>
           <w:bCs/>
@@ -389,22 +428,20 @@
     </w:p>
     <w:tbl>
       <w:tblPr>
-        <w:tblStyle w:val="12"/>
         <w:tblW w:w="0" w:type="auto"/>
         <w:tblCellSpacing w:w="15" w:type="dxa"/>
-        <w:tblInd w:w="0" w:type="dxa"/>
-        <w:tblLayout w:type="autofit"/>
         <w:tblCellMar>
           <w:top w:w="15" w:type="dxa"/>
           <w:left w:w="15" w:type="dxa"/>
           <w:bottom w:w="15" w:type="dxa"/>
           <w:right w:w="15" w:type="dxa"/>
         </w:tblCellMar>
+        <w:tblLook w:val="04A0" w:firstRow="1" w:lastRow="0" w:firstColumn="1" w:lastColumn="0" w:noHBand="0" w:noVBand="1"/>
       </w:tblPr>
       <w:tblGrid>
-        <w:gridCol w:w="3082"/>
-        <w:gridCol w:w="1830"/>
-        <w:gridCol w:w="4197"/>
+        <w:gridCol w:w="3170"/>
+        <w:gridCol w:w="1885"/>
+        <w:gridCol w:w="4305"/>
       </w:tblGrid>
       <w:tr>
         <w:trPr>
@@ -418,7 +455,7 @@
           </w:tcPr>
           <w:p>
             <w:pPr>
-              <w:spacing w:after="160" w:line="278" w:lineRule="auto"/>
+              <w:spacing w:line="278" w:lineRule="auto"/>
               <w:rPr>
                 <w:b/>
                 <w:bCs/>
@@ -440,7 +477,7 @@
           </w:tcPr>
           <w:p>
             <w:pPr>
-              <w:spacing w:after="160" w:line="278" w:lineRule="auto"/>
+              <w:spacing w:line="278" w:lineRule="auto"/>
               <w:rPr>
                 <w:b/>
                 <w:bCs/>
@@ -462,7 +499,7 @@
           </w:tcPr>
           <w:p>
             <w:pPr>
-              <w:spacing w:after="160" w:line="278" w:lineRule="auto"/>
+              <w:spacing w:line="278" w:lineRule="auto"/>
               <w:rPr>
                 <w:b/>
                 <w:bCs/>
@@ -479,14 +516,6 @@
         </w:tc>
       </w:tr>
       <w:tr>
-        <w:tblPrEx>
-          <w:tblCellMar>
-            <w:top w:w="15" w:type="dxa"/>
-            <w:left w:w="15" w:type="dxa"/>
-            <w:bottom w:w="15" w:type="dxa"/>
-            <w:right w:w="15" w:type="dxa"/>
-          </w:tblCellMar>
-        </w:tblPrEx>
         <w:trPr>
           <w:tblCellSpacing w:w="15" w:type="dxa"/>
         </w:trPr>
@@ -497,7 +526,7 @@
           </w:tcPr>
           <w:p>
             <w:pPr>
-              <w:spacing w:after="160" w:line="278" w:lineRule="auto"/>
+              <w:spacing w:line="278" w:lineRule="auto"/>
             </w:pPr>
             <w:r>
               <w:t>Site and farm selection</w:t>
@@ -511,7 +540,7 @@
           </w:tcPr>
           <w:p>
             <w:pPr>
-              <w:spacing w:after="160" w:line="278" w:lineRule="auto"/>
+              <w:spacing w:line="278" w:lineRule="auto"/>
             </w:pPr>
             <w:r>
               <w:t xml:space="preserve">     January 2024           </w:t>
@@ -525,7 +554,7 @@
           </w:tcPr>
           <w:p>
             <w:pPr>
-              <w:spacing w:after="160" w:line="278" w:lineRule="auto"/>
+              <w:spacing w:line="278" w:lineRule="auto"/>
             </w:pPr>
             <w:r>
               <w:t xml:space="preserve">       5 pilot farms in 2 districts selected</w:t>
@@ -534,14 +563,6 @@
         </w:tc>
       </w:tr>
       <w:tr>
-        <w:tblPrEx>
-          <w:tblCellMar>
-            <w:top w:w="15" w:type="dxa"/>
-            <w:left w:w="15" w:type="dxa"/>
-            <w:bottom w:w="15" w:type="dxa"/>
-            <w:right w:w="15" w:type="dxa"/>
-          </w:tblCellMar>
-        </w:tblPrEx>
         <w:trPr>
           <w:tblCellSpacing w:w="15" w:type="dxa"/>
         </w:trPr>
@@ -552,7 +573,7 @@
           </w:tcPr>
           <w:p>
             <w:pPr>
-              <w:spacing w:after="160" w:line="278" w:lineRule="auto"/>
+              <w:spacing w:line="278" w:lineRule="auto"/>
             </w:pPr>
             <w:r>
               <w:t>Equipment procurement and setup</w:t>
@@ -566,7 +587,7 @@
           </w:tcPr>
           <w:p>
             <w:pPr>
-              <w:spacing w:after="160" w:line="278" w:lineRule="auto"/>
+              <w:spacing w:line="278" w:lineRule="auto"/>
             </w:pPr>
             <w:r>
               <w:t xml:space="preserve">     January–February</w:t>
@@ -580,7 +601,7 @@
           </w:tcPr>
           <w:p>
             <w:pPr>
-              <w:spacing w:after="160" w:line="278" w:lineRule="auto"/>
+              <w:spacing w:line="278" w:lineRule="auto"/>
             </w:pPr>
             <w:r>
               <w:t xml:space="preserve">        AI kits, semen collection tools, storage units</w:t>
@@ -589,14 +610,6 @@
         </w:tc>
       </w:tr>
       <w:tr>
-        <w:tblPrEx>
-          <w:tblCellMar>
-            <w:top w:w="15" w:type="dxa"/>
-            <w:left w:w="15" w:type="dxa"/>
-            <w:bottom w:w="15" w:type="dxa"/>
-            <w:right w:w="15" w:type="dxa"/>
-          </w:tblCellMar>
-        </w:tblPrEx>
         <w:trPr>
           <w:tblCellSpacing w:w="15" w:type="dxa"/>
         </w:trPr>
@@ -607,7 +620,7 @@
           </w:tcPr>
           <w:p>
             <w:pPr>
-              <w:spacing w:after="160" w:line="278" w:lineRule="auto"/>
+              <w:spacing w:line="278" w:lineRule="auto"/>
             </w:pPr>
             <w:r>
               <w:t>Training of technicians and farmers</w:t>
@@ -621,7 +634,7 @@
           </w:tcPr>
           <w:p>
             <w:pPr>
-              <w:spacing w:after="160" w:line="278" w:lineRule="auto"/>
+              <w:spacing w:line="278" w:lineRule="auto"/>
             </w:pPr>
             <w:r>
               <w:t xml:space="preserve">     February 2024</w:t>
@@ -635,7 +648,7 @@
           </w:tcPr>
           <w:p>
             <w:pPr>
-              <w:spacing w:after="160" w:line="278" w:lineRule="auto"/>
+              <w:spacing w:line="278" w:lineRule="auto"/>
             </w:pPr>
             <w:r>
               <w:t xml:space="preserve">          2 technicians &amp; 5 farmers trained</w:t>
@@ -644,14 +657,6 @@
         </w:tc>
       </w:tr>
       <w:tr>
-        <w:tblPrEx>
-          <w:tblCellMar>
-            <w:top w:w="15" w:type="dxa"/>
-            <w:left w:w="15" w:type="dxa"/>
-            <w:bottom w:w="15" w:type="dxa"/>
-            <w:right w:w="15" w:type="dxa"/>
-          </w:tblCellMar>
-        </w:tblPrEx>
         <w:trPr>
           <w:tblCellSpacing w:w="15" w:type="dxa"/>
         </w:trPr>
@@ -662,7 +667,7 @@
           </w:tcPr>
           <w:p>
             <w:pPr>
-              <w:spacing w:after="160" w:line="278" w:lineRule="auto"/>
+              <w:spacing w:line="278" w:lineRule="auto"/>
             </w:pPr>
             <w:r>
               <w:t>Semen collection from elite bucks</w:t>
@@ -676,7 +681,7 @@
           </w:tcPr>
           <w:p>
             <w:pPr>
-              <w:spacing w:after="160" w:line="278" w:lineRule="auto"/>
+              <w:spacing w:line="278" w:lineRule="auto"/>
             </w:pPr>
             <w:r>
               <w:t xml:space="preserve">     March 2024</w:t>
@@ -690,7 +695,7 @@
           </w:tcPr>
           <w:p>
             <w:pPr>
-              <w:spacing w:after="160" w:line="278" w:lineRule="auto"/>
+              <w:spacing w:line="278" w:lineRule="auto"/>
             </w:pPr>
             <w:r>
               <w:t xml:space="preserve">         4 high-genetic-value bucks used</w:t>
@@ -699,14 +704,6 @@
         </w:tc>
       </w:tr>
       <w:tr>
-        <w:tblPrEx>
-          <w:tblCellMar>
-            <w:top w:w="15" w:type="dxa"/>
-            <w:left w:w="15" w:type="dxa"/>
-            <w:bottom w:w="15" w:type="dxa"/>
-            <w:right w:w="15" w:type="dxa"/>
-          </w:tblCellMar>
-        </w:tblPrEx>
         <w:trPr>
           <w:tblCellSpacing w:w="15" w:type="dxa"/>
         </w:trPr>
@@ -717,7 +714,7 @@
           </w:tcPr>
           <w:p>
             <w:pPr>
-              <w:spacing w:after="160" w:line="278" w:lineRule="auto"/>
+              <w:spacing w:line="278" w:lineRule="auto"/>
             </w:pPr>
             <w:r>
               <w:t>AI procedures carried out</w:t>
@@ -731,7 +728,7 @@
           </w:tcPr>
           <w:p>
             <w:pPr>
-              <w:spacing w:after="160" w:line="278" w:lineRule="auto"/>
+              <w:spacing w:line="278" w:lineRule="auto"/>
             </w:pPr>
             <w:r>
               <w:t xml:space="preserve">     March–April 2024</w:t>
@@ -745,7 +742,7 @@
           </w:tcPr>
           <w:p>
             <w:pPr>
-              <w:spacing w:after="160" w:line="278" w:lineRule="auto"/>
+              <w:spacing w:line="278" w:lineRule="auto"/>
             </w:pPr>
             <w:r>
               <w:t xml:space="preserve">          60 does inseminated under supervision</w:t>
@@ -754,14 +751,6 @@
         </w:tc>
       </w:tr>
       <w:tr>
-        <w:tblPrEx>
-          <w:tblCellMar>
-            <w:top w:w="15" w:type="dxa"/>
-            <w:left w:w="15" w:type="dxa"/>
-            <w:bottom w:w="15" w:type="dxa"/>
-            <w:right w:w="15" w:type="dxa"/>
-          </w:tblCellMar>
-        </w:tblPrEx>
         <w:trPr>
           <w:tblCellSpacing w:w="15" w:type="dxa"/>
         </w:trPr>
@@ -772,7 +761,7 @@
           </w:tcPr>
           <w:p>
             <w:pPr>
-              <w:spacing w:after="160" w:line="278" w:lineRule="auto"/>
+              <w:spacing w:line="278" w:lineRule="auto"/>
             </w:pPr>
             <w:r>
               <w:t>Monitoring and data collection</w:t>
@@ -786,7 +775,7 @@
           </w:tcPr>
           <w:p>
             <w:pPr>
-              <w:spacing w:after="160" w:line="278" w:lineRule="auto"/>
+              <w:spacing w:line="278" w:lineRule="auto"/>
             </w:pPr>
             <w:r>
               <w:t xml:space="preserve">    April–June 2024</w:t>
@@ -800,7 +789,7 @@
           </w:tcPr>
           <w:p>
             <w:pPr>
-              <w:spacing w:after="160" w:line="278" w:lineRule="auto"/>
+              <w:spacing w:line="278" w:lineRule="auto"/>
             </w:pPr>
             <w:r>
               <w:t xml:space="preserve">          Data on conception, litter size, and health</w:t>
@@ -809,14 +798,6 @@
         </w:tc>
       </w:tr>
       <w:tr>
-        <w:tblPrEx>
-          <w:tblCellMar>
-            <w:top w:w="15" w:type="dxa"/>
-            <w:left w:w="15" w:type="dxa"/>
-            <w:bottom w:w="15" w:type="dxa"/>
-            <w:right w:w="15" w:type="dxa"/>
-          </w:tblCellMar>
-        </w:tblPrEx>
         <w:trPr>
           <w:tblCellSpacing w:w="15" w:type="dxa"/>
         </w:trPr>
@@ -827,7 +808,7 @@
           </w:tcPr>
           <w:p>
             <w:pPr>
-              <w:spacing w:after="160" w:line="278" w:lineRule="auto"/>
+              <w:spacing w:line="278" w:lineRule="auto"/>
             </w:pPr>
             <w:r>
               <w:t>Evaluation workshop</w:t>
@@ -841,7 +822,7 @@
           </w:tcPr>
           <w:p>
             <w:pPr>
-              <w:spacing w:after="160" w:line="278" w:lineRule="auto"/>
+              <w:spacing w:line="278" w:lineRule="auto"/>
             </w:pPr>
             <w:r>
               <w:t xml:space="preserve">    June 2024</w:t>
@@ -855,7 +836,7 @@
           </w:tcPr>
           <w:p>
             <w:pPr>
-              <w:spacing w:after="160" w:line="278" w:lineRule="auto"/>
+              <w:spacing w:line="278" w:lineRule="auto"/>
             </w:pPr>
             <w:r>
               <w:t xml:space="preserve">          Shared outcomes with stakeholders</w:t>
@@ -866,12 +847,12 @@
     </w:tbl>
     <w:p>
       <w:pPr>
-        <w:spacing w:after="160" w:line="278" w:lineRule="auto"/>
-      </w:pPr>
-    </w:p>
-    <w:p>
-      <w:pPr>
-        <w:spacing w:after="160" w:line="278" w:lineRule="auto"/>
+        <w:spacing w:line="278" w:lineRule="auto"/>
+      </w:pPr>
+    </w:p>
+    <w:p>
+      <w:pPr>
+        <w:spacing w:line="278" w:lineRule="auto"/>
         <w:rPr>
           <w:b/>
           <w:bCs/>
@@ -887,31 +868,21 @@
     </w:p>
     <w:tbl>
       <w:tblPr>
-        <w:tblStyle w:val="12"/>
         <w:tblW w:w="0" w:type="auto"/>
         <w:tblCellSpacing w:w="15" w:type="dxa"/>
-        <w:tblInd w:w="0" w:type="dxa"/>
-        <w:tblLayout w:type="autofit"/>
         <w:tblCellMar>
           <w:top w:w="15" w:type="dxa"/>
           <w:left w:w="15" w:type="dxa"/>
           <w:bottom w:w="15" w:type="dxa"/>
           <w:right w:w="15" w:type="dxa"/>
         </w:tblCellMar>
+        <w:tblLook w:val="04A0" w:firstRow="1" w:lastRow="0" w:firstColumn="1" w:lastColumn="0" w:noHBand="0" w:noVBand="1"/>
       </w:tblPr>
       <w:tblGrid>
-        <w:gridCol w:w="3033"/>
-        <w:gridCol w:w="1483"/>
+        <w:gridCol w:w="3174"/>
+        <w:gridCol w:w="1550"/>
       </w:tblGrid>
       <w:tr>
-        <w:tblPrEx>
-          <w:tblCellMar>
-            <w:top w:w="15" w:type="dxa"/>
-            <w:left w:w="15" w:type="dxa"/>
-            <w:bottom w:w="15" w:type="dxa"/>
-            <w:right w:w="15" w:type="dxa"/>
-          </w:tblCellMar>
-        </w:tblPrEx>
         <w:trPr>
           <w:tblHeader/>
           <w:tblCellSpacing w:w="15" w:type="dxa"/>
@@ -923,7 +894,7 @@
           </w:tcPr>
           <w:p>
             <w:pPr>
-              <w:spacing w:after="160" w:line="278" w:lineRule="auto"/>
+              <w:spacing w:line="278" w:lineRule="auto"/>
               <w:rPr>
                 <w:b/>
                 <w:bCs/>
@@ -945,7 +916,7 @@
           </w:tcPr>
           <w:p>
             <w:pPr>
-              <w:spacing w:after="160" w:line="278" w:lineRule="auto"/>
+              <w:spacing w:line="278" w:lineRule="auto"/>
               <w:rPr>
                 <w:b/>
                 <w:bCs/>
@@ -962,14 +933,6 @@
         </w:tc>
       </w:tr>
       <w:tr>
-        <w:tblPrEx>
-          <w:tblCellMar>
-            <w:top w:w="15" w:type="dxa"/>
-            <w:left w:w="15" w:type="dxa"/>
-            <w:bottom w:w="15" w:type="dxa"/>
-            <w:right w:w="15" w:type="dxa"/>
-          </w:tblCellMar>
-        </w:tblPrEx>
         <w:trPr>
           <w:tblCellSpacing w:w="15" w:type="dxa"/>
         </w:trPr>
@@ -980,11 +943,16 @@
           </w:tcPr>
           <w:p>
             <w:pPr>
-              <w:spacing w:after="160" w:line="278" w:lineRule="auto"/>
+              <w:spacing w:line="278" w:lineRule="auto"/>
             </w:pPr>
             <w:r>
-              <w:t>Number of does inseminated</w:t>
+              <w:t xml:space="preserve">Number of does </w:t>
             </w:r>
+            <w:proofErr w:type="gramStart"/>
+            <w:r>
+              <w:t>inseminated</w:t>
+            </w:r>
+            <w:proofErr w:type="gramEnd"/>
           </w:p>
         </w:tc>
         <w:tc>
@@ -994,7 +962,7 @@
           </w:tcPr>
           <w:p>
             <w:pPr>
-              <w:spacing w:after="160" w:line="278" w:lineRule="auto"/>
+              <w:spacing w:line="278" w:lineRule="auto"/>
             </w:pPr>
             <w:r>
               <w:t>60</w:t>
@@ -1003,14 +971,6 @@
         </w:tc>
       </w:tr>
       <w:tr>
-        <w:tblPrEx>
-          <w:tblCellMar>
-            <w:top w:w="15" w:type="dxa"/>
-            <w:left w:w="15" w:type="dxa"/>
-            <w:bottom w:w="15" w:type="dxa"/>
-            <w:right w:w="15" w:type="dxa"/>
-          </w:tblCellMar>
-        </w:tblPrEx>
         <w:trPr>
           <w:tblCellSpacing w:w="15" w:type="dxa"/>
         </w:trPr>
@@ -1021,7 +981,7 @@
           </w:tcPr>
           <w:p>
             <w:pPr>
-              <w:spacing w:after="160" w:line="278" w:lineRule="auto"/>
+              <w:spacing w:line="278" w:lineRule="auto"/>
             </w:pPr>
             <w:r>
               <w:t>Conception rate (average)</w:t>
@@ -1035,7 +995,7 @@
           </w:tcPr>
           <w:p>
             <w:pPr>
-              <w:spacing w:after="160" w:line="278" w:lineRule="auto"/>
+              <w:spacing w:line="278" w:lineRule="auto"/>
             </w:pPr>
             <w:r>
               <w:t>67%</w:t>
@@ -1044,14 +1004,6 @@
         </w:tc>
       </w:tr>
       <w:tr>
-        <w:tblPrEx>
-          <w:tblCellMar>
-            <w:top w:w="15" w:type="dxa"/>
-            <w:left w:w="15" w:type="dxa"/>
-            <w:bottom w:w="15" w:type="dxa"/>
-            <w:right w:w="15" w:type="dxa"/>
-          </w:tblCellMar>
-        </w:tblPrEx>
         <w:trPr>
           <w:tblCellSpacing w:w="15" w:type="dxa"/>
         </w:trPr>
@@ -1062,7 +1014,7 @@
           </w:tcPr>
           <w:p>
             <w:pPr>
-              <w:spacing w:after="160" w:line="278" w:lineRule="auto"/>
+              <w:spacing w:line="278" w:lineRule="auto"/>
             </w:pPr>
             <w:r>
               <w:t>Average litter size</w:t>
@@ -1076,7 +1028,7 @@
           </w:tcPr>
           <w:p>
             <w:pPr>
-              <w:spacing w:after="160" w:line="278" w:lineRule="auto"/>
+              <w:spacing w:line="278" w:lineRule="auto"/>
             </w:pPr>
             <w:r>
               <w:t>8.1 kits per litter</w:t>
@@ -1085,14 +1037,6 @@
         </w:tc>
       </w:tr>
       <w:tr>
-        <w:tblPrEx>
-          <w:tblCellMar>
-            <w:top w:w="15" w:type="dxa"/>
-            <w:left w:w="15" w:type="dxa"/>
-            <w:bottom w:w="15" w:type="dxa"/>
-            <w:right w:w="15" w:type="dxa"/>
-          </w:tblCellMar>
-        </w:tblPrEx>
         <w:trPr>
           <w:tblCellSpacing w:w="15" w:type="dxa"/>
         </w:trPr>
@@ -1103,7 +1047,7 @@
           </w:tcPr>
           <w:p>
             <w:pPr>
-              <w:spacing w:after="160" w:line="278" w:lineRule="auto"/>
+              <w:spacing w:line="278" w:lineRule="auto"/>
             </w:pPr>
             <w:r>
               <w:t>Average litter size (natural mating)</w:t>
@@ -1117,7 +1061,7 @@
           </w:tcPr>
           <w:p>
             <w:pPr>
-              <w:spacing w:after="160" w:line="278" w:lineRule="auto"/>
+              <w:spacing w:line="278" w:lineRule="auto"/>
             </w:pPr>
             <w:r>
               <w:t>4.3 kits</w:t>
@@ -1126,14 +1070,6 @@
         </w:tc>
       </w:tr>
       <w:tr>
-        <w:tblPrEx>
-          <w:tblCellMar>
-            <w:top w:w="15" w:type="dxa"/>
-            <w:left w:w="15" w:type="dxa"/>
-            <w:bottom w:w="15" w:type="dxa"/>
-            <w:right w:w="15" w:type="dxa"/>
-          </w:tblCellMar>
-        </w:tblPrEx>
         <w:trPr>
           <w:tblCellSpacing w:w="15" w:type="dxa"/>
         </w:trPr>
@@ -1144,7 +1080,7 @@
           </w:tcPr>
           <w:p>
             <w:pPr>
-              <w:spacing w:after="160" w:line="278" w:lineRule="auto"/>
+              <w:spacing w:line="278" w:lineRule="auto"/>
             </w:pPr>
             <w:r>
               <w:t>Number of trained technicians</w:t>
@@ -1158,7 +1094,7 @@
           </w:tcPr>
           <w:p>
             <w:pPr>
-              <w:spacing w:after="160" w:line="278" w:lineRule="auto"/>
+              <w:spacing w:line="278" w:lineRule="auto"/>
             </w:pPr>
             <w:r>
               <w:t>2</w:t>
@@ -1167,14 +1103,6 @@
         </w:tc>
       </w:tr>
       <w:tr>
-        <w:tblPrEx>
-          <w:tblCellMar>
-            <w:top w:w="15" w:type="dxa"/>
-            <w:left w:w="15" w:type="dxa"/>
-            <w:bottom w:w="15" w:type="dxa"/>
-            <w:right w:w="15" w:type="dxa"/>
-          </w:tblCellMar>
-        </w:tblPrEx>
         <w:trPr>
           <w:tblCellSpacing w:w="15" w:type="dxa"/>
         </w:trPr>
@@ -1185,7 +1113,7 @@
           </w:tcPr>
           <w:p>
             <w:pPr>
-              <w:spacing w:after="160" w:line="278" w:lineRule="auto"/>
+              <w:spacing w:line="278" w:lineRule="auto"/>
             </w:pPr>
             <w:r>
               <w:t>Farmer satisfaction (post-survey)</w:t>
@@ -1199,7 +1127,7 @@
           </w:tcPr>
           <w:p>
             <w:pPr>
-              <w:spacing w:after="160" w:line="278" w:lineRule="auto"/>
+              <w:spacing w:line="278" w:lineRule="auto"/>
             </w:pPr>
             <w:r>
               <w:t>90%</w:t>
@@ -1210,12 +1138,12 @@
     </w:tbl>
     <w:p>
       <w:pPr>
-        <w:spacing w:after="160" w:line="278" w:lineRule="auto"/>
-      </w:pPr>
-    </w:p>
-    <w:p>
-      <w:pPr>
-        <w:spacing w:after="160" w:line="278" w:lineRule="auto"/>
+        <w:spacing w:line="278" w:lineRule="auto"/>
+      </w:pPr>
+    </w:p>
+    <w:p>
+      <w:pPr>
+        <w:spacing w:line="278" w:lineRule="auto"/>
         <w:rPr>
           <w:b/>
           <w:bCs/>
@@ -1226,6 +1154,7 @@
           <w:b/>
           <w:bCs/>
         </w:rPr>
+        <w:lastRenderedPageBreak/>
         <w:t>5. Achievements</w:t>
       </w:r>
     </w:p>
@@ -1235,7 +1164,7 @@
           <w:ilvl w:val="0"/>
           <w:numId w:val="2"/>
         </w:numPr>
-        <w:spacing w:after="160" w:line="278" w:lineRule="auto"/>
+        <w:spacing w:line="278" w:lineRule="auto"/>
       </w:pPr>
       <w:r>
         <w:t>First successful AI procedures in community rabbit farming in Rwanda.</w:t>
@@ -1247,7 +1176,7 @@
           <w:ilvl w:val="0"/>
           <w:numId w:val="2"/>
         </w:numPr>
-        <w:spacing w:after="160" w:line="278" w:lineRule="auto"/>
+        <w:spacing w:line="278" w:lineRule="auto"/>
       </w:pPr>
       <w:r>
         <w:t>Significant improvement in litter size and reproductive control.</w:t>
@@ -1259,7 +1188,7 @@
           <w:ilvl w:val="0"/>
           <w:numId w:val="2"/>
         </w:numPr>
-        <w:spacing w:after="160" w:line="278" w:lineRule="auto"/>
+        <w:spacing w:line="278" w:lineRule="auto"/>
       </w:pPr>
       <w:r>
         <w:t>Local technicians are now competent to replicate the process.</w:t>
@@ -1271,7 +1200,7 @@
           <w:ilvl w:val="0"/>
           <w:numId w:val="2"/>
         </w:numPr>
-        <w:spacing w:after="160" w:line="278" w:lineRule="auto"/>
+        <w:spacing w:line="278" w:lineRule="auto"/>
       </w:pPr>
       <w:r>
         <w:t>High acceptance rate and enthusiasm among trained farmers.</w:t>
@@ -1279,12 +1208,12 @@
     </w:p>
     <w:p>
       <w:pPr>
-        <w:spacing w:after="160" w:line="278" w:lineRule="auto"/>
-      </w:pPr>
-    </w:p>
-    <w:p>
-      <w:pPr>
-        <w:spacing w:after="160" w:line="278" w:lineRule="auto"/>
+        <w:spacing w:line="278" w:lineRule="auto"/>
+      </w:pPr>
+    </w:p>
+    <w:p>
+      <w:pPr>
+        <w:spacing w:line="278" w:lineRule="auto"/>
         <w:rPr>
           <w:b/>
           <w:bCs/>
@@ -1304,7 +1233,7 @@
           <w:ilvl w:val="0"/>
           <w:numId w:val="3"/>
         </w:numPr>
-        <w:spacing w:after="160" w:line="278" w:lineRule="auto"/>
+        <w:spacing w:line="278" w:lineRule="auto"/>
       </w:pPr>
       <w:r>
         <w:t>Resistance or skepticism from some farmers unfamiliar with AI.</w:t>
@@ -1316,7 +1245,7 @@
           <w:ilvl w:val="0"/>
           <w:numId w:val="3"/>
         </w:numPr>
-        <w:spacing w:after="160" w:line="278" w:lineRule="auto"/>
+        <w:spacing w:line="278" w:lineRule="auto"/>
       </w:pPr>
       <w:r>
         <w:t>Timing challenges for heat detection affected some inseminations.</w:t>
@@ -1328,7 +1257,7 @@
           <w:ilvl w:val="0"/>
           <w:numId w:val="3"/>
         </w:numPr>
-        <w:spacing w:after="160" w:line="278" w:lineRule="auto"/>
+        <w:spacing w:line="278" w:lineRule="auto"/>
       </w:pPr>
       <w:r>
         <w:t>Limited semen storage capacity reduced the time window for use.</w:t>
@@ -1340,7 +1269,7 @@
           <w:ilvl w:val="0"/>
           <w:numId w:val="3"/>
         </w:numPr>
-        <w:spacing w:after="160" w:line="278" w:lineRule="auto"/>
+        <w:spacing w:line="278" w:lineRule="auto"/>
       </w:pPr>
       <w:r>
         <w:t>Logistical constraints in remote farm visits during the initial phase.</w:t>
@@ -1348,12 +1277,12 @@
     </w:p>
     <w:p>
       <w:pPr>
-        <w:spacing w:after="160" w:line="278" w:lineRule="auto"/>
-      </w:pPr>
-    </w:p>
-    <w:p>
-      <w:pPr>
-        <w:spacing w:after="160" w:line="278" w:lineRule="auto"/>
+        <w:spacing w:line="278" w:lineRule="auto"/>
+      </w:pPr>
+    </w:p>
+    <w:p>
+      <w:pPr>
+        <w:spacing w:line="278" w:lineRule="auto"/>
         <w:rPr>
           <w:b/>
           <w:bCs/>
@@ -1373,7 +1302,7 @@
           <w:ilvl w:val="0"/>
           <w:numId w:val="4"/>
         </w:numPr>
-        <w:spacing w:after="160" w:line="278" w:lineRule="auto"/>
+        <w:spacing w:line="278" w:lineRule="auto"/>
       </w:pPr>
       <w:r>
         <w:t xml:space="preserve">Success in AI depends heavily on </w:t>
@@ -1405,7 +1334,7 @@
           <w:ilvl w:val="0"/>
           <w:numId w:val="4"/>
         </w:numPr>
-        <w:spacing w:after="160" w:line="278" w:lineRule="auto"/>
+        <w:spacing w:line="278" w:lineRule="auto"/>
       </w:pPr>
       <w:r>
         <w:t>Local ownership and follow-up after training are essential to adoption.</w:t>
@@ -1417,7 +1346,7 @@
           <w:ilvl w:val="0"/>
           <w:numId w:val="4"/>
         </w:numPr>
-        <w:spacing w:after="160" w:line="278" w:lineRule="auto"/>
+        <w:spacing w:line="278" w:lineRule="auto"/>
       </w:pPr>
       <w:r>
         <w:t>Early demonstration of successful litters increases farmer trust and demand.</w:t>
@@ -1429,7 +1358,7 @@
           <w:ilvl w:val="0"/>
           <w:numId w:val="4"/>
         </w:numPr>
-        <w:spacing w:after="160" w:line="278" w:lineRule="auto"/>
+        <w:spacing w:line="278" w:lineRule="auto"/>
       </w:pPr>
       <w:r>
         <w:t xml:space="preserve">Investing in </w:t>
@@ -1457,14 +1386,18 @@
     </w:p>
     <w:p>
       <w:pPr>
-        <w:spacing w:after="160" w:line="278" w:lineRule="auto"/>
+        <w:spacing w:line="278" w:lineRule="auto"/>
         <w:ind w:left="720"/>
       </w:pPr>
       <w:r>
+        <w:rPr>
+          <w:noProof/>
+        </w:rPr>
+        <w:lastRenderedPageBreak/>
         <w:drawing>
-          <wp:inline distT="0" distB="0" distL="0" distR="0">
-            <wp:extent cx="5943600" cy="3964305"/>
-            <wp:effectExtent l="0" t="0" r="0" b="0"/>
+          <wp:inline distT="0" distB="0" distL="0" distR="0" wp14:anchorId="4708FBF0" wp14:editId="646649A4">
+            <wp:extent cx="5721350" cy="3964305"/>
+            <wp:effectExtent l="0" t="0" r="6350" b="10795"/>
             <wp:docPr id="637956809" name="Picture 18"/>
             <wp:cNvGraphicFramePr>
               <a:graphicFrameLocks xmlns:a="http://schemas.openxmlformats.org/drawingml/2006/main" noChangeAspect="1"/>
@@ -1479,7 +1412,7 @@
                     </pic:cNvPicPr>
                   </pic:nvPicPr>
                   <pic:blipFill>
-                    <a:blip r:embed="rId9" cstate="print">
+                    <a:blip r:embed="rId12" cstate="print">
                       <a:extLst>
                         <a:ext uri="{28A0092B-C50C-407E-A947-70E740481C1C}">
                           <a14:useLocalDpi xmlns:a14="http://schemas.microsoft.com/office/drawing/2010/main" val="0"/>
@@ -1494,7 +1427,7 @@
                   <pic:spPr>
                     <a:xfrm>
                       <a:off x="0" y="0"/>
-                      <a:ext cx="5943600" cy="3964305"/>
+                      <a:ext cx="5721350" cy="3964305"/>
                     </a:xfrm>
                     <a:prstGeom prst="rect">
                       <a:avLst/>
@@ -1513,12 +1446,12 @@
     </w:p>
     <w:p>
       <w:pPr>
-        <w:spacing w:after="160" w:line="278" w:lineRule="auto"/>
-      </w:pPr>
-    </w:p>
-    <w:p>
-      <w:pPr>
-        <w:spacing w:after="160" w:line="278" w:lineRule="auto"/>
+        <w:spacing w:line="278" w:lineRule="auto"/>
+      </w:pPr>
+    </w:p>
+    <w:p>
+      <w:pPr>
+        <w:spacing w:line="278" w:lineRule="auto"/>
         <w:rPr>
           <w:b/>
           <w:bCs/>
@@ -1538,7 +1471,7 @@
           <w:ilvl w:val="0"/>
           <w:numId w:val="5"/>
         </w:numPr>
-        <w:spacing w:after="160" w:line="278" w:lineRule="auto"/>
+        <w:spacing w:line="278" w:lineRule="auto"/>
       </w:pPr>
       <w:r>
         <w:t>Upgrading the existent rabbit AI center in on other to provide and scale AI services in Rwanda</w:t>
@@ -1550,7 +1483,7 @@
           <w:ilvl w:val="0"/>
           <w:numId w:val="5"/>
         </w:numPr>
-        <w:spacing w:after="160" w:line="278" w:lineRule="auto"/>
+        <w:spacing w:line="278" w:lineRule="auto"/>
       </w:pPr>
       <w:r>
         <w:t>Scale AI services gradually to additional cooperatives and schools.</w:t>
@@ -1562,7 +1495,7 @@
           <w:ilvl w:val="0"/>
           <w:numId w:val="5"/>
         </w:numPr>
-        <w:spacing w:after="160" w:line="278" w:lineRule="auto"/>
+        <w:spacing w:line="278" w:lineRule="auto"/>
       </w:pPr>
       <w:r>
         <w:t>Train more AI technicians and equip them with portable AI kits.</w:t>
@@ -1574,7 +1507,7 @@
           <w:ilvl w:val="0"/>
           <w:numId w:val="5"/>
         </w:numPr>
-        <w:spacing w:after="160" w:line="278" w:lineRule="auto"/>
+        <w:spacing w:line="278" w:lineRule="auto"/>
       </w:pPr>
       <w:r>
         <w:t>Provide refresher courses and practical sessions for farmers and TVET schools</w:t>
@@ -1586,7 +1519,7 @@
           <w:ilvl w:val="0"/>
           <w:numId w:val="5"/>
         </w:numPr>
-        <w:spacing w:after="160" w:line="278" w:lineRule="auto"/>
+        <w:spacing w:line="278" w:lineRule="auto"/>
       </w:pPr>
       <w:r>
         <w:t>Explore partnerships with University, RAB and MINAGRI to embed AI in national rabbit programs.</w:t>
@@ -1594,12 +1527,12 @@
     </w:p>
     <w:p>
       <w:pPr>
-        <w:spacing w:after="160" w:line="278" w:lineRule="auto"/>
-      </w:pPr>
-    </w:p>
-    <w:p>
-      <w:pPr>
-        <w:spacing w:after="160" w:line="278" w:lineRule="auto"/>
+        <w:spacing w:line="278" w:lineRule="auto"/>
+      </w:pPr>
+    </w:p>
+    <w:p>
+      <w:pPr>
+        <w:spacing w:line="278" w:lineRule="auto"/>
         <w:rPr>
           <w:b/>
           <w:bCs/>
@@ -1615,7 +1548,7 @@
     </w:p>
     <w:p>
       <w:pPr>
-        <w:spacing w:after="160" w:line="278" w:lineRule="auto"/>
+        <w:spacing w:line="278" w:lineRule="auto"/>
       </w:pPr>
       <w:r>
         <w:t>This pilot demonstrates that AI in rabbit farming is technically viable, improves productivity, and is well-received by farmers when supported with training and follow-up. With modest investment, the model is scalable and contributes to Rwanda’s goals of improving animal genetics, youth employment, and sustainable livestock systems.</w:t>
@@ -1623,12 +1556,12 @@
     </w:p>
     <w:p>
       <w:pPr>
-        <w:spacing w:after="160" w:line="278" w:lineRule="auto"/>
-      </w:pPr>
-    </w:p>
-    <w:p>
-      <w:pPr>
-        <w:spacing w:after="160" w:line="278" w:lineRule="auto"/>
+        <w:spacing w:line="278" w:lineRule="auto"/>
+      </w:pPr>
+    </w:p>
+    <w:p>
+      <w:pPr>
+        <w:spacing w:line="278" w:lineRule="auto"/>
         <w:rPr>
           <w:b/>
           <w:bCs/>
@@ -1648,7 +1581,7 @@
           <w:ilvl w:val="0"/>
           <w:numId w:val="6"/>
         </w:numPr>
-        <w:spacing w:after="160" w:line="278" w:lineRule="auto"/>
+        <w:spacing w:line="278" w:lineRule="auto"/>
       </w:pPr>
       <w:r>
         <w:rPr>
@@ -1667,7 +1600,7 @@
           <w:ilvl w:val="0"/>
           <w:numId w:val="6"/>
         </w:numPr>
-        <w:spacing w:after="160" w:line="278" w:lineRule="auto"/>
+        <w:spacing w:line="278" w:lineRule="auto"/>
       </w:pPr>
       <w:r>
         <w:rPr>
@@ -1686,7 +1619,7 @@
           <w:ilvl w:val="0"/>
           <w:numId w:val="6"/>
         </w:numPr>
-        <w:spacing w:after="160" w:line="278" w:lineRule="auto"/>
+        <w:spacing w:line="278" w:lineRule="auto"/>
       </w:pPr>
       <w:r>
         <w:rPr>
@@ -1705,7 +1638,7 @@
           <w:ilvl w:val="0"/>
           <w:numId w:val="6"/>
         </w:numPr>
-        <w:spacing w:after="160" w:line="278" w:lineRule="auto"/>
+        <w:spacing w:line="278" w:lineRule="auto"/>
       </w:pPr>
       <w:r>
         <w:rPr>
@@ -1720,759 +1653,17 @@
     </w:p>
     <w:p>
       <w:pPr>
-        <w:spacing w:after="160" w:line="278" w:lineRule="auto"/>
-      </w:pPr>
-    </w:p>
-    <w:p>
-      <w:pPr>
-        <w:spacing w:after="160" w:line="278" w:lineRule="auto"/>
-      </w:pPr>
-      <w:r>
-        <mc:AlternateContent>
-          <mc:Choice Requires="wps">
-            <w:drawing>
-              <wp:anchor distT="0" distB="0" distL="114300" distR="114300" simplePos="0" relativeHeight="251661312" behindDoc="0" locked="0" layoutInCell="1" allowOverlap="1">
-                <wp:simplePos x="0" y="0"/>
-                <wp:positionH relativeFrom="column">
-                  <wp:posOffset>4362450</wp:posOffset>
-                </wp:positionH>
-                <wp:positionV relativeFrom="paragraph">
-                  <wp:posOffset>2368550</wp:posOffset>
-                </wp:positionV>
-                <wp:extent cx="2178050" cy="1339850"/>
-                <wp:effectExtent l="0" t="0" r="12700" b="12700"/>
-                <wp:wrapNone/>
-                <wp:docPr id="1544222695" name="Rectangle 12"/>
-                <wp:cNvGraphicFramePr/>
-                <a:graphic xmlns:a="http://schemas.openxmlformats.org/drawingml/2006/main">
-                  <a:graphicData uri="http://schemas.microsoft.com/office/word/2010/wordprocessingShape">
-                    <wps:wsp>
-                      <wps:cNvSpPr/>
-                      <wps:spPr>
-                        <a:xfrm>
-                          <a:off x="0" y="0"/>
-                          <a:ext cx="2178050" cy="1339850"/>
-                        </a:xfrm>
-                        <a:prstGeom prst="rect">
-                          <a:avLst/>
-                        </a:prstGeom>
-                      </wps:spPr>
-                      <wps:style>
-                        <a:lnRef idx="2">
-                          <a:schemeClr val="accent1">
-                            <a:shade val="15000"/>
-                          </a:schemeClr>
-                        </a:lnRef>
-                        <a:fillRef idx="1">
-                          <a:schemeClr val="accent1"/>
-                        </a:fillRef>
-                        <a:effectRef idx="0">
-                          <a:schemeClr val="accent1"/>
-                        </a:effectRef>
-                        <a:fontRef idx="minor">
-                          <a:schemeClr val="lt1"/>
-                        </a:fontRef>
-                      </wps:style>
-                      <wps:txbx>
-                        <w:txbxContent>
-                          <w:p>
-                            <w:pPr>
-                              <w:jc w:val="center"/>
-                            </w:pPr>
-                            <w:r>
-                              <w:drawing>
-                                <wp:inline distT="0" distB="0" distL="0" distR="0">
-                                  <wp:extent cx="2113915" cy="1536700"/>
-                                  <wp:effectExtent l="0" t="0" r="635" b="6350"/>
-                                  <wp:docPr id="1720190959" name="Picture 17"/>
-                                  <wp:cNvGraphicFramePr>
-                                    <a:graphicFrameLocks xmlns:a="http://schemas.openxmlformats.org/drawingml/2006/main" noChangeAspect="1"/>
-                                  </wp:cNvGraphicFramePr>
-                                  <a:graphic xmlns:a="http://schemas.openxmlformats.org/drawingml/2006/main">
-                                    <a:graphicData uri="http://schemas.openxmlformats.org/drawingml/2006/picture">
-                                      <pic:pic xmlns:pic="http://schemas.openxmlformats.org/drawingml/2006/picture">
-                                        <pic:nvPicPr>
-                                          <pic:cNvPr id="1720190959" name="Picture 17"/>
-                                          <pic:cNvPicPr>
-                                            <a:picLocks noChangeAspect="1" noChangeArrowheads="1"/>
-                                          </pic:cNvPicPr>
-                                        </pic:nvPicPr>
-                                        <pic:blipFill>
-                                          <a:blip r:embed="rId10">
-                                            <a:extLst>
-                                              <a:ext uri="{28A0092B-C50C-407E-A947-70E740481C1C}">
-                                                <a14:useLocalDpi xmlns:a14="http://schemas.microsoft.com/office/drawing/2010/main" val="0"/>
-                                              </a:ext>
-                                            </a:extLst>
-                                          </a:blip>
-                                          <a:srcRect/>
-                                          <a:stretch>
-                                            <a:fillRect/>
-                                          </a:stretch>
-                                        </pic:blipFill>
-                                        <pic:spPr>
-                                          <a:xfrm>
-                                            <a:off x="0" y="0"/>
-                                            <a:ext cx="2113915" cy="1536700"/>
-                                          </a:xfrm>
-                                          <a:prstGeom prst="rect">
-                                            <a:avLst/>
-                                          </a:prstGeom>
-                                          <a:noFill/>
-                                          <a:ln>
-                                            <a:noFill/>
-                                          </a:ln>
-                                        </pic:spPr>
-                                      </pic:pic>
-                                    </a:graphicData>
-                                  </a:graphic>
-                                </wp:inline>
-                              </w:drawing>
-                            </w:r>
-                          </w:p>
-                        </w:txbxContent>
-                      </wps:txbx>
-                      <wps:bodyPr rot="0" spcFirstLastPara="0" vertOverflow="overflow" horzOverflow="overflow" vert="horz" wrap="square" lIns="91440" tIns="45720" rIns="91440" bIns="45720" numCol="1" spcCol="0" rtlCol="0" fromWordArt="0" anchor="ctr" anchorCtr="0" forceAA="0" compatLnSpc="1">
-                        <a:noAutofit/>
-                      </wps:bodyPr>
-                    </wps:wsp>
-                  </a:graphicData>
-                </a:graphic>
-              </wp:anchor>
-            </w:drawing>
-          </mc:Choice>
-          <mc:Fallback>
-            <w:pict>
-              <v:rect id="Rectangle 12" o:spid="_x0000_s1026" o:spt="1" style="position:absolute;left:0pt;margin-left:343.5pt;margin-top:186.5pt;height:105.5pt;width:171.5pt;z-index:251661312;v-text-anchor:middle;mso-width-relative:page;mso-height-relative:page;" fillcolor="#4472C4 [3204]" filled="t" stroked="t" coordsize="21600,21600" o:gfxdata="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">
-                <v:fill on="t" focussize="0,0"/>
-                <v:stroke weight="1pt" color="#172C51 [3204]" miterlimit="8" joinstyle="miter"/>
-                <v:imagedata o:title=""/>
-                <o:lock v:ext="edit" aspectratio="f"/>
-                <v:textbox>
-                  <w:txbxContent>
-                    <w:p>
-                      <w:pPr>
-                        <w:jc w:val="center"/>
-                      </w:pPr>
-                      <w:r>
-                        <w:drawing>
-                          <wp:inline distT="0" distB="0" distL="0" distR="0">
-                            <wp:extent cx="2113915" cy="1536700"/>
-                            <wp:effectExtent l="0" t="0" r="635" b="6350"/>
-                            <wp:docPr id="1720190959" name="Picture 17"/>
-                            <wp:cNvGraphicFramePr>
-                              <a:graphicFrameLocks xmlns:a="http://schemas.openxmlformats.org/drawingml/2006/main" noChangeAspect="1"/>
-                            </wp:cNvGraphicFramePr>
-                            <a:graphic xmlns:a="http://schemas.openxmlformats.org/drawingml/2006/main">
-                              <a:graphicData uri="http://schemas.openxmlformats.org/drawingml/2006/picture">
-                                <pic:pic xmlns:pic="http://schemas.openxmlformats.org/drawingml/2006/picture">
-                                  <pic:nvPicPr>
-                                    <pic:cNvPr id="1720190959" name="Picture 17"/>
-                                    <pic:cNvPicPr>
-                                      <a:picLocks noChangeAspect="1" noChangeArrowheads="1"/>
-                                    </pic:cNvPicPr>
-                                  </pic:nvPicPr>
-                                  <pic:blipFill>
-                                    <a:blip r:embed="rId10">
-                                      <a:extLst>
-                                        <a:ext uri="{28A0092B-C50C-407E-A947-70E740481C1C}">
-                                          <a14:useLocalDpi xmlns:a14="http://schemas.microsoft.com/office/drawing/2010/main" val="0"/>
-                                        </a:ext>
-                                      </a:extLst>
-                                    </a:blip>
-                                    <a:srcRect/>
-                                    <a:stretch>
-                                      <a:fillRect/>
-                                    </a:stretch>
-                                  </pic:blipFill>
-                                  <pic:spPr>
-                                    <a:xfrm>
-                                      <a:off x="0" y="0"/>
-                                      <a:ext cx="2113915" cy="1536700"/>
-                                    </a:xfrm>
-                                    <a:prstGeom prst="rect">
-                                      <a:avLst/>
-                                    </a:prstGeom>
-                                    <a:noFill/>
-                                    <a:ln>
-                                      <a:noFill/>
-                                    </a:ln>
-                                  </pic:spPr>
-                                </pic:pic>
-                              </a:graphicData>
-                            </a:graphic>
-                          </wp:inline>
-                        </w:drawing>
-                      </w:r>
-                    </w:p>
-                  </w:txbxContent>
-                </v:textbox>
-              </v:rect>
-            </w:pict>
-          </mc:Fallback>
-        </mc:AlternateContent>
-      </w:r>
-      <w:r>
-        <mc:AlternateContent>
-          <mc:Choice Requires="wps">
-            <w:drawing>
-              <wp:anchor distT="0" distB="0" distL="114300" distR="114300" simplePos="0" relativeHeight="251662336" behindDoc="0" locked="0" layoutInCell="1" allowOverlap="1">
-                <wp:simplePos x="0" y="0"/>
-                <wp:positionH relativeFrom="column">
-                  <wp:posOffset>4165600</wp:posOffset>
-                </wp:positionH>
-                <wp:positionV relativeFrom="paragraph">
-                  <wp:posOffset>-488950</wp:posOffset>
-                </wp:positionV>
-                <wp:extent cx="2178050" cy="1339850"/>
-                <wp:effectExtent l="0" t="0" r="12700" b="12700"/>
-                <wp:wrapNone/>
-                <wp:docPr id="1771808195" name="Rectangle 12"/>
-                <wp:cNvGraphicFramePr/>
-                <a:graphic xmlns:a="http://schemas.openxmlformats.org/drawingml/2006/main">
-                  <a:graphicData uri="http://schemas.microsoft.com/office/word/2010/wordprocessingShape">
-                    <wps:wsp>
-                      <wps:cNvSpPr/>
-                      <wps:spPr>
-                        <a:xfrm>
-                          <a:off x="0" y="0"/>
-                          <a:ext cx="2178050" cy="1339850"/>
-                        </a:xfrm>
-                        <a:prstGeom prst="rect">
-                          <a:avLst/>
-                        </a:prstGeom>
-                      </wps:spPr>
-                      <wps:style>
-                        <a:lnRef idx="2">
-                          <a:schemeClr val="accent1">
-                            <a:shade val="15000"/>
-                          </a:schemeClr>
-                        </a:lnRef>
-                        <a:fillRef idx="1">
-                          <a:schemeClr val="accent1"/>
-                        </a:fillRef>
-                        <a:effectRef idx="0">
-                          <a:schemeClr val="accent1"/>
-                        </a:effectRef>
-                        <a:fontRef idx="minor">
-                          <a:schemeClr val="lt1"/>
-                        </a:fontRef>
-                      </wps:style>
-                      <wps:txbx>
-                        <w:txbxContent>
-                          <w:p>
-                            <w:pPr>
-                              <w:jc w:val="center"/>
-                            </w:pPr>
-                            <w:r>
-                              <w:drawing>
-                                <wp:inline distT="0" distB="0" distL="0" distR="0">
-                                  <wp:extent cx="2085340" cy="1296035"/>
-                                  <wp:effectExtent l="0" t="0" r="10160" b="12065"/>
-                                  <wp:docPr id="1296987512" name="Picture 13"/>
-                                  <wp:cNvGraphicFramePr>
-                                    <a:graphicFrameLocks xmlns:a="http://schemas.openxmlformats.org/drawingml/2006/main" noChangeAspect="1"/>
-                                  </wp:cNvGraphicFramePr>
-                                  <a:graphic xmlns:a="http://schemas.openxmlformats.org/drawingml/2006/main">
-                                    <a:graphicData uri="http://schemas.openxmlformats.org/drawingml/2006/picture">
-                                      <pic:pic xmlns:pic="http://schemas.openxmlformats.org/drawingml/2006/picture">
-                                        <pic:nvPicPr>
-                                          <pic:cNvPr id="1296987512" name="Picture 13"/>
-                                          <pic:cNvPicPr>
-                                            <a:picLocks noChangeAspect="1" noChangeArrowheads="1"/>
-                                          </pic:cNvPicPr>
-                                        </pic:nvPicPr>
-                                        <pic:blipFill>
-                                          <a:blip r:embed="rId11">
-                                            <a:extLst>
-                                              <a:ext uri="{28A0092B-C50C-407E-A947-70E740481C1C}">
-                                                <a14:useLocalDpi xmlns:a14="http://schemas.microsoft.com/office/drawing/2010/main" val="0"/>
-                                              </a:ext>
-                                            </a:extLst>
-                                          </a:blip>
-                                          <a:srcRect/>
-                                          <a:stretch>
-                                            <a:fillRect/>
-                                          </a:stretch>
-                                        </pic:blipFill>
-                                        <pic:spPr>
-                                          <a:xfrm>
-                                            <a:off x="0" y="0"/>
-                                            <a:ext cx="2085340" cy="1296035"/>
-                                          </a:xfrm>
-                                          <a:prstGeom prst="rect">
-                                            <a:avLst/>
-                                          </a:prstGeom>
-                                          <a:noFill/>
-                                          <a:ln>
-                                            <a:noFill/>
-                                          </a:ln>
-                                        </pic:spPr>
-                                      </pic:pic>
-                                    </a:graphicData>
-                                  </a:graphic>
-                                </wp:inline>
-                              </w:drawing>
-                            </w:r>
-                          </w:p>
-                        </w:txbxContent>
-                      </wps:txbx>
-                      <wps:bodyPr rot="0" spcFirstLastPara="0" vertOverflow="overflow" horzOverflow="overflow" vert="horz" wrap="square" lIns="91440" tIns="45720" rIns="91440" bIns="45720" numCol="1" spcCol="0" rtlCol="0" fromWordArt="0" anchor="ctr" anchorCtr="0" forceAA="0" compatLnSpc="1">
-                        <a:noAutofit/>
-                      </wps:bodyPr>
-                    </wps:wsp>
-                  </a:graphicData>
-                </a:graphic>
-              </wp:anchor>
-            </w:drawing>
-          </mc:Choice>
-          <mc:Fallback>
-            <w:pict>
-              <v:rect id="Rectangle 12" o:spid="_x0000_s1026" o:spt="1" style="position:absolute;left:0pt;margin-left:328pt;margin-top:-38.5pt;height:105.5pt;width:171.5pt;z-index:251662336;v-text-anchor:middle;mso-width-relative:page;mso-height-relative:page;" fillcolor="#4472C4 [3204]" filled="t" stroked="t" coordsize="21600,21600" o:gfxdata="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">
-                <v:fill on="t" focussize="0,0"/>
-                <v:stroke weight="1pt" color="#172C51 [3204]" miterlimit="8" joinstyle="miter"/>
-                <v:imagedata o:title=""/>
-                <o:lock v:ext="edit" aspectratio="f"/>
-                <v:textbox>
-                  <w:txbxContent>
-                    <w:p>
-                      <w:pPr>
-                        <w:jc w:val="center"/>
-                      </w:pPr>
-                      <w:r>
-                        <w:drawing>
-                          <wp:inline distT="0" distB="0" distL="0" distR="0">
-                            <wp:extent cx="2085340" cy="1296035"/>
-                            <wp:effectExtent l="0" t="0" r="10160" b="12065"/>
-                            <wp:docPr id="1296987512" name="Picture 13"/>
-                            <wp:cNvGraphicFramePr>
-                              <a:graphicFrameLocks xmlns:a="http://schemas.openxmlformats.org/drawingml/2006/main" noChangeAspect="1"/>
-                            </wp:cNvGraphicFramePr>
-                            <a:graphic xmlns:a="http://schemas.openxmlformats.org/drawingml/2006/main">
-                              <a:graphicData uri="http://schemas.openxmlformats.org/drawingml/2006/picture">
-                                <pic:pic xmlns:pic="http://schemas.openxmlformats.org/drawingml/2006/picture">
-                                  <pic:nvPicPr>
-                                    <pic:cNvPr id="1296987512" name="Picture 13"/>
-                                    <pic:cNvPicPr>
-                                      <a:picLocks noChangeAspect="1" noChangeArrowheads="1"/>
-                                    </pic:cNvPicPr>
-                                  </pic:nvPicPr>
-                                  <pic:blipFill>
-                                    <a:blip r:embed="rId11">
-                                      <a:extLst>
-                                        <a:ext uri="{28A0092B-C50C-407E-A947-70E740481C1C}">
-                                          <a14:useLocalDpi xmlns:a14="http://schemas.microsoft.com/office/drawing/2010/main" val="0"/>
-                                        </a:ext>
-                                      </a:extLst>
-                                    </a:blip>
-                                    <a:srcRect/>
-                                    <a:stretch>
-                                      <a:fillRect/>
-                                    </a:stretch>
-                                  </pic:blipFill>
-                                  <pic:spPr>
-                                    <a:xfrm>
-                                      <a:off x="0" y="0"/>
-                                      <a:ext cx="2085340" cy="1296035"/>
-                                    </a:xfrm>
-                                    <a:prstGeom prst="rect">
-                                      <a:avLst/>
-                                    </a:prstGeom>
-                                    <a:noFill/>
-                                    <a:ln>
-                                      <a:noFill/>
-                                    </a:ln>
-                                  </pic:spPr>
-                                </pic:pic>
-                              </a:graphicData>
-                            </a:graphic>
-                          </wp:inline>
-                        </w:drawing>
-                      </w:r>
-                    </w:p>
-                  </w:txbxContent>
-                </v:textbox>
-              </v:rect>
-            </w:pict>
-          </mc:Fallback>
-        </mc:AlternateContent>
-      </w:r>
-      <w:r>
-        <mc:AlternateContent>
-          <mc:Choice Requires="wps">
-            <w:drawing>
-              <wp:anchor distT="0" distB="0" distL="114300" distR="114300" simplePos="0" relativeHeight="251660288" behindDoc="0" locked="0" layoutInCell="1" allowOverlap="1">
-                <wp:simplePos x="0" y="0"/>
-                <wp:positionH relativeFrom="column">
-                  <wp:posOffset>4362450</wp:posOffset>
-                </wp:positionH>
-                <wp:positionV relativeFrom="paragraph">
-                  <wp:posOffset>1104900</wp:posOffset>
-                </wp:positionV>
-                <wp:extent cx="2178050" cy="1339850"/>
-                <wp:effectExtent l="0" t="0" r="12700" b="12700"/>
-                <wp:wrapNone/>
-                <wp:docPr id="1939933815" name="Rectangle 12"/>
-                <wp:cNvGraphicFramePr/>
-                <a:graphic xmlns:a="http://schemas.openxmlformats.org/drawingml/2006/main">
-                  <a:graphicData uri="http://schemas.microsoft.com/office/word/2010/wordprocessingShape">
-                    <wps:wsp>
-                      <wps:cNvSpPr/>
-                      <wps:spPr>
-                        <a:xfrm>
-                          <a:off x="0" y="0"/>
-                          <a:ext cx="2178050" cy="1339850"/>
-                        </a:xfrm>
-                        <a:prstGeom prst="rect">
-                          <a:avLst/>
-                        </a:prstGeom>
-                      </wps:spPr>
-                      <wps:style>
-                        <a:lnRef idx="2">
-                          <a:schemeClr val="accent1">
-                            <a:shade val="15000"/>
-                          </a:schemeClr>
-                        </a:lnRef>
-                        <a:fillRef idx="1">
-                          <a:schemeClr val="accent1"/>
-                        </a:fillRef>
-                        <a:effectRef idx="0">
-                          <a:schemeClr val="accent1"/>
-                        </a:effectRef>
-                        <a:fontRef idx="minor">
-                          <a:schemeClr val="lt1"/>
-                        </a:fontRef>
-                      </wps:style>
-                      <wps:txbx>
-                        <w:txbxContent>
-                          <w:p>
-                            <w:pPr>
-                              <w:jc w:val="center"/>
-                            </w:pPr>
-                            <w:r>
-                              <w:drawing>
-                                <wp:inline distT="0" distB="0" distL="0" distR="0">
-                                  <wp:extent cx="3121025" cy="1923415"/>
-                                  <wp:effectExtent l="0" t="0" r="3175" b="635"/>
-                                  <wp:docPr id="1772940129" name="Picture 16"/>
-                                  <wp:cNvGraphicFramePr>
-                                    <a:graphicFrameLocks xmlns:a="http://schemas.openxmlformats.org/drawingml/2006/main" noChangeAspect="1"/>
-                                  </wp:cNvGraphicFramePr>
-                                  <a:graphic xmlns:a="http://schemas.openxmlformats.org/drawingml/2006/main">
-                                    <a:graphicData uri="http://schemas.openxmlformats.org/drawingml/2006/picture">
-                                      <pic:pic xmlns:pic="http://schemas.openxmlformats.org/drawingml/2006/picture">
-                                        <pic:nvPicPr>
-                                          <pic:cNvPr id="1772940129" name="Picture 16"/>
-                                          <pic:cNvPicPr>
-                                            <a:picLocks noChangeAspect="1" noChangeArrowheads="1"/>
-                                          </pic:cNvPicPr>
-                                        </pic:nvPicPr>
-                                        <pic:blipFill>
-                                          <a:blip r:embed="rId12">
-                                            <a:extLst>
-                                              <a:ext uri="{28A0092B-C50C-407E-A947-70E740481C1C}">
-                                                <a14:useLocalDpi xmlns:a14="http://schemas.microsoft.com/office/drawing/2010/main" val="0"/>
-                                              </a:ext>
-                                            </a:extLst>
-                                          </a:blip>
-                                          <a:srcRect/>
-                                          <a:stretch>
-                                            <a:fillRect/>
-                                          </a:stretch>
-                                        </pic:blipFill>
-                                        <pic:spPr>
-                                          <a:xfrm>
-                                            <a:off x="0" y="0"/>
-                                            <a:ext cx="3153481" cy="1943933"/>
-                                          </a:xfrm>
-                                          <a:prstGeom prst="rect">
-                                            <a:avLst/>
-                                          </a:prstGeom>
-                                          <a:noFill/>
-                                          <a:ln>
-                                            <a:noFill/>
-                                          </a:ln>
-                                        </pic:spPr>
-                                      </pic:pic>
-                                    </a:graphicData>
-                                  </a:graphic>
-                                </wp:inline>
-                              </w:drawing>
-                            </w:r>
-                          </w:p>
-                        </w:txbxContent>
-                      </wps:txbx>
-                      <wps:bodyPr rot="0" spcFirstLastPara="0" vertOverflow="overflow" horzOverflow="overflow" vert="horz" wrap="square" lIns="91440" tIns="45720" rIns="91440" bIns="45720" numCol="1" spcCol="0" rtlCol="0" fromWordArt="0" anchor="ctr" anchorCtr="0" forceAA="0" compatLnSpc="1">
-                        <a:noAutofit/>
-                      </wps:bodyPr>
-                    </wps:wsp>
-                  </a:graphicData>
-                </a:graphic>
-              </wp:anchor>
-            </w:drawing>
-          </mc:Choice>
-          <mc:Fallback>
-            <w:pict>
-              <v:rect id="Rectangle 12" o:spid="_x0000_s1026" o:spt="1" style="position:absolute;left:0pt;margin-left:343.5pt;margin-top:87pt;height:105.5pt;width:171.5pt;z-index:251660288;v-text-anchor:middle;mso-width-relative:page;mso-height-relative:page;" fillcolor="#4472C4 [3204]" filled="t" stroked="t" coordsize="21600,21600" o:gfxdata="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">
-                <v:fill on="t" focussize="0,0"/>
-                <v:stroke weight="1pt" color="#172C51 [3204]" miterlimit="8" joinstyle="miter"/>
-                <v:imagedata o:title=""/>
-                <o:lock v:ext="edit" aspectratio="f"/>
-                <v:textbox>
-                  <w:txbxContent>
-                    <w:p>
-                      <w:pPr>
-                        <w:jc w:val="center"/>
-                      </w:pPr>
-                      <w:r>
-                        <w:drawing>
-                          <wp:inline distT="0" distB="0" distL="0" distR="0">
-                            <wp:extent cx="3121025" cy="1923415"/>
-                            <wp:effectExtent l="0" t="0" r="3175" b="635"/>
-                            <wp:docPr id="1772940129" name="Picture 16"/>
-                            <wp:cNvGraphicFramePr>
-                              <a:graphicFrameLocks xmlns:a="http://schemas.openxmlformats.org/drawingml/2006/main" noChangeAspect="1"/>
-                            </wp:cNvGraphicFramePr>
-                            <a:graphic xmlns:a="http://schemas.openxmlformats.org/drawingml/2006/main">
-                              <a:graphicData uri="http://schemas.openxmlformats.org/drawingml/2006/picture">
-                                <pic:pic xmlns:pic="http://schemas.openxmlformats.org/drawingml/2006/picture">
-                                  <pic:nvPicPr>
-                                    <pic:cNvPr id="1772940129" name="Picture 16"/>
-                                    <pic:cNvPicPr>
-                                      <a:picLocks noChangeAspect="1" noChangeArrowheads="1"/>
-                                    </pic:cNvPicPr>
-                                  </pic:nvPicPr>
-                                  <pic:blipFill>
-                                    <a:blip r:embed="rId12">
-                                      <a:extLst>
-                                        <a:ext uri="{28A0092B-C50C-407E-A947-70E740481C1C}">
-                                          <a14:useLocalDpi xmlns:a14="http://schemas.microsoft.com/office/drawing/2010/main" val="0"/>
-                                        </a:ext>
-                                      </a:extLst>
-                                    </a:blip>
-                                    <a:srcRect/>
-                                    <a:stretch>
-                                      <a:fillRect/>
-                                    </a:stretch>
-                                  </pic:blipFill>
-                                  <pic:spPr>
-                                    <a:xfrm>
-                                      <a:off x="0" y="0"/>
-                                      <a:ext cx="3153481" cy="1943933"/>
-                                    </a:xfrm>
-                                    <a:prstGeom prst="rect">
-                                      <a:avLst/>
-                                    </a:prstGeom>
-                                    <a:noFill/>
-                                    <a:ln>
-                                      <a:noFill/>
-                                    </a:ln>
-                                  </pic:spPr>
-                                </pic:pic>
-                              </a:graphicData>
-                            </a:graphic>
-                          </wp:inline>
-                        </w:drawing>
-                      </w:r>
-                    </w:p>
-                  </w:txbxContent>
-                </v:textbox>
-              </v:rect>
-            </w:pict>
-          </mc:Fallback>
-        </mc:AlternateContent>
-      </w:r>
-      <w:r>
-        <mc:AlternateContent>
-          <mc:Choice Requires="wps">
-            <w:drawing>
-              <wp:anchor distT="0" distB="0" distL="114300" distR="114300" simplePos="0" relativeHeight="251659264" behindDoc="0" locked="0" layoutInCell="1" allowOverlap="1">
-                <wp:simplePos x="0" y="0"/>
-                <wp:positionH relativeFrom="column">
-                  <wp:posOffset>-19050</wp:posOffset>
-                </wp:positionH>
-                <wp:positionV relativeFrom="paragraph">
-                  <wp:posOffset>4381500</wp:posOffset>
-                </wp:positionV>
-                <wp:extent cx="3707130" cy="1676400"/>
-                <wp:effectExtent l="0" t="0" r="26670" b="19050"/>
-                <wp:wrapNone/>
-                <wp:docPr id="1234288277" name="Rectangle 10"/>
-                <wp:cNvGraphicFramePr/>
-                <a:graphic xmlns:a="http://schemas.openxmlformats.org/drawingml/2006/main">
-                  <a:graphicData uri="http://schemas.microsoft.com/office/word/2010/wordprocessingShape">
-                    <wps:wsp>
-                      <wps:cNvSpPr/>
-                      <wps:spPr>
-                        <a:xfrm>
-                          <a:off x="0" y="0"/>
-                          <a:ext cx="3707130" cy="1676400"/>
-                        </a:xfrm>
-                        <a:prstGeom prst="rect">
-                          <a:avLst/>
-                        </a:prstGeom>
-                      </wps:spPr>
-                      <wps:style>
-                        <a:lnRef idx="2">
-                          <a:schemeClr val="accent1">
-                            <a:shade val="15000"/>
-                          </a:schemeClr>
-                        </a:lnRef>
-                        <a:fillRef idx="1">
-                          <a:schemeClr val="accent1"/>
-                        </a:fillRef>
-                        <a:effectRef idx="0">
-                          <a:schemeClr val="accent1"/>
-                        </a:effectRef>
-                        <a:fontRef idx="minor">
-                          <a:schemeClr val="lt1"/>
-                        </a:fontRef>
-                      </wps:style>
-                      <wps:txbx>
-                        <w:txbxContent>
-                          <w:p>
-                            <w:pPr>
-                              <w:jc w:val="center"/>
-                            </w:pPr>
-                            <w:r>
-                              <w:drawing>
-                                <wp:inline distT="0" distB="0" distL="0" distR="0">
-                                  <wp:extent cx="3491230" cy="1572260"/>
-                                  <wp:effectExtent l="0" t="0" r="0" b="8890"/>
-                                  <wp:docPr id="1206016023" name="Picture 11"/>
-                                  <wp:cNvGraphicFramePr>
-                                    <a:graphicFrameLocks xmlns:a="http://schemas.openxmlformats.org/drawingml/2006/main" noChangeAspect="1"/>
-                                  </wp:cNvGraphicFramePr>
-                                  <a:graphic xmlns:a="http://schemas.openxmlformats.org/drawingml/2006/main">
-                                    <a:graphicData uri="http://schemas.openxmlformats.org/drawingml/2006/picture">
-                                      <pic:pic xmlns:pic="http://schemas.openxmlformats.org/drawingml/2006/picture">
-                                        <pic:nvPicPr>
-                                          <pic:cNvPr id="1206016023" name="Picture 11"/>
-                                          <pic:cNvPicPr>
-                                            <a:picLocks noChangeAspect="1" noChangeArrowheads="1"/>
-                                          </pic:cNvPicPr>
-                                        </pic:nvPicPr>
-                                        <pic:blipFill>
-                                          <a:blip r:embed="rId13">
-                                            <a:extLst>
-                                              <a:ext uri="{28A0092B-C50C-407E-A947-70E740481C1C}">
-                                                <a14:useLocalDpi xmlns:a14="http://schemas.microsoft.com/office/drawing/2010/main" val="0"/>
-                                              </a:ext>
-                                            </a:extLst>
-                                          </a:blip>
-                                          <a:srcRect/>
-                                          <a:stretch>
-                                            <a:fillRect/>
-                                          </a:stretch>
-                                        </pic:blipFill>
-                                        <pic:spPr>
-                                          <a:xfrm>
-                                            <a:off x="0" y="0"/>
-                                            <a:ext cx="3491230" cy="1572260"/>
-                                          </a:xfrm>
-                                          <a:prstGeom prst="rect">
-                                            <a:avLst/>
-                                          </a:prstGeom>
-                                          <a:noFill/>
-                                          <a:ln>
-                                            <a:noFill/>
-                                          </a:ln>
-                                        </pic:spPr>
-                                      </pic:pic>
-                                    </a:graphicData>
-                                  </a:graphic>
-                                </wp:inline>
-                              </w:drawing>
-                            </w:r>
-                          </w:p>
-                        </w:txbxContent>
-                      </wps:txbx>
-                      <wps:bodyPr rot="0" spcFirstLastPara="0" vertOverflow="overflow" horzOverflow="overflow" vert="horz" wrap="square" lIns="91440" tIns="45720" rIns="91440" bIns="45720" numCol="1" spcCol="0" rtlCol="0" fromWordArt="0" anchor="ctr" anchorCtr="0" forceAA="0" compatLnSpc="1">
-                        <a:noAutofit/>
-                      </wps:bodyPr>
-                    </wps:wsp>
-                  </a:graphicData>
-                </a:graphic>
-              </wp:anchor>
-            </w:drawing>
-          </mc:Choice>
-          <mc:Fallback>
-            <w:pict>
-              <v:rect id="Rectangle 10" o:spid="_x0000_s1026" o:spt="1" style="position:absolute;left:0pt;margin-left:-1.5pt;margin-top:345pt;height:132pt;width:291.9pt;z-index:251659264;v-text-anchor:middle;mso-width-relative:page;mso-height-relative:page;" fillcolor="#4472C4 [3204]" filled="t" stroked="t" coordsize="21600,21600" o:gfxdata="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">
-                <v:fill on="t" focussize="0,0"/>
-                <v:stroke weight="1pt" color="#172C51 [3204]" miterlimit="8" joinstyle="miter"/>
-                <v:imagedata o:title=""/>
-                <o:lock v:ext="edit" aspectratio="f"/>
-                <v:textbox>
-                  <w:txbxContent>
-                    <w:p>
-                      <w:pPr>
-                        <w:jc w:val="center"/>
-                      </w:pPr>
-                      <w:r>
-                        <w:drawing>
-                          <wp:inline distT="0" distB="0" distL="0" distR="0">
-                            <wp:extent cx="3491230" cy="1572260"/>
-                            <wp:effectExtent l="0" t="0" r="0" b="8890"/>
-                            <wp:docPr id="1206016023" name="Picture 11"/>
-                            <wp:cNvGraphicFramePr>
-                              <a:graphicFrameLocks xmlns:a="http://schemas.openxmlformats.org/drawingml/2006/main" noChangeAspect="1"/>
-                            </wp:cNvGraphicFramePr>
-                            <a:graphic xmlns:a="http://schemas.openxmlformats.org/drawingml/2006/main">
-                              <a:graphicData uri="http://schemas.openxmlformats.org/drawingml/2006/picture">
-                                <pic:pic xmlns:pic="http://schemas.openxmlformats.org/drawingml/2006/picture">
-                                  <pic:nvPicPr>
-                                    <pic:cNvPr id="1206016023" name="Picture 11"/>
-                                    <pic:cNvPicPr>
-                                      <a:picLocks noChangeAspect="1" noChangeArrowheads="1"/>
-                                    </pic:cNvPicPr>
-                                  </pic:nvPicPr>
-                                  <pic:blipFill>
-                                    <a:blip r:embed="rId13">
-                                      <a:extLst>
-                                        <a:ext uri="{28A0092B-C50C-407E-A947-70E740481C1C}">
-                                          <a14:useLocalDpi xmlns:a14="http://schemas.microsoft.com/office/drawing/2010/main" val="0"/>
-                                        </a:ext>
-                                      </a:extLst>
-                                    </a:blip>
-                                    <a:srcRect/>
-                                    <a:stretch>
-                                      <a:fillRect/>
-                                    </a:stretch>
-                                  </pic:blipFill>
-                                  <pic:spPr>
-                                    <a:xfrm>
-                                      <a:off x="0" y="0"/>
-                                      <a:ext cx="3491230" cy="1572260"/>
-                                    </a:xfrm>
-                                    <a:prstGeom prst="rect">
-                                      <a:avLst/>
-                                    </a:prstGeom>
-                                    <a:noFill/>
-                                    <a:ln>
-                                      <a:noFill/>
-                                    </a:ln>
-                                  </pic:spPr>
-                                </pic:pic>
-                              </a:graphicData>
-                            </a:graphic>
-                          </wp:inline>
-                        </w:drawing>
-                      </w:r>
-                    </w:p>
-                  </w:txbxContent>
-                </v:textbox>
-              </v:rect>
-            </w:pict>
-          </mc:Fallback>
-        </mc:AlternateContent>
-      </w:r>
-      <w:r>
+        <w:spacing w:line="278" w:lineRule="auto"/>
+      </w:pPr>
+      <w:r>
+        <w:rPr>
+          <w:noProof/>
+        </w:rPr>
         <w:drawing>
-          <wp:inline distT="0" distB="0" distL="0" distR="0">
-            <wp:extent cx="3688080" cy="6089650"/>
-            <wp:effectExtent l="0" t="0" r="7620" b="6350"/>
-            <wp:docPr id="1453233448" name="Picture 9"/>
+          <wp:inline distT="0" distB="0" distL="0" distR="0" wp14:anchorId="031348CD" wp14:editId="15DC93F4">
+            <wp:extent cx="2085340" cy="1296035"/>
+            <wp:effectExtent l="0" t="0" r="10160" b="12065"/>
+            <wp:docPr id="1296987512" name="Picture 13"/>
             <wp:cNvGraphicFramePr>
               <a:graphicFrameLocks xmlns:a="http://schemas.openxmlformats.org/drawingml/2006/main" noChangeAspect="1"/>
             </wp:cNvGraphicFramePr>
@@ -2480,7 +1671,73 @@
               <a:graphicData uri="http://schemas.openxmlformats.org/drawingml/2006/picture">
                 <pic:pic xmlns:pic="http://schemas.openxmlformats.org/drawingml/2006/picture">
                   <pic:nvPicPr>
-                    <pic:cNvPr id="1453233448" name="Picture 9"/>
+                    <pic:cNvPr id="1296987512" name="Picture 13"/>
+                    <pic:cNvPicPr>
+                      <a:picLocks noChangeAspect="1" noChangeArrowheads="1"/>
+                    </pic:cNvPicPr>
+                  </pic:nvPicPr>
+                  <pic:blipFill>
+                    <a:blip r:embed="rId13">
+                      <a:extLst>
+                        <a:ext uri="{28A0092B-C50C-407E-A947-70E740481C1C}">
+                          <a14:useLocalDpi xmlns:a14="http://schemas.microsoft.com/office/drawing/2010/main" val="0"/>
+                        </a:ext>
+                      </a:extLst>
+                    </a:blip>
+                    <a:srcRect/>
+                    <a:stretch>
+                      <a:fillRect/>
+                    </a:stretch>
+                  </pic:blipFill>
+                  <pic:spPr>
+                    <a:xfrm>
+                      <a:off x="0" y="0"/>
+                      <a:ext cx="2085340" cy="1296035"/>
+                    </a:xfrm>
+                    <a:prstGeom prst="rect">
+                      <a:avLst/>
+                    </a:prstGeom>
+                    <a:noFill/>
+                    <a:ln>
+                      <a:noFill/>
+                    </a:ln>
+                  </pic:spPr>
+                </pic:pic>
+              </a:graphicData>
+            </a:graphic>
+          </wp:inline>
+        </w:drawing>
+      </w:r>
+    </w:p>
+    <w:p>
+      <w:pPr>
+        <w:spacing w:line="278" w:lineRule="auto"/>
+      </w:pPr>
+      <w:r>
+        <w:rPr>
+          <w:noProof/>
+        </w:rPr>
+        <w:drawing>
+          <wp:anchor distT="0" distB="0" distL="114300" distR="114300" simplePos="0" relativeHeight="251660288" behindDoc="0" locked="0" layoutInCell="1" allowOverlap="1" wp14:anchorId="2FE97621" wp14:editId="5258BE67">
+            <wp:simplePos x="0" y="0"/>
+            <wp:positionH relativeFrom="margin">
+              <wp:posOffset>-285750</wp:posOffset>
+            </wp:positionH>
+            <wp:positionV relativeFrom="margin">
+              <wp:posOffset>4349750</wp:posOffset>
+            </wp:positionV>
+            <wp:extent cx="2786380" cy="2622550"/>
+            <wp:effectExtent l="0" t="0" r="0" b="6350"/>
+            <wp:wrapSquare wrapText="bothSides"/>
+            <wp:docPr id="1206016023" name="Picture 11"/>
+            <wp:cNvGraphicFramePr>
+              <a:graphicFrameLocks xmlns:a="http://schemas.openxmlformats.org/drawingml/2006/main" noChangeAspect="1"/>
+            </wp:cNvGraphicFramePr>
+            <a:graphic xmlns:a="http://schemas.openxmlformats.org/drawingml/2006/main">
+              <a:graphicData uri="http://schemas.openxmlformats.org/drawingml/2006/picture">
+                <pic:pic xmlns:pic="http://schemas.openxmlformats.org/drawingml/2006/picture">
+                  <pic:nvPicPr>
+                    <pic:cNvPr id="1206016023" name="Picture 11"/>
                     <pic:cNvPicPr>
                       <a:picLocks noChangeAspect="1" noChangeArrowheads="1"/>
                     </pic:cNvPicPr>
@@ -2501,7 +1758,7 @@
                   <pic:spPr>
                     <a:xfrm>
                       <a:off x="0" y="0"/>
-                      <a:ext cx="3688080" cy="6089650"/>
+                      <a:ext cx="2786380" cy="2622550"/>
                     </a:xfrm>
                     <a:prstGeom prst="rect">
                       <a:avLst/>
@@ -2514,23 +1771,227 @@
                 </pic:pic>
               </a:graphicData>
             </a:graphic>
-          </wp:inline>
+            <wp14:sizeRelH relativeFrom="margin">
+              <wp14:pctWidth>0</wp14:pctWidth>
+            </wp14:sizeRelH>
+          </wp:anchor>
         </w:drawing>
       </w:r>
+      <w:r>
+        <w:rPr>
+          <w:noProof/>
+        </w:rPr>
+        <w:drawing>
+          <wp:anchor distT="0" distB="0" distL="114300" distR="114300" simplePos="0" relativeHeight="251658240" behindDoc="0" locked="0" layoutInCell="1" allowOverlap="1" wp14:anchorId="728B7214" wp14:editId="202EE7B1">
+            <wp:simplePos x="0" y="0"/>
+            <wp:positionH relativeFrom="margin">
+              <wp:posOffset>-368300</wp:posOffset>
+            </wp:positionH>
+            <wp:positionV relativeFrom="margin">
+              <wp:posOffset>-425450</wp:posOffset>
+            </wp:positionV>
+            <wp:extent cx="3968750" cy="4412615"/>
+            <wp:effectExtent l="0" t="0" r="0" b="6985"/>
+            <wp:wrapSquare wrapText="bothSides"/>
+            <wp:docPr id="1772940129" name="Picture 16"/>
+            <wp:cNvGraphicFramePr>
+              <a:graphicFrameLocks xmlns:a="http://schemas.openxmlformats.org/drawingml/2006/main" noChangeAspect="1"/>
+            </wp:cNvGraphicFramePr>
+            <a:graphic xmlns:a="http://schemas.openxmlformats.org/drawingml/2006/main">
+              <a:graphicData uri="http://schemas.openxmlformats.org/drawingml/2006/picture">
+                <pic:pic xmlns:pic="http://schemas.openxmlformats.org/drawingml/2006/picture">
+                  <pic:nvPicPr>
+                    <pic:cNvPr id="1772940129" name="Picture 16"/>
+                    <pic:cNvPicPr>
+                      <a:picLocks noChangeAspect="1" noChangeArrowheads="1"/>
+                    </pic:cNvPicPr>
+                  </pic:nvPicPr>
+                  <pic:blipFill>
+                    <a:blip r:embed="rId15">
+                      <a:extLst>
+                        <a:ext uri="{28A0092B-C50C-407E-A947-70E740481C1C}">
+                          <a14:useLocalDpi xmlns:a14="http://schemas.microsoft.com/office/drawing/2010/main" val="0"/>
+                        </a:ext>
+                      </a:extLst>
+                    </a:blip>
+                    <a:srcRect/>
+                    <a:stretch>
+                      <a:fillRect/>
+                    </a:stretch>
+                  </pic:blipFill>
+                  <pic:spPr>
+                    <a:xfrm>
+                      <a:off x="0" y="0"/>
+                      <a:ext cx="3968750" cy="4412615"/>
+                    </a:xfrm>
+                    <a:prstGeom prst="rect">
+                      <a:avLst/>
+                    </a:prstGeom>
+                    <a:noFill/>
+                    <a:ln>
+                      <a:noFill/>
+                    </a:ln>
+                  </pic:spPr>
+                </pic:pic>
+              </a:graphicData>
+            </a:graphic>
+            <wp14:sizeRelH relativeFrom="margin">
+              <wp14:pctWidth>0</wp14:pctWidth>
+            </wp14:sizeRelH>
+            <wp14:sizeRelV relativeFrom="margin">
+              <wp14:pctHeight>0</wp14:pctHeight>
+            </wp14:sizeRelV>
+          </wp:anchor>
+        </w:drawing>
+      </w:r>
+      <w:r>
+        <w:rPr>
+          <w:noProof/>
+        </w:rPr>
+        <w:drawing>
+          <wp:anchor distT="0" distB="0" distL="114300" distR="114300" simplePos="0" relativeHeight="251661312" behindDoc="0" locked="0" layoutInCell="1" allowOverlap="1" wp14:anchorId="2BB1C6B0" wp14:editId="3E67EE42">
+            <wp:simplePos x="0" y="0"/>
+            <wp:positionH relativeFrom="margin">
+              <wp:posOffset>4470400</wp:posOffset>
+            </wp:positionH>
+            <wp:positionV relativeFrom="margin">
+              <wp:posOffset>1327150</wp:posOffset>
+            </wp:positionV>
+            <wp:extent cx="2095500" cy="2647950"/>
+            <wp:effectExtent l="0" t="0" r="0" b="0"/>
+            <wp:wrapSquare wrapText="bothSides"/>
+            <wp:docPr id="1453233448" name="Picture 9"/>
+            <wp:cNvGraphicFramePr>
+              <a:graphicFrameLocks xmlns:a="http://schemas.openxmlformats.org/drawingml/2006/main" noChangeAspect="1"/>
+            </wp:cNvGraphicFramePr>
+            <a:graphic xmlns:a="http://schemas.openxmlformats.org/drawingml/2006/main">
+              <a:graphicData uri="http://schemas.openxmlformats.org/drawingml/2006/picture">
+                <pic:pic xmlns:pic="http://schemas.openxmlformats.org/drawingml/2006/picture">
+                  <pic:nvPicPr>
+                    <pic:cNvPr id="1453233448" name="Picture 9"/>
+                    <pic:cNvPicPr>
+                      <a:picLocks noChangeAspect="1" noChangeArrowheads="1"/>
+                    </pic:cNvPicPr>
+                  </pic:nvPicPr>
+                  <pic:blipFill>
+                    <a:blip r:embed="rId16">
+                      <a:extLst>
+                        <a:ext uri="{28A0092B-C50C-407E-A947-70E740481C1C}">
+                          <a14:useLocalDpi xmlns:a14="http://schemas.microsoft.com/office/drawing/2010/main" val="0"/>
+                        </a:ext>
+                      </a:extLst>
+                    </a:blip>
+                    <a:srcRect/>
+                    <a:stretch>
+                      <a:fillRect/>
+                    </a:stretch>
+                  </pic:blipFill>
+                  <pic:spPr>
+                    <a:xfrm>
+                      <a:off x="0" y="0"/>
+                      <a:ext cx="2095500" cy="2647950"/>
+                    </a:xfrm>
+                    <a:prstGeom prst="rect">
+                      <a:avLst/>
+                    </a:prstGeom>
+                    <a:noFill/>
+                    <a:ln>
+                      <a:noFill/>
+                    </a:ln>
+                  </pic:spPr>
+                </pic:pic>
+              </a:graphicData>
+            </a:graphic>
+            <wp14:sizeRelH relativeFrom="margin">
+              <wp14:pctWidth>0</wp14:pctWidth>
+            </wp14:sizeRelH>
+            <wp14:sizeRelV relativeFrom="margin">
+              <wp14:pctHeight>0</wp14:pctHeight>
+            </wp14:sizeRelV>
+          </wp:anchor>
+        </w:drawing>
+      </w:r>
+      <w:r>
+        <w:rPr>
+          <w:noProof/>
+        </w:rPr>
+        <w:drawing>
+          <wp:anchor distT="0" distB="0" distL="114300" distR="114300" simplePos="0" relativeHeight="251659264" behindDoc="0" locked="0" layoutInCell="1" allowOverlap="1" wp14:anchorId="746FE5C3" wp14:editId="633C477C">
+            <wp:simplePos x="0" y="0"/>
+            <wp:positionH relativeFrom="margin">
+              <wp:posOffset>4445000</wp:posOffset>
+            </wp:positionH>
+            <wp:positionV relativeFrom="page">
+              <wp:posOffset>488950</wp:posOffset>
+            </wp:positionV>
+            <wp:extent cx="2113915" cy="1536700"/>
+            <wp:effectExtent l="0" t="0" r="635" b="6350"/>
+            <wp:wrapSquare wrapText="bothSides"/>
+            <wp:docPr id="1720190959" name="Picture 17"/>
+            <wp:cNvGraphicFramePr>
+              <a:graphicFrameLocks xmlns:a="http://schemas.openxmlformats.org/drawingml/2006/main" noChangeAspect="1"/>
+            </wp:cNvGraphicFramePr>
+            <a:graphic xmlns:a="http://schemas.openxmlformats.org/drawingml/2006/main">
+              <a:graphicData uri="http://schemas.openxmlformats.org/drawingml/2006/picture">
+                <pic:pic xmlns:pic="http://schemas.openxmlformats.org/drawingml/2006/picture">
+                  <pic:nvPicPr>
+                    <pic:cNvPr id="1720190959" name="Picture 17"/>
+                    <pic:cNvPicPr>
+                      <a:picLocks noChangeAspect="1" noChangeArrowheads="1"/>
+                    </pic:cNvPicPr>
+                  </pic:nvPicPr>
+                  <pic:blipFill>
+                    <a:blip r:embed="rId17">
+                      <a:extLst>
+                        <a:ext uri="{28A0092B-C50C-407E-A947-70E740481C1C}">
+                          <a14:useLocalDpi xmlns:a14="http://schemas.microsoft.com/office/drawing/2010/main" val="0"/>
+                        </a:ext>
+                      </a:extLst>
+                    </a:blip>
+                    <a:srcRect/>
+                    <a:stretch>
+                      <a:fillRect/>
+                    </a:stretch>
+                  </pic:blipFill>
+                  <pic:spPr>
+                    <a:xfrm>
+                      <a:off x="0" y="0"/>
+                      <a:ext cx="2113915" cy="1536700"/>
+                    </a:xfrm>
+                    <a:prstGeom prst="rect">
+                      <a:avLst/>
+                    </a:prstGeom>
+                    <a:noFill/>
+                    <a:ln>
+                      <a:noFill/>
+                    </a:ln>
+                  </pic:spPr>
+                </pic:pic>
+              </a:graphicData>
+            </a:graphic>
+          </wp:anchor>
+        </w:drawing>
+      </w:r>
     </w:p>
     <w:sectPr>
+      <w:headerReference w:type="even" r:id="rId18"/>
+      <w:headerReference w:type="default" r:id="rId19"/>
+      <w:footerReference w:type="even" r:id="rId20"/>
+      <w:footerReference w:type="default" r:id="rId21"/>
+      <w:headerReference w:type="first" r:id="rId22"/>
+      <w:footerReference w:type="first" r:id="rId23"/>
       <w:pgSz w:w="12240" w:h="15840"/>
       <w:pgMar w:top="1440" w:right="1440" w:bottom="1440" w:left="1440" w:header="720" w:footer="720" w:gutter="0"/>
-      <w:cols w:space="720" w:num="1"/>
-      <w:docGrid w:linePitch="360" w:charSpace="0"/>
+      <w:cols w:space="720"/>
+      <w:docGrid w:linePitch="360"/>
     </w:sectPr>
   </w:body>
 </w:document>
 </file>
 
 <file path=word/endnotes.xml><?xml version="1.0" encoding="utf-8"?>
-<w:endnotes xmlns:wpc="http://schemas.microsoft.com/office/word/2010/wordprocessingCanvas" xmlns:mc="http://schemas.openxmlformats.org/markup-compatibility/2006" xmlns:o="urn:schemas-microsoft-com:office:office" xmlns:r="http://schemas.openxmlformats.org/officeDocument/2006/relationships" xmlns:m="http://schemas.openxmlformats.org/officeDocument/2006/math" xmlns:v="urn:schemas-microsoft-com:vml" xmlns:wp14="http://schemas.microsoft.com/office/word/2010/wordprocessingDrawing" xmlns:wp="http://schemas.openxmlformats.org/drawingml/2006/wordprocessingDrawing" xmlns:w="http://schemas.openxmlformats.org/wordprocessingml/2006/main" xmlns:w14="http://schemas.microsoft.com/office/word/2010/wordml" xmlns:w15="http://schemas.microsoft.com/office/word/2012/wordml" xmlns:w10="urn:schemas-microsoft-com:office:word" xmlns:wpg="http://schemas.microsoft.com/office/word/2010/wordprocessingGroup" xmlns:wpi="http://schemas.microsoft.com/office/word/2010/wordprocessingInk" xmlns:wne="http://schemas.microsoft.com/office/word/2006/wordml" xmlns:wps="http://schemas.microsoft.com/office/word/2010/wordprocessingShape" xmlns:wpsCustomData="http://www.wps.cn/officeDocument/2013/wpsCustomData" mc:Ignorable="w14 w15 wp14">
-  <w:endnote w:type="separator" w:id="0">
+<w:endnotes xmlns:wpc="http://schemas.microsoft.com/office/word/2010/wordprocessingCanvas" xmlns:cx="http://schemas.microsoft.com/office/drawing/2014/chartex" xmlns:cx1="http://schemas.microsoft.com/office/drawing/2015/9/8/chartex" xmlns:cx2="http://schemas.microsoft.com/office/drawing/2015/10/21/chartex" xmlns:cx3="http://schemas.microsoft.com/office/drawing/2016/5/9/chartex" xmlns:cx4="http://schemas.microsoft.com/office/drawing/2016/5/10/chartex" xmlns:cx5="http://schemas.microsoft.com/office/drawing/2016/5/11/chartex" xmlns:cx6="http://schemas.microsoft.com/office/drawing/2016/5/12/chartex" xmlns:cx7="http://schemas.microsoft.com/office/drawing/2016/5/13/chartex" xmlns:cx8="http://schemas.microsoft.com/office/drawing/2016/5/14/chartex" xmlns:mc="http://schemas.openxmlformats.org/markup-compatibility/2006" xmlns:aink="http://schemas.microsoft.com/office/drawing/2016/ink" xmlns:am3d="http://schemas.microsoft.com/office/drawing/2017/model3d" xmlns:o="urn:schemas-microsoft-com:office:office" xmlns:oel="http://schemas.microsoft.com/office/2019/extlst" xmlns:r="http://schemas.openxmlformats.org/officeDocument/2006/relationships" xmlns:m="http://schemas.openxmlformats.org/officeDocument/2006/math" xmlns:v="urn:schemas-microsoft-com:vml" xmlns:wp14="http://schemas.microsoft.com/office/word/2010/wordprocessingDrawing" xmlns:wp="http://schemas.openxmlformats.org/drawingml/2006/wordprocessingDrawing" xmlns:w10="urn:schemas-microsoft-com:office:word" xmlns:w="http://schemas.openxmlformats.org/wordprocessingml/2006/main" xmlns:w14="http://schemas.microsoft.com/office/word/2010/wordml" xmlns:w15="http://schemas.microsoft.com/office/word/2012/wordml" xmlns:w16cex="http://schemas.microsoft.com/office/word/2018/wordml/cex" xmlns:w16cid="http://schemas.microsoft.com/office/word/2016/wordml/cid" xmlns:w16="http://schemas.microsoft.com/office/word/2018/wordml" xmlns:w16du="http://schemas.microsoft.com/office/word/2023/wordml/word16du" xmlns:w16sdtdh="http://schemas.microsoft.com/office/word/2020/wordml/sdtdatahash" xmlns:w16sdtfl="http://schemas.microsoft.com/office/word/2024/wordml/sdtformatlock" xmlns:w16se="http://schemas.microsoft.com/office/word/2015/wordml/symex" xmlns:wpg="http://schemas.microsoft.com/office/word/2010/wordprocessingGroup" xmlns:wpi="http://schemas.microsoft.com/office/word/2010/wordprocessingInk" xmlns:wne="http://schemas.microsoft.com/office/word/2006/wordml" xmlns:wps="http://schemas.microsoft.com/office/word/2010/wordprocessingShape" mc:Ignorable="w14 w15 w16se w16cid w16 w16cex w16sdtdh w16sdtfl w16du wp14">
+  <w:endnote w:type="separator" w:id="-1">
     <w:p>
       <w:pPr>
         <w:spacing w:line="240" w:lineRule="auto"/>
@@ -2540,7 +2001,7 @@
       </w:r>
     </w:p>
   </w:endnote>
-  <w:endnote w:type="continuationSeparator" w:id="1">
+  <w:endnote w:type="continuationSeparator" w:id="0">
     <w:p>
       <w:pPr>
         <w:spacing w:line="240" w:lineRule="auto"/>
@@ -2553,22 +2014,52 @@
 </w:endnotes>
 </file>
 
+<file path=word/footer1.xml><?xml version="1.0" encoding="utf-8"?>
+<w:ftr xmlns:wpc="http://schemas.microsoft.com/office/word/2010/wordprocessingCanvas" xmlns:cx="http://schemas.microsoft.com/office/drawing/2014/chartex" xmlns:cx1="http://schemas.microsoft.com/office/drawing/2015/9/8/chartex" xmlns:cx2="http://schemas.microsoft.com/office/drawing/2015/10/21/chartex" xmlns:cx3="http://schemas.microsoft.com/office/drawing/2016/5/9/chartex" xmlns:cx4="http://schemas.microsoft.com/office/drawing/2016/5/10/chartex" xmlns:cx5="http://schemas.microsoft.com/office/drawing/2016/5/11/chartex" xmlns:cx6="http://schemas.microsoft.com/office/drawing/2016/5/12/chartex" xmlns:cx7="http://schemas.microsoft.com/office/drawing/2016/5/13/chartex" xmlns:cx8="http://schemas.microsoft.com/office/drawing/2016/5/14/chartex" xmlns:mc="http://schemas.openxmlformats.org/markup-compatibility/2006" xmlns:aink="http://schemas.microsoft.com/office/drawing/2016/ink" xmlns:am3d="http://schemas.microsoft.com/office/drawing/2017/model3d" xmlns:o="urn:schemas-microsoft-com:office:office" xmlns:oel="http://schemas.microsoft.com/office/2019/extlst" xmlns:r="http://schemas.openxmlformats.org/officeDocument/2006/relationships" xmlns:m="http://schemas.openxmlformats.org/officeDocument/2006/math" xmlns:v="urn:schemas-microsoft-com:vml" xmlns:wp14="http://schemas.microsoft.com/office/word/2010/wordprocessingDrawing" xmlns:wp="http://schemas.openxmlformats.org/drawingml/2006/wordprocessingDrawing" xmlns:w10="urn:schemas-microsoft-com:office:word" xmlns:w="http://schemas.openxmlformats.org/wordprocessingml/2006/main" xmlns:w14="http://schemas.microsoft.com/office/word/2010/wordml" xmlns:w15="http://schemas.microsoft.com/office/word/2012/wordml" xmlns:w16cex="http://schemas.microsoft.com/office/word/2018/wordml/cex" xmlns:w16cid="http://schemas.microsoft.com/office/word/2016/wordml/cid" xmlns:w16="http://schemas.microsoft.com/office/word/2018/wordml" xmlns:w16du="http://schemas.microsoft.com/office/word/2023/wordml/word16du" xmlns:w16sdtdh="http://schemas.microsoft.com/office/word/2020/wordml/sdtdatahash" xmlns:w16sdtfl="http://schemas.microsoft.com/office/word/2024/wordml/sdtformatlock" xmlns:w16se="http://schemas.microsoft.com/office/word/2015/wordml/symex" xmlns:wpg="http://schemas.microsoft.com/office/word/2010/wordprocessingGroup" xmlns:wpi="http://schemas.microsoft.com/office/word/2010/wordprocessingInk" xmlns:wne="http://schemas.microsoft.com/office/word/2006/wordml" xmlns:wps="http://schemas.microsoft.com/office/word/2010/wordprocessingShape" mc:Ignorable="w14 w15 w16se w16cid w16 w16cex w16sdtdh w16sdtfl w16du wp14">
+  <w:p>
+    <w:pPr>
+      <w:pStyle w:val="Footer"/>
+    </w:pPr>
+  </w:p>
+</w:ftr>
+</file>
+
+<file path=word/footer2.xml><?xml version="1.0" encoding="utf-8"?>
+<w:ftr xmlns:wpc="http://schemas.microsoft.com/office/word/2010/wordprocessingCanvas" xmlns:cx="http://schemas.microsoft.com/office/drawing/2014/chartex" xmlns:cx1="http://schemas.microsoft.com/office/drawing/2015/9/8/chartex" xmlns:cx2="http://schemas.microsoft.com/office/drawing/2015/10/21/chartex" xmlns:cx3="http://schemas.microsoft.com/office/drawing/2016/5/9/chartex" xmlns:cx4="http://schemas.microsoft.com/office/drawing/2016/5/10/chartex" xmlns:cx5="http://schemas.microsoft.com/office/drawing/2016/5/11/chartex" xmlns:cx6="http://schemas.microsoft.com/office/drawing/2016/5/12/chartex" xmlns:cx7="http://schemas.microsoft.com/office/drawing/2016/5/13/chartex" xmlns:cx8="http://schemas.microsoft.com/office/drawing/2016/5/14/chartex" xmlns:mc="http://schemas.openxmlformats.org/markup-compatibility/2006" xmlns:aink="http://schemas.microsoft.com/office/drawing/2016/ink" xmlns:am3d="http://schemas.microsoft.com/office/drawing/2017/model3d" xmlns:o="urn:schemas-microsoft-com:office:office" xmlns:oel="http://schemas.microsoft.com/office/2019/extlst" xmlns:r="http://schemas.openxmlformats.org/officeDocument/2006/relationships" xmlns:m="http://schemas.openxmlformats.org/officeDocument/2006/math" xmlns:v="urn:schemas-microsoft-com:vml" xmlns:wp14="http://schemas.microsoft.com/office/word/2010/wordprocessingDrawing" xmlns:wp="http://schemas.openxmlformats.org/drawingml/2006/wordprocessingDrawing" xmlns:w10="urn:schemas-microsoft-com:office:word" xmlns:w="http://schemas.openxmlformats.org/wordprocessingml/2006/main" xmlns:w14="http://schemas.microsoft.com/office/word/2010/wordml" xmlns:w15="http://schemas.microsoft.com/office/word/2012/wordml" xmlns:w16cex="http://schemas.microsoft.com/office/word/2018/wordml/cex" xmlns:w16cid="http://schemas.microsoft.com/office/word/2016/wordml/cid" xmlns:w16="http://schemas.microsoft.com/office/word/2018/wordml" xmlns:w16du="http://schemas.microsoft.com/office/word/2023/wordml/word16du" xmlns:w16sdtdh="http://schemas.microsoft.com/office/word/2020/wordml/sdtdatahash" xmlns:w16sdtfl="http://schemas.microsoft.com/office/word/2024/wordml/sdtformatlock" xmlns:w16se="http://schemas.microsoft.com/office/word/2015/wordml/symex" xmlns:wpg="http://schemas.microsoft.com/office/word/2010/wordprocessingGroup" xmlns:wpi="http://schemas.microsoft.com/office/word/2010/wordprocessingInk" xmlns:wne="http://schemas.microsoft.com/office/word/2006/wordml" xmlns:wps="http://schemas.microsoft.com/office/word/2010/wordprocessingShape" mc:Ignorable="w14 w15 w16se w16cid w16 w16cex w16sdtdh w16sdtfl w16du wp14">
+  <w:p>
+    <w:pPr>
+      <w:pStyle w:val="Footer"/>
+    </w:pPr>
+  </w:p>
+</w:ftr>
+</file>
+
+<file path=word/footer3.xml><?xml version="1.0" encoding="utf-8"?>
+<w:ftr xmlns:wpc="http://schemas.microsoft.com/office/word/2010/wordprocessingCanvas" xmlns:cx="http://schemas.microsoft.com/office/drawing/2014/chartex" xmlns:cx1="http://schemas.microsoft.com/office/drawing/2015/9/8/chartex" xmlns:cx2="http://schemas.microsoft.com/office/drawing/2015/10/21/chartex" xmlns:cx3="http://schemas.microsoft.com/office/drawing/2016/5/9/chartex" xmlns:cx4="http://schemas.microsoft.com/office/drawing/2016/5/10/chartex" xmlns:cx5="http://schemas.microsoft.com/office/drawing/2016/5/11/chartex" xmlns:cx6="http://schemas.microsoft.com/office/drawing/2016/5/12/chartex" xmlns:cx7="http://schemas.microsoft.com/office/drawing/2016/5/13/chartex" xmlns:cx8="http://schemas.microsoft.com/office/drawing/2016/5/14/chartex" xmlns:mc="http://schemas.openxmlformats.org/markup-compatibility/2006" xmlns:aink="http://schemas.microsoft.com/office/drawing/2016/ink" xmlns:am3d="http://schemas.microsoft.com/office/drawing/2017/model3d" xmlns:o="urn:schemas-microsoft-com:office:office" xmlns:oel="http://schemas.microsoft.com/office/2019/extlst" xmlns:r="http://schemas.openxmlformats.org/officeDocument/2006/relationships" xmlns:m="http://schemas.openxmlformats.org/officeDocument/2006/math" xmlns:v="urn:schemas-microsoft-com:vml" xmlns:wp14="http://schemas.microsoft.com/office/word/2010/wordprocessingDrawing" xmlns:wp="http://schemas.openxmlformats.org/drawingml/2006/wordprocessingDrawing" xmlns:w10="urn:schemas-microsoft-com:office:word" xmlns:w="http://schemas.openxmlformats.org/wordprocessingml/2006/main" xmlns:w14="http://schemas.microsoft.com/office/word/2010/wordml" xmlns:w15="http://schemas.microsoft.com/office/word/2012/wordml" xmlns:w16cex="http://schemas.microsoft.com/office/word/2018/wordml/cex" xmlns:w16cid="http://schemas.microsoft.com/office/word/2016/wordml/cid" xmlns:w16="http://schemas.microsoft.com/office/word/2018/wordml" xmlns:w16du="http://schemas.microsoft.com/office/word/2023/wordml/word16du" xmlns:w16sdtdh="http://schemas.microsoft.com/office/word/2020/wordml/sdtdatahash" xmlns:w16sdtfl="http://schemas.microsoft.com/office/word/2024/wordml/sdtformatlock" xmlns:w16se="http://schemas.microsoft.com/office/word/2015/wordml/symex" xmlns:wpg="http://schemas.microsoft.com/office/word/2010/wordprocessingGroup" xmlns:wpi="http://schemas.microsoft.com/office/word/2010/wordprocessingInk" xmlns:wne="http://schemas.microsoft.com/office/word/2006/wordml" xmlns:wps="http://schemas.microsoft.com/office/word/2010/wordprocessingShape" mc:Ignorable="w14 w15 w16se w16cid w16 w16cex w16sdtdh w16sdtfl w16du wp14">
+  <w:p>
+    <w:pPr>
+      <w:pStyle w:val="Footer"/>
+    </w:pPr>
+  </w:p>
+</w:ftr>
+</file>
+
 <file path=word/footnotes.xml><?xml version="1.0" encoding="utf-8"?>
-<w:footnotes xmlns:wpc="http://schemas.microsoft.com/office/word/2010/wordprocessingCanvas" xmlns:mc="http://schemas.openxmlformats.org/markup-compatibility/2006" xmlns:o="urn:schemas-microsoft-com:office:office" xmlns:r="http://schemas.openxmlformats.org/officeDocument/2006/relationships" xmlns:m="http://schemas.openxmlformats.org/officeDocument/2006/math" xmlns:v="urn:schemas-microsoft-com:vml" xmlns:wp14="http://schemas.microsoft.com/office/word/2010/wordprocessingDrawing" xmlns:wp="http://schemas.openxmlformats.org/drawingml/2006/wordprocessingDrawing" xmlns:w="http://schemas.openxmlformats.org/wordprocessingml/2006/main" xmlns:w14="http://schemas.microsoft.com/office/word/2010/wordml" xmlns:w15="http://schemas.microsoft.com/office/word/2012/wordml" xmlns:w10="urn:schemas-microsoft-com:office:word" xmlns:wpg="http://schemas.microsoft.com/office/word/2010/wordprocessingGroup" xmlns:wpi="http://schemas.microsoft.com/office/word/2010/wordprocessingInk" xmlns:wne="http://schemas.microsoft.com/office/word/2006/wordml" xmlns:wps="http://schemas.microsoft.com/office/word/2010/wordprocessingShape" xmlns:wpsCustomData="http://www.wps.cn/officeDocument/2013/wpsCustomData" mc:Ignorable="w14 w15 wp14">
-  <w:footnote w:type="separator" w:id="0">
-    <w:p>
-      <w:pPr>
-        <w:spacing w:before="0" w:after="0" w:line="288" w:lineRule="auto"/>
+<w:footnotes xmlns:wpc="http://schemas.microsoft.com/office/word/2010/wordprocessingCanvas" xmlns:cx="http://schemas.microsoft.com/office/drawing/2014/chartex" xmlns:cx1="http://schemas.microsoft.com/office/drawing/2015/9/8/chartex" xmlns:cx2="http://schemas.microsoft.com/office/drawing/2015/10/21/chartex" xmlns:cx3="http://schemas.microsoft.com/office/drawing/2016/5/9/chartex" xmlns:cx4="http://schemas.microsoft.com/office/drawing/2016/5/10/chartex" xmlns:cx5="http://schemas.microsoft.com/office/drawing/2016/5/11/chartex" xmlns:cx6="http://schemas.microsoft.com/office/drawing/2016/5/12/chartex" xmlns:cx7="http://schemas.microsoft.com/office/drawing/2016/5/13/chartex" xmlns:cx8="http://schemas.microsoft.com/office/drawing/2016/5/14/chartex" xmlns:mc="http://schemas.openxmlformats.org/markup-compatibility/2006" xmlns:aink="http://schemas.microsoft.com/office/drawing/2016/ink" xmlns:am3d="http://schemas.microsoft.com/office/drawing/2017/model3d" xmlns:o="urn:schemas-microsoft-com:office:office" xmlns:oel="http://schemas.microsoft.com/office/2019/extlst" xmlns:r="http://schemas.openxmlformats.org/officeDocument/2006/relationships" xmlns:m="http://schemas.openxmlformats.org/officeDocument/2006/math" xmlns:v="urn:schemas-microsoft-com:vml" xmlns:wp14="http://schemas.microsoft.com/office/word/2010/wordprocessingDrawing" xmlns:wp="http://schemas.openxmlformats.org/drawingml/2006/wordprocessingDrawing" xmlns:w10="urn:schemas-microsoft-com:office:word" xmlns:w="http://schemas.openxmlformats.org/wordprocessingml/2006/main" xmlns:w14="http://schemas.microsoft.com/office/word/2010/wordml" xmlns:w15="http://schemas.microsoft.com/office/word/2012/wordml" xmlns:w16cex="http://schemas.microsoft.com/office/word/2018/wordml/cex" xmlns:w16cid="http://schemas.microsoft.com/office/word/2016/wordml/cid" xmlns:w16="http://schemas.microsoft.com/office/word/2018/wordml" xmlns:w16du="http://schemas.microsoft.com/office/word/2023/wordml/word16du" xmlns:w16sdtdh="http://schemas.microsoft.com/office/word/2020/wordml/sdtdatahash" xmlns:w16sdtfl="http://schemas.microsoft.com/office/word/2024/wordml/sdtformatlock" xmlns:w16se="http://schemas.microsoft.com/office/word/2015/wordml/symex" xmlns:wpg="http://schemas.microsoft.com/office/word/2010/wordprocessingGroup" xmlns:wpi="http://schemas.microsoft.com/office/word/2010/wordprocessingInk" xmlns:wne="http://schemas.microsoft.com/office/word/2006/wordml" xmlns:wps="http://schemas.microsoft.com/office/word/2010/wordprocessingShape" mc:Ignorable="w14 w15 w16se w16cid w16 w16cex w16sdtdh w16sdtfl w16du wp14">
+  <w:footnote w:type="separator" w:id="-1">
+    <w:p>
+      <w:pPr>
+        <w:spacing w:after="0"/>
       </w:pPr>
       <w:r>
         <w:separator/>
       </w:r>
     </w:p>
   </w:footnote>
-  <w:footnote w:type="continuationSeparator" w:id="1">
-    <w:p>
-      <w:pPr>
-        <w:spacing w:before="0" w:after="0" w:line="288" w:lineRule="auto"/>
+  <w:footnote w:type="continuationSeparator" w:id="0">
+    <w:p>
+      <w:pPr>
+        <w:spacing w:after="0"/>
       </w:pPr>
       <w:r>
         <w:continuationSeparator/>
@@ -2578,13 +2069,89 @@
 </w:footnotes>
 </file>
 
+<file path=word/header1.xml><?xml version="1.0" encoding="utf-8"?>
+<w:hdr xmlns:wpc="http://schemas.microsoft.com/office/word/2010/wordprocessingCanvas" xmlns:cx="http://schemas.microsoft.com/office/drawing/2014/chartex" xmlns:cx1="http://schemas.microsoft.com/office/drawing/2015/9/8/chartex" xmlns:cx2="http://schemas.microsoft.com/office/drawing/2015/10/21/chartex" xmlns:cx3="http://schemas.microsoft.com/office/drawing/2016/5/9/chartex" xmlns:cx4="http://schemas.microsoft.com/office/drawing/2016/5/10/chartex" xmlns:cx5="http://schemas.microsoft.com/office/drawing/2016/5/11/chartex" xmlns:cx6="http://schemas.microsoft.com/office/drawing/2016/5/12/chartex" xmlns:cx7="http://schemas.microsoft.com/office/drawing/2016/5/13/chartex" xmlns:cx8="http://schemas.microsoft.com/office/drawing/2016/5/14/chartex" xmlns:mc="http://schemas.openxmlformats.org/markup-compatibility/2006" xmlns:aink="http://schemas.microsoft.com/office/drawing/2016/ink" xmlns:am3d="http://schemas.microsoft.com/office/drawing/2017/model3d" xmlns:o="urn:schemas-microsoft-com:office:office" xmlns:oel="http://schemas.microsoft.com/office/2019/extlst" xmlns:r="http://schemas.openxmlformats.org/officeDocument/2006/relationships" xmlns:m="http://schemas.openxmlformats.org/officeDocument/2006/math" xmlns:v="urn:schemas-microsoft-com:vml" xmlns:wp14="http://schemas.microsoft.com/office/word/2010/wordprocessingDrawing" xmlns:wp="http://schemas.openxmlformats.org/drawingml/2006/wordprocessingDrawing" xmlns:w10="urn:schemas-microsoft-com:office:word" xmlns:w="http://schemas.openxmlformats.org/wordprocessingml/2006/main" xmlns:w14="http://schemas.microsoft.com/office/word/2010/wordml" xmlns:w15="http://schemas.microsoft.com/office/word/2012/wordml" xmlns:w16cex="http://schemas.microsoft.com/office/word/2018/wordml/cex" xmlns:w16cid="http://schemas.microsoft.com/office/word/2016/wordml/cid" xmlns:w16="http://schemas.microsoft.com/office/word/2018/wordml" xmlns:w16du="http://schemas.microsoft.com/office/word/2023/wordml/word16du" xmlns:w16sdtdh="http://schemas.microsoft.com/office/word/2020/wordml/sdtdatahash" xmlns:w16sdtfl="http://schemas.microsoft.com/office/word/2024/wordml/sdtformatlock" xmlns:w16se="http://schemas.microsoft.com/office/word/2015/wordml/symex" xmlns:wpg="http://schemas.microsoft.com/office/word/2010/wordprocessingGroup" xmlns:wpi="http://schemas.microsoft.com/office/word/2010/wordprocessingInk" xmlns:wne="http://schemas.microsoft.com/office/word/2006/wordml" xmlns:wps="http://schemas.microsoft.com/office/word/2010/wordprocessingShape" mc:Ignorable="w14 w15 w16se w16cid w16 w16cex w16sdtdh w16sdtfl w16du wp14">
+  <w:p>
+    <w:pPr>
+      <w:pStyle w:val="Header"/>
+    </w:pPr>
+  </w:p>
+</w:hdr>
+</file>
+
+<file path=word/header2.xml><?xml version="1.0" encoding="utf-8"?>
+<w:hdr xmlns:wpc="http://schemas.microsoft.com/office/word/2010/wordprocessingCanvas" xmlns:cx="http://schemas.microsoft.com/office/drawing/2014/chartex" xmlns:cx1="http://schemas.microsoft.com/office/drawing/2015/9/8/chartex" xmlns:cx2="http://schemas.microsoft.com/office/drawing/2015/10/21/chartex" xmlns:cx3="http://schemas.microsoft.com/office/drawing/2016/5/9/chartex" xmlns:cx4="http://schemas.microsoft.com/office/drawing/2016/5/10/chartex" xmlns:cx5="http://schemas.microsoft.com/office/drawing/2016/5/11/chartex" xmlns:cx6="http://schemas.microsoft.com/office/drawing/2016/5/12/chartex" xmlns:cx7="http://schemas.microsoft.com/office/drawing/2016/5/13/chartex" xmlns:cx8="http://schemas.microsoft.com/office/drawing/2016/5/14/chartex" xmlns:mc="http://schemas.openxmlformats.org/markup-compatibility/2006" xmlns:aink="http://schemas.microsoft.com/office/drawing/2016/ink" xmlns:am3d="http://schemas.microsoft.com/office/drawing/2017/model3d" xmlns:o="urn:schemas-microsoft-com:office:office" xmlns:oel="http://schemas.microsoft.com/office/2019/extlst" xmlns:r="http://schemas.openxmlformats.org/officeDocument/2006/relationships" xmlns:m="http://schemas.openxmlformats.org/officeDocument/2006/math" xmlns:v="urn:schemas-microsoft-com:vml" xmlns:wp14="http://schemas.microsoft.com/office/word/2010/wordprocessingDrawing" xmlns:wp="http://schemas.openxmlformats.org/drawingml/2006/wordprocessingDrawing" xmlns:w10="urn:schemas-microsoft-com:office:word" xmlns:w="http://schemas.openxmlformats.org/wordprocessingml/2006/main" xmlns:w14="http://schemas.microsoft.com/office/word/2010/wordml" xmlns:w15="http://schemas.microsoft.com/office/word/2012/wordml" xmlns:w16cex="http://schemas.microsoft.com/office/word/2018/wordml/cex" xmlns:w16cid="http://schemas.microsoft.com/office/word/2016/wordml/cid" xmlns:w16="http://schemas.microsoft.com/office/word/2018/wordml" xmlns:w16du="http://schemas.microsoft.com/office/word/2023/wordml/word16du" xmlns:w16sdtdh="http://schemas.microsoft.com/office/word/2020/wordml/sdtdatahash" xmlns:w16sdtfl="http://schemas.microsoft.com/office/word/2024/wordml/sdtformatlock" xmlns:w16se="http://schemas.microsoft.com/office/word/2015/wordml/symex" xmlns:wpg="http://schemas.microsoft.com/office/word/2010/wordprocessingGroup" xmlns:wpi="http://schemas.microsoft.com/office/word/2010/wordprocessingInk" xmlns:wne="http://schemas.microsoft.com/office/word/2006/wordml" xmlns:wps="http://schemas.microsoft.com/office/word/2010/wordprocessingShape" mc:Ignorable="w14 w15 w16se w16cid w16 w16cex w16sdtdh w16sdtfl w16du wp14">
+  <w:p>
+    <w:pPr>
+      <w:pStyle w:val="Header"/>
+    </w:pPr>
+    <w:r>
+      <w:rPr>
+        <w:noProof/>
+      </w:rPr>
+      <w:drawing>
+        <wp:inline distT="0" distB="0" distL="0" distR="0" wp14:anchorId="2CE22516" wp14:editId="46BD1D2E">
+          <wp:extent cx="1171339" cy="787400"/>
+          <wp:effectExtent l="0" t="0" r="0" b="0"/>
+          <wp:docPr id="958624011" name="Graphic 5"/>
+          <wp:cNvGraphicFramePr>
+            <a:graphicFrameLocks xmlns:a="http://schemas.openxmlformats.org/drawingml/2006/main" noChangeAspect="1"/>
+          </wp:cNvGraphicFramePr>
+          <a:graphic xmlns:a="http://schemas.openxmlformats.org/drawingml/2006/main">
+            <a:graphicData uri="http://schemas.openxmlformats.org/drawingml/2006/picture">
+              <pic:pic xmlns:pic="http://schemas.openxmlformats.org/drawingml/2006/picture">
+                <pic:nvPicPr>
+                  <pic:cNvPr id="958624011" name="Graphic 958624011"/>
+                  <pic:cNvPicPr/>
+                </pic:nvPicPr>
+                <pic:blipFill>
+                  <a:blip r:embed="rId1">
+                    <a:extLst>
+                      <a:ext uri="{96DAC541-7B7A-43D3-8B79-37D633B846F1}">
+                        <asvg:svgBlip xmlns:asvg="http://schemas.microsoft.com/office/drawing/2016/SVG/main" r:embed="rId2"/>
+                      </a:ext>
+                    </a:extLst>
+                  </a:blip>
+                  <a:stretch>
+                    <a:fillRect/>
+                  </a:stretch>
+                </pic:blipFill>
+                <pic:spPr>
+                  <a:xfrm>
+                    <a:off x="0" y="0"/>
+                    <a:ext cx="1171339" cy="787400"/>
+                  </a:xfrm>
+                  <a:prstGeom prst="rect">
+                    <a:avLst/>
+                  </a:prstGeom>
+                </pic:spPr>
+              </pic:pic>
+            </a:graphicData>
+          </a:graphic>
+        </wp:inline>
+      </w:drawing>
+    </w:r>
+  </w:p>
+</w:hdr>
+</file>
+
+<file path=word/header3.xml><?xml version="1.0" encoding="utf-8"?>
+<w:hdr xmlns:wpc="http://schemas.microsoft.com/office/word/2010/wordprocessingCanvas" xmlns:cx="http://schemas.microsoft.com/office/drawing/2014/chartex" xmlns:cx1="http://schemas.microsoft.com/office/drawing/2015/9/8/chartex" xmlns:cx2="http://schemas.microsoft.com/office/drawing/2015/10/21/chartex" xmlns:cx3="http://schemas.microsoft.com/office/drawing/2016/5/9/chartex" xmlns:cx4="http://schemas.microsoft.com/office/drawing/2016/5/10/chartex" xmlns:cx5="http://schemas.microsoft.com/office/drawing/2016/5/11/chartex" xmlns:cx6="http://schemas.microsoft.com/office/drawing/2016/5/12/chartex" xmlns:cx7="http://schemas.microsoft.com/office/drawing/2016/5/13/chartex" xmlns:cx8="http://schemas.microsoft.com/office/drawing/2016/5/14/chartex" xmlns:mc="http://schemas.openxmlformats.org/markup-compatibility/2006" xmlns:aink="http://schemas.microsoft.com/office/drawing/2016/ink" xmlns:am3d="http://schemas.microsoft.com/office/drawing/2017/model3d" xmlns:o="urn:schemas-microsoft-com:office:office" xmlns:oel="http://schemas.microsoft.com/office/2019/extlst" xmlns:r="http://schemas.openxmlformats.org/officeDocument/2006/relationships" xmlns:m="http://schemas.openxmlformats.org/officeDocument/2006/math" xmlns:v="urn:schemas-microsoft-com:vml" xmlns:wp14="http://schemas.microsoft.com/office/word/2010/wordprocessingDrawing" xmlns:wp="http://schemas.openxmlformats.org/drawingml/2006/wordprocessingDrawing" xmlns:w10="urn:schemas-microsoft-com:office:word" xmlns:w="http://schemas.openxmlformats.org/wordprocessingml/2006/main" xmlns:w14="http://schemas.microsoft.com/office/word/2010/wordml" xmlns:w15="http://schemas.microsoft.com/office/word/2012/wordml" xmlns:w16cex="http://schemas.microsoft.com/office/word/2018/wordml/cex" xmlns:w16cid="http://schemas.microsoft.com/office/word/2016/wordml/cid" xmlns:w16="http://schemas.microsoft.com/office/word/2018/wordml" xmlns:w16du="http://schemas.microsoft.com/office/word/2023/wordml/word16du" xmlns:w16sdtdh="http://schemas.microsoft.com/office/word/2020/wordml/sdtdatahash" xmlns:w16sdtfl="http://schemas.microsoft.com/office/word/2024/wordml/sdtformatlock" xmlns:w16se="http://schemas.microsoft.com/office/word/2015/wordml/symex" xmlns:wpg="http://schemas.microsoft.com/office/word/2010/wordprocessingGroup" xmlns:wpi="http://schemas.microsoft.com/office/word/2010/wordprocessingInk" xmlns:wne="http://schemas.microsoft.com/office/word/2006/wordml" xmlns:wps="http://schemas.microsoft.com/office/word/2010/wordprocessingShape" mc:Ignorable="w14 w15 w16se w16cid w16 w16cex w16sdtdh w16sdtfl w16du wp14">
+  <w:p>
+    <w:pPr>
+      <w:pStyle w:val="Header"/>
+    </w:pPr>
+  </w:p>
+</w:hdr>
+</file>
+
 <file path=word/numbering.xml><?xml version="1.0" encoding="utf-8"?>
-<w:numbering xmlns:wpc="http://schemas.microsoft.com/office/word/2010/wordprocessingCanvas" xmlns:mc="http://schemas.openxmlformats.org/markup-compatibility/2006" xmlns:o="urn:schemas-microsoft-com:office:office" xmlns:r="http://schemas.openxmlformats.org/officeDocument/2006/relationships" xmlns:m="http://schemas.openxmlformats.org/officeDocument/2006/math" xmlns:v="urn:schemas-microsoft-com:vml" xmlns:wp14="http://schemas.microsoft.com/office/word/2010/wordprocessingDrawing" xmlns:wp="http://schemas.openxmlformats.org/drawingml/2006/wordprocessingDrawing" xmlns:w10="urn:schemas-microsoft-com:office:word" xmlns:w="http://schemas.openxmlformats.org/wordprocessingml/2006/main" xmlns:w14="http://schemas.microsoft.com/office/word/2010/wordml" xmlns:wpg="http://schemas.microsoft.com/office/word/2010/wordprocessingGroup" xmlns:wpi="http://schemas.microsoft.com/office/word/2010/wordprocessingInk" xmlns:wne="http://schemas.microsoft.com/office/word/2006/wordml" xmlns:wps="http://schemas.microsoft.com/office/word/2010/wordprocessingShape" xmlns:wpsCustomData="http://www.wps.cn/officeDocument/2013/wpsCustomData" mc:Ignorable="w14 wp14">
-  <w:abstractNum w:abstractNumId="0">
+<w:numbering xmlns:wpc="http://schemas.microsoft.com/office/word/2010/wordprocessingCanvas" xmlns:cx="http://schemas.microsoft.com/office/drawing/2014/chartex" xmlns:cx1="http://schemas.microsoft.com/office/drawing/2015/9/8/chartex" xmlns:cx2="http://schemas.microsoft.com/office/drawing/2015/10/21/chartex" xmlns:cx3="http://schemas.microsoft.com/office/drawing/2016/5/9/chartex" xmlns:cx4="http://schemas.microsoft.com/office/drawing/2016/5/10/chartex" xmlns:cx5="http://schemas.microsoft.com/office/drawing/2016/5/11/chartex" xmlns:cx6="http://schemas.microsoft.com/office/drawing/2016/5/12/chartex" xmlns:cx7="http://schemas.microsoft.com/office/drawing/2016/5/13/chartex" xmlns:cx8="http://schemas.microsoft.com/office/drawing/2016/5/14/chartex" xmlns:mc="http://schemas.openxmlformats.org/markup-compatibility/2006" xmlns:aink="http://schemas.microsoft.com/office/drawing/2016/ink" xmlns:am3d="http://schemas.microsoft.com/office/drawing/2017/model3d" xmlns:o="urn:schemas-microsoft-com:office:office" xmlns:oel="http://schemas.microsoft.com/office/2019/extlst" xmlns:r="http://schemas.openxmlformats.org/officeDocument/2006/relationships" xmlns:m="http://schemas.openxmlformats.org/officeDocument/2006/math" xmlns:v="urn:schemas-microsoft-com:vml" xmlns:wp14="http://schemas.microsoft.com/office/word/2010/wordprocessingDrawing" xmlns:wp="http://schemas.openxmlformats.org/drawingml/2006/wordprocessingDrawing" xmlns:w10="urn:schemas-microsoft-com:office:word" xmlns:w="http://schemas.openxmlformats.org/wordprocessingml/2006/main" xmlns:w14="http://schemas.microsoft.com/office/word/2010/wordml" xmlns:w15="http://schemas.microsoft.com/office/word/2012/wordml" xmlns:w16cex="http://schemas.microsoft.com/office/word/2018/wordml/cex" xmlns:w16cid="http://schemas.microsoft.com/office/word/2016/wordml/cid" xmlns:w16="http://schemas.microsoft.com/office/word/2018/wordml" xmlns:w16du="http://schemas.microsoft.com/office/word/2023/wordml/word16du" xmlns:w16sdtdh="http://schemas.microsoft.com/office/word/2020/wordml/sdtdatahash" xmlns:w16sdtfl="http://schemas.microsoft.com/office/word/2024/wordml/sdtformatlock" xmlns:w16se="http://schemas.microsoft.com/office/word/2015/wordml/symex" xmlns:wpg="http://schemas.microsoft.com/office/word/2010/wordprocessingGroup" xmlns:wpi="http://schemas.microsoft.com/office/word/2010/wordprocessingInk" xmlns:wne="http://schemas.microsoft.com/office/word/2006/wordml" xmlns:wps="http://schemas.microsoft.com/office/word/2010/wordprocessingShape" mc:Ignorable="w14 w15 w16se w16cid w16 w16cex w16sdtdh w16sdtfl w16du wp14">
+  <w:abstractNum w:abstractNumId="0" w15:restartNumberingAfterBreak="0">
     <w:nsid w:val="055E2092"/>
     <w:multiLevelType w:val="multilevel"/>
     <w:tmpl w:val="055E2092"/>
-    <w:lvl w:ilvl="0" w:tentative="0">
+    <w:lvl w:ilvl="0">
       <w:start w:val="1"/>
       <w:numFmt w:val="bullet"/>
       <w:lvlText w:val=""/>
@@ -2596,11 +2163,11 @@
         <w:ind w:left="720" w:hanging="360"/>
       </w:pPr>
       <w:rPr>
-        <w:rFonts w:hint="default" w:ascii="Symbol" w:hAnsi="Symbol"/>
-        <w:sz w:val="20"/>
-      </w:rPr>
-    </w:lvl>
-    <w:lvl w:ilvl="1" w:tentative="0">
+        <w:rFonts w:ascii="Symbol" w:hAnsi="Symbol" w:hint="default"/>
+        <w:sz w:val="20"/>
+      </w:rPr>
+    </w:lvl>
+    <w:lvl w:ilvl="1">
       <w:start w:val="1"/>
       <w:numFmt w:val="bullet"/>
       <w:lvlText w:val="o"/>
@@ -2612,11 +2179,11 @@
         <w:ind w:left="1440" w:hanging="360"/>
       </w:pPr>
       <w:rPr>
-        <w:rFonts w:hint="default" w:ascii="Courier New" w:hAnsi="Courier New"/>
-        <w:sz w:val="20"/>
-      </w:rPr>
-    </w:lvl>
-    <w:lvl w:ilvl="2" w:tentative="0">
+        <w:rFonts w:ascii="Courier New" w:hAnsi="Courier New" w:hint="default"/>
+        <w:sz w:val="20"/>
+      </w:rPr>
+    </w:lvl>
+    <w:lvl w:ilvl="2">
       <w:start w:val="1"/>
       <w:numFmt w:val="bullet"/>
       <w:lvlText w:val=""/>
@@ -2628,11 +2195,11 @@
         <w:ind w:left="2160" w:hanging="360"/>
       </w:pPr>
       <w:rPr>
-        <w:rFonts w:hint="default" w:ascii="Wingdings" w:hAnsi="Wingdings"/>
-        <w:sz w:val="20"/>
-      </w:rPr>
-    </w:lvl>
-    <w:lvl w:ilvl="3" w:tentative="0">
+        <w:rFonts w:ascii="Wingdings" w:hAnsi="Wingdings" w:hint="default"/>
+        <w:sz w:val="20"/>
+      </w:rPr>
+    </w:lvl>
+    <w:lvl w:ilvl="3">
       <w:start w:val="1"/>
       <w:numFmt w:val="bullet"/>
       <w:lvlText w:val=""/>
@@ -2644,11 +2211,11 @@
         <w:ind w:left="2880" w:hanging="360"/>
       </w:pPr>
       <w:rPr>
-        <w:rFonts w:hint="default" w:ascii="Wingdings" w:hAnsi="Wingdings"/>
-        <w:sz w:val="20"/>
-      </w:rPr>
-    </w:lvl>
-    <w:lvl w:ilvl="4" w:tentative="0">
+        <w:rFonts w:ascii="Wingdings" w:hAnsi="Wingdings" w:hint="default"/>
+        <w:sz w:val="20"/>
+      </w:rPr>
+    </w:lvl>
+    <w:lvl w:ilvl="4">
       <w:start w:val="1"/>
       <w:numFmt w:val="bullet"/>
       <w:lvlText w:val=""/>
@@ -2660,11 +2227,11 @@
         <w:ind w:left="3600" w:hanging="360"/>
       </w:pPr>
       <w:rPr>
-        <w:rFonts w:hint="default" w:ascii="Wingdings" w:hAnsi="Wingdings"/>
-        <w:sz w:val="20"/>
-      </w:rPr>
-    </w:lvl>
-    <w:lvl w:ilvl="5" w:tentative="0">
+        <w:rFonts w:ascii="Wingdings" w:hAnsi="Wingdings" w:hint="default"/>
+        <w:sz w:val="20"/>
+      </w:rPr>
+    </w:lvl>
+    <w:lvl w:ilvl="5">
       <w:start w:val="1"/>
       <w:numFmt w:val="bullet"/>
       <w:lvlText w:val=""/>
@@ -2676,11 +2243,11 @@
         <w:ind w:left="4320" w:hanging="360"/>
       </w:pPr>
       <w:rPr>
-        <w:rFonts w:hint="default" w:ascii="Wingdings" w:hAnsi="Wingdings"/>
-        <w:sz w:val="20"/>
-      </w:rPr>
-    </w:lvl>
-    <w:lvl w:ilvl="6" w:tentative="0">
+        <w:rFonts w:ascii="Wingdings" w:hAnsi="Wingdings" w:hint="default"/>
+        <w:sz w:val="20"/>
+      </w:rPr>
+    </w:lvl>
+    <w:lvl w:ilvl="6">
       <w:start w:val="1"/>
       <w:numFmt w:val="bullet"/>
       <w:lvlText w:val=""/>
@@ -2692,11 +2259,11 @@
         <w:ind w:left="5040" w:hanging="360"/>
       </w:pPr>
       <w:rPr>
-        <w:rFonts w:hint="default" w:ascii="Wingdings" w:hAnsi="Wingdings"/>
-        <w:sz w:val="20"/>
-      </w:rPr>
-    </w:lvl>
-    <w:lvl w:ilvl="7" w:tentative="0">
+        <w:rFonts w:ascii="Wingdings" w:hAnsi="Wingdings" w:hint="default"/>
+        <w:sz w:val="20"/>
+      </w:rPr>
+    </w:lvl>
+    <w:lvl w:ilvl="7">
       <w:start w:val="1"/>
       <w:numFmt w:val="bullet"/>
       <w:lvlText w:val=""/>
@@ -2708,11 +2275,11 @@
         <w:ind w:left="5760" w:hanging="360"/>
       </w:pPr>
       <w:rPr>
-        <w:rFonts w:hint="default" w:ascii="Wingdings" w:hAnsi="Wingdings"/>
-        <w:sz w:val="20"/>
-      </w:rPr>
-    </w:lvl>
-    <w:lvl w:ilvl="8" w:tentative="0">
+        <w:rFonts w:ascii="Wingdings" w:hAnsi="Wingdings" w:hint="default"/>
+        <w:sz w:val="20"/>
+      </w:rPr>
+    </w:lvl>
+    <w:lvl w:ilvl="8">
       <w:start w:val="1"/>
       <w:numFmt w:val="bullet"/>
       <w:lvlText w:val=""/>
@@ -2724,16 +2291,16 @@
         <w:ind w:left="6480" w:hanging="360"/>
       </w:pPr>
       <w:rPr>
-        <w:rFonts w:hint="default" w:ascii="Wingdings" w:hAnsi="Wingdings"/>
+        <w:rFonts w:ascii="Wingdings" w:hAnsi="Wingdings" w:hint="default"/>
         <w:sz w:val="20"/>
       </w:rPr>
     </w:lvl>
   </w:abstractNum>
-  <w:abstractNum w:abstractNumId="1">
+  <w:abstractNum w:abstractNumId="1" w15:restartNumberingAfterBreak="0">
     <w:nsid w:val="18344131"/>
     <w:multiLevelType w:val="multilevel"/>
     <w:tmpl w:val="18344131"/>
-    <w:lvl w:ilvl="0" w:tentative="0">
+    <w:lvl w:ilvl="0">
       <w:start w:val="1"/>
       <w:numFmt w:val="bullet"/>
       <w:lvlText w:val=""/>
@@ -2745,11 +2312,11 @@
         <w:ind w:left="720" w:hanging="360"/>
       </w:pPr>
       <w:rPr>
-        <w:rFonts w:hint="default" w:ascii="Symbol" w:hAnsi="Symbol"/>
-        <w:sz w:val="20"/>
-      </w:rPr>
-    </w:lvl>
-    <w:lvl w:ilvl="1" w:tentative="0">
+        <w:rFonts w:ascii="Symbol" w:hAnsi="Symbol" w:hint="default"/>
+        <w:sz w:val="20"/>
+      </w:rPr>
+    </w:lvl>
+    <w:lvl w:ilvl="1">
       <w:start w:val="1"/>
       <w:numFmt w:val="bullet"/>
       <w:lvlText w:val="o"/>
@@ -2761,11 +2328,11 @@
         <w:ind w:left="1440" w:hanging="360"/>
       </w:pPr>
       <w:rPr>
-        <w:rFonts w:hint="default" w:ascii="Courier New" w:hAnsi="Courier New"/>
-        <w:sz w:val="20"/>
-      </w:rPr>
-    </w:lvl>
-    <w:lvl w:ilvl="2" w:tentative="0">
+        <w:rFonts w:ascii="Courier New" w:hAnsi="Courier New" w:hint="default"/>
+        <w:sz w:val="20"/>
+      </w:rPr>
+    </w:lvl>
+    <w:lvl w:ilvl="2">
       <w:start w:val="1"/>
       <w:numFmt w:val="bullet"/>
       <w:lvlText w:val=""/>
@@ -2777,11 +2344,11 @@
         <w:ind w:left="2160" w:hanging="360"/>
       </w:pPr>
       <w:rPr>
-        <w:rFonts w:hint="default" w:ascii="Wingdings" w:hAnsi="Wingdings"/>
-        <w:sz w:val="20"/>
-      </w:rPr>
-    </w:lvl>
-    <w:lvl w:ilvl="3" w:tentative="0">
+        <w:rFonts w:ascii="Wingdings" w:hAnsi="Wingdings" w:hint="default"/>
+        <w:sz w:val="20"/>
+      </w:rPr>
+    </w:lvl>
+    <w:lvl w:ilvl="3">
       <w:start w:val="1"/>
       <w:numFmt w:val="bullet"/>
       <w:lvlText w:val=""/>
@@ -2793,11 +2360,11 @@
         <w:ind w:left="2880" w:hanging="360"/>
       </w:pPr>
       <w:rPr>
-        <w:rFonts w:hint="default" w:ascii="Wingdings" w:hAnsi="Wingdings"/>
-        <w:sz w:val="20"/>
-      </w:rPr>
-    </w:lvl>
-    <w:lvl w:ilvl="4" w:tentative="0">
+        <w:rFonts w:ascii="Wingdings" w:hAnsi="Wingdings" w:hint="default"/>
+        <w:sz w:val="20"/>
+      </w:rPr>
+    </w:lvl>
+    <w:lvl w:ilvl="4">
       <w:start w:val="1"/>
       <w:numFmt w:val="bullet"/>
       <w:lvlText w:val=""/>
@@ -2809,11 +2376,11 @@
         <w:ind w:left="3600" w:hanging="360"/>
       </w:pPr>
       <w:rPr>
-        <w:rFonts w:hint="default" w:ascii="Wingdings" w:hAnsi="Wingdings"/>
-        <w:sz w:val="20"/>
-      </w:rPr>
-    </w:lvl>
-    <w:lvl w:ilvl="5" w:tentative="0">
+        <w:rFonts w:ascii="Wingdings" w:hAnsi="Wingdings" w:hint="default"/>
+        <w:sz w:val="20"/>
+      </w:rPr>
+    </w:lvl>
+    <w:lvl w:ilvl="5">
       <w:start w:val="1"/>
       <w:numFmt w:val="bullet"/>
       <w:lvlText w:val=""/>
@@ -2825,11 +2392,11 @@
         <w:ind w:left="4320" w:hanging="360"/>
       </w:pPr>
       <w:rPr>
-        <w:rFonts w:hint="default" w:ascii="Wingdings" w:hAnsi="Wingdings"/>
-        <w:sz w:val="20"/>
-      </w:rPr>
-    </w:lvl>
-    <w:lvl w:ilvl="6" w:tentative="0">
+        <w:rFonts w:ascii="Wingdings" w:hAnsi="Wingdings" w:hint="default"/>
+        <w:sz w:val="20"/>
+      </w:rPr>
+    </w:lvl>
+    <w:lvl w:ilvl="6">
       <w:start w:val="1"/>
       <w:numFmt w:val="bullet"/>
       <w:lvlText w:val=""/>
@@ -2841,11 +2408,11 @@
         <w:ind w:left="5040" w:hanging="360"/>
       </w:pPr>
       <w:rPr>
-        <w:rFonts w:hint="default" w:ascii="Wingdings" w:hAnsi="Wingdings"/>
-        <w:sz w:val="20"/>
-      </w:rPr>
-    </w:lvl>
-    <w:lvl w:ilvl="7" w:tentative="0">
+        <w:rFonts w:ascii="Wingdings" w:hAnsi="Wingdings" w:hint="default"/>
+        <w:sz w:val="20"/>
+      </w:rPr>
+    </w:lvl>
+    <w:lvl w:ilvl="7">
       <w:start w:val="1"/>
       <w:numFmt w:val="bullet"/>
       <w:lvlText w:val=""/>
@@ -2857,11 +2424,11 @@
         <w:ind w:left="5760" w:hanging="360"/>
       </w:pPr>
       <w:rPr>
-        <w:rFonts w:hint="default" w:ascii="Wingdings" w:hAnsi="Wingdings"/>
-        <w:sz w:val="20"/>
-      </w:rPr>
-    </w:lvl>
-    <w:lvl w:ilvl="8" w:tentative="0">
+        <w:rFonts w:ascii="Wingdings" w:hAnsi="Wingdings" w:hint="default"/>
+        <w:sz w:val="20"/>
+      </w:rPr>
+    </w:lvl>
+    <w:lvl w:ilvl="8">
       <w:start w:val="1"/>
       <w:numFmt w:val="bullet"/>
       <w:lvlText w:val=""/>
@@ -2873,16 +2440,16 @@
         <w:ind w:left="6480" w:hanging="360"/>
       </w:pPr>
       <w:rPr>
-        <w:rFonts w:hint="default" w:ascii="Wingdings" w:hAnsi="Wingdings"/>
+        <w:rFonts w:ascii="Wingdings" w:hAnsi="Wingdings" w:hint="default"/>
         <w:sz w:val="20"/>
       </w:rPr>
     </w:lvl>
   </w:abstractNum>
-  <w:abstractNum w:abstractNumId="2">
+  <w:abstractNum w:abstractNumId="2" w15:restartNumberingAfterBreak="0">
     <w:nsid w:val="2BA87553"/>
     <w:multiLevelType w:val="multilevel"/>
     <w:tmpl w:val="2BA87553"/>
-    <w:lvl w:ilvl="0" w:tentative="0">
+    <w:lvl w:ilvl="0">
       <w:start w:val="1"/>
       <w:numFmt w:val="bullet"/>
       <w:lvlText w:val=""/>
@@ -2894,11 +2461,11 @@
         <w:ind w:left="720" w:hanging="360"/>
       </w:pPr>
       <w:rPr>
-        <w:rFonts w:hint="default" w:ascii="Symbol" w:hAnsi="Symbol"/>
-        <w:sz w:val="20"/>
-      </w:rPr>
-    </w:lvl>
-    <w:lvl w:ilvl="1" w:tentative="0">
+        <w:rFonts w:ascii="Symbol" w:hAnsi="Symbol" w:hint="default"/>
+        <w:sz w:val="20"/>
+      </w:rPr>
+    </w:lvl>
+    <w:lvl w:ilvl="1">
       <w:start w:val="1"/>
       <w:numFmt w:val="bullet"/>
       <w:lvlText w:val="o"/>
@@ -2910,11 +2477,11 @@
         <w:ind w:left="1440" w:hanging="360"/>
       </w:pPr>
       <w:rPr>
-        <w:rFonts w:hint="default" w:ascii="Courier New" w:hAnsi="Courier New"/>
-        <w:sz w:val="20"/>
-      </w:rPr>
-    </w:lvl>
-    <w:lvl w:ilvl="2" w:tentative="0">
+        <w:rFonts w:ascii="Courier New" w:hAnsi="Courier New" w:hint="default"/>
+        <w:sz w:val="20"/>
+      </w:rPr>
+    </w:lvl>
+    <w:lvl w:ilvl="2">
       <w:start w:val="1"/>
       <w:numFmt w:val="bullet"/>
       <w:lvlText w:val=""/>
@@ -2926,11 +2493,11 @@
         <w:ind w:left="2160" w:hanging="360"/>
       </w:pPr>
       <w:rPr>
-        <w:rFonts w:hint="default" w:ascii="Wingdings" w:hAnsi="Wingdings"/>
-        <w:sz w:val="20"/>
-      </w:rPr>
-    </w:lvl>
-    <w:lvl w:ilvl="3" w:tentative="0">
+        <w:rFonts w:ascii="Wingdings" w:hAnsi="Wingdings" w:hint="default"/>
+        <w:sz w:val="20"/>
+      </w:rPr>
+    </w:lvl>
+    <w:lvl w:ilvl="3">
       <w:start w:val="1"/>
       <w:numFmt w:val="bullet"/>
       <w:lvlText w:val=""/>
@@ -2942,11 +2509,11 @@
         <w:ind w:left="2880" w:hanging="360"/>
       </w:pPr>
       <w:rPr>
-        <w:rFonts w:hint="default" w:ascii="Wingdings" w:hAnsi="Wingdings"/>
-        <w:sz w:val="20"/>
-      </w:rPr>
-    </w:lvl>
-    <w:lvl w:ilvl="4" w:tentative="0">
+        <w:rFonts w:ascii="Wingdings" w:hAnsi="Wingdings" w:hint="default"/>
+        <w:sz w:val="20"/>
+      </w:rPr>
+    </w:lvl>
+    <w:lvl w:ilvl="4">
       <w:start w:val="1"/>
       <w:numFmt w:val="bullet"/>
       <w:lvlText w:val=""/>
@@ -2958,11 +2525,11 @@
         <w:ind w:left="3600" w:hanging="360"/>
       </w:pPr>
       <w:rPr>
-        <w:rFonts w:hint="default" w:ascii="Wingdings" w:hAnsi="Wingdings"/>
-        <w:sz w:val="20"/>
-      </w:rPr>
-    </w:lvl>
-    <w:lvl w:ilvl="5" w:tentative="0">
+        <w:rFonts w:ascii="Wingdings" w:hAnsi="Wingdings" w:hint="default"/>
+        <w:sz w:val="20"/>
+      </w:rPr>
+    </w:lvl>
+    <w:lvl w:ilvl="5">
       <w:start w:val="1"/>
       <w:numFmt w:val="bullet"/>
       <w:lvlText w:val=""/>
@@ -2974,11 +2541,11 @@
         <w:ind w:left="4320" w:hanging="360"/>
       </w:pPr>
       <w:rPr>
-        <w:rFonts w:hint="default" w:ascii="Wingdings" w:hAnsi="Wingdings"/>
-        <w:sz w:val="20"/>
-      </w:rPr>
-    </w:lvl>
-    <w:lvl w:ilvl="6" w:tentative="0">
+        <w:rFonts w:ascii="Wingdings" w:hAnsi="Wingdings" w:hint="default"/>
+        <w:sz w:val="20"/>
+      </w:rPr>
+    </w:lvl>
+    <w:lvl w:ilvl="6">
       <w:start w:val="1"/>
       <w:numFmt w:val="bullet"/>
       <w:lvlText w:val=""/>
@@ -2990,11 +2557,11 @@
         <w:ind w:left="5040" w:hanging="360"/>
       </w:pPr>
       <w:rPr>
-        <w:rFonts w:hint="default" w:ascii="Wingdings" w:hAnsi="Wingdings"/>
-        <w:sz w:val="20"/>
-      </w:rPr>
-    </w:lvl>
-    <w:lvl w:ilvl="7" w:tentative="0">
+        <w:rFonts w:ascii="Wingdings" w:hAnsi="Wingdings" w:hint="default"/>
+        <w:sz w:val="20"/>
+      </w:rPr>
+    </w:lvl>
+    <w:lvl w:ilvl="7">
       <w:start w:val="1"/>
       <w:numFmt w:val="bullet"/>
       <w:lvlText w:val=""/>
@@ -3006,11 +2573,11 @@
         <w:ind w:left="5760" w:hanging="360"/>
       </w:pPr>
       <w:rPr>
-        <w:rFonts w:hint="default" w:ascii="Wingdings" w:hAnsi="Wingdings"/>
-        <w:sz w:val="20"/>
-      </w:rPr>
-    </w:lvl>
-    <w:lvl w:ilvl="8" w:tentative="0">
+        <w:rFonts w:ascii="Wingdings" w:hAnsi="Wingdings" w:hint="default"/>
+        <w:sz w:val="20"/>
+      </w:rPr>
+    </w:lvl>
+    <w:lvl w:ilvl="8">
       <w:start w:val="1"/>
       <w:numFmt w:val="bullet"/>
       <w:lvlText w:val=""/>
@@ -3022,16 +2589,16 @@
         <w:ind w:left="6480" w:hanging="360"/>
       </w:pPr>
       <w:rPr>
-        <w:rFonts w:hint="default" w:ascii="Wingdings" w:hAnsi="Wingdings"/>
+        <w:rFonts w:ascii="Wingdings" w:hAnsi="Wingdings" w:hint="default"/>
         <w:sz w:val="20"/>
       </w:rPr>
     </w:lvl>
   </w:abstractNum>
-  <w:abstractNum w:abstractNumId="3">
+  <w:abstractNum w:abstractNumId="3" w15:restartNumberingAfterBreak="0">
     <w:nsid w:val="30585077"/>
     <w:multiLevelType w:val="multilevel"/>
     <w:tmpl w:val="30585077"/>
-    <w:lvl w:ilvl="0" w:tentative="0">
+    <w:lvl w:ilvl="0">
       <w:start w:val="1"/>
       <w:numFmt w:val="bullet"/>
       <w:lvlText w:val=""/>
@@ -3043,11 +2610,11 @@
         <w:ind w:left="720" w:hanging="360"/>
       </w:pPr>
       <w:rPr>
-        <w:rFonts w:hint="default" w:ascii="Symbol" w:hAnsi="Symbol"/>
-        <w:sz w:val="20"/>
-      </w:rPr>
-    </w:lvl>
-    <w:lvl w:ilvl="1" w:tentative="0">
+        <w:rFonts w:ascii="Symbol" w:hAnsi="Symbol" w:hint="default"/>
+        <w:sz w:val="20"/>
+      </w:rPr>
+    </w:lvl>
+    <w:lvl w:ilvl="1">
       <w:start w:val="1"/>
       <w:numFmt w:val="bullet"/>
       <w:lvlText w:val="o"/>
@@ -3059,11 +2626,11 @@
         <w:ind w:left="1440" w:hanging="360"/>
       </w:pPr>
       <w:rPr>
-        <w:rFonts w:hint="default" w:ascii="Courier New" w:hAnsi="Courier New"/>
-        <w:sz w:val="20"/>
-      </w:rPr>
-    </w:lvl>
-    <w:lvl w:ilvl="2" w:tentative="0">
+        <w:rFonts w:ascii="Courier New" w:hAnsi="Courier New" w:hint="default"/>
+        <w:sz w:val="20"/>
+      </w:rPr>
+    </w:lvl>
+    <w:lvl w:ilvl="2">
       <w:start w:val="1"/>
       <w:numFmt w:val="bullet"/>
       <w:lvlText w:val=""/>
@@ -3075,11 +2642,11 @@
         <w:ind w:left="2160" w:hanging="360"/>
       </w:pPr>
       <w:rPr>
-        <w:rFonts w:hint="default" w:ascii="Wingdings" w:hAnsi="Wingdings"/>
-        <w:sz w:val="20"/>
-      </w:rPr>
-    </w:lvl>
-    <w:lvl w:ilvl="3" w:tentative="0">
+        <w:rFonts w:ascii="Wingdings" w:hAnsi="Wingdings" w:hint="default"/>
+        <w:sz w:val="20"/>
+      </w:rPr>
+    </w:lvl>
+    <w:lvl w:ilvl="3">
       <w:start w:val="1"/>
       <w:numFmt w:val="bullet"/>
       <w:lvlText w:val=""/>
@@ -3091,11 +2658,11 @@
         <w:ind w:left="2880" w:hanging="360"/>
       </w:pPr>
       <w:rPr>
-        <w:rFonts w:hint="default" w:ascii="Wingdings" w:hAnsi="Wingdings"/>
-        <w:sz w:val="20"/>
-      </w:rPr>
-    </w:lvl>
-    <w:lvl w:ilvl="4" w:tentative="0">
+        <w:rFonts w:ascii="Wingdings" w:hAnsi="Wingdings" w:hint="default"/>
+        <w:sz w:val="20"/>
+      </w:rPr>
+    </w:lvl>
+    <w:lvl w:ilvl="4">
       <w:start w:val="1"/>
       <w:numFmt w:val="bullet"/>
       <w:lvlText w:val=""/>
@@ -3107,11 +2674,11 @@
         <w:ind w:left="3600" w:hanging="360"/>
       </w:pPr>
       <w:rPr>
-        <w:rFonts w:hint="default" w:ascii="Wingdings" w:hAnsi="Wingdings"/>
-        <w:sz w:val="20"/>
-      </w:rPr>
-    </w:lvl>
-    <w:lvl w:ilvl="5" w:tentative="0">
+        <w:rFonts w:ascii="Wingdings" w:hAnsi="Wingdings" w:hint="default"/>
+        <w:sz w:val="20"/>
+      </w:rPr>
+    </w:lvl>
+    <w:lvl w:ilvl="5">
       <w:start w:val="1"/>
       <w:numFmt w:val="bullet"/>
       <w:lvlText w:val=""/>
@@ -3123,11 +2690,11 @@
         <w:ind w:left="4320" w:hanging="360"/>
       </w:pPr>
       <w:rPr>
-        <w:rFonts w:hint="default" w:ascii="Wingdings" w:hAnsi="Wingdings"/>
-        <w:sz w:val="20"/>
-      </w:rPr>
-    </w:lvl>
-    <w:lvl w:ilvl="6" w:tentative="0">
+        <w:rFonts w:ascii="Wingdings" w:hAnsi="Wingdings" w:hint="default"/>
+        <w:sz w:val="20"/>
+      </w:rPr>
+    </w:lvl>
+    <w:lvl w:ilvl="6">
       <w:start w:val="1"/>
       <w:numFmt w:val="bullet"/>
       <w:lvlText w:val=""/>
@@ -3139,11 +2706,11 @@
         <w:ind w:left="5040" w:hanging="360"/>
       </w:pPr>
       <w:rPr>
-        <w:rFonts w:hint="default" w:ascii="Wingdings" w:hAnsi="Wingdings"/>
-        <w:sz w:val="20"/>
-      </w:rPr>
-    </w:lvl>
-    <w:lvl w:ilvl="7" w:tentative="0">
+        <w:rFonts w:ascii="Wingdings" w:hAnsi="Wingdings" w:hint="default"/>
+        <w:sz w:val="20"/>
+      </w:rPr>
+    </w:lvl>
+    <w:lvl w:ilvl="7">
       <w:start w:val="1"/>
       <w:numFmt w:val="bullet"/>
       <w:lvlText w:val=""/>
@@ -3155,11 +2722,11 @@
         <w:ind w:left="5760" w:hanging="360"/>
       </w:pPr>
       <w:rPr>
-        <w:rFonts w:hint="default" w:ascii="Wingdings" w:hAnsi="Wingdings"/>
-        <w:sz w:val="20"/>
-      </w:rPr>
-    </w:lvl>
-    <w:lvl w:ilvl="8" w:tentative="0">
+        <w:rFonts w:ascii="Wingdings" w:hAnsi="Wingdings" w:hint="default"/>
+        <w:sz w:val="20"/>
+      </w:rPr>
+    </w:lvl>
+    <w:lvl w:ilvl="8">
       <w:start w:val="1"/>
       <w:numFmt w:val="bullet"/>
       <w:lvlText w:val=""/>
@@ -3171,16 +2738,16 @@
         <w:ind w:left="6480" w:hanging="360"/>
       </w:pPr>
       <w:rPr>
-        <w:rFonts w:hint="default" w:ascii="Wingdings" w:hAnsi="Wingdings"/>
+        <w:rFonts w:ascii="Wingdings" w:hAnsi="Wingdings" w:hint="default"/>
         <w:sz w:val="20"/>
       </w:rPr>
     </w:lvl>
   </w:abstractNum>
-  <w:abstractNum w:abstractNumId="4">
+  <w:abstractNum w:abstractNumId="4" w15:restartNumberingAfterBreak="0">
     <w:nsid w:val="4E3F08B8"/>
     <w:multiLevelType w:val="multilevel"/>
     <w:tmpl w:val="4E3F08B8"/>
-    <w:lvl w:ilvl="0" w:tentative="0">
+    <w:lvl w:ilvl="0">
       <w:start w:val="1"/>
       <w:numFmt w:val="bullet"/>
       <w:lvlText w:val=""/>
@@ -3192,11 +2759,11 @@
         <w:ind w:left="720" w:hanging="360"/>
       </w:pPr>
       <w:rPr>
-        <w:rFonts w:hint="default" w:ascii="Symbol" w:hAnsi="Symbol"/>
-        <w:sz w:val="20"/>
-      </w:rPr>
-    </w:lvl>
-    <w:lvl w:ilvl="1" w:tentative="0">
+        <w:rFonts w:ascii="Symbol" w:hAnsi="Symbol" w:hint="default"/>
+        <w:sz w:val="20"/>
+      </w:rPr>
+    </w:lvl>
+    <w:lvl w:ilvl="1">
       <w:start w:val="1"/>
       <w:numFmt w:val="bullet"/>
       <w:lvlText w:val="o"/>
@@ -3208,11 +2775,11 @@
         <w:ind w:left="1440" w:hanging="360"/>
       </w:pPr>
       <w:rPr>
-        <w:rFonts w:hint="default" w:ascii="Courier New" w:hAnsi="Courier New"/>
-        <w:sz w:val="20"/>
-      </w:rPr>
-    </w:lvl>
-    <w:lvl w:ilvl="2" w:tentative="0">
+        <w:rFonts w:ascii="Courier New" w:hAnsi="Courier New" w:hint="default"/>
+        <w:sz w:val="20"/>
+      </w:rPr>
+    </w:lvl>
+    <w:lvl w:ilvl="2">
       <w:start w:val="1"/>
       <w:numFmt w:val="bullet"/>
       <w:lvlText w:val=""/>
@@ -3224,11 +2791,11 @@
         <w:ind w:left="2160" w:hanging="360"/>
       </w:pPr>
       <w:rPr>
-        <w:rFonts w:hint="default" w:ascii="Wingdings" w:hAnsi="Wingdings"/>
-        <w:sz w:val="20"/>
-      </w:rPr>
-    </w:lvl>
-    <w:lvl w:ilvl="3" w:tentative="0">
+        <w:rFonts w:ascii="Wingdings" w:hAnsi="Wingdings" w:hint="default"/>
+        <w:sz w:val="20"/>
+      </w:rPr>
+    </w:lvl>
+    <w:lvl w:ilvl="3">
       <w:start w:val="1"/>
       <w:numFmt w:val="bullet"/>
       <w:lvlText w:val=""/>
@@ -3240,11 +2807,11 @@
         <w:ind w:left="2880" w:hanging="360"/>
       </w:pPr>
       <w:rPr>
-        <w:rFonts w:hint="default" w:ascii="Wingdings" w:hAnsi="Wingdings"/>
-        <w:sz w:val="20"/>
-      </w:rPr>
-    </w:lvl>
-    <w:lvl w:ilvl="4" w:tentative="0">
+        <w:rFonts w:ascii="Wingdings" w:hAnsi="Wingdings" w:hint="default"/>
+        <w:sz w:val="20"/>
+      </w:rPr>
+    </w:lvl>
+    <w:lvl w:ilvl="4">
       <w:start w:val="1"/>
       <w:numFmt w:val="bullet"/>
       <w:lvlText w:val=""/>
@@ -3256,11 +2823,11 @@
         <w:ind w:left="3600" w:hanging="360"/>
       </w:pPr>
       <w:rPr>
-        <w:rFonts w:hint="default" w:ascii="Wingdings" w:hAnsi="Wingdings"/>
-        <w:sz w:val="20"/>
-      </w:rPr>
-    </w:lvl>
-    <w:lvl w:ilvl="5" w:tentative="0">
+        <w:rFonts w:ascii="Wingdings" w:hAnsi="Wingdings" w:hint="default"/>
+        <w:sz w:val="20"/>
+      </w:rPr>
+    </w:lvl>
+    <w:lvl w:ilvl="5">
       <w:start w:val="1"/>
       <w:numFmt w:val="bullet"/>
       <w:lvlText w:val=""/>
@@ -3272,11 +2839,11 @@
         <w:ind w:left="4320" w:hanging="360"/>
       </w:pPr>
       <w:rPr>
-        <w:rFonts w:hint="default" w:ascii="Wingdings" w:hAnsi="Wingdings"/>
-        <w:sz w:val="20"/>
-      </w:rPr>
-    </w:lvl>
-    <w:lvl w:ilvl="6" w:tentative="0">
+        <w:rFonts w:ascii="Wingdings" w:hAnsi="Wingdings" w:hint="default"/>
+        <w:sz w:val="20"/>
+      </w:rPr>
+    </w:lvl>
+    <w:lvl w:ilvl="6">
       <w:start w:val="1"/>
       <w:numFmt w:val="bullet"/>
       <w:lvlText w:val=""/>
@@ -3288,11 +2855,11 @@
         <w:ind w:left="5040" w:hanging="360"/>
       </w:pPr>
       <w:rPr>
-        <w:rFonts w:hint="default" w:ascii="Wingdings" w:hAnsi="Wingdings"/>
-        <w:sz w:val="20"/>
-      </w:rPr>
-    </w:lvl>
-    <w:lvl w:ilvl="7" w:tentative="0">
+        <w:rFonts w:ascii="Wingdings" w:hAnsi="Wingdings" w:hint="default"/>
+        <w:sz w:val="20"/>
+      </w:rPr>
+    </w:lvl>
+    <w:lvl w:ilvl="7">
       <w:start w:val="1"/>
       <w:numFmt w:val="bullet"/>
       <w:lvlText w:val=""/>
@@ -3304,11 +2871,11 @@
         <w:ind w:left="5760" w:hanging="360"/>
       </w:pPr>
       <w:rPr>
-        <w:rFonts w:hint="default" w:ascii="Wingdings" w:hAnsi="Wingdings"/>
-        <w:sz w:val="20"/>
-      </w:rPr>
-    </w:lvl>
-    <w:lvl w:ilvl="8" w:tentative="0">
+        <w:rFonts w:ascii="Wingdings" w:hAnsi="Wingdings" w:hint="default"/>
+        <w:sz w:val="20"/>
+      </w:rPr>
+    </w:lvl>
+    <w:lvl w:ilvl="8">
       <w:start w:val="1"/>
       <w:numFmt w:val="bullet"/>
       <w:lvlText w:val=""/>
@@ -3320,16 +2887,16 @@
         <w:ind w:left="6480" w:hanging="360"/>
       </w:pPr>
       <w:rPr>
-        <w:rFonts w:hint="default" w:ascii="Wingdings" w:hAnsi="Wingdings"/>
+        <w:rFonts w:ascii="Wingdings" w:hAnsi="Wingdings" w:hint="default"/>
         <w:sz w:val="20"/>
       </w:rPr>
     </w:lvl>
   </w:abstractNum>
-  <w:abstractNum w:abstractNumId="5">
+  <w:abstractNum w:abstractNumId="5" w15:restartNumberingAfterBreak="0">
     <w:nsid w:val="67FE3B01"/>
     <w:multiLevelType w:val="multilevel"/>
     <w:tmpl w:val="67FE3B01"/>
-    <w:lvl w:ilvl="0" w:tentative="0">
+    <w:lvl w:ilvl="0">
       <w:start w:val="1"/>
       <w:numFmt w:val="bullet"/>
       <w:lvlText w:val=""/>
@@ -3341,11 +2908,11 @@
         <w:ind w:left="720" w:hanging="360"/>
       </w:pPr>
       <w:rPr>
-        <w:rFonts w:hint="default" w:ascii="Symbol" w:hAnsi="Symbol"/>
-        <w:sz w:val="20"/>
-      </w:rPr>
-    </w:lvl>
-    <w:lvl w:ilvl="1" w:tentative="0">
+        <w:rFonts w:ascii="Symbol" w:hAnsi="Symbol" w:hint="default"/>
+        <w:sz w:val="20"/>
+      </w:rPr>
+    </w:lvl>
+    <w:lvl w:ilvl="1">
       <w:start w:val="1"/>
       <w:numFmt w:val="bullet"/>
       <w:lvlText w:val="o"/>
@@ -3357,11 +2924,11 @@
         <w:ind w:left="1440" w:hanging="360"/>
       </w:pPr>
       <w:rPr>
-        <w:rFonts w:hint="default" w:ascii="Courier New" w:hAnsi="Courier New"/>
-        <w:sz w:val="20"/>
-      </w:rPr>
-    </w:lvl>
-    <w:lvl w:ilvl="2" w:tentative="0">
+        <w:rFonts w:ascii="Courier New" w:hAnsi="Courier New" w:hint="default"/>
+        <w:sz w:val="20"/>
+      </w:rPr>
+    </w:lvl>
+    <w:lvl w:ilvl="2">
       <w:start w:val="1"/>
       <w:numFmt w:val="bullet"/>
       <w:lvlText w:val=""/>
@@ -3373,11 +2940,11 @@
         <w:ind w:left="2160" w:hanging="360"/>
       </w:pPr>
       <w:rPr>
-        <w:rFonts w:hint="default" w:ascii="Wingdings" w:hAnsi="Wingdings"/>
-        <w:sz w:val="20"/>
-      </w:rPr>
-    </w:lvl>
-    <w:lvl w:ilvl="3" w:tentative="0">
+        <w:rFonts w:ascii="Wingdings" w:hAnsi="Wingdings" w:hint="default"/>
+        <w:sz w:val="20"/>
+      </w:rPr>
+    </w:lvl>
+    <w:lvl w:ilvl="3">
       <w:start w:val="1"/>
       <w:numFmt w:val="bullet"/>
       <w:lvlText w:val=""/>
@@ -3389,11 +2956,11 @@
         <w:ind w:left="2880" w:hanging="360"/>
       </w:pPr>
       <w:rPr>
-        <w:rFonts w:hint="default" w:ascii="Wingdings" w:hAnsi="Wingdings"/>
-        <w:sz w:val="20"/>
-      </w:rPr>
-    </w:lvl>
-    <w:lvl w:ilvl="4" w:tentative="0">
+        <w:rFonts w:ascii="Wingdings" w:hAnsi="Wingdings" w:hint="default"/>
+        <w:sz w:val="20"/>
+      </w:rPr>
+    </w:lvl>
+    <w:lvl w:ilvl="4">
       <w:start w:val="1"/>
       <w:numFmt w:val="bullet"/>
       <w:lvlText w:val=""/>
@@ -3405,11 +2972,11 @@
         <w:ind w:left="3600" w:hanging="360"/>
       </w:pPr>
       <w:rPr>
-        <w:rFonts w:hint="default" w:ascii="Wingdings" w:hAnsi="Wingdings"/>
-        <w:sz w:val="20"/>
-      </w:rPr>
-    </w:lvl>
-    <w:lvl w:ilvl="5" w:tentative="0">
+        <w:rFonts w:ascii="Wingdings" w:hAnsi="Wingdings" w:hint="default"/>
+        <w:sz w:val="20"/>
+      </w:rPr>
+    </w:lvl>
+    <w:lvl w:ilvl="5">
       <w:start w:val="1"/>
       <w:numFmt w:val="bullet"/>
       <w:lvlText w:val=""/>
@@ -3421,11 +2988,11 @@
         <w:ind w:left="4320" w:hanging="360"/>
       </w:pPr>
       <w:rPr>
-        <w:rFonts w:hint="default" w:ascii="Wingdings" w:hAnsi="Wingdings"/>
-        <w:sz w:val="20"/>
-      </w:rPr>
-    </w:lvl>
-    <w:lvl w:ilvl="6" w:tentative="0">
+        <w:rFonts w:ascii="Wingdings" w:hAnsi="Wingdings" w:hint="default"/>
+        <w:sz w:val="20"/>
+      </w:rPr>
+    </w:lvl>
+    <w:lvl w:ilvl="6">
       <w:start w:val="1"/>
       <w:numFmt w:val="bullet"/>
       <w:lvlText w:val=""/>
@@ -3437,11 +3004,11 @@
         <w:ind w:left="5040" w:hanging="360"/>
       </w:pPr>
       <w:rPr>
-        <w:rFonts w:hint="default" w:ascii="Wingdings" w:hAnsi="Wingdings"/>
-        <w:sz w:val="20"/>
-      </w:rPr>
-    </w:lvl>
-    <w:lvl w:ilvl="7" w:tentative="0">
+        <w:rFonts w:ascii="Wingdings" w:hAnsi="Wingdings" w:hint="default"/>
+        <w:sz w:val="20"/>
+      </w:rPr>
+    </w:lvl>
+    <w:lvl w:ilvl="7">
       <w:start w:val="1"/>
       <w:numFmt w:val="bullet"/>
       <w:lvlText w:val=""/>
@@ -3453,11 +3020,11 @@
         <w:ind w:left="5760" w:hanging="360"/>
       </w:pPr>
       <w:rPr>
-        <w:rFonts w:hint="default" w:ascii="Wingdings" w:hAnsi="Wingdings"/>
-        <w:sz w:val="20"/>
-      </w:rPr>
-    </w:lvl>
-    <w:lvl w:ilvl="8" w:tentative="0">
+        <w:rFonts w:ascii="Wingdings" w:hAnsi="Wingdings" w:hint="default"/>
+        <w:sz w:val="20"/>
+      </w:rPr>
+    </w:lvl>
+    <w:lvl w:ilvl="8">
       <w:start w:val="1"/>
       <w:numFmt w:val="bullet"/>
       <w:lvlText w:val=""/>
@@ -3469,410 +3036,530 @@
         <w:ind w:left="6480" w:hanging="360"/>
       </w:pPr>
       <w:rPr>
-        <w:rFonts w:hint="default" w:ascii="Wingdings" w:hAnsi="Wingdings"/>
+        <w:rFonts w:ascii="Wingdings" w:hAnsi="Wingdings" w:hint="default"/>
         <w:sz w:val="20"/>
       </w:rPr>
     </w:lvl>
   </w:abstractNum>
-  <w:num w:numId="1">
+  <w:num w:numId="1" w16cid:durableId="1551377706">
     <w:abstractNumId w:val="0"/>
   </w:num>
-  <w:num w:numId="2">
+  <w:num w:numId="2" w16cid:durableId="2110658843">
     <w:abstractNumId w:val="2"/>
   </w:num>
-  <w:num w:numId="3">
+  <w:num w:numId="3" w16cid:durableId="39091571">
     <w:abstractNumId w:val="4"/>
   </w:num>
-  <w:num w:numId="4">
+  <w:num w:numId="4" w16cid:durableId="1728996195">
     <w:abstractNumId w:val="3"/>
   </w:num>
-  <w:num w:numId="5">
+  <w:num w:numId="5" w16cid:durableId="539826666">
     <w:abstractNumId w:val="1"/>
   </w:num>
-  <w:num w:numId="6">
+  <w:num w:numId="6" w16cid:durableId="1825317914">
     <w:abstractNumId w:val="5"/>
   </w:num>
 </w:numbering>
 </file>
 
 <file path=word/styles.xml><?xml version="1.0" encoding="utf-8"?>
-<w:styles xmlns:mc="http://schemas.openxmlformats.org/markup-compatibility/2006" xmlns:o="urn:schemas-microsoft-com:office:office" xmlns:r="http://schemas.openxmlformats.org/officeDocument/2006/relationships" xmlns:m="http://schemas.openxmlformats.org/officeDocument/2006/math" xmlns:v="urn:schemas-microsoft-com:vml" xmlns:w="http://schemas.openxmlformats.org/wordprocessingml/2006/main" xmlns:w14="http://schemas.microsoft.com/office/word/2010/wordml" xmlns:w10="urn:schemas-microsoft-com:office:word" xmlns:sl="http://schemas.openxmlformats.org/schemaLibrary/2006/main" xmlns:wpsCustomData="http://www.wps.cn/officeDocument/2013/wpsCustomData" mc:Ignorable="w14">
+<w:styles xmlns:mc="http://schemas.openxmlformats.org/markup-compatibility/2006" xmlns:r="http://schemas.openxmlformats.org/officeDocument/2006/relationships" xmlns:w="http://schemas.openxmlformats.org/wordprocessingml/2006/main" xmlns:w14="http://schemas.microsoft.com/office/word/2010/wordml" xmlns:w15="http://schemas.microsoft.com/office/word/2012/wordml" xmlns:w16cex="http://schemas.microsoft.com/office/word/2018/wordml/cex" xmlns:w16cid="http://schemas.microsoft.com/office/word/2016/wordml/cid" xmlns:w16="http://schemas.microsoft.com/office/word/2018/wordml" xmlns:w16du="http://schemas.microsoft.com/office/word/2023/wordml/word16du" xmlns:w16sdtdh="http://schemas.microsoft.com/office/word/2020/wordml/sdtdatahash" xmlns:w16sdtfl="http://schemas.microsoft.com/office/word/2024/wordml/sdtformatlock" xmlns:w16se="http://schemas.microsoft.com/office/word/2015/wordml/symex" mc:Ignorable="w14 w15 w16se w16cid w16 w16cex w16sdtdh w16sdtfl w16du">
   <w:docDefaults>
     <w:rPrDefault>
       <w:rPr>
-        <w:rFonts w:asciiTheme="minorHAnsi" w:hAnsiTheme="minorHAnsi" w:eastAsiaTheme="minorEastAsia" w:cstheme="minorBidi"/>
+        <w:rFonts w:asciiTheme="minorHAnsi" w:eastAsiaTheme="minorEastAsia" w:hAnsiTheme="minorHAnsi" w:cstheme="minorBidi"/>
+        <w:sz w:val="22"/>
+        <w:szCs w:val="22"/>
+        <w:lang w:val="en-US" w:eastAsia="en-US" w:bidi="ar-SA"/>
       </w:rPr>
     </w:rPrDefault>
-    <w:pPrDefault/>
+    <w:pPrDefault>
+      <w:pPr>
+        <w:spacing w:after="160" w:line="259" w:lineRule="auto"/>
+      </w:pPr>
+    </w:pPrDefault>
   </w:docDefaults>
-  <w:latentStyles w:count="260" w:defQFormat="0" w:defUnhideWhenUsed="1" w:defSemiHidden="1" w:defUIPriority="99" w:defLockedState="0">
-    <w:lsdException w:qFormat="1" w:unhideWhenUsed="0" w:uiPriority="0" w:semiHidden="0" w:name="Normal"/>
-    <w:lsdException w:qFormat="1" w:unhideWhenUsed="0" w:uiPriority="9" w:semiHidden="0" w:name="heading 1"/>
-    <w:lsdException w:qFormat="1" w:uiPriority="9" w:name="heading 2"/>
-    <w:lsdException w:qFormat="1" w:uiPriority="9" w:name="heading 3"/>
-    <w:lsdException w:qFormat="1" w:uiPriority="9" w:name="heading 4"/>
-    <w:lsdException w:qFormat="1" w:uiPriority="9" w:name="heading 5"/>
-    <w:lsdException w:qFormat="1" w:uiPriority="9" w:name="heading 6"/>
-    <w:lsdException w:qFormat="1" w:uiPriority="9" w:name="heading 7"/>
-    <w:lsdException w:qFormat="1" w:uiPriority="9" w:name="heading 8"/>
-    <w:lsdException w:qFormat="1" w:uiPriority="9" w:name="heading 9"/>
-    <w:lsdException w:uiPriority="99" w:name="index 1"/>
-    <w:lsdException w:uiPriority="99" w:name="index 2"/>
-    <w:lsdException w:uiPriority="99" w:name="index 3"/>
-    <w:lsdException w:uiPriority="99" w:name="index 4"/>
-    <w:lsdException w:uiPriority="99" w:name="index 5"/>
-    <w:lsdException w:uiPriority="99" w:name="index 6"/>
-    <w:lsdException w:uiPriority="99" w:name="index 7"/>
-    <w:lsdException w:uiPriority="99" w:name="index 8"/>
-    <w:lsdException w:uiPriority="99" w:name="index 9"/>
-    <w:lsdException w:uiPriority="39" w:name="toc 1"/>
-    <w:lsdException w:uiPriority="39" w:name="toc 2"/>
-    <w:lsdException w:uiPriority="39" w:name="toc 3"/>
-    <w:lsdException w:uiPriority="39" w:name="toc 4"/>
-    <w:lsdException w:uiPriority="39" w:name="toc 5"/>
-    <w:lsdException w:uiPriority="39" w:name="toc 6"/>
-    <w:lsdException w:uiPriority="39" w:name="toc 7"/>
-    <w:lsdException w:uiPriority="39" w:name="toc 8"/>
-    <w:lsdException w:uiPriority="39" w:name="toc 9"/>
-    <w:lsdException w:uiPriority="99" w:name="Normal Indent"/>
-    <w:lsdException w:uiPriority="99" w:name="footnote text"/>
-    <w:lsdException w:uiPriority="99" w:name="annotation text"/>
-    <w:lsdException w:uiPriority="99" w:name="header"/>
-    <w:lsdException w:uiPriority="99" w:name="footer"/>
-    <w:lsdException w:uiPriority="99" w:name="index heading"/>
-    <w:lsdException w:qFormat="1" w:uiPriority="35" w:name="caption"/>
-    <w:lsdException w:uiPriority="99" w:name="table of figures"/>
-    <w:lsdException w:uiPriority="99" w:name="envelope address"/>
-    <w:lsdException w:uiPriority="99" w:name="envelope return"/>
-    <w:lsdException w:uiPriority="99" w:name="footnote reference"/>
-    <w:lsdException w:uiPriority="99" w:name="annotation reference"/>
-    <w:lsdException w:uiPriority="99" w:name="line number"/>
-    <w:lsdException w:uiPriority="99" w:name="page number"/>
-    <w:lsdException w:uiPriority="99" w:name="endnote reference"/>
-    <w:lsdException w:uiPriority="99" w:name="endnote text"/>
-    <w:lsdException w:uiPriority="99" w:name="table of authorities"/>
-    <w:lsdException w:uiPriority="99" w:name="macro"/>
-    <w:lsdException w:uiPriority="99" w:name="toa heading"/>
-    <w:lsdException w:uiPriority="99" w:name="List"/>
-    <w:lsdException w:uiPriority="99" w:name="List Bullet"/>
-    <w:lsdException w:uiPriority="99" w:name="List Number"/>
-    <w:lsdException w:uiPriority="99" w:name="List 2"/>
-    <w:lsdException w:uiPriority="99" w:name="List 3"/>
-    <w:lsdException w:uiPriority="99" w:name="List 4"/>
-    <w:lsdException w:uiPriority="99" w:name="List 5"/>
-    <w:lsdException w:uiPriority="99" w:name="List Bullet 2"/>
-    <w:lsdException w:uiPriority="99" w:name="List Bullet 3"/>
-    <w:lsdException w:uiPriority="99" w:name="List Bullet 4"/>
-    <w:lsdException w:uiPriority="99" w:name="List Bullet 5"/>
-    <w:lsdException w:uiPriority="99" w:name="List Number 2"/>
-    <w:lsdException w:uiPriority="99" w:name="List Number 3"/>
-    <w:lsdException w:uiPriority="99" w:name="List Number 4"/>
-    <w:lsdException w:uiPriority="99" w:name="List Number 5"/>
-    <w:lsdException w:qFormat="1" w:unhideWhenUsed="0" w:uiPriority="10" w:semiHidden="0" w:name="Title"/>
-    <w:lsdException w:uiPriority="99" w:name="Closing"/>
-    <w:lsdException w:uiPriority="99" w:name="Signature"/>
-    <w:lsdException w:qFormat="1" w:uiPriority="1" w:name="Default Paragraph Font"/>
-    <w:lsdException w:uiPriority="99" w:name="Body Text"/>
-    <w:lsdException w:uiPriority="99" w:name="Body Text Indent"/>
-    <w:lsdException w:uiPriority="99" w:name="List Continue"/>
-    <w:lsdException w:uiPriority="99" w:name="List Continue 2"/>
-    <w:lsdException w:uiPriority="99" w:name="List Continue 3"/>
-    <w:lsdException w:uiPriority="99" w:name="List Continue 4"/>
-    <w:lsdException w:uiPriority="99" w:name="List Continue 5"/>
-    <w:lsdException w:uiPriority="99" w:name="Message Header"/>
-    <w:lsdException w:qFormat="1" w:unhideWhenUsed="0" w:uiPriority="11" w:semiHidden="0" w:name="Subtitle"/>
-    <w:lsdException w:uiPriority="99" w:name="Salutation"/>
-    <w:lsdException w:uiPriority="99" w:name="Date"/>
-    <w:lsdException w:uiPriority="99" w:name="Body Text First Indent"/>
-    <w:lsdException w:uiPriority="99" w:name="Body Text First Indent 2"/>
-    <w:lsdException w:uiPriority="99" w:name="Note Heading"/>
-    <w:lsdException w:uiPriority="99" w:name="Body Text 2"/>
-    <w:lsdException w:uiPriority="99" w:name="Body Text 3"/>
-    <w:lsdException w:uiPriority="99" w:name="Body Text Indent 2"/>
-    <w:lsdException w:uiPriority="99" w:name="Body Text Indent 3"/>
-    <w:lsdException w:uiPriority="99" w:name="Block Text"/>
-    <w:lsdException w:uiPriority="99" w:name="Hyperlink"/>
-    <w:lsdException w:uiPriority="99" w:name="FollowedHyperlink"/>
-    <w:lsdException w:qFormat="1" w:unhideWhenUsed="0" w:uiPriority="22" w:semiHidden="0" w:name="Strong"/>
-    <w:lsdException w:qFormat="1" w:unhideWhenUsed="0" w:uiPriority="20" w:semiHidden="0" w:name="Emphasis"/>
-    <w:lsdException w:uiPriority="99" w:name="Document Map"/>
-    <w:lsdException w:uiPriority="99" w:name="Plain Text"/>
-    <w:lsdException w:uiPriority="99" w:name="E-mail Signature"/>
-    <w:lsdException w:uiPriority="99" w:name="Normal (Web)"/>
-    <w:lsdException w:uiPriority="99" w:name="HTML Acronym"/>
-    <w:lsdException w:uiPriority="99" w:name="HTML Address"/>
-    <w:lsdException w:uiPriority="99" w:name="HTML Cite"/>
-    <w:lsdException w:uiPriority="99" w:name="HTML Code"/>
-    <w:lsdException w:uiPriority="99" w:name="HTML Definition"/>
-    <w:lsdException w:uiPriority="99" w:name="HTML Keyboard"/>
-    <w:lsdException w:uiPriority="99" w:name="HTML Preformatted"/>
-    <w:lsdException w:uiPriority="99" w:name="HTML Sample"/>
-    <w:lsdException w:uiPriority="99" w:name="HTML Typewriter"/>
-    <w:lsdException w:uiPriority="99" w:name="HTML Variable"/>
-    <w:lsdException w:uiPriority="99" w:name="Normal Table"/>
-    <w:lsdException w:uiPriority="99" w:name="annotation subject"/>
-    <w:lsdException w:uiPriority="99" w:name="Table Simple 1"/>
-    <w:lsdException w:uiPriority="99" w:name="Table Simple 2"/>
-    <w:lsdException w:uiPriority="99" w:name="Table Simple 3"/>
-    <w:lsdException w:uiPriority="99" w:name="Table Classic 1"/>
-    <w:lsdException w:uiPriority="99" w:name="Table Classic 2"/>
-    <w:lsdException w:uiPriority="99" w:name="Table Classic 3"/>
-    <w:lsdException w:uiPriority="99" w:name="Table Classic 4"/>
-    <w:lsdException w:uiPriority="99" w:name="Table Colorful 1"/>
-    <w:lsdException w:uiPriority="99" w:name="Table Colorful 2"/>
-    <w:lsdException w:uiPriority="99" w:name="Table Colorful 3"/>
-    <w:lsdException w:uiPriority="99" w:name="Table Columns 1"/>
-    <w:lsdException w:uiPriority="99" w:name="Table Columns 2"/>
-    <w:lsdException w:uiPriority="99" w:name="Table Columns 3"/>
-    <w:lsdException w:uiPriority="99" w:name="Table Columns 4"/>
-    <w:lsdException w:uiPriority="99" w:name="Table Columns 5"/>
-    <w:lsdException w:uiPriority="99" w:name="Table Grid 1"/>
-    <w:lsdException w:uiPriority="99" w:name="Table Grid 2"/>
-    <w:lsdException w:uiPriority="99" w:name="Table Grid 3"/>
-    <w:lsdException w:uiPriority="99" w:name="Table Grid 4"/>
-    <w:lsdException w:uiPriority="99" w:name="Table Grid 5"/>
-    <w:lsdException w:uiPriority="99" w:name="Table Grid 6"/>
-    <w:lsdException w:uiPriority="99" w:name="Table Grid 7"/>
-    <w:lsdException w:uiPriority="99" w:name="Table Grid 8"/>
-    <w:lsdException w:uiPriority="99" w:name="Table List 1"/>
-    <w:lsdException w:uiPriority="99" w:name="Table List 2"/>
-    <w:lsdException w:uiPriority="99" w:name="Table List 3"/>
-    <w:lsdException w:uiPriority="99" w:name="Table List 4"/>
-    <w:lsdException w:uiPriority="99" w:name="Table List 5"/>
-    <w:lsdException w:uiPriority="99" w:name="Table List 6"/>
-    <w:lsdException w:uiPriority="99" w:name="Table List 7"/>
-    <w:lsdException w:uiPriority="99" w:name="Table List 8"/>
-    <w:lsdException w:uiPriority="99" w:name="Table 3D effects 1"/>
-    <w:lsdException w:uiPriority="99" w:name="Table 3D effects 2"/>
-    <w:lsdException w:uiPriority="99" w:name="Table 3D effects 3"/>
-    <w:lsdException w:uiPriority="99" w:name="Table Contemporary"/>
-    <w:lsdException w:uiPriority="99" w:name="Table Elegant"/>
-    <w:lsdException w:uiPriority="99" w:name="Table Professional"/>
-    <w:lsdException w:uiPriority="99" w:name="Table Subtle 1"/>
-    <w:lsdException w:uiPriority="99" w:name="Table Subtle 2"/>
-    <w:lsdException w:uiPriority="99" w:name="Table Web 1"/>
-    <w:lsdException w:uiPriority="99" w:name="Table Web 2"/>
-    <w:lsdException w:uiPriority="99" w:name="Table Web 3"/>
-    <w:lsdException w:uiPriority="99" w:name="Balloon Text"/>
-    <w:lsdException w:unhideWhenUsed="0" w:uiPriority="39" w:semiHidden="0" w:name="Table Grid"/>
-    <w:lsdException w:uiPriority="99" w:name="Table Theme"/>
-    <w:lsdException w:qFormat="1" w:unhideWhenUsed="0" w:uiPriority="1" w:semiHidden="0" w:name="No Spacing"/>
-    <w:lsdException w:unhideWhenUsed="0" w:uiPriority="60" w:semiHidden="0" w:name="Light Shading"/>
-    <w:lsdException w:unhideWhenUsed="0" w:uiPriority="61" w:semiHidden="0" w:name="Light List"/>
-    <w:lsdException w:unhideWhenUsed="0" w:uiPriority="62" w:semiHidden="0" w:name="Light Grid"/>
-    <w:lsdException w:unhideWhenUsed="0" w:uiPriority="63" w:semiHidden="0" w:name="Medium Shading 1"/>
-    <w:lsdException w:unhideWhenUsed="0" w:uiPriority="64" w:semiHidden="0" w:name="Medium Shading 2"/>
-    <w:lsdException w:unhideWhenUsed="0" w:uiPriority="65" w:semiHidden="0" w:name="Medium List 1"/>
-    <w:lsdException w:unhideWhenUsed="0" w:uiPriority="66" w:semiHidden="0" w:name="Medium List 2"/>
-    <w:lsdException w:unhideWhenUsed="0" w:uiPriority="67" w:semiHidden="0" w:name="Medium Grid 1"/>
-    <w:lsdException w:unhideWhenUsed="0" w:uiPriority="68" w:semiHidden="0" w:name="Medium Grid 2"/>
-    <w:lsdException w:unhideWhenUsed="0" w:uiPriority="69" w:semiHidden="0" w:name="Medium Grid 3"/>
-    <w:lsdException w:unhideWhenUsed="0" w:uiPriority="70" w:semiHidden="0" w:name="Dark List"/>
-    <w:lsdException w:unhideWhenUsed="0" w:uiPriority="71" w:semiHidden="0" w:name="Colorful Shading"/>
-    <w:lsdException w:unhideWhenUsed="0" w:uiPriority="72" w:semiHidden="0" w:name="Colorful List"/>
-    <w:lsdException w:unhideWhenUsed="0" w:uiPriority="73" w:semiHidden="0" w:name="Colorful Grid"/>
-    <w:lsdException w:unhideWhenUsed="0" w:uiPriority="60" w:semiHidden="0" w:name="Light Shading Accent 1"/>
-    <w:lsdException w:unhideWhenUsed="0" w:uiPriority="61" w:semiHidden="0" w:name="Light List Accent 1"/>
-    <w:lsdException w:unhideWhenUsed="0" w:uiPriority="62" w:semiHidden="0" w:name="Light Grid Accent 1"/>
-    <w:lsdException w:unhideWhenUsed="0" w:uiPriority="63" w:semiHidden="0" w:name="Medium Shading 1 Accent 1"/>
-    <w:lsdException w:unhideWhenUsed="0" w:uiPriority="64" w:semiHidden="0" w:name="Medium Shading 2 Accent 1"/>
-    <w:lsdException w:unhideWhenUsed="0" w:uiPriority="65" w:semiHidden="0" w:name="Medium List 1 Accent 1"/>
-    <w:lsdException w:qFormat="1" w:unhideWhenUsed="0" w:uiPriority="34" w:semiHidden="0" w:name="List Paragraph"/>
-    <w:lsdException w:qFormat="1" w:unhideWhenUsed="0" w:uiPriority="29" w:semiHidden="0" w:name="Quote"/>
-    <w:lsdException w:qFormat="1" w:unhideWhenUsed="0" w:uiPriority="30" w:semiHidden="0" w:name="Intense Quote"/>
-    <w:lsdException w:unhideWhenUsed="0" w:uiPriority="66" w:semiHidden="0" w:name="Medium List 2 Accent 1"/>
-    <w:lsdException w:unhideWhenUsed="0" w:uiPriority="67" w:semiHidden="0" w:name="Medium Grid 1 Accent 1"/>
-    <w:lsdException w:unhideWhenUsed="0" w:uiPriority="68" w:semiHidden="0" w:name="Medium Grid 2 Accent 1"/>
-    <w:lsdException w:unhideWhenUsed="0" w:uiPriority="69" w:semiHidden="0" w:name="Medium Grid 3 Accent 1"/>
-    <w:lsdException w:unhideWhenUsed="0" w:uiPriority="70" w:semiHidden="0" w:name="Dark List Accent 1"/>
-    <w:lsdException w:unhideWhenUsed="0" w:uiPriority="71" w:semiHidden="0" w:name="Colorful Shading Accent 1"/>
-    <w:lsdException w:unhideWhenUsed="0" w:uiPriority="72" w:semiHidden="0" w:name="Colorful List Accent 1"/>
-    <w:lsdException w:unhideWhenUsed="0" w:uiPriority="73" w:semiHidden="0" w:name="Colorful Grid Accent 1"/>
-    <w:lsdException w:unhideWhenUsed="0" w:uiPriority="60" w:semiHidden="0" w:name="Light Shading Accent 2"/>
-    <w:lsdException w:unhideWhenUsed="0" w:uiPriority="61" w:semiHidden="0" w:name="Light List Accent 2"/>
-    <w:lsdException w:unhideWhenUsed="0" w:uiPriority="62" w:semiHidden="0" w:name="Light Grid Accent 2"/>
-    <w:lsdException w:unhideWhenUsed="0" w:uiPriority="63" w:semiHidden="0" w:name="Medium Shading 1 Accent 2"/>
-    <w:lsdException w:unhideWhenUsed="0" w:uiPriority="64" w:semiHidden="0" w:name="Medium Shading 2 Accent 2"/>
-    <w:lsdException w:unhideWhenUsed="0" w:uiPriority="65" w:semiHidden="0" w:name="Medium List 1 Accent 2"/>
-    <w:lsdException w:unhideWhenUsed="0" w:uiPriority="66" w:semiHidden="0" w:name="Medium List 2 Accent 2"/>
-    <w:lsdException w:unhideWhenUsed="0" w:uiPriority="67" w:semiHidden="0" w:name="Medium Grid 1 Accent 2"/>
-    <w:lsdException w:unhideWhenUsed="0" w:uiPriority="68" w:semiHidden="0" w:name="Medium Grid 2 Accent 2"/>
-    <w:lsdException w:unhideWhenUsed="0" w:uiPriority="69" w:semiHidden="0" w:name="Medium Grid 3 Accent 2"/>
-    <w:lsdException w:unhideWhenUsed="0" w:uiPriority="70" w:semiHidden="0" w:name="Dark List Accent 2"/>
-    <w:lsdException w:unhideWhenUsed="0" w:uiPriority="71" w:semiHidden="0" w:name="Colorful Shading Accent 2"/>
-    <w:lsdException w:unhideWhenUsed="0" w:uiPriority="72" w:semiHidden="0" w:name="Colorful List Accent 2"/>
-    <w:lsdException w:unhideWhenUsed="0" w:uiPriority="73" w:semiHidden="0" w:name="Colorful Grid Accent 2"/>
-    <w:lsdException w:unhideWhenUsed="0" w:uiPriority="60" w:semiHidden="0" w:name="Light Shading Accent 3"/>
-    <w:lsdException w:unhideWhenUsed="0" w:uiPriority="61" w:semiHidden="0" w:name="Light List Accent 3"/>
-    <w:lsdException w:unhideWhenUsed="0" w:uiPriority="62" w:semiHidden="0" w:name="Light Grid Accent 3"/>
-    <w:lsdException w:unhideWhenUsed="0" w:uiPriority="63" w:semiHidden="0" w:name="Medium Shading 1 Accent 3"/>
-    <w:lsdException w:unhideWhenUsed="0" w:uiPriority="64" w:semiHidden="0" w:name="Medium Shading 2 Accent 3"/>
-    <w:lsdException w:unhideWhenUsed="0" w:uiPriority="65" w:semiHidden="0" w:name="Medium List 1 Accent 3"/>
-    <w:lsdException w:unhideWhenUsed="0" w:uiPriority="66" w:semiHidden="0" w:name="Medium List 2 Accent 3"/>
-    <w:lsdException w:unhideWhenUsed="0" w:uiPriority="67" w:semiHidden="0" w:name="Medium Grid 1 Accent 3"/>
-    <w:lsdException w:unhideWhenUsed="0" w:uiPriority="68" w:semiHidden="0" w:name="Medium Grid 2 Accent 3"/>
-    <w:lsdException w:unhideWhenUsed="0" w:uiPriority="69" w:semiHidden="0" w:name="Medium Grid 3 Accent 3"/>
-    <w:lsdException w:unhideWhenUsed="0" w:uiPriority="70" w:semiHidden="0" w:name="Dark List Accent 3"/>
-    <w:lsdException w:unhideWhenUsed="0" w:uiPriority="71" w:semiHidden="0" w:name="Colorful Shading Accent 3"/>
-    <w:lsdException w:unhideWhenUsed="0" w:uiPriority="72" w:semiHidden="0" w:name="Colorful List Accent 3"/>
-    <w:lsdException w:unhideWhenUsed="0" w:uiPriority="73" w:semiHidden="0" w:name="Colorful Grid Accent 3"/>
-    <w:lsdException w:unhideWhenUsed="0" w:uiPriority="60" w:semiHidden="0" w:name="Light Shading Accent 4"/>
-    <w:lsdException w:unhideWhenUsed="0" w:uiPriority="61" w:semiHidden="0" w:name="Light List Accent 4"/>
-    <w:lsdException w:unhideWhenUsed="0" w:uiPriority="62" w:semiHidden="0" w:name="Light Grid Accent 4"/>
-    <w:lsdException w:unhideWhenUsed="0" w:uiPriority="63" w:semiHidden="0" w:name="Medium Shading 1 Accent 4"/>
-    <w:lsdException w:unhideWhenUsed="0" w:uiPriority="64" w:semiHidden="0" w:name="Medium Shading 2 Accent 4"/>
-    <w:lsdException w:unhideWhenUsed="0" w:uiPriority="65" w:semiHidden="0" w:name="Medium List 1 Accent 4"/>
-    <w:lsdException w:unhideWhenUsed="0" w:uiPriority="66" w:semiHidden="0" w:name="Medium List 2 Accent 4"/>
-    <w:lsdException w:unhideWhenUsed="0" w:uiPriority="67" w:semiHidden="0" w:name="Medium Grid 1 Accent 4"/>
-    <w:lsdException w:unhideWhenUsed="0" w:uiPriority="68" w:semiHidden="0" w:name="Medium Grid 2 Accent 4"/>
-    <w:lsdException w:unhideWhenUsed="0" w:uiPriority="69" w:semiHidden="0" w:name="Medium Grid 3 Accent 4"/>
-    <w:lsdException w:unhideWhenUsed="0" w:uiPriority="70" w:semiHidden="0" w:name="Dark List Accent 4"/>
-    <w:lsdException w:unhideWhenUsed="0" w:uiPriority="71" w:semiHidden="0" w:name="Colorful Shading Accent 4"/>
-    <w:lsdException w:unhideWhenUsed="0" w:uiPriority="72" w:semiHidden="0" w:name="Colorful List Accent 4"/>
-    <w:lsdException w:unhideWhenUsed="0" w:uiPriority="73" w:semiHidden="0" w:name="Colorful Grid Accent 4"/>
-    <w:lsdException w:unhideWhenUsed="0" w:uiPriority="60" w:semiHidden="0" w:name="Light Shading Accent 5"/>
-    <w:lsdException w:unhideWhenUsed="0" w:uiPriority="61" w:semiHidden="0" w:name="Light List Accent 5"/>
-    <w:lsdException w:unhideWhenUsed="0" w:uiPriority="62" w:semiHidden="0" w:name="Light Grid Accent 5"/>
-    <w:lsdException w:unhideWhenUsed="0" w:uiPriority="63" w:semiHidden="0" w:name="Medium Shading 1 Accent 5"/>
-    <w:lsdException w:unhideWhenUsed="0" w:uiPriority="64" w:semiHidden="0" w:name="Medium Shading 2 Accent 5"/>
-    <w:lsdException w:unhideWhenUsed="0" w:uiPriority="65" w:semiHidden="0" w:name="Medium List 1 Accent 5"/>
-    <w:lsdException w:unhideWhenUsed="0" w:uiPriority="66" w:semiHidden="0" w:name="Medium List 2 Accent 5"/>
-    <w:lsdException w:unhideWhenUsed="0" w:uiPriority="67" w:semiHidden="0" w:name="Medium Grid 1 Accent 5"/>
-    <w:lsdException w:unhideWhenUsed="0" w:uiPriority="68" w:semiHidden="0" w:name="Medium Grid 2 Accent 5"/>
-    <w:lsdException w:unhideWhenUsed="0" w:uiPriority="69" w:semiHidden="0" w:name="Medium Grid 3 Accent 5"/>
-    <w:lsdException w:unhideWhenUsed="0" w:uiPriority="70" w:semiHidden="0" w:name="Dark List Accent 5"/>
-    <w:lsdException w:unhideWhenUsed="0" w:uiPriority="71" w:semiHidden="0" w:name="Colorful Shading Accent 5"/>
-    <w:lsdException w:unhideWhenUsed="0" w:uiPriority="72" w:semiHidden="0" w:name="Colorful List Accent 5"/>
-    <w:lsdException w:unhideWhenUsed="0" w:uiPriority="73" w:semiHidden="0" w:name="Colorful Grid Accent 5"/>
-    <w:lsdException w:unhideWhenUsed="0" w:uiPriority="60" w:semiHidden="0" w:name="Light Shading Accent 6"/>
-    <w:lsdException w:unhideWhenUsed="0" w:uiPriority="61" w:semiHidden="0" w:name="Light List Accent 6"/>
-    <w:lsdException w:unhideWhenUsed="0" w:uiPriority="62" w:semiHidden="0" w:name="Light Grid Accent 6"/>
-    <w:lsdException w:unhideWhenUsed="0" w:uiPriority="63" w:semiHidden="0" w:name="Medium Shading 1 Accent 6"/>
-    <w:lsdException w:unhideWhenUsed="0" w:uiPriority="64" w:semiHidden="0" w:name="Medium Shading 2 Accent 6"/>
-    <w:lsdException w:unhideWhenUsed="0" w:uiPriority="65" w:semiHidden="0" w:name="Medium List 1 Accent 6"/>
-    <w:lsdException w:unhideWhenUsed="0" w:uiPriority="66" w:semiHidden="0" w:name="Medium List 2 Accent 6"/>
-    <w:lsdException w:unhideWhenUsed="0" w:uiPriority="67" w:semiHidden="0" w:name="Medium Grid 1 Accent 6"/>
-    <w:lsdException w:unhideWhenUsed="0" w:uiPriority="68" w:semiHidden="0" w:name="Medium Grid 2 Accent 6"/>
-    <w:lsdException w:unhideWhenUsed="0" w:uiPriority="69" w:semiHidden="0" w:name="Medium Grid 3 Accent 6"/>
-    <w:lsdException w:unhideWhenUsed="0" w:uiPriority="70" w:semiHidden="0" w:name="Dark List Accent 6"/>
-    <w:lsdException w:unhideWhenUsed="0" w:uiPriority="71" w:semiHidden="0" w:name="Colorful Shading Accent 6"/>
-    <w:lsdException w:unhideWhenUsed="0" w:uiPriority="72" w:semiHidden="0" w:name="Colorful List Accent 6"/>
-    <w:lsdException w:unhideWhenUsed="0" w:uiPriority="73" w:semiHidden="0" w:name="Colorful Grid Accent 6"/>
+  <w:latentStyles w:defLockedState="0" w:defUIPriority="99" w:defSemiHidden="0" w:defUnhideWhenUsed="0" w:defQFormat="0" w:count="376">
+    <w:lsdException w:name="Normal" w:uiPriority="0" w:qFormat="1"/>
+    <w:lsdException w:name="heading 1" w:uiPriority="9" w:qFormat="1"/>
+    <w:lsdException w:name="heading 2" w:semiHidden="1" w:uiPriority="9" w:unhideWhenUsed="1" w:qFormat="1"/>
+    <w:lsdException w:name="heading 3" w:semiHidden="1" w:uiPriority="9" w:unhideWhenUsed="1" w:qFormat="1"/>
+    <w:lsdException w:name="heading 4" w:semiHidden="1" w:uiPriority="9" w:unhideWhenUsed="1" w:qFormat="1"/>
+    <w:lsdException w:name="heading 5" w:semiHidden="1" w:uiPriority="9" w:unhideWhenUsed="1" w:qFormat="1"/>
+    <w:lsdException w:name="heading 6" w:semiHidden="1" w:uiPriority="9" w:unhideWhenUsed="1" w:qFormat="1"/>
+    <w:lsdException w:name="heading 7" w:semiHidden="1" w:uiPriority="9" w:unhideWhenUsed="1" w:qFormat="1"/>
+    <w:lsdException w:name="heading 8" w:semiHidden="1" w:uiPriority="9" w:unhideWhenUsed="1" w:qFormat="1"/>
+    <w:lsdException w:name="heading 9" w:semiHidden="1" w:uiPriority="9" w:unhideWhenUsed="1" w:qFormat="1"/>
+    <w:lsdException w:name="index 1" w:semiHidden="1" w:unhideWhenUsed="1"/>
+    <w:lsdException w:name="index 2" w:semiHidden="1" w:unhideWhenUsed="1"/>
+    <w:lsdException w:name="index 3" w:semiHidden="1" w:unhideWhenUsed="1"/>
+    <w:lsdException w:name="index 4" w:semiHidden="1" w:unhideWhenUsed="1"/>
+    <w:lsdException w:name="index 5" w:semiHidden="1" w:unhideWhenUsed="1"/>
+    <w:lsdException w:name="index 6" w:semiHidden="1" w:unhideWhenUsed="1"/>
+    <w:lsdException w:name="index 7" w:semiHidden="1" w:unhideWhenUsed="1"/>
+    <w:lsdException w:name="index 8" w:semiHidden="1" w:unhideWhenUsed="1"/>
+    <w:lsdException w:name="index 9" w:semiHidden="1" w:unhideWhenUsed="1"/>
+    <w:lsdException w:name="toc 1" w:semiHidden="1" w:uiPriority="39" w:unhideWhenUsed="1"/>
+    <w:lsdException w:name="toc 2" w:semiHidden="1" w:uiPriority="39" w:unhideWhenUsed="1"/>
+    <w:lsdException w:name="toc 3" w:semiHidden="1" w:uiPriority="39" w:unhideWhenUsed="1"/>
+    <w:lsdException w:name="toc 4" w:semiHidden="1" w:uiPriority="39" w:unhideWhenUsed="1"/>
+    <w:lsdException w:name="toc 5" w:semiHidden="1" w:uiPriority="39" w:unhideWhenUsed="1"/>
+    <w:lsdException w:name="toc 6" w:semiHidden="1" w:uiPriority="39" w:unhideWhenUsed="1"/>
+    <w:lsdException w:name="toc 7" w:semiHidden="1" w:uiPriority="39" w:unhideWhenUsed="1"/>
+    <w:lsdException w:name="toc 8" w:semiHidden="1" w:uiPriority="39" w:unhideWhenUsed="1"/>
+    <w:lsdException w:name="toc 9" w:semiHidden="1" w:uiPriority="39" w:unhideWhenUsed="1"/>
+    <w:lsdException w:name="Normal Indent" w:semiHidden="1" w:unhideWhenUsed="1"/>
+    <w:lsdException w:name="footnote text" w:semiHidden="1" w:unhideWhenUsed="1"/>
+    <w:lsdException w:name="annotation text" w:semiHidden="1" w:unhideWhenUsed="1"/>
+    <w:lsdException w:name="header" w:semiHidden="1" w:unhideWhenUsed="1"/>
+    <w:lsdException w:name="footer" w:semiHidden="1" w:unhideWhenUsed="1"/>
+    <w:lsdException w:name="index heading" w:semiHidden="1" w:unhideWhenUsed="1"/>
+    <w:lsdException w:name="caption" w:semiHidden="1" w:uiPriority="35" w:unhideWhenUsed="1" w:qFormat="1"/>
+    <w:lsdException w:name="table of figures" w:semiHidden="1" w:unhideWhenUsed="1"/>
+    <w:lsdException w:name="envelope address" w:semiHidden="1" w:unhideWhenUsed="1"/>
+    <w:lsdException w:name="envelope return" w:semiHidden="1" w:unhideWhenUsed="1"/>
+    <w:lsdException w:name="footnote reference" w:semiHidden="1" w:unhideWhenUsed="1"/>
+    <w:lsdException w:name="annotation reference" w:semiHidden="1" w:unhideWhenUsed="1"/>
+    <w:lsdException w:name="line number" w:semiHidden="1" w:unhideWhenUsed="1"/>
+    <w:lsdException w:name="page number" w:semiHidden="1" w:unhideWhenUsed="1"/>
+    <w:lsdException w:name="endnote reference" w:semiHidden="1" w:unhideWhenUsed="1"/>
+    <w:lsdException w:name="endnote text" w:semiHidden="1" w:unhideWhenUsed="1"/>
+    <w:lsdException w:name="table of authorities" w:semiHidden="1" w:unhideWhenUsed="1"/>
+    <w:lsdException w:name="macro" w:semiHidden="1" w:unhideWhenUsed="1"/>
+    <w:lsdException w:name="toa heading" w:semiHidden="1" w:unhideWhenUsed="1"/>
+    <w:lsdException w:name="List" w:semiHidden="1" w:unhideWhenUsed="1"/>
+    <w:lsdException w:name="List Bullet" w:semiHidden="1" w:unhideWhenUsed="1"/>
+    <w:lsdException w:name="List Number" w:semiHidden="1" w:unhideWhenUsed="1"/>
+    <w:lsdException w:name="List 2" w:semiHidden="1" w:unhideWhenUsed="1"/>
+    <w:lsdException w:name="List 3" w:semiHidden="1" w:unhideWhenUsed="1"/>
+    <w:lsdException w:name="List 4" w:semiHidden="1" w:unhideWhenUsed="1"/>
+    <w:lsdException w:name="List 5" w:semiHidden="1" w:unhideWhenUsed="1"/>
+    <w:lsdException w:name="List Bullet 2" w:semiHidden="1" w:unhideWhenUsed="1"/>
+    <w:lsdException w:name="List Bullet 3" w:semiHidden="1" w:unhideWhenUsed="1"/>
+    <w:lsdException w:name="List Bullet 4" w:semiHidden="1" w:unhideWhenUsed="1"/>
+    <w:lsdException w:name="List Bullet 5" w:semiHidden="1" w:unhideWhenUsed="1"/>
+    <w:lsdException w:name="List Number 2" w:semiHidden="1" w:unhideWhenUsed="1"/>
+    <w:lsdException w:name="List Number 3" w:semiHidden="1" w:unhideWhenUsed="1"/>
+    <w:lsdException w:name="List Number 4" w:semiHidden="1" w:unhideWhenUsed="1"/>
+    <w:lsdException w:name="List Number 5" w:semiHidden="1" w:unhideWhenUsed="1"/>
+    <w:lsdException w:name="Title" w:uiPriority="10" w:qFormat="1"/>
+    <w:lsdException w:name="Closing" w:semiHidden="1" w:unhideWhenUsed="1"/>
+    <w:lsdException w:name="Signature" w:semiHidden="1" w:unhideWhenUsed="1"/>
+    <w:lsdException w:name="Default Paragraph Font" w:semiHidden="1" w:uiPriority="1" w:unhideWhenUsed="1" w:qFormat="1"/>
+    <w:lsdException w:name="Body Text" w:semiHidden="1" w:unhideWhenUsed="1"/>
+    <w:lsdException w:name="Body Text Indent" w:semiHidden="1" w:unhideWhenUsed="1"/>
+    <w:lsdException w:name="List Continue" w:semiHidden="1" w:unhideWhenUsed="1"/>
+    <w:lsdException w:name="List Continue 2" w:semiHidden="1" w:unhideWhenUsed="1"/>
+    <w:lsdException w:name="List Continue 3" w:semiHidden="1" w:unhideWhenUsed="1"/>
+    <w:lsdException w:name="List Continue 4" w:semiHidden="1" w:unhideWhenUsed="1"/>
+    <w:lsdException w:name="List Continue 5" w:semiHidden="1" w:unhideWhenUsed="1"/>
+    <w:lsdException w:name="Message Header" w:semiHidden="1" w:unhideWhenUsed="1"/>
+    <w:lsdException w:name="Subtitle" w:uiPriority="11" w:qFormat="1"/>
+    <w:lsdException w:name="Salutation" w:semiHidden="1" w:unhideWhenUsed="1"/>
+    <w:lsdException w:name="Date" w:semiHidden="1" w:unhideWhenUsed="1"/>
+    <w:lsdException w:name="Body Text First Indent" w:semiHidden="1" w:unhideWhenUsed="1"/>
+    <w:lsdException w:name="Body Text First Indent 2" w:semiHidden="1" w:unhideWhenUsed="1"/>
+    <w:lsdException w:name="Note Heading" w:semiHidden="1" w:unhideWhenUsed="1"/>
+    <w:lsdException w:name="Body Text 2" w:semiHidden="1" w:unhideWhenUsed="1"/>
+    <w:lsdException w:name="Body Text 3" w:semiHidden="1" w:unhideWhenUsed="1"/>
+    <w:lsdException w:name="Body Text Indent 2" w:semiHidden="1" w:unhideWhenUsed="1"/>
+    <w:lsdException w:name="Body Text Indent 3" w:semiHidden="1" w:unhideWhenUsed="1"/>
+    <w:lsdException w:name="Block Text" w:semiHidden="1" w:unhideWhenUsed="1"/>
+    <w:lsdException w:name="Hyperlink" w:semiHidden="1" w:unhideWhenUsed="1"/>
+    <w:lsdException w:name="FollowedHyperlink" w:semiHidden="1" w:unhideWhenUsed="1"/>
+    <w:lsdException w:name="Strong" w:uiPriority="22" w:qFormat="1"/>
+    <w:lsdException w:name="Emphasis" w:uiPriority="20" w:qFormat="1"/>
+    <w:lsdException w:name="Document Map" w:semiHidden="1" w:unhideWhenUsed="1"/>
+    <w:lsdException w:name="Plain Text" w:semiHidden="1" w:unhideWhenUsed="1"/>
+    <w:lsdException w:name="E-mail Signature" w:semiHidden="1" w:unhideWhenUsed="1"/>
+    <w:lsdException w:name="HTML Top of Form" w:semiHidden="1" w:unhideWhenUsed="1"/>
+    <w:lsdException w:name="HTML Bottom of Form" w:semiHidden="1" w:unhideWhenUsed="1"/>
+    <w:lsdException w:name="Normal (Web)" w:semiHidden="1" w:unhideWhenUsed="1"/>
+    <w:lsdException w:name="HTML Acronym" w:semiHidden="1" w:unhideWhenUsed="1"/>
+    <w:lsdException w:name="HTML Address" w:semiHidden="1" w:unhideWhenUsed="1"/>
+    <w:lsdException w:name="HTML Cite" w:semiHidden="1" w:unhideWhenUsed="1"/>
+    <w:lsdException w:name="HTML Code" w:semiHidden="1" w:unhideWhenUsed="1"/>
+    <w:lsdException w:name="HTML Definition" w:semiHidden="1" w:unhideWhenUsed="1"/>
+    <w:lsdException w:name="HTML Keyboard" w:semiHidden="1" w:unhideWhenUsed="1"/>
+    <w:lsdException w:name="HTML Preformatted" w:semiHidden="1" w:unhideWhenUsed="1"/>
+    <w:lsdException w:name="HTML Sample" w:semiHidden="1" w:unhideWhenUsed="1"/>
+    <w:lsdException w:name="HTML Typewriter" w:semiHidden="1" w:unhideWhenUsed="1"/>
+    <w:lsdException w:name="HTML Variable" w:semiHidden="1" w:unhideWhenUsed="1"/>
+    <w:lsdException w:name="Normal Table" w:semiHidden="1" w:unhideWhenUsed="1" w:qFormat="1"/>
+    <w:lsdException w:name="annotation subject" w:semiHidden="1" w:unhideWhenUsed="1"/>
+    <w:lsdException w:name="No List" w:semiHidden="1" w:unhideWhenUsed="1"/>
+    <w:lsdException w:name="Outline List 1" w:semiHidden="1" w:unhideWhenUsed="1"/>
+    <w:lsdException w:name="Outline List 2" w:semiHidden="1" w:unhideWhenUsed="1"/>
+    <w:lsdException w:name="Outline List 3" w:semiHidden="1" w:unhideWhenUsed="1"/>
+    <w:lsdException w:name="Table Simple 1" w:semiHidden="1" w:unhideWhenUsed="1"/>
+    <w:lsdException w:name="Table Simple 2" w:semiHidden="1" w:unhideWhenUsed="1"/>
+    <w:lsdException w:name="Table Simple 3" w:semiHidden="1" w:unhideWhenUsed="1"/>
+    <w:lsdException w:name="Table Classic 1" w:semiHidden="1" w:unhideWhenUsed="1"/>
+    <w:lsdException w:name="Table Classic 2" w:semiHidden="1" w:unhideWhenUsed="1"/>
+    <w:lsdException w:name="Table Classic 3" w:semiHidden="1" w:unhideWhenUsed="1"/>
+    <w:lsdException w:name="Table Classic 4" w:semiHidden="1" w:unhideWhenUsed="1"/>
+    <w:lsdException w:name="Table Colorful 1" w:semiHidden="1" w:unhideWhenUsed="1"/>
+    <w:lsdException w:name="Table Colorful 2" w:semiHidden="1" w:unhideWhenUsed="1"/>
+    <w:lsdException w:name="Table Colorful 3" w:semiHidden="1" w:unhideWhenUsed="1"/>
+    <w:lsdException w:name="Table Columns 1" w:semiHidden="1" w:unhideWhenUsed="1"/>
+    <w:lsdException w:name="Table Columns 2" w:semiHidden="1" w:unhideWhenUsed="1"/>
+    <w:lsdException w:name="Table Columns 3" w:semiHidden="1" w:unhideWhenUsed="1"/>
+    <w:lsdException w:name="Table Columns 4" w:semiHidden="1" w:unhideWhenUsed="1"/>
+    <w:lsdException w:name="Table Columns 5" w:semiHidden="1" w:unhideWhenUsed="1"/>
+    <w:lsdException w:name="Table Grid 1" w:semiHidden="1" w:unhideWhenUsed="1"/>
+    <w:lsdException w:name="Table Grid 2" w:semiHidden="1" w:unhideWhenUsed="1"/>
+    <w:lsdException w:name="Table Grid 3" w:semiHidden="1" w:unhideWhenUsed="1"/>
+    <w:lsdException w:name="Table Grid 4" w:semiHidden="1" w:unhideWhenUsed="1"/>
+    <w:lsdException w:name="Table Grid 5" w:semiHidden="1" w:unhideWhenUsed="1"/>
+    <w:lsdException w:name="Table Grid 6" w:semiHidden="1" w:unhideWhenUsed="1"/>
+    <w:lsdException w:name="Table Grid 7" w:semiHidden="1" w:unhideWhenUsed="1"/>
+    <w:lsdException w:name="Table Grid 8" w:semiHidden="1" w:unhideWhenUsed="1"/>
+    <w:lsdException w:name="Table List 1" w:semiHidden="1" w:unhideWhenUsed="1"/>
+    <w:lsdException w:name="Table List 2" w:semiHidden="1" w:unhideWhenUsed="1"/>
+    <w:lsdException w:name="Table List 3" w:semiHidden="1" w:unhideWhenUsed="1"/>
+    <w:lsdException w:name="Table List 4" w:semiHidden="1" w:unhideWhenUsed="1"/>
+    <w:lsdException w:name="Table List 5" w:semiHidden="1" w:unhideWhenUsed="1"/>
+    <w:lsdException w:name="Table List 6" w:semiHidden="1" w:unhideWhenUsed="1"/>
+    <w:lsdException w:name="Table List 7" w:semiHidden="1" w:unhideWhenUsed="1"/>
+    <w:lsdException w:name="Table List 8" w:semiHidden="1" w:unhideWhenUsed="1"/>
+    <w:lsdException w:name="Table 3D effects 1" w:semiHidden="1" w:unhideWhenUsed="1"/>
+    <w:lsdException w:name="Table 3D effects 2" w:semiHidden="1" w:unhideWhenUsed="1"/>
+    <w:lsdException w:name="Table 3D effects 3" w:semiHidden="1" w:unhideWhenUsed="1"/>
+    <w:lsdException w:name="Table Contemporary" w:semiHidden="1" w:unhideWhenUsed="1"/>
+    <w:lsdException w:name="Table Elegant" w:semiHidden="1" w:unhideWhenUsed="1"/>
+    <w:lsdException w:name="Table Professional" w:semiHidden="1" w:unhideWhenUsed="1"/>
+    <w:lsdException w:name="Table Subtle 1" w:semiHidden="1" w:unhideWhenUsed="1"/>
+    <w:lsdException w:name="Table Subtle 2" w:semiHidden="1" w:unhideWhenUsed="1"/>
+    <w:lsdException w:name="Table Web 1" w:semiHidden="1" w:unhideWhenUsed="1"/>
+    <w:lsdException w:name="Table Web 2" w:semiHidden="1" w:unhideWhenUsed="1"/>
+    <w:lsdException w:name="Table Web 3" w:semiHidden="1" w:unhideWhenUsed="1"/>
+    <w:lsdException w:name="Balloon Text" w:semiHidden="1" w:unhideWhenUsed="1"/>
+    <w:lsdException w:name="Table Grid" w:uiPriority="39"/>
+    <w:lsdException w:name="Table Theme" w:semiHidden="1" w:unhideWhenUsed="1"/>
+    <w:lsdException w:name="Placeholder Text" w:semiHidden="1" w:unhideWhenUsed="1"/>
+    <w:lsdException w:name="No Spacing" w:uiPriority="1" w:qFormat="1"/>
+    <w:lsdException w:name="Light Shading" w:uiPriority="60"/>
+    <w:lsdException w:name="Light List" w:uiPriority="61"/>
+    <w:lsdException w:name="Light Grid" w:uiPriority="62"/>
+    <w:lsdException w:name="Medium Shading 1" w:uiPriority="63"/>
+    <w:lsdException w:name="Medium Shading 2" w:uiPriority="64"/>
+    <w:lsdException w:name="Medium List 1" w:uiPriority="65"/>
+    <w:lsdException w:name="Medium List 2" w:uiPriority="66"/>
+    <w:lsdException w:name="Medium Grid 1" w:uiPriority="67"/>
+    <w:lsdException w:name="Medium Grid 2" w:uiPriority="68"/>
+    <w:lsdException w:name="Medium Grid 3" w:uiPriority="69"/>
+    <w:lsdException w:name="Dark List" w:uiPriority="70"/>
+    <w:lsdException w:name="Colorful Shading" w:uiPriority="71"/>
+    <w:lsdException w:name="Colorful List" w:uiPriority="72"/>
+    <w:lsdException w:name="Colorful Grid" w:uiPriority="73"/>
+    <w:lsdException w:name="Light Shading Accent 1" w:uiPriority="60"/>
+    <w:lsdException w:name="Light List Accent 1" w:uiPriority="61"/>
+    <w:lsdException w:name="Light Grid Accent 1" w:uiPriority="62"/>
+    <w:lsdException w:name="Medium Shading 1 Accent 1" w:uiPriority="63"/>
+    <w:lsdException w:name="Medium Shading 2 Accent 1" w:uiPriority="64"/>
+    <w:lsdException w:name="Medium List 1 Accent 1" w:uiPriority="65"/>
+    <w:lsdException w:name="Revision" w:semiHidden="1" w:unhideWhenUsed="1"/>
+    <w:lsdException w:name="List Paragraph" w:uiPriority="34" w:qFormat="1"/>
+    <w:lsdException w:name="Quote" w:uiPriority="29" w:qFormat="1"/>
+    <w:lsdException w:name="Intense Quote" w:uiPriority="30" w:qFormat="1"/>
+    <w:lsdException w:name="Medium List 2 Accent 1" w:uiPriority="66"/>
+    <w:lsdException w:name="Medium Grid 1 Accent 1" w:uiPriority="67"/>
+    <w:lsdException w:name="Medium Grid 2 Accent 1" w:uiPriority="68"/>
+    <w:lsdException w:name="Medium Grid 3 Accent 1" w:uiPriority="69"/>
+    <w:lsdException w:name="Dark List Accent 1" w:uiPriority="70"/>
+    <w:lsdException w:name="Colorful Shading Accent 1" w:uiPriority="71"/>
+    <w:lsdException w:name="Colorful List Accent 1" w:uiPriority="72"/>
+    <w:lsdException w:name="Colorful Grid Accent 1" w:uiPriority="73"/>
+    <w:lsdException w:name="Light Shading Accent 2" w:uiPriority="60"/>
+    <w:lsdException w:name="Light List Accent 2" w:uiPriority="61"/>
+    <w:lsdException w:name="Light Grid Accent 2" w:uiPriority="62"/>
+    <w:lsdException w:name="Medium Shading 1 Accent 2" w:uiPriority="63"/>
+    <w:lsdException w:name="Medium Shading 2 Accent 2" w:uiPriority="64"/>
+    <w:lsdException w:name="Medium List 1 Accent 2" w:uiPriority="65"/>
+    <w:lsdException w:name="Medium List 2 Accent 2" w:uiPriority="66"/>
+    <w:lsdException w:name="Medium Grid 1 Accent 2" w:uiPriority="67"/>
+    <w:lsdException w:name="Medium Grid 2 Accent 2" w:uiPriority="68"/>
+    <w:lsdException w:name="Medium Grid 3 Accent 2" w:uiPriority="69"/>
+    <w:lsdException w:name="Dark List Accent 2" w:uiPriority="70"/>
+    <w:lsdException w:name="Colorful Shading Accent 2" w:uiPriority="71"/>
+    <w:lsdException w:name="Colorful List Accent 2" w:uiPriority="72"/>
+    <w:lsdException w:name="Colorful Grid Accent 2" w:uiPriority="73"/>
+    <w:lsdException w:name="Light Shading Accent 3" w:uiPriority="60"/>
+    <w:lsdException w:name="Light List Accent 3" w:uiPriority="61"/>
+    <w:lsdException w:name="Light Grid Accent 3" w:uiPriority="62"/>
+    <w:lsdException w:name="Medium Shading 1 Accent 3" w:uiPriority="63"/>
+    <w:lsdException w:name="Medium Shading 2 Accent 3" w:uiPriority="64"/>
+    <w:lsdException w:name="Medium List 1 Accent 3" w:uiPriority="65"/>
+    <w:lsdException w:name="Medium List 2 Accent 3" w:uiPriority="66"/>
+    <w:lsdException w:name="Medium Grid 1 Accent 3" w:uiPriority="67"/>
+    <w:lsdException w:name="Medium Grid 2 Accent 3" w:uiPriority="68"/>
+    <w:lsdException w:name="Medium Grid 3 Accent 3" w:uiPriority="69"/>
+    <w:lsdException w:name="Dark List Accent 3" w:uiPriority="70"/>
+    <w:lsdException w:name="Colorful Shading Accent 3" w:uiPriority="71"/>
+    <w:lsdException w:name="Colorful List Accent 3" w:uiPriority="72"/>
+    <w:lsdException w:name="Colorful Grid Accent 3" w:uiPriority="73"/>
+    <w:lsdException w:name="Light Shading Accent 4" w:uiPriority="60"/>
+    <w:lsdException w:name="Light List Accent 4" w:uiPriority="61"/>
+    <w:lsdException w:name="Light Grid Accent 4" w:uiPriority="62"/>
+    <w:lsdException w:name="Medium Shading 1 Accent 4" w:uiPriority="63"/>
+    <w:lsdException w:name="Medium Shading 2 Accent 4" w:uiPriority="64"/>
+    <w:lsdException w:name="Medium List 1 Accent 4" w:uiPriority="65"/>
+    <w:lsdException w:name="Medium List 2 Accent 4" w:uiPriority="66"/>
+    <w:lsdException w:name="Medium Grid 1 Accent 4" w:uiPriority="67"/>
+    <w:lsdException w:name="Medium Grid 2 Accent 4" w:uiPriority="68"/>
+    <w:lsdException w:name="Medium Grid 3 Accent 4" w:uiPriority="69"/>
+    <w:lsdException w:name="Dark List Accent 4" w:uiPriority="70"/>
+    <w:lsdException w:name="Colorful Shading Accent 4" w:uiPriority="71"/>
+    <w:lsdException w:name="Colorful List Accent 4" w:uiPriority="72"/>
+    <w:lsdException w:name="Colorful Grid Accent 4" w:uiPriority="73"/>
+    <w:lsdException w:name="Light Shading Accent 5" w:uiPriority="60"/>
+    <w:lsdException w:name="Light List Accent 5" w:uiPriority="61"/>
+    <w:lsdException w:name="Light Grid Accent 5" w:uiPriority="62"/>
+    <w:lsdException w:name="Medium Shading 1 Accent 5" w:uiPriority="63"/>
+    <w:lsdException w:name="Medium Shading 2 Accent 5" w:uiPriority="64"/>
+    <w:lsdException w:name="Medium List 1 Accent 5" w:uiPriority="65"/>
+    <w:lsdException w:name="Medium List 2 Accent 5" w:uiPriority="66"/>
+    <w:lsdException w:name="Medium Grid 1 Accent 5" w:uiPriority="67"/>
+    <w:lsdException w:name="Medium Grid 2 Accent 5" w:uiPriority="68"/>
+    <w:lsdException w:name="Medium Grid 3 Accent 5" w:uiPriority="69"/>
+    <w:lsdException w:name="Dark List Accent 5" w:uiPriority="70"/>
+    <w:lsdException w:name="Colorful Shading Accent 5" w:uiPriority="71"/>
+    <w:lsdException w:name="Colorful List Accent 5" w:uiPriority="72"/>
+    <w:lsdException w:name="Colorful Grid Accent 5" w:uiPriority="73"/>
+    <w:lsdException w:name="Light Shading Accent 6" w:uiPriority="60"/>
+    <w:lsdException w:name="Light List Accent 6" w:uiPriority="61"/>
+    <w:lsdException w:name="Light Grid Accent 6" w:uiPriority="62"/>
+    <w:lsdException w:name="Medium Shading 1 Accent 6" w:uiPriority="63"/>
+    <w:lsdException w:name="Medium Shading 2 Accent 6" w:uiPriority="64"/>
+    <w:lsdException w:name="Medium List 1 Accent 6" w:uiPriority="65"/>
+    <w:lsdException w:name="Medium List 2 Accent 6" w:uiPriority="66"/>
+    <w:lsdException w:name="Medium Grid 1 Accent 6" w:uiPriority="67"/>
+    <w:lsdException w:name="Medium Grid 2 Accent 6" w:uiPriority="68"/>
+    <w:lsdException w:name="Medium Grid 3 Accent 6" w:uiPriority="69"/>
+    <w:lsdException w:name="Dark List Accent 6" w:uiPriority="70"/>
+    <w:lsdException w:name="Colorful Shading Accent 6" w:uiPriority="71"/>
+    <w:lsdException w:name="Colorful List Accent 6" w:uiPriority="72"/>
+    <w:lsdException w:name="Colorful Grid Accent 6" w:uiPriority="73"/>
+    <w:lsdException w:name="Subtle Emphasis" w:uiPriority="19" w:qFormat="1"/>
+    <w:lsdException w:name="Intense Emphasis" w:uiPriority="21" w:qFormat="1"/>
+    <w:lsdException w:name="Subtle Reference" w:uiPriority="31" w:qFormat="1"/>
+    <w:lsdException w:name="Intense Reference" w:uiPriority="32" w:qFormat="1"/>
+    <w:lsdException w:name="Book Title" w:uiPriority="33" w:qFormat="1"/>
+    <w:lsdException w:name="Bibliography" w:semiHidden="1" w:uiPriority="37" w:unhideWhenUsed="1"/>
+    <w:lsdException w:name="TOC Heading" w:semiHidden="1" w:uiPriority="39" w:unhideWhenUsed="1" w:qFormat="1"/>
+    <w:lsdException w:name="Plain Table 1" w:uiPriority="41"/>
+    <w:lsdException w:name="Plain Table 2" w:uiPriority="42"/>
+    <w:lsdException w:name="Plain Table 3" w:uiPriority="43"/>
+    <w:lsdException w:name="Plain Table 4" w:uiPriority="44"/>
+    <w:lsdException w:name="Plain Table 5" w:uiPriority="45"/>
+    <w:lsdException w:name="Grid Table Light" w:uiPriority="40"/>
+    <w:lsdException w:name="Grid Table 1 Light" w:uiPriority="46"/>
+    <w:lsdException w:name="Grid Table 2" w:uiPriority="47"/>
+    <w:lsdException w:name="Grid Table 3" w:uiPriority="48"/>
+    <w:lsdException w:name="Grid Table 4" w:uiPriority="49"/>
+    <w:lsdException w:name="Grid Table 5 Dark" w:uiPriority="50"/>
+    <w:lsdException w:name="Grid Table 6 Colorful" w:uiPriority="51"/>
+    <w:lsdException w:name="Grid Table 7 Colorful" w:uiPriority="52"/>
+    <w:lsdException w:name="Grid Table 1 Light Accent 1" w:uiPriority="46"/>
+    <w:lsdException w:name="Grid Table 2 Accent 1" w:uiPriority="47"/>
+    <w:lsdException w:name="Grid Table 3 Accent 1" w:uiPriority="48"/>
+    <w:lsdException w:name="Grid Table 4 Accent 1" w:uiPriority="49"/>
+    <w:lsdException w:name="Grid Table 5 Dark Accent 1" w:uiPriority="50"/>
+    <w:lsdException w:name="Grid Table 6 Colorful Accent 1" w:uiPriority="51"/>
+    <w:lsdException w:name="Grid Table 7 Colorful Accent 1" w:uiPriority="52"/>
+    <w:lsdException w:name="Grid Table 1 Light Accent 2" w:uiPriority="46"/>
+    <w:lsdException w:name="Grid Table 2 Accent 2" w:uiPriority="47"/>
+    <w:lsdException w:name="Grid Table 3 Accent 2" w:uiPriority="48"/>
+    <w:lsdException w:name="Grid Table 4 Accent 2" w:uiPriority="49"/>
+    <w:lsdException w:name="Grid Table 5 Dark Accent 2" w:uiPriority="50"/>
+    <w:lsdException w:name="Grid Table 6 Colorful Accent 2" w:uiPriority="51"/>
+    <w:lsdException w:name="Grid Table 7 Colorful Accent 2" w:uiPriority="52"/>
+    <w:lsdException w:name="Grid Table 1 Light Accent 3" w:uiPriority="46"/>
+    <w:lsdException w:name="Grid Table 2 Accent 3" w:uiPriority="47"/>
+    <w:lsdException w:name="Grid Table 3 Accent 3" w:uiPriority="48"/>
+    <w:lsdException w:name="Grid Table 4 Accent 3" w:uiPriority="49"/>
+    <w:lsdException w:name="Grid Table 5 Dark Accent 3" w:uiPriority="50"/>
+    <w:lsdException w:name="Grid Table 6 Colorful Accent 3" w:uiPriority="51"/>
+    <w:lsdException w:name="Grid Table 7 Colorful Accent 3" w:uiPriority="52"/>
+    <w:lsdException w:name="Grid Table 1 Light Accent 4" w:uiPriority="46"/>
+    <w:lsdException w:name="Grid Table 2 Accent 4" w:uiPriority="47"/>
+    <w:lsdException w:name="Grid Table 3 Accent 4" w:uiPriority="48"/>
+    <w:lsdException w:name="Grid Table 4 Accent 4" w:uiPriority="49"/>
+    <w:lsdException w:name="Grid Table 5 Dark Accent 4" w:uiPriority="50"/>
+    <w:lsdException w:name="Grid Table 6 Colorful Accent 4" w:uiPriority="51"/>
+    <w:lsdException w:name="Grid Table 7 Colorful Accent 4" w:uiPriority="52"/>
+    <w:lsdException w:name="Grid Table 1 Light Accent 5" w:uiPriority="46"/>
+    <w:lsdException w:name="Grid Table 2 Accent 5" w:uiPriority="47"/>
+    <w:lsdException w:name="Grid Table 3 Accent 5" w:uiPriority="48"/>
+    <w:lsdException w:name="Grid Table 4 Accent 5" w:uiPriority="49"/>
+    <w:lsdException w:name="Grid Table 5 Dark Accent 5" w:uiPriority="50"/>
+    <w:lsdException w:name="Grid Table 6 Colorful Accent 5" w:uiPriority="51"/>
+    <w:lsdException w:name="Grid Table 7 Colorful Accent 5" w:uiPriority="52"/>
+    <w:lsdException w:name="Grid Table 1 Light Accent 6" w:uiPriority="46"/>
+    <w:lsdException w:name="Grid Table 2 Accent 6" w:uiPriority="47"/>
+    <w:lsdException w:name="Grid Table 3 Accent 6" w:uiPriority="48"/>
+    <w:lsdException w:name="Grid Table 4 Accent 6" w:uiPriority="49"/>
+    <w:lsdException w:name="Grid Table 5 Dark Accent 6" w:uiPriority="50"/>
+    <w:lsdException w:name="Grid Table 6 Colorful Accent 6" w:uiPriority="51"/>
+    <w:lsdException w:name="Grid Table 7 Colorful Accent 6" w:uiPriority="52"/>
+    <w:lsdException w:name="List Table 1 Light" w:uiPriority="46"/>
+    <w:lsdException w:name="List Table 2" w:uiPriority="47"/>
+    <w:lsdException w:name="List Table 3" w:uiPriority="48"/>
+    <w:lsdException w:name="List Table 4" w:uiPriority="49"/>
+    <w:lsdException w:name="List Table 5 Dark" w:uiPriority="50"/>
+    <w:lsdException w:name="List Table 6 Colorful" w:uiPriority="51"/>
+    <w:lsdException w:name="List Table 7 Colorful" w:uiPriority="52"/>
+    <w:lsdException w:name="List Table 1 Light Accent 1" w:uiPriority="46"/>
+    <w:lsdException w:name="List Table 2 Accent 1" w:uiPriority="47"/>
+    <w:lsdException w:name="List Table 3 Accent 1" w:uiPriority="48"/>
+    <w:lsdException w:name="List Table 4 Accent 1" w:uiPriority="49"/>
+    <w:lsdException w:name="List Table 5 Dark Accent 1" w:uiPriority="50"/>
+    <w:lsdException w:name="List Table 6 Colorful Accent 1" w:uiPriority="51"/>
+    <w:lsdException w:name="List Table 7 Colorful Accent 1" w:uiPriority="52"/>
+    <w:lsdException w:name="List Table 1 Light Accent 2" w:uiPriority="46"/>
+    <w:lsdException w:name="List Table 2 Accent 2" w:uiPriority="47"/>
+    <w:lsdException w:name="List Table 3 Accent 2" w:uiPriority="48"/>
+    <w:lsdException w:name="List Table 4 Accent 2" w:uiPriority="49"/>
+    <w:lsdException w:name="List Table 5 Dark Accent 2" w:uiPriority="50"/>
+    <w:lsdException w:name="List Table 6 Colorful Accent 2" w:uiPriority="51"/>
+    <w:lsdException w:name="List Table 7 Colorful Accent 2" w:uiPriority="52"/>
+    <w:lsdException w:name="List Table 1 Light Accent 3" w:uiPriority="46"/>
+    <w:lsdException w:name="List Table 2 Accent 3" w:uiPriority="47"/>
+    <w:lsdException w:name="List Table 3 Accent 3" w:uiPriority="48"/>
+    <w:lsdException w:name="List Table 4 Accent 3" w:uiPriority="49"/>
+    <w:lsdException w:name="List Table 5 Dark Accent 3" w:uiPriority="50"/>
+    <w:lsdException w:name="List Table 6 Colorful Accent 3" w:uiPriority="51"/>
+    <w:lsdException w:name="List Table 7 Colorful Accent 3" w:uiPriority="52"/>
+    <w:lsdException w:name="List Table 1 Light Accent 4" w:uiPriority="46"/>
+    <w:lsdException w:name="List Table 2 Accent 4" w:uiPriority="47"/>
+    <w:lsdException w:name="List Table 3 Accent 4" w:uiPriority="48"/>
+    <w:lsdException w:name="List Table 4 Accent 4" w:uiPriority="49"/>
+    <w:lsdException w:name="List Table 5 Dark Accent 4" w:uiPriority="50"/>
+    <w:lsdException w:name="List Table 6 Colorful Accent 4" w:uiPriority="51"/>
+    <w:lsdException w:name="List Table 7 Colorful Accent 4" w:uiPriority="52"/>
+    <w:lsdException w:name="List Table 1 Light Accent 5" w:uiPriority="46"/>
+    <w:lsdException w:name="List Table 2 Accent 5" w:uiPriority="47"/>
+    <w:lsdException w:name="List Table 3 Accent 5" w:uiPriority="48"/>
+    <w:lsdException w:name="List Table 4 Accent 5" w:uiPriority="49"/>
+    <w:lsdException w:name="List Table 5 Dark Accent 5" w:uiPriority="50"/>
+    <w:lsdException w:name="List Table 6 Colorful Accent 5" w:uiPriority="51"/>
+    <w:lsdException w:name="List Table 7 Colorful Accent 5" w:uiPriority="52"/>
+    <w:lsdException w:name="List Table 1 Light Accent 6" w:uiPriority="46"/>
+    <w:lsdException w:name="List Table 2 Accent 6" w:uiPriority="47"/>
+    <w:lsdException w:name="List Table 3 Accent 6" w:uiPriority="48"/>
+    <w:lsdException w:name="List Table 4 Accent 6" w:uiPriority="49"/>
+    <w:lsdException w:name="List Table 5 Dark Accent 6" w:uiPriority="50"/>
+    <w:lsdException w:name="List Table 6 Colorful Accent 6" w:uiPriority="51"/>
+    <w:lsdException w:name="List Table 7 Colorful Accent 6" w:uiPriority="52"/>
+    <w:lsdException w:name="Mention" w:semiHidden="1" w:unhideWhenUsed="1"/>
+    <w:lsdException w:name="Smart Hyperlink" w:semiHidden="1" w:unhideWhenUsed="1"/>
+    <w:lsdException w:name="Hashtag" w:semiHidden="1" w:unhideWhenUsed="1"/>
+    <w:lsdException w:name="Unresolved Mention" w:semiHidden="1" w:unhideWhenUsed="1"/>
+    <w:lsdException w:name="Smart Link" w:semiHidden="1" w:unhideWhenUsed="1"/>
   </w:latentStyles>
-  <w:style w:type="paragraph" w:default="1" w:styleId="1">
+  <w:style w:type="paragraph" w:default="1" w:styleId="Normal">
     <w:name w:val="Normal"/>
     <w:qFormat/>
-    <w:uiPriority w:val="0"/>
-    <w:pPr>
-      <w:spacing w:after="200" w:line="288" w:lineRule="auto"/>
-    </w:pPr>
-    <w:rPr>
-      <w:rFonts w:asciiTheme="minorHAnsi" w:hAnsiTheme="minorHAnsi" w:eastAsiaTheme="minorEastAsia" w:cstheme="minorBidi"/>
-      <w:sz w:val="21"/>
-      <w:szCs w:val="21"/>
-      <w:lang w:val="en-US" w:eastAsia="en-US" w:bidi="ar-SA"/>
-    </w:rPr>
-  </w:style>
-  <w:style w:type="paragraph" w:styleId="2">
+    <w:rsid w:val="00E4385F"/>
+  </w:style>
+  <w:style w:type="paragraph" w:styleId="Heading1">
     <w:name w:val="heading 1"/>
-    <w:basedOn w:val="1"/>
-    <w:next w:val="1"/>
-    <w:link w:val="18"/>
+    <w:basedOn w:val="Normal"/>
+    <w:next w:val="Normal"/>
+    <w:link w:val="Heading1Char"/>
+    <w:uiPriority w:val="9"/>
     <w:qFormat/>
-    <w:uiPriority w:val="9"/>
+    <w:rsid w:val="00E4385F"/>
     <w:pPr>
       <w:keepNext/>
       <w:keepLines/>
-      <w:spacing w:before="360" w:after="40" w:line="240" w:lineRule="auto"/>
+      <w:spacing w:before="240" w:after="0"/>
       <w:outlineLvl w:val="0"/>
     </w:pPr>
     <w:rPr>
-      <w:rFonts w:asciiTheme="majorHAnsi" w:hAnsiTheme="majorHAnsi" w:eastAsiaTheme="majorEastAsia" w:cstheme="majorBidi"/>
-      <w:color w:val="548235" w:themeColor="accent6" w:themeShade="BF"/>
-      <w:sz w:val="40"/>
-      <w:szCs w:val="40"/>
+      <w:rFonts w:asciiTheme="majorHAnsi" w:eastAsiaTheme="majorEastAsia" w:hAnsiTheme="majorHAnsi" w:cstheme="majorBidi"/>
+      <w:color w:val="262626" w:themeColor="text1" w:themeTint="D9"/>
+      <w:sz w:val="32"/>
+      <w:szCs w:val="32"/>
     </w:rPr>
   </w:style>
-  <w:style w:type="paragraph" w:styleId="3">
+  <w:style w:type="paragraph" w:styleId="Heading2">
     <w:name w:val="heading 2"/>
-    <w:basedOn w:val="1"/>
-    <w:next w:val="1"/>
-    <w:link w:val="19"/>
+    <w:basedOn w:val="Normal"/>
+    <w:next w:val="Normal"/>
+    <w:link w:val="Heading2Char"/>
+    <w:uiPriority w:val="9"/>
     <w:semiHidden/>
     <w:unhideWhenUsed/>
     <w:qFormat/>
-    <w:uiPriority w:val="9"/>
+    <w:rsid w:val="00E4385F"/>
     <w:pPr>
       <w:keepNext/>
       <w:keepLines/>
-      <w:spacing w:before="80" w:after="0" w:line="240" w:lineRule="auto"/>
+      <w:spacing w:before="40" w:after="0"/>
       <w:outlineLvl w:val="1"/>
     </w:pPr>
     <w:rPr>
-      <w:rFonts w:asciiTheme="majorHAnsi" w:hAnsiTheme="majorHAnsi" w:eastAsiaTheme="majorEastAsia" w:cstheme="majorBidi"/>
-      <w:color w:val="548235" w:themeColor="accent6" w:themeShade="BF"/>
+      <w:rFonts w:asciiTheme="majorHAnsi" w:eastAsiaTheme="majorEastAsia" w:hAnsiTheme="majorHAnsi" w:cstheme="majorBidi"/>
+      <w:color w:val="262626" w:themeColor="text1" w:themeTint="D9"/>
       <w:sz w:val="28"/>
       <w:szCs w:val="28"/>
     </w:rPr>
   </w:style>
-  <w:style w:type="paragraph" w:styleId="4">
+  <w:style w:type="paragraph" w:styleId="Heading3">
     <w:name w:val="heading 3"/>
-    <w:basedOn w:val="1"/>
-    <w:next w:val="1"/>
-    <w:link w:val="20"/>
+    <w:basedOn w:val="Normal"/>
+    <w:next w:val="Normal"/>
+    <w:link w:val="Heading3Char"/>
+    <w:uiPriority w:val="9"/>
     <w:semiHidden/>
     <w:unhideWhenUsed/>
     <w:qFormat/>
-    <w:uiPriority w:val="9"/>
+    <w:rsid w:val="00E4385F"/>
     <w:pPr>
       <w:keepNext/>
       <w:keepLines/>
-      <w:spacing w:before="80" w:after="0" w:line="240" w:lineRule="auto"/>
+      <w:spacing w:before="40" w:after="0"/>
       <w:outlineLvl w:val="2"/>
     </w:pPr>
     <w:rPr>
-      <w:rFonts w:asciiTheme="majorHAnsi" w:hAnsiTheme="majorHAnsi" w:eastAsiaTheme="majorEastAsia" w:cstheme="majorBidi"/>
-      <w:color w:val="548235" w:themeColor="accent6" w:themeShade="BF"/>
+      <w:rFonts w:asciiTheme="majorHAnsi" w:eastAsiaTheme="majorEastAsia" w:hAnsiTheme="majorHAnsi" w:cstheme="majorBidi"/>
+      <w:color w:val="0D0D0D" w:themeColor="text1" w:themeTint="F2"/>
       <w:sz w:val="24"/>
       <w:szCs w:val="24"/>
     </w:rPr>
   </w:style>
-  <w:style w:type="paragraph" w:styleId="5">
+  <w:style w:type="paragraph" w:styleId="Heading4">
     <w:name w:val="heading 4"/>
-    <w:basedOn w:val="1"/>
-    <w:next w:val="1"/>
-    <w:link w:val="21"/>
+    <w:basedOn w:val="Normal"/>
+    <w:next w:val="Normal"/>
+    <w:link w:val="Heading4Char"/>
+    <w:uiPriority w:val="9"/>
     <w:semiHidden/>
     <w:unhideWhenUsed/>
     <w:qFormat/>
-    <w:uiPriority w:val="9"/>
+    <w:rsid w:val="00E4385F"/>
     <w:pPr>
       <w:keepNext/>
       <w:keepLines/>
-      <w:spacing w:before="80" w:after="0"/>
+      <w:spacing w:before="40" w:after="0"/>
       <w:outlineLvl w:val="3"/>
     </w:pPr>
     <w:rPr>
-      <w:rFonts w:asciiTheme="majorHAnsi" w:hAnsiTheme="majorHAnsi" w:eastAsiaTheme="majorEastAsia" w:cstheme="majorBidi"/>
-      <w:color w:val="70AD47" w:themeColor="accent6"/>
-      <w:sz w:val="22"/>
-      <w:szCs w:val="22"/>
-      <w14:textFill>
-        <w14:solidFill>
-          <w14:schemeClr w14:val="accent6"/>
-        </w14:solidFill>
-      </w14:textFill>
+      <w:i/>
+      <w:iCs/>
     </w:rPr>
   </w:style>
-  <w:style w:type="paragraph" w:styleId="6">
+  <w:style w:type="paragraph" w:styleId="Heading5">
     <w:name w:val="heading 5"/>
-    <w:basedOn w:val="1"/>
-    <w:next w:val="1"/>
-    <w:link w:val="22"/>
+    <w:basedOn w:val="Normal"/>
+    <w:next w:val="Normal"/>
+    <w:link w:val="Heading5Char"/>
+    <w:uiPriority w:val="9"/>
     <w:semiHidden/>
     <w:unhideWhenUsed/>
     <w:qFormat/>
-    <w:uiPriority w:val="9"/>
+    <w:rsid w:val="00E4385F"/>
     <w:pPr>
       <w:keepNext/>
       <w:keepLines/>
@@ -3880,53 +3567,36 @@
       <w:outlineLvl w:val="4"/>
     </w:pPr>
     <w:rPr>
-      <w:rFonts w:asciiTheme="majorHAnsi" w:hAnsiTheme="majorHAnsi" w:eastAsiaTheme="majorEastAsia" w:cstheme="majorBidi"/>
-      <w:i/>
-      <w:iCs/>
-      <w:color w:val="70AD47" w:themeColor="accent6"/>
-      <w:sz w:val="22"/>
-      <w:szCs w:val="22"/>
-      <w14:textFill>
-        <w14:solidFill>
-          <w14:schemeClr w14:val="accent6"/>
-        </w14:solidFill>
-      </w14:textFill>
+      <w:color w:val="404040" w:themeColor="text1" w:themeTint="BF"/>
     </w:rPr>
   </w:style>
-  <w:style w:type="paragraph" w:styleId="7">
+  <w:style w:type="paragraph" w:styleId="Heading6">
     <w:name w:val="heading 6"/>
-    <w:basedOn w:val="1"/>
-    <w:next w:val="1"/>
-    <w:link w:val="23"/>
+    <w:basedOn w:val="Normal"/>
+    <w:next w:val="Normal"/>
+    <w:link w:val="Heading6Char"/>
+    <w:uiPriority w:val="9"/>
     <w:semiHidden/>
     <w:unhideWhenUsed/>
     <w:qFormat/>
-    <w:uiPriority w:val="9"/>
+    <w:rsid w:val="00E4385F"/>
     <w:pPr>
       <w:keepNext/>
       <w:keepLines/>
       <w:spacing w:before="40" w:after="0"/>
       <w:outlineLvl w:val="5"/>
     </w:pPr>
-    <w:rPr>
-      <w:rFonts w:asciiTheme="majorHAnsi" w:hAnsiTheme="majorHAnsi" w:eastAsiaTheme="majorEastAsia" w:cstheme="majorBidi"/>
-      <w:color w:val="70AD47" w:themeColor="accent6"/>
-      <w14:textFill>
-        <w14:solidFill>
-          <w14:schemeClr w14:val="accent6"/>
-        </w14:solidFill>
-      </w14:textFill>
-    </w:rPr>
-  </w:style>
-  <w:style w:type="paragraph" w:styleId="8">
+  </w:style>
+  <w:style w:type="paragraph" w:styleId="Heading7">
     <w:name w:val="heading 7"/>
-    <w:basedOn w:val="1"/>
-    <w:next w:val="1"/>
-    <w:link w:val="24"/>
+    <w:basedOn w:val="Normal"/>
+    <w:next w:val="Normal"/>
+    <w:link w:val="Heading7Char"/>
+    <w:uiPriority w:val="9"/>
     <w:semiHidden/>
     <w:unhideWhenUsed/>
     <w:qFormat/>
-    <w:uiPriority w:val="9"/>
+    <w:rsid w:val="00E4385F"/>
     <w:pPr>
       <w:keepNext/>
       <w:keepLines/>
@@ -3934,26 +3604,21 @@
       <w:outlineLvl w:val="6"/>
     </w:pPr>
     <w:rPr>
-      <w:rFonts w:asciiTheme="majorHAnsi" w:hAnsiTheme="majorHAnsi" w:eastAsiaTheme="majorEastAsia" w:cstheme="majorBidi"/>
-      <w:b/>
-      <w:bCs/>
-      <w:color w:val="70AD47" w:themeColor="accent6"/>
-      <w14:textFill>
-        <w14:solidFill>
-          <w14:schemeClr w14:val="accent6"/>
-        </w14:solidFill>
-      </w14:textFill>
+      <w:rFonts w:asciiTheme="majorHAnsi" w:eastAsiaTheme="majorEastAsia" w:hAnsiTheme="majorHAnsi" w:cstheme="majorBidi"/>
+      <w:i/>
+      <w:iCs/>
     </w:rPr>
   </w:style>
-  <w:style w:type="paragraph" w:styleId="9">
+  <w:style w:type="paragraph" w:styleId="Heading8">
     <w:name w:val="heading 8"/>
-    <w:basedOn w:val="1"/>
-    <w:next w:val="1"/>
-    <w:link w:val="25"/>
+    <w:basedOn w:val="Normal"/>
+    <w:next w:val="Normal"/>
+    <w:link w:val="Heading8Char"/>
+    <w:uiPriority w:val="9"/>
     <w:semiHidden/>
     <w:unhideWhenUsed/>
     <w:qFormat/>
-    <w:uiPriority w:val="9"/>
+    <w:rsid w:val="00E4385F"/>
     <w:pPr>
       <w:keepNext/>
       <w:keepLines/>
@@ -3961,30 +3626,21 @@
       <w:outlineLvl w:val="7"/>
     </w:pPr>
     <w:rPr>
-      <w:rFonts w:asciiTheme="majorHAnsi" w:hAnsiTheme="majorHAnsi" w:eastAsiaTheme="majorEastAsia" w:cstheme="majorBidi"/>
-      <w:b/>
-      <w:bCs/>
-      <w:i/>
-      <w:iCs/>
-      <w:color w:val="70AD47" w:themeColor="accent6"/>
-      <w:sz w:val="20"/>
-      <w:szCs w:val="20"/>
-      <w14:textFill>
-        <w14:solidFill>
-          <w14:schemeClr w14:val="accent6"/>
-        </w14:solidFill>
-      </w14:textFill>
+      <w:color w:val="262626" w:themeColor="text1" w:themeTint="D9"/>
+      <w:sz w:val="21"/>
+      <w:szCs w:val="21"/>
     </w:rPr>
   </w:style>
-  <w:style w:type="paragraph" w:styleId="10">
+  <w:style w:type="paragraph" w:styleId="Heading9">
     <w:name w:val="heading 9"/>
-    <w:basedOn w:val="1"/>
-    <w:next w:val="1"/>
-    <w:link w:val="26"/>
+    <w:basedOn w:val="Normal"/>
+    <w:next w:val="Normal"/>
+    <w:link w:val="Heading9Char"/>
+    <w:uiPriority w:val="9"/>
     <w:semiHidden/>
     <w:unhideWhenUsed/>
     <w:qFormat/>
-    <w:uiPriority w:val="9"/>
+    <w:rsid w:val="00E4385F"/>
     <w:pPr>
       <w:keepNext/>
       <w:keepLines/>
@@ -3992,32 +3648,27 @@
       <w:outlineLvl w:val="8"/>
     </w:pPr>
     <w:rPr>
-      <w:rFonts w:asciiTheme="majorHAnsi" w:hAnsiTheme="majorHAnsi" w:eastAsiaTheme="majorEastAsia" w:cstheme="majorBidi"/>
+      <w:rFonts w:asciiTheme="majorHAnsi" w:eastAsiaTheme="majorEastAsia" w:hAnsiTheme="majorHAnsi" w:cstheme="majorBidi"/>
       <w:i/>
       <w:iCs/>
-      <w:color w:val="70AD47" w:themeColor="accent6"/>
-      <w:sz w:val="20"/>
-      <w:szCs w:val="20"/>
-      <w14:textFill>
-        <w14:solidFill>
-          <w14:schemeClr w14:val="accent6"/>
-        </w14:solidFill>
-      </w14:textFill>
+      <w:color w:val="262626" w:themeColor="text1" w:themeTint="D9"/>
+      <w:sz w:val="21"/>
+      <w:szCs w:val="21"/>
     </w:rPr>
   </w:style>
-  <w:style w:type="character" w:default="1" w:styleId="11">
+  <w:style w:type="character" w:default="1" w:styleId="DefaultParagraphFont">
     <w:name w:val="Default Paragraph Font"/>
+    <w:uiPriority w:val="1"/>
     <w:semiHidden/>
     <w:unhideWhenUsed/>
-    <w:qFormat/>
-    <w:uiPriority w:val="1"/>
-  </w:style>
-  <w:style w:type="table" w:default="1" w:styleId="12">
+  </w:style>
+  <w:style w:type="table" w:default="1" w:styleId="TableNormal">
     <w:name w:val="Normal Table"/>
+    <w:uiPriority w:val="99"/>
     <w:semiHidden/>
     <w:unhideWhenUsed/>
-    <w:uiPriority w:val="99"/>
     <w:tblPr>
+      <w:tblInd w:w="0" w:type="dxa"/>
       <w:tblCellMar>
         <w:top w:w="0" w:type="dxa"/>
         <w:left w:w="108" w:type="dxa"/>
@@ -4026,349 +3677,274 @@
       </w:tblCellMar>
     </w:tblPr>
   </w:style>
-  <w:style w:type="paragraph" w:styleId="13">
+  <w:style w:type="numbering" w:default="1" w:styleId="NoList">
+    <w:name w:val="No List"/>
+    <w:uiPriority w:val="99"/>
+    <w:semiHidden/>
+    <w:unhideWhenUsed/>
+  </w:style>
+  <w:style w:type="paragraph" w:styleId="Caption">
     <w:name w:val="caption"/>
-    <w:basedOn w:val="1"/>
-    <w:next w:val="1"/>
+    <w:basedOn w:val="Normal"/>
+    <w:next w:val="Normal"/>
+    <w:uiPriority w:val="35"/>
     <w:semiHidden/>
     <w:unhideWhenUsed/>
     <w:qFormat/>
-    <w:uiPriority w:val="35"/>
+    <w:rsid w:val="00E4385F"/>
     <w:pPr>
-      <w:spacing w:line="240" w:lineRule="auto"/>
+      <w:spacing w:after="200" w:line="240" w:lineRule="auto"/>
     </w:pPr>
+    <w:rPr>
+      <w:i/>
+      <w:iCs/>
+      <w:color w:val="44546A" w:themeColor="text2"/>
+      <w:sz w:val="18"/>
+      <w:szCs w:val="18"/>
+    </w:rPr>
+  </w:style>
+  <w:style w:type="character" w:styleId="Emphasis">
+    <w:name w:val="Emphasis"/>
+    <w:basedOn w:val="DefaultParagraphFont"/>
+    <w:uiPriority w:val="20"/>
+    <w:qFormat/>
+    <w:rsid w:val="00E4385F"/>
+    <w:rPr>
+      <w:i/>
+      <w:iCs/>
+      <w:color w:val="auto"/>
+    </w:rPr>
+  </w:style>
+  <w:style w:type="character" w:styleId="Strong">
+    <w:name w:val="Strong"/>
+    <w:basedOn w:val="DefaultParagraphFont"/>
+    <w:uiPriority w:val="22"/>
+    <w:qFormat/>
+    <w:rsid w:val="00E4385F"/>
     <w:rPr>
       <w:b/>
       <w:bCs/>
-      <w:smallCaps/>
-      <w:color w:val="595959" w:themeColor="text1" w:themeTint="A6"/>
-      <w14:textFill>
-        <w14:solidFill>
-          <w14:schemeClr w14:val="tx1">
-            <w14:lumMod w14:val="65000"/>
-            <w14:lumOff w14:val="35000"/>
-          </w14:schemeClr>
-        </w14:solidFill>
-      </w14:textFill>
+      <w:color w:val="auto"/>
     </w:rPr>
   </w:style>
-  <w:style w:type="character" w:styleId="14">
-    <w:name w:val="Emphasis"/>
-    <w:basedOn w:val="11"/>
+  <w:style w:type="paragraph" w:styleId="Subtitle">
+    <w:name w:val="Subtitle"/>
+    <w:basedOn w:val="Normal"/>
+    <w:next w:val="Normal"/>
+    <w:link w:val="SubtitleChar"/>
+    <w:uiPriority w:val="11"/>
     <w:qFormat/>
-    <w:uiPriority w:val="20"/>
-    <w:rPr>
-      <w:i/>
-      <w:iCs/>
-      <w:color w:val="70AD47" w:themeColor="accent6"/>
-      <w14:textFill>
-        <w14:solidFill>
-          <w14:schemeClr w14:val="accent6"/>
-        </w14:solidFill>
-      </w14:textFill>
-    </w:rPr>
-  </w:style>
-  <w:style w:type="character" w:styleId="15">
-    <w:name w:val="Strong"/>
-    <w:basedOn w:val="11"/>
-    <w:qFormat/>
-    <w:uiPriority w:val="22"/>
-    <w:rPr>
-      <w:b/>
-      <w:bCs/>
-    </w:rPr>
-  </w:style>
-  <w:style w:type="paragraph" w:styleId="16">
-    <w:name w:val="Subtitle"/>
-    <w:basedOn w:val="1"/>
-    <w:next w:val="1"/>
-    <w:link w:val="28"/>
-    <w:qFormat/>
-    <w:uiPriority w:val="11"/>
+    <w:rsid w:val="00E4385F"/>
     <w:pPr>
-      <w:spacing w:line="240" w:lineRule="auto"/>
+      <w:numPr>
+        <w:ilvl w:val="1"/>
+      </w:numPr>
     </w:pPr>
     <w:rPr>
-      <w:rFonts w:asciiTheme="majorHAnsi" w:hAnsiTheme="majorHAnsi" w:eastAsiaTheme="majorEastAsia" w:cstheme="majorBidi"/>
-      <w:sz w:val="30"/>
-      <w:szCs w:val="30"/>
+      <w:color w:val="5A5A5A" w:themeColor="text1" w:themeTint="A5"/>
+      <w:spacing w:val="15"/>
     </w:rPr>
   </w:style>
-  <w:style w:type="paragraph" w:styleId="17">
+  <w:style w:type="paragraph" w:styleId="Title">
     <w:name w:val="Title"/>
-    <w:basedOn w:val="1"/>
-    <w:next w:val="1"/>
-    <w:link w:val="27"/>
+    <w:basedOn w:val="Normal"/>
+    <w:next w:val="Normal"/>
+    <w:link w:val="TitleChar"/>
+    <w:uiPriority w:val="10"/>
     <w:qFormat/>
-    <w:uiPriority w:val="10"/>
+    <w:rsid w:val="00E4385F"/>
     <w:pPr>
       <w:spacing w:after="0" w:line="240" w:lineRule="auto"/>
       <w:contextualSpacing/>
     </w:pPr>
     <w:rPr>
-      <w:rFonts w:asciiTheme="majorHAnsi" w:hAnsiTheme="majorHAnsi" w:eastAsiaTheme="majorEastAsia" w:cstheme="majorBidi"/>
+      <w:rFonts w:asciiTheme="majorHAnsi" w:eastAsiaTheme="majorEastAsia" w:hAnsiTheme="majorHAnsi" w:cstheme="majorBidi"/>
+      <w:spacing w:val="-10"/>
+      <w:sz w:val="56"/>
+      <w:szCs w:val="56"/>
+    </w:rPr>
+  </w:style>
+  <w:style w:type="character" w:customStyle="1" w:styleId="Heading1Char">
+    <w:name w:val="Heading 1 Char"/>
+    <w:basedOn w:val="DefaultParagraphFont"/>
+    <w:link w:val="Heading1"/>
+    <w:uiPriority w:val="9"/>
+    <w:rsid w:val="00E4385F"/>
+    <w:rPr>
+      <w:rFonts w:asciiTheme="majorHAnsi" w:eastAsiaTheme="majorEastAsia" w:hAnsiTheme="majorHAnsi" w:cstheme="majorBidi"/>
       <w:color w:val="262626" w:themeColor="text1" w:themeTint="D9"/>
-      <w:spacing w:val="-15"/>
-      <w:sz w:val="96"/>
-      <w:szCs w:val="96"/>
-      <w14:textFill>
-        <w14:solidFill>
-          <w14:schemeClr w14:val="tx1">
-            <w14:lumMod w14:val="85000"/>
-            <w14:lumOff w14:val="15000"/>
-          </w14:schemeClr>
-        </w14:solidFill>
-      </w14:textFill>
+      <w:sz w:val="32"/>
+      <w:szCs w:val="32"/>
     </w:rPr>
   </w:style>
-  <w:style w:type="character" w:customStyle="1" w:styleId="18">
-    <w:name w:val="Heading 1 Char"/>
-    <w:basedOn w:val="11"/>
-    <w:link w:val="2"/>
+  <w:style w:type="character" w:customStyle="1" w:styleId="Heading2Char">
+    <w:name w:val="Heading 2 Char"/>
+    <w:basedOn w:val="DefaultParagraphFont"/>
+    <w:link w:val="Heading2"/>
     <w:uiPriority w:val="9"/>
+    <w:semiHidden/>
+    <w:rsid w:val="00E4385F"/>
     <w:rPr>
-      <w:rFonts w:asciiTheme="majorHAnsi" w:hAnsiTheme="majorHAnsi" w:eastAsiaTheme="majorEastAsia" w:cstheme="majorBidi"/>
-      <w:color w:val="548235" w:themeColor="accent6" w:themeShade="BF"/>
-      <w:sz w:val="40"/>
-      <w:szCs w:val="40"/>
-    </w:rPr>
-  </w:style>
-  <w:style w:type="character" w:customStyle="1" w:styleId="19">
-    <w:name w:val="Heading 2 Char"/>
-    <w:basedOn w:val="11"/>
-    <w:link w:val="3"/>
-    <w:semiHidden/>
-    <w:uiPriority w:val="9"/>
-    <w:rPr>
-      <w:rFonts w:asciiTheme="majorHAnsi" w:hAnsiTheme="majorHAnsi" w:eastAsiaTheme="majorEastAsia" w:cstheme="majorBidi"/>
-      <w:color w:val="548235" w:themeColor="accent6" w:themeShade="BF"/>
+      <w:rFonts w:asciiTheme="majorHAnsi" w:eastAsiaTheme="majorEastAsia" w:hAnsiTheme="majorHAnsi" w:cstheme="majorBidi"/>
+      <w:color w:val="262626" w:themeColor="text1" w:themeTint="D9"/>
       <w:sz w:val="28"/>
       <w:szCs w:val="28"/>
     </w:rPr>
   </w:style>
-  <w:style w:type="character" w:customStyle="1" w:styleId="20">
+  <w:style w:type="character" w:customStyle="1" w:styleId="Heading3Char">
     <w:name w:val="Heading 3 Char"/>
-    <w:basedOn w:val="11"/>
-    <w:link w:val="4"/>
+    <w:basedOn w:val="DefaultParagraphFont"/>
+    <w:link w:val="Heading3"/>
+    <w:uiPriority w:val="9"/>
     <w:semiHidden/>
-    <w:qFormat/>
-    <w:uiPriority w:val="9"/>
+    <w:rsid w:val="00E4385F"/>
     <w:rPr>
-      <w:rFonts w:asciiTheme="majorHAnsi" w:hAnsiTheme="majorHAnsi" w:eastAsiaTheme="majorEastAsia" w:cstheme="majorBidi"/>
-      <w:color w:val="548235" w:themeColor="accent6" w:themeShade="BF"/>
+      <w:rFonts w:asciiTheme="majorHAnsi" w:eastAsiaTheme="majorEastAsia" w:hAnsiTheme="majorHAnsi" w:cstheme="majorBidi"/>
+      <w:color w:val="0D0D0D" w:themeColor="text1" w:themeTint="F2"/>
       <w:sz w:val="24"/>
       <w:szCs w:val="24"/>
     </w:rPr>
   </w:style>
-  <w:style w:type="character" w:customStyle="1" w:styleId="21">
+  <w:style w:type="character" w:customStyle="1" w:styleId="Heading4Char">
     <w:name w:val="Heading 4 Char"/>
-    <w:basedOn w:val="11"/>
-    <w:link w:val="5"/>
+    <w:basedOn w:val="DefaultParagraphFont"/>
+    <w:link w:val="Heading4"/>
+    <w:uiPriority w:val="9"/>
     <w:semiHidden/>
-    <w:qFormat/>
-    <w:uiPriority w:val="9"/>
+    <w:rsid w:val="00E4385F"/>
     <w:rPr>
-      <w:rFonts w:asciiTheme="majorHAnsi" w:hAnsiTheme="majorHAnsi" w:eastAsiaTheme="majorEastAsia" w:cstheme="majorBidi"/>
-      <w:color w:val="70AD47" w:themeColor="accent6"/>
-      <w:sz w:val="22"/>
-      <w:szCs w:val="22"/>
-      <w14:textFill>
-        <w14:solidFill>
-          <w14:schemeClr w14:val="accent6"/>
-        </w14:solidFill>
-      </w14:textFill>
-    </w:rPr>
-  </w:style>
-  <w:style w:type="character" w:customStyle="1" w:styleId="22">
-    <w:name w:val="Heading 5 Char"/>
-    <w:basedOn w:val="11"/>
-    <w:link w:val="6"/>
-    <w:semiHidden/>
-    <w:qFormat/>
-    <w:uiPriority w:val="9"/>
-    <w:rPr>
-      <w:rFonts w:asciiTheme="majorHAnsi" w:hAnsiTheme="majorHAnsi" w:eastAsiaTheme="majorEastAsia" w:cstheme="majorBidi"/>
       <w:i/>
       <w:iCs/>
-      <w:color w:val="70AD47" w:themeColor="accent6"/>
-      <w:sz w:val="22"/>
-      <w:szCs w:val="22"/>
-      <w14:textFill>
-        <w14:solidFill>
-          <w14:schemeClr w14:val="accent6"/>
-        </w14:solidFill>
-      </w14:textFill>
     </w:rPr>
   </w:style>
-  <w:style w:type="character" w:customStyle="1" w:styleId="23">
+  <w:style w:type="character" w:customStyle="1" w:styleId="Heading5Char">
+    <w:name w:val="Heading 5 Char"/>
+    <w:basedOn w:val="DefaultParagraphFont"/>
+    <w:link w:val="Heading5"/>
+    <w:uiPriority w:val="9"/>
+    <w:semiHidden/>
+    <w:rsid w:val="00E4385F"/>
+    <w:rPr>
+      <w:color w:val="404040" w:themeColor="text1" w:themeTint="BF"/>
+    </w:rPr>
+  </w:style>
+  <w:style w:type="character" w:customStyle="1" w:styleId="Heading6Char">
     <w:name w:val="Heading 6 Char"/>
-    <w:basedOn w:val="11"/>
-    <w:link w:val="7"/>
+    <w:basedOn w:val="DefaultParagraphFont"/>
+    <w:link w:val="Heading6"/>
+    <w:uiPriority w:val="9"/>
     <w:semiHidden/>
+    <w:rsid w:val="00E4385F"/>
+  </w:style>
+  <w:style w:type="character" w:customStyle="1" w:styleId="Heading7Char">
+    <w:name w:val="Heading 7 Char"/>
+    <w:basedOn w:val="DefaultParagraphFont"/>
+    <w:link w:val="Heading7"/>
     <w:uiPriority w:val="9"/>
+    <w:semiHidden/>
+    <w:rsid w:val="00E4385F"/>
     <w:rPr>
-      <w:rFonts w:asciiTheme="majorHAnsi" w:hAnsiTheme="majorHAnsi" w:eastAsiaTheme="majorEastAsia" w:cstheme="majorBidi"/>
-      <w:color w:val="70AD47" w:themeColor="accent6"/>
-      <w14:textFill>
-        <w14:solidFill>
-          <w14:schemeClr w14:val="accent6"/>
-        </w14:solidFill>
-      </w14:textFill>
-    </w:rPr>
-  </w:style>
-  <w:style w:type="character" w:customStyle="1" w:styleId="24">
-    <w:name w:val="Heading 7 Char"/>
-    <w:basedOn w:val="11"/>
-    <w:link w:val="8"/>
-    <w:semiHidden/>
-    <w:uiPriority w:val="9"/>
-    <w:rPr>
-      <w:rFonts w:asciiTheme="majorHAnsi" w:hAnsiTheme="majorHAnsi" w:eastAsiaTheme="majorEastAsia" w:cstheme="majorBidi"/>
-      <w:b/>
-      <w:bCs/>
-      <w:color w:val="70AD47" w:themeColor="accent6"/>
-      <w14:textFill>
-        <w14:solidFill>
-          <w14:schemeClr w14:val="accent6"/>
-        </w14:solidFill>
-      </w14:textFill>
-    </w:rPr>
-  </w:style>
-  <w:style w:type="character" w:customStyle="1" w:styleId="25">
-    <w:name w:val="Heading 8 Char"/>
-    <w:basedOn w:val="11"/>
-    <w:link w:val="9"/>
-    <w:semiHidden/>
-    <w:uiPriority w:val="9"/>
-    <w:rPr>
-      <w:rFonts w:asciiTheme="majorHAnsi" w:hAnsiTheme="majorHAnsi" w:eastAsiaTheme="majorEastAsia" w:cstheme="majorBidi"/>
-      <w:b/>
-      <w:bCs/>
+      <w:rFonts w:asciiTheme="majorHAnsi" w:eastAsiaTheme="majorEastAsia" w:hAnsiTheme="majorHAnsi" w:cstheme="majorBidi"/>
       <w:i/>
       <w:iCs/>
-      <w:color w:val="70AD47" w:themeColor="accent6"/>
-      <w:sz w:val="20"/>
-      <w:szCs w:val="20"/>
-      <w14:textFill>
-        <w14:solidFill>
-          <w14:schemeClr w14:val="accent6"/>
-        </w14:solidFill>
-      </w14:textFill>
     </w:rPr>
   </w:style>
-  <w:style w:type="character" w:customStyle="1" w:styleId="26">
+  <w:style w:type="character" w:customStyle="1" w:styleId="Heading8Char">
+    <w:name w:val="Heading 8 Char"/>
+    <w:basedOn w:val="DefaultParagraphFont"/>
+    <w:link w:val="Heading8"/>
+    <w:uiPriority w:val="9"/>
+    <w:semiHidden/>
+    <w:rsid w:val="00E4385F"/>
+    <w:rPr>
+      <w:color w:val="262626" w:themeColor="text1" w:themeTint="D9"/>
+      <w:sz w:val="21"/>
+      <w:szCs w:val="21"/>
+    </w:rPr>
+  </w:style>
+  <w:style w:type="character" w:customStyle="1" w:styleId="Heading9Char">
     <w:name w:val="Heading 9 Char"/>
-    <w:basedOn w:val="11"/>
-    <w:link w:val="10"/>
+    <w:basedOn w:val="DefaultParagraphFont"/>
+    <w:link w:val="Heading9"/>
+    <w:uiPriority w:val="9"/>
     <w:semiHidden/>
-    <w:uiPriority w:val="9"/>
+    <w:rsid w:val="00E4385F"/>
     <w:rPr>
-      <w:rFonts w:asciiTheme="majorHAnsi" w:hAnsiTheme="majorHAnsi" w:eastAsiaTheme="majorEastAsia" w:cstheme="majorBidi"/>
+      <w:rFonts w:asciiTheme="majorHAnsi" w:eastAsiaTheme="majorEastAsia" w:hAnsiTheme="majorHAnsi" w:cstheme="majorBidi"/>
       <w:i/>
       <w:iCs/>
-      <w:color w:val="70AD47" w:themeColor="accent6"/>
-      <w:sz w:val="20"/>
-      <w:szCs w:val="20"/>
-      <w14:textFill>
-        <w14:solidFill>
-          <w14:schemeClr w14:val="accent6"/>
-        </w14:solidFill>
-      </w14:textFill>
+      <w:color w:val="262626" w:themeColor="text1" w:themeTint="D9"/>
+      <w:sz w:val="21"/>
+      <w:szCs w:val="21"/>
     </w:rPr>
   </w:style>
-  <w:style w:type="character" w:customStyle="1" w:styleId="27">
+  <w:style w:type="character" w:customStyle="1" w:styleId="TitleChar">
     <w:name w:val="Title Char"/>
-    <w:basedOn w:val="11"/>
-    <w:link w:val="17"/>
+    <w:basedOn w:val="DefaultParagraphFont"/>
+    <w:link w:val="Title"/>
+    <w:uiPriority w:val="10"/>
+    <w:rsid w:val="00E4385F"/>
+    <w:rPr>
+      <w:rFonts w:asciiTheme="majorHAnsi" w:eastAsiaTheme="majorEastAsia" w:hAnsiTheme="majorHAnsi" w:cstheme="majorBidi"/>
+      <w:spacing w:val="-10"/>
+      <w:sz w:val="56"/>
+      <w:szCs w:val="56"/>
+    </w:rPr>
+  </w:style>
+  <w:style w:type="character" w:customStyle="1" w:styleId="SubtitleChar">
+    <w:name w:val="Subtitle Char"/>
+    <w:basedOn w:val="DefaultParagraphFont"/>
+    <w:link w:val="Subtitle"/>
+    <w:uiPriority w:val="11"/>
+    <w:rsid w:val="00E4385F"/>
+    <w:rPr>
+      <w:color w:val="5A5A5A" w:themeColor="text1" w:themeTint="A5"/>
+      <w:spacing w:val="15"/>
+    </w:rPr>
+  </w:style>
+  <w:style w:type="paragraph" w:styleId="Quote">
+    <w:name w:val="Quote"/>
+    <w:basedOn w:val="Normal"/>
+    <w:next w:val="Normal"/>
+    <w:link w:val="QuoteChar"/>
+    <w:uiPriority w:val="29"/>
     <w:qFormat/>
-    <w:uiPriority w:val="10"/>
-    <w:rPr>
-      <w:rFonts w:asciiTheme="majorHAnsi" w:hAnsiTheme="majorHAnsi" w:eastAsiaTheme="majorEastAsia" w:cstheme="majorBidi"/>
-      <w:color w:val="262626" w:themeColor="text1" w:themeTint="D9"/>
-      <w:spacing w:val="-15"/>
-      <w:sz w:val="96"/>
-      <w:szCs w:val="96"/>
-      <w14:textFill>
-        <w14:solidFill>
-          <w14:schemeClr w14:val="tx1">
-            <w14:lumMod w14:val="85000"/>
-            <w14:lumOff w14:val="15000"/>
-          </w14:schemeClr>
-        </w14:solidFill>
-      </w14:textFill>
-    </w:rPr>
-  </w:style>
-  <w:style w:type="character" w:customStyle="1" w:styleId="28">
-    <w:name w:val="Subtitle Char"/>
-    <w:basedOn w:val="11"/>
-    <w:link w:val="16"/>
-    <w:uiPriority w:val="11"/>
-    <w:rPr>
-      <w:rFonts w:asciiTheme="majorHAnsi" w:hAnsiTheme="majorHAnsi" w:eastAsiaTheme="majorEastAsia" w:cstheme="majorBidi"/>
-      <w:sz w:val="30"/>
-      <w:szCs w:val="30"/>
-    </w:rPr>
-  </w:style>
-  <w:style w:type="paragraph" w:styleId="29">
-    <w:name w:val="Quote"/>
-    <w:basedOn w:val="1"/>
-    <w:next w:val="1"/>
-    <w:link w:val="30"/>
-    <w:qFormat/>
-    <w:uiPriority w:val="29"/>
+    <w:rsid w:val="00E4385F"/>
     <w:pPr>
-      <w:spacing w:before="160"/>
-      <w:ind w:left="720" w:right="720"/>
-      <w:jc w:val="center"/>
+      <w:spacing w:before="200"/>
+      <w:ind w:left="864" w:right="864"/>
     </w:pPr>
     <w:rPr>
       <w:i/>
       <w:iCs/>
-      <w:color w:val="262626" w:themeColor="text1" w:themeTint="D9"/>
-      <w14:textFill>
-        <w14:solidFill>
-          <w14:schemeClr w14:val="tx1">
-            <w14:lumMod w14:val="85000"/>
-            <w14:lumOff w14:val="15000"/>
-          </w14:schemeClr>
-        </w14:solidFill>
-      </w14:textFill>
+      <w:color w:val="404040" w:themeColor="text1" w:themeTint="BF"/>
     </w:rPr>
   </w:style>
-  <w:style w:type="character" w:customStyle="1" w:styleId="30">
+  <w:style w:type="character" w:customStyle="1" w:styleId="QuoteChar">
     <w:name w:val="Quote Char"/>
-    <w:basedOn w:val="11"/>
-    <w:link w:val="29"/>
-    <w:qFormat/>
+    <w:basedOn w:val="DefaultParagraphFont"/>
+    <w:link w:val="Quote"/>
     <w:uiPriority w:val="29"/>
+    <w:rsid w:val="00E4385F"/>
     <w:rPr>
       <w:i/>
       <w:iCs/>
-      <w:color w:val="262626" w:themeColor="text1" w:themeTint="D9"/>
-      <w14:textFill>
-        <w14:solidFill>
-          <w14:schemeClr w14:val="tx1">
-            <w14:lumMod w14:val="85000"/>
-            <w14:lumOff w14:val="15000"/>
-          </w14:schemeClr>
-        </w14:solidFill>
-      </w14:textFill>
+      <w:color w:val="404040" w:themeColor="text1" w:themeTint="BF"/>
     </w:rPr>
   </w:style>
-  <w:style w:type="paragraph" w:styleId="31">
+  <w:style w:type="paragraph" w:styleId="ListParagraph">
     <w:name w:val="List Paragraph"/>
-    <w:basedOn w:val="1"/>
+    <w:basedOn w:val="Normal"/>
+    <w:uiPriority w:val="34"/>
     <w:qFormat/>
-    <w:uiPriority w:val="34"/>
     <w:pPr>
       <w:ind w:left="720"/>
       <w:contextualSpacing/>
     </w:pPr>
   </w:style>
-  <w:style w:type="character" w:customStyle="1" w:styleId="32">
-    <w:name w:val="Intense Emphasis"/>
-    <w:basedOn w:val="11"/>
-    <w:qFormat/>
+  <w:style w:type="character" w:customStyle="1" w:styleId="IntenseEmphasis1">
+    <w:name w:val="Intense Emphasis1"/>
+    <w:basedOn w:val="DefaultParagraphFont"/>
     <w:uiPriority w:val="21"/>
     <w:rPr>
       <w:b/>
@@ -4377,115 +3953,82 @@
       <w:iCs/>
     </w:rPr>
   </w:style>
-  <w:style w:type="paragraph" w:styleId="33">
+  <w:style w:type="paragraph" w:styleId="IntenseQuote">
     <w:name w:val="Intense Quote"/>
-    <w:basedOn w:val="1"/>
-    <w:next w:val="1"/>
-    <w:link w:val="34"/>
+    <w:basedOn w:val="Normal"/>
+    <w:next w:val="Normal"/>
+    <w:link w:val="IntenseQuoteChar"/>
+    <w:uiPriority w:val="30"/>
     <w:qFormat/>
-    <w:uiPriority w:val="30"/>
+    <w:rsid w:val="00E4385F"/>
     <w:pPr>
-      <w:spacing w:before="160" w:after="160" w:line="264" w:lineRule="auto"/>
-      <w:ind w:left="720" w:right="720"/>
+      <w:pBdr>
+        <w:top w:val="single" w:sz="4" w:space="10" w:color="404040" w:themeColor="text1" w:themeTint="BF"/>
+        <w:bottom w:val="single" w:sz="4" w:space="10" w:color="404040" w:themeColor="text1" w:themeTint="BF"/>
+      </w:pBdr>
+      <w:spacing w:before="360" w:after="360"/>
+      <w:ind w:left="864" w:right="864"/>
       <w:jc w:val="center"/>
     </w:pPr>
     <w:rPr>
-      <w:rFonts w:asciiTheme="majorHAnsi" w:hAnsiTheme="majorHAnsi" w:eastAsiaTheme="majorEastAsia" w:cstheme="majorBidi"/>
       <w:i/>
       <w:iCs/>
-      <w:color w:val="70AD47" w:themeColor="accent6"/>
-      <w:sz w:val="32"/>
-      <w:szCs w:val="32"/>
-      <w14:textFill>
-        <w14:solidFill>
-          <w14:schemeClr w14:val="accent6"/>
-        </w14:solidFill>
-      </w14:textFill>
+      <w:color w:val="404040" w:themeColor="text1" w:themeTint="BF"/>
     </w:rPr>
   </w:style>
-  <w:style w:type="character" w:customStyle="1" w:styleId="34">
+  <w:style w:type="character" w:customStyle="1" w:styleId="IntenseQuoteChar">
     <w:name w:val="Intense Quote Char"/>
-    <w:basedOn w:val="11"/>
-    <w:link w:val="33"/>
-    <w:qFormat/>
+    <w:basedOn w:val="DefaultParagraphFont"/>
+    <w:link w:val="IntenseQuote"/>
     <w:uiPriority w:val="30"/>
+    <w:rsid w:val="00E4385F"/>
     <w:rPr>
-      <w:rFonts w:asciiTheme="majorHAnsi" w:hAnsiTheme="majorHAnsi" w:eastAsiaTheme="majorEastAsia" w:cstheme="majorBidi"/>
       <w:i/>
       <w:iCs/>
-      <w:color w:val="70AD47" w:themeColor="accent6"/>
-      <w:sz w:val="32"/>
-      <w:szCs w:val="32"/>
-      <w14:textFill>
-        <w14:solidFill>
-          <w14:schemeClr w14:val="accent6"/>
-        </w14:solidFill>
-      </w14:textFill>
+      <w:color w:val="404040" w:themeColor="text1" w:themeTint="BF"/>
     </w:rPr>
   </w:style>
-  <w:style w:type="character" w:customStyle="1" w:styleId="35">
-    <w:name w:val="Intense Reference"/>
-    <w:basedOn w:val="11"/>
-    <w:qFormat/>
+  <w:style w:type="character" w:customStyle="1" w:styleId="IntenseReference1">
+    <w:name w:val="Intense Reference1"/>
+    <w:basedOn w:val="DefaultParagraphFont"/>
     <w:uiPriority w:val="32"/>
     <w:rPr>
       <w:b/>
       <w:bCs/>
       <w:smallCaps/>
       <w:color w:val="70AD47" w:themeColor="accent6"/>
-      <w14:textFill>
-        <w14:solidFill>
-          <w14:schemeClr w14:val="accent6"/>
-        </w14:solidFill>
-      </w14:textFill>
     </w:rPr>
   </w:style>
-  <w:style w:type="paragraph" w:styleId="36">
+  <w:style w:type="paragraph" w:styleId="NoSpacing">
     <w:name w:val="No Spacing"/>
+    <w:uiPriority w:val="1"/>
     <w:qFormat/>
-    <w:uiPriority w:val="1"/>
+    <w:rsid w:val="00E4385F"/>
     <w:pPr>
       <w:spacing w:after="0" w:line="240" w:lineRule="auto"/>
     </w:pPr>
-    <w:rPr>
-      <w:rFonts w:asciiTheme="minorHAnsi" w:hAnsiTheme="minorHAnsi" w:eastAsiaTheme="minorEastAsia" w:cstheme="minorBidi"/>
-      <w:sz w:val="21"/>
-      <w:szCs w:val="21"/>
-      <w:lang w:val="en-US" w:eastAsia="en-US" w:bidi="ar-SA"/>
-    </w:rPr>
-  </w:style>
-  <w:style w:type="character" w:customStyle="1" w:styleId="37">
-    <w:name w:val="Subtle Emphasis"/>
-    <w:basedOn w:val="11"/>
-    <w:qFormat/>
+  </w:style>
+  <w:style w:type="character" w:customStyle="1" w:styleId="SubtleEmphasis1">
+    <w:name w:val="Subtle Emphasis1"/>
+    <w:basedOn w:val="DefaultParagraphFont"/>
     <w:uiPriority w:val="19"/>
     <w:rPr>
       <w:i/>
       <w:iCs/>
     </w:rPr>
   </w:style>
-  <w:style w:type="character" w:customStyle="1" w:styleId="38">
-    <w:name w:val="Subtle Reference"/>
-    <w:basedOn w:val="11"/>
-    <w:qFormat/>
+  <w:style w:type="character" w:customStyle="1" w:styleId="SubtleReference1">
+    <w:name w:val="Subtle Reference1"/>
+    <w:basedOn w:val="DefaultParagraphFont"/>
     <w:uiPriority w:val="31"/>
     <w:rPr>
       <w:smallCaps/>
       <w:color w:val="595959" w:themeColor="text1" w:themeTint="A6"/>
-      <w14:textFill>
-        <w14:solidFill>
-          <w14:schemeClr w14:val="tx1">
-            <w14:lumMod w14:val="65000"/>
-            <w14:lumOff w14:val="35000"/>
-          </w14:schemeClr>
-        </w14:solidFill>
-      </w14:textFill>
     </w:rPr>
   </w:style>
-  <w:style w:type="character" w:customStyle="1" w:styleId="39">
-    <w:name w:val="Book Title"/>
-    <w:basedOn w:val="11"/>
-    <w:qFormat/>
+  <w:style w:type="character" w:customStyle="1" w:styleId="BookTitle1">
+    <w:name w:val="Book Title1"/>
+    <w:basedOn w:val="DefaultParagraphFont"/>
     <w:uiPriority w:val="33"/>
     <w:rPr>
       <w:b/>
@@ -4496,17 +4039,138 @@
       <w:szCs w:val="21"/>
     </w:rPr>
   </w:style>
-  <w:style w:type="paragraph" w:customStyle="1" w:styleId="40">
+  <w:style w:type="paragraph" w:customStyle="1" w:styleId="TOCHeading1">
+    <w:name w:val="TOC Heading1"/>
+    <w:basedOn w:val="Heading1"/>
+    <w:next w:val="Normal"/>
+    <w:uiPriority w:val="39"/>
+    <w:semiHidden/>
+    <w:unhideWhenUsed/>
+    <w:pPr>
+      <w:outlineLvl w:val="9"/>
+    </w:pPr>
+  </w:style>
+  <w:style w:type="character" w:styleId="SubtleEmphasis">
+    <w:name w:val="Subtle Emphasis"/>
+    <w:basedOn w:val="DefaultParagraphFont"/>
+    <w:uiPriority w:val="19"/>
+    <w:qFormat/>
+    <w:rsid w:val="00E4385F"/>
+    <w:rPr>
+      <w:i/>
+      <w:iCs/>
+      <w:color w:val="404040" w:themeColor="text1" w:themeTint="BF"/>
+    </w:rPr>
+  </w:style>
+  <w:style w:type="character" w:styleId="IntenseEmphasis">
+    <w:name w:val="Intense Emphasis"/>
+    <w:basedOn w:val="DefaultParagraphFont"/>
+    <w:uiPriority w:val="21"/>
+    <w:qFormat/>
+    <w:rsid w:val="00E4385F"/>
+    <w:rPr>
+      <w:b/>
+      <w:bCs/>
+      <w:i/>
+      <w:iCs/>
+      <w:color w:val="auto"/>
+    </w:rPr>
+  </w:style>
+  <w:style w:type="character" w:styleId="SubtleReference">
+    <w:name w:val="Subtle Reference"/>
+    <w:basedOn w:val="DefaultParagraphFont"/>
+    <w:uiPriority w:val="31"/>
+    <w:qFormat/>
+    <w:rsid w:val="00E4385F"/>
+    <w:rPr>
+      <w:smallCaps/>
+      <w:color w:val="404040" w:themeColor="text1" w:themeTint="BF"/>
+    </w:rPr>
+  </w:style>
+  <w:style w:type="character" w:styleId="IntenseReference">
+    <w:name w:val="Intense Reference"/>
+    <w:basedOn w:val="DefaultParagraphFont"/>
+    <w:uiPriority w:val="32"/>
+    <w:qFormat/>
+    <w:rsid w:val="00E4385F"/>
+    <w:rPr>
+      <w:b/>
+      <w:bCs/>
+      <w:smallCaps/>
+      <w:color w:val="404040" w:themeColor="text1" w:themeTint="BF"/>
+      <w:spacing w:val="5"/>
+    </w:rPr>
+  </w:style>
+  <w:style w:type="character" w:styleId="BookTitle">
+    <w:name w:val="Book Title"/>
+    <w:basedOn w:val="DefaultParagraphFont"/>
+    <w:uiPriority w:val="33"/>
+    <w:qFormat/>
+    <w:rsid w:val="00E4385F"/>
+    <w:rPr>
+      <w:b/>
+      <w:bCs/>
+      <w:i/>
+      <w:iCs/>
+      <w:spacing w:val="5"/>
+    </w:rPr>
+  </w:style>
+  <w:style w:type="paragraph" w:styleId="TOCHeading">
     <w:name w:val="TOC Heading"/>
-    <w:basedOn w:val="2"/>
-    <w:next w:val="1"/>
+    <w:basedOn w:val="Heading1"/>
+    <w:next w:val="Normal"/>
+    <w:uiPriority w:val="39"/>
     <w:semiHidden/>
     <w:unhideWhenUsed/>
     <w:qFormat/>
-    <w:uiPriority w:val="39"/>
+    <w:rsid w:val="00E4385F"/>
     <w:pPr>
       <w:outlineLvl w:val="9"/>
     </w:pPr>
+  </w:style>
+  <w:style w:type="paragraph" w:styleId="Header">
+    <w:name w:val="header"/>
+    <w:basedOn w:val="Normal"/>
+    <w:link w:val="HeaderChar"/>
+    <w:uiPriority w:val="99"/>
+    <w:unhideWhenUsed/>
+    <w:rsid w:val="00AF3797"/>
+    <w:pPr>
+      <w:tabs>
+        <w:tab w:val="center" w:pos="4680"/>
+        <w:tab w:val="right" w:pos="9360"/>
+      </w:tabs>
+      <w:spacing w:after="0" w:line="240" w:lineRule="auto"/>
+    </w:pPr>
+  </w:style>
+  <w:style w:type="character" w:customStyle="1" w:styleId="HeaderChar">
+    <w:name w:val="Header Char"/>
+    <w:basedOn w:val="DefaultParagraphFont"/>
+    <w:link w:val="Header"/>
+    <w:uiPriority w:val="99"/>
+    <w:rsid w:val="00AF3797"/>
+  </w:style>
+  <w:style w:type="paragraph" w:styleId="Footer">
+    <w:name w:val="footer"/>
+    <w:basedOn w:val="Normal"/>
+    <w:link w:val="FooterChar"/>
+    <w:uiPriority w:val="99"/>
+    <w:unhideWhenUsed/>
+    <w:rsid w:val="00AF3797"/>
+    <w:pPr>
+      <w:tabs>
+        <w:tab w:val="center" w:pos="4680"/>
+        <w:tab w:val="right" w:pos="9360"/>
+      </w:tabs>
+      <w:spacing w:after="0" w:line="240" w:lineRule="auto"/>
+    </w:pPr>
+  </w:style>
+  <w:style w:type="character" w:customStyle="1" w:styleId="FooterChar">
+    <w:name w:val="Footer Char"/>
+    <w:basedOn w:val="DefaultParagraphFont"/>
+    <w:link w:val="Footer"/>
+    <w:uiPriority w:val="99"/>
+    <w:rsid w:val="00AF3797"/>
   </w:style>
 </w:styles>
 </file>
@@ -4763,6 +4427,7 @@
     </a:fmtScheme>
   </a:themeElements>
   <a:objectDefaults/>
+  <a:extraClrSchemeLst/>
 </a:theme>
 </file>
 
@@ -4775,10 +4440,22 @@
 </s:customData>
 </file>
 
+<file path=customXml/item2.xml><?xml version="1.0" encoding="utf-8"?>
+<b:Sources xmlns:b="http://schemas.openxmlformats.org/officeDocument/2006/bibliography" xmlns="http://schemas.openxmlformats.org/officeDocument/2006/bibliography" SelectedStyle="\APASixthEditionOfficeOnline.xsl" StyleName="APA" Version="6"/>
+</file>
+
 <file path=customXml/itemProps1.xml><?xml version="1.0" encoding="utf-8"?>
 <ds:datastoreItem xmlns:ds="http://schemas.openxmlformats.org/officeDocument/2006/customXml" ds:itemID="{B1977F7D-205B-4081-913C-38D41E755F92}">
   <ds:schemaRefs>
     <ds:schemaRef ds:uri="http://www.wps.cn/officeDocument/2013/wpsCustomData"/>
   </ds:schemaRefs>
 </ds:datastoreItem>
+</file>
+
+<file path=customXml/itemProps2.xml><?xml version="1.0" encoding="utf-8"?>
+<ds:datastoreItem xmlns:ds="http://schemas.openxmlformats.org/officeDocument/2006/customXml" ds:itemID="{594BF48F-DC8B-4E77-BBE0-90E01603BB66}">
+  <ds:schemaRefs>
+    <ds:schemaRef ds:uri="http://schemas.openxmlformats.org/officeDocument/2006/bibliography"/>
+  </ds:schemaRefs>
+</ds:datastoreItem>
 </file>